--- a/DigitalForensics/lab2/DIGITAL FORENSICS LAB2.docx
+++ b/DigitalForensics/lab2/DIGITAL FORENSICS LAB2.docx
@@ -29,12 +29,14 @@
     </w:p>
     <w:p>
       <w:pPr>
-        <w:spacing w:beforeAutospacing="1" w:afterAutospacing="1" w:line="240" w:lineRule="auto"/>
-        <w:rPr>
-          <w:rFonts w:ascii="Times New Roman" w:eastAsia="Times New Roman" w:hAnsi="Times New Roman" w:cs="Times New Roman"/>
-          <w:sz w:val="24"/>
-          <w:szCs w:val="24"/>
-          <w:lang w:eastAsia="en-IN"/>
+        <w:spacing w:before="100" w:beforeAutospacing="1" w:after="100" w:afterAutospacing="1" w:line="240" w:lineRule="auto"/>
+        <w:rPr>
+          <w:rFonts w:ascii="Times New Roman" w:eastAsia="Times New Roman" w:hAnsi="Times New Roman" w:cs="Times New Roman"/>
+          <w:kern w:val="0"/>
+          <w:sz w:val="24"/>
+          <w:szCs w:val="24"/>
+          <w:lang w:eastAsia="en-IN"/>
+          <w14:ligatures w14:val="none"/>
         </w:rPr>
       </w:pPr>
       <w:r>
@@ -42,30 +44,36 @@
           <w:rFonts w:ascii="Times New Roman" w:eastAsia="Times New Roman" w:hAnsi="Times New Roman" w:cs="Times New Roman"/>
           <w:b/>
           <w:bCs/>
-          <w:sz w:val="24"/>
-          <w:szCs w:val="24"/>
-          <w:lang w:eastAsia="en-IN"/>
+          <w:kern w:val="0"/>
+          <w:sz w:val="24"/>
+          <w:szCs w:val="24"/>
+          <w:lang w:eastAsia="en-IN"/>
+          <w14:ligatures w14:val="none"/>
         </w:rPr>
         <w:t>Tool:</w:t>
       </w:r>
       <w:r>
         <w:rPr>
           <w:rFonts w:ascii="Times New Roman" w:eastAsia="Times New Roman" w:hAnsi="Times New Roman" w:cs="Times New Roman"/>
-          <w:sz w:val="24"/>
-          <w:szCs w:val="24"/>
-          <w:lang w:eastAsia="en-IN"/>
+          <w:kern w:val="0"/>
+          <w:sz w:val="24"/>
+          <w:szCs w:val="24"/>
+          <w:lang w:eastAsia="en-IN"/>
+          <w14:ligatures w14:val="none"/>
         </w:rPr>
         <w:t xml:space="preserve"> HxD Hex Editor</w:t>
       </w:r>
     </w:p>
     <w:p>
       <w:pPr>
-        <w:spacing w:beforeAutospacing="1" w:afterAutospacing="1" w:line="240" w:lineRule="auto"/>
-        <w:rPr>
-          <w:rFonts w:ascii="Times New Roman" w:eastAsia="Times New Roman" w:hAnsi="Times New Roman" w:cs="Times New Roman"/>
-          <w:sz w:val="24"/>
-          <w:szCs w:val="24"/>
-          <w:lang w:eastAsia="en-IN"/>
+        <w:spacing w:before="100" w:beforeAutospacing="1" w:after="100" w:afterAutospacing="1" w:line="240" w:lineRule="auto"/>
+        <w:rPr>
+          <w:rFonts w:ascii="Times New Roman" w:eastAsia="Times New Roman" w:hAnsi="Times New Roman" w:cs="Times New Roman"/>
+          <w:kern w:val="0"/>
+          <w:sz w:val="24"/>
+          <w:szCs w:val="24"/>
+          <w:lang w:eastAsia="en-IN"/>
+          <w14:ligatures w14:val="none"/>
         </w:rPr>
       </w:pPr>
       <w:r>
@@ -73,30 +81,36 @@
           <w:rFonts w:ascii="Times New Roman" w:eastAsia="Times New Roman" w:hAnsi="Times New Roman" w:cs="Times New Roman"/>
           <w:b/>
           <w:bCs/>
-          <w:sz w:val="24"/>
-          <w:szCs w:val="24"/>
-          <w:lang w:eastAsia="en-IN"/>
+          <w:kern w:val="0"/>
+          <w:sz w:val="24"/>
+          <w:szCs w:val="24"/>
+          <w:lang w:eastAsia="en-IN"/>
+          <w14:ligatures w14:val="none"/>
         </w:rPr>
         <w:t>Case ID:</w:t>
       </w:r>
       <w:r>
         <w:rPr>
           <w:rFonts w:ascii="Times New Roman" w:eastAsia="Times New Roman" w:hAnsi="Times New Roman" w:cs="Times New Roman"/>
-          <w:sz w:val="24"/>
-          <w:szCs w:val="24"/>
-          <w:lang w:eastAsia="en-IN"/>
+          <w:kern w:val="0"/>
+          <w:sz w:val="24"/>
+          <w:szCs w:val="24"/>
+          <w:lang w:eastAsia="en-IN"/>
+          <w14:ligatures w14:val="none"/>
         </w:rPr>
         <w:t xml:space="preserve"> OBB-001</w:t>
       </w:r>
     </w:p>
     <w:p>
       <w:pPr>
-        <w:spacing w:beforeAutospacing="1" w:afterAutospacing="1" w:line="240" w:lineRule="auto"/>
-        <w:rPr>
-          <w:rFonts w:ascii="Times New Roman" w:eastAsia="Times New Roman" w:hAnsi="Times New Roman" w:cs="Times New Roman"/>
-          <w:sz w:val="24"/>
-          <w:szCs w:val="24"/>
-          <w:lang w:eastAsia="en-IN"/>
+        <w:spacing w:before="100" w:beforeAutospacing="1" w:after="100" w:afterAutospacing="1" w:line="240" w:lineRule="auto"/>
+        <w:rPr>
+          <w:rFonts w:ascii="Times New Roman" w:eastAsia="Times New Roman" w:hAnsi="Times New Roman" w:cs="Times New Roman"/>
+          <w:kern w:val="0"/>
+          <w:sz w:val="24"/>
+          <w:szCs w:val="24"/>
+          <w:lang w:eastAsia="en-IN"/>
+          <w14:ligatures w14:val="none"/>
         </w:rPr>
       </w:pPr>
       <w:r>
@@ -104,30 +118,54 @@
           <w:rFonts w:ascii="Times New Roman" w:eastAsia="Times New Roman" w:hAnsi="Times New Roman" w:cs="Times New Roman"/>
           <w:b/>
           <w:bCs/>
-          <w:sz w:val="24"/>
-          <w:szCs w:val="24"/>
-          <w:lang w:eastAsia="en-IN"/>
+          <w:kern w:val="0"/>
+          <w:sz w:val="24"/>
+          <w:szCs w:val="24"/>
+          <w:lang w:eastAsia="en-IN"/>
+          <w14:ligatures w14:val="none"/>
         </w:rPr>
         <w:t>Investigator:</w:t>
       </w:r>
       <w:r>
         <w:rPr>
           <w:rFonts w:ascii="Times New Roman" w:eastAsia="Times New Roman" w:hAnsi="Times New Roman" w:cs="Times New Roman"/>
-          <w:sz w:val="24"/>
-          <w:szCs w:val="24"/>
-          <w:lang w:eastAsia="en-IN"/>
-        </w:rPr>
-        <w:t xml:space="preserve"> ______________________</w:t>
-      </w:r>
-    </w:p>
-    <w:p>
-      <w:pPr>
-        <w:spacing w:beforeAutospacing="1" w:afterAutospacing="1" w:line="240" w:lineRule="auto"/>
-        <w:rPr>
-          <w:rFonts w:ascii="Times New Roman" w:eastAsia="Times New Roman" w:hAnsi="Times New Roman" w:cs="Times New Roman"/>
-          <w:sz w:val="24"/>
-          <w:szCs w:val="24"/>
-          <w:lang w:eastAsia="en-IN"/>
+          <w:kern w:val="0"/>
+          <w:sz w:val="24"/>
+          <w:szCs w:val="24"/>
+          <w:lang w:eastAsia="en-IN"/>
+          <w14:ligatures w14:val="none"/>
+        </w:rPr>
+        <w:t xml:space="preserve"> __</w:t>
+      </w:r>
+      <w:r>
+        <w:rPr>
+          <w:rFonts w:ascii="Times New Roman" w:eastAsia="Times New Roman" w:hAnsi="Times New Roman" w:cs="Times New Roman"/>
+          <w:sz w:val="24"/>
+          <w:szCs w:val="24"/>
+          <w:lang w:eastAsia="en-IN"/>
+        </w:rPr>
+        <w:t>________</w:t>
+      </w:r>
+      <w:r>
+        <w:rPr>
+          <w:rFonts w:ascii="Times New Roman" w:eastAsia="Times New Roman" w:hAnsi="Times New Roman" w:cs="Times New Roman"/>
+          <w:sz w:val="24"/>
+          <w:szCs w:val="24"/>
+          <w:lang w:eastAsia="en-IN"/>
+        </w:rPr>
+        <w:t>____________</w:t>
+      </w:r>
+    </w:p>
+    <w:p>
+      <w:pPr>
+        <w:spacing w:before="100" w:beforeAutospacing="1" w:after="100" w:afterAutospacing="1" w:line="240" w:lineRule="auto"/>
+        <w:rPr>
+          <w:rFonts w:ascii="Times New Roman" w:eastAsia="Times New Roman" w:hAnsi="Times New Roman" w:cs="Times New Roman"/>
+          <w:kern w:val="0"/>
+          <w:sz w:val="24"/>
+          <w:szCs w:val="24"/>
+          <w:lang w:eastAsia="en-IN"/>
+          <w14:ligatures w14:val="none"/>
         </w:rPr>
       </w:pPr>
       <w:r>
@@ -135,30 +173,36 @@
           <w:rFonts w:ascii="Times New Roman" w:eastAsia="Times New Roman" w:hAnsi="Times New Roman" w:cs="Times New Roman"/>
           <w:b/>
           <w:bCs/>
-          <w:sz w:val="24"/>
-          <w:szCs w:val="24"/>
-          <w:lang w:eastAsia="en-IN"/>
+          <w:kern w:val="0"/>
+          <w:sz w:val="24"/>
+          <w:szCs w:val="24"/>
+          <w:lang w:eastAsia="en-IN"/>
+          <w14:ligatures w14:val="none"/>
         </w:rPr>
         <w:t>Roll No.:</w:t>
       </w:r>
       <w:r>
         <w:rPr>
           <w:rFonts w:ascii="Times New Roman" w:eastAsia="Times New Roman" w:hAnsi="Times New Roman" w:cs="Times New Roman"/>
-          <w:sz w:val="24"/>
-          <w:szCs w:val="24"/>
-          <w:lang w:eastAsia="en-IN"/>
+          <w:kern w:val="0"/>
+          <w:sz w:val="24"/>
+          <w:szCs w:val="24"/>
+          <w:lang w:eastAsia="en-IN"/>
+          <w14:ligatures w14:val="none"/>
         </w:rPr>
         <w:t xml:space="preserve"> ______________________</w:t>
       </w:r>
     </w:p>
     <w:p>
       <w:pPr>
-        <w:spacing w:beforeAutospacing="1" w:afterAutospacing="1" w:line="240" w:lineRule="auto"/>
-        <w:rPr>
-          <w:rFonts w:ascii="Times New Roman" w:eastAsia="Times New Roman" w:hAnsi="Times New Roman" w:cs="Times New Roman"/>
-          <w:sz w:val="24"/>
-          <w:szCs w:val="24"/>
-          <w:lang w:eastAsia="en-IN"/>
+        <w:spacing w:before="100" w:beforeAutospacing="1" w:after="100" w:afterAutospacing="1" w:line="240" w:lineRule="auto"/>
+        <w:rPr>
+          <w:rFonts w:ascii="Times New Roman" w:eastAsia="Times New Roman" w:hAnsi="Times New Roman" w:cs="Times New Roman"/>
+          <w:kern w:val="0"/>
+          <w:sz w:val="24"/>
+          <w:szCs w:val="24"/>
+          <w:lang w:eastAsia="en-IN"/>
+          <w14:ligatures w14:val="none"/>
         </w:rPr>
       </w:pPr>
       <w:r>
@@ -166,33 +210,39 @@
           <w:rFonts w:ascii="Times New Roman" w:eastAsia="Times New Roman" w:hAnsi="Times New Roman" w:cs="Times New Roman"/>
           <w:b/>
           <w:bCs/>
-          <w:sz w:val="24"/>
-          <w:szCs w:val="24"/>
-          <w:lang w:eastAsia="en-IN"/>
+          <w:kern w:val="0"/>
+          <w:sz w:val="24"/>
+          <w:szCs w:val="24"/>
+          <w:lang w:eastAsia="en-IN"/>
+          <w14:ligatures w14:val="none"/>
         </w:rPr>
         <w:t>Date:</w:t>
       </w:r>
       <w:r>
         <w:rPr>
           <w:rFonts w:ascii="Times New Roman" w:eastAsia="Times New Roman" w:hAnsi="Times New Roman" w:cs="Times New Roman"/>
-          <w:sz w:val="24"/>
-          <w:szCs w:val="24"/>
-          <w:lang w:eastAsia="en-IN"/>
+          <w:kern w:val="0"/>
+          <w:sz w:val="24"/>
+          <w:szCs w:val="24"/>
+          <w:lang w:eastAsia="en-IN"/>
+          <w14:ligatures w14:val="none"/>
         </w:rPr>
         <w:t xml:space="preserve"> ______________________</w:t>
       </w:r>
     </w:p>
     <w:p>
       <w:pPr>
-        <w:spacing w:beforeAutospacing="1" w:afterAutospacing="1" w:line="240" w:lineRule="auto"/>
+        <w:spacing w:before="100" w:beforeAutospacing="1" w:after="100" w:afterAutospacing="1" w:line="240" w:lineRule="auto"/>
         <w:outlineLvl w:val="0"/>
         <w:rPr>
           <w:rFonts w:ascii="Times New Roman" w:eastAsia="Times New Roman" w:hAnsi="Times New Roman" w:cs="Times New Roman"/>
           <w:b/>
           <w:bCs/>
+          <w:kern w:val="36"/>
           <w:sz w:val="32"/>
           <w:szCs w:val="32"/>
           <w:lang w:eastAsia="en-IN"/>
+          <w14:ligatures w14:val="none"/>
         </w:rPr>
       </w:pPr>
       <w:r>
@@ -200,109 +250,131 @@
           <w:rFonts w:ascii="Times New Roman" w:eastAsia="Times New Roman" w:hAnsi="Times New Roman" w:cs="Times New Roman"/>
           <w:b/>
           <w:bCs/>
+          <w:kern w:val="36"/>
           <w:sz w:val="32"/>
           <w:szCs w:val="32"/>
           <w:lang w:eastAsia="en-IN"/>
+          <w14:ligatures w14:val="none"/>
         </w:rPr>
         <w:t>Case Background</w:t>
       </w:r>
     </w:p>
     <w:p>
       <w:pPr>
-        <w:spacing w:beforeAutospacing="1" w:afterAutospacing="1" w:line="240" w:lineRule="auto"/>
-        <w:rPr>
-          <w:rFonts w:ascii="Times New Roman" w:eastAsia="Times New Roman" w:hAnsi="Times New Roman" w:cs="Times New Roman"/>
-          <w:sz w:val="24"/>
-          <w:szCs w:val="24"/>
-          <w:lang w:eastAsia="en-IN"/>
-        </w:rPr>
-      </w:pPr>
-      <w:r>
-        <w:rPr>
-          <w:rFonts w:ascii="Times New Roman" w:eastAsia="Times New Roman" w:hAnsi="Times New Roman" w:cs="Times New Roman"/>
-          <w:sz w:val="24"/>
-          <w:szCs w:val="24"/>
-          <w:lang w:eastAsia="en-IN"/>
+        <w:spacing w:before="100" w:beforeAutospacing="1" w:after="100" w:afterAutospacing="1" w:line="240" w:lineRule="auto"/>
+        <w:rPr>
+          <w:rFonts w:ascii="Times New Roman" w:eastAsia="Times New Roman" w:hAnsi="Times New Roman" w:cs="Times New Roman"/>
+          <w:kern w:val="0"/>
+          <w:sz w:val="24"/>
+          <w:szCs w:val="24"/>
+          <w:lang w:eastAsia="en-IN"/>
+          <w14:ligatures w14:val="none"/>
+        </w:rPr>
+      </w:pPr>
+      <w:r>
+        <w:rPr>
+          <w:rFonts w:ascii="Times New Roman" w:eastAsia="Times New Roman" w:hAnsi="Times New Roman" w:cs="Times New Roman"/>
+          <w:kern w:val="0"/>
+          <w:sz w:val="24"/>
+          <w:szCs w:val="24"/>
+          <w:lang w:eastAsia="en-IN"/>
+          <w14:ligatures w14:val="none"/>
         </w:rPr>
         <w:t>Welcome to the Digital Forensics Investigation Unit.</w:t>
       </w:r>
     </w:p>
     <w:p>
       <w:pPr>
-        <w:spacing w:beforeAutospacing="1" w:afterAutospacing="1" w:line="240" w:lineRule="auto"/>
-        <w:rPr>
-          <w:rFonts w:ascii="Times New Roman" w:eastAsia="Times New Roman" w:hAnsi="Times New Roman" w:cs="Times New Roman"/>
-          <w:sz w:val="24"/>
-          <w:szCs w:val="24"/>
-          <w:lang w:eastAsia="en-IN"/>
-        </w:rPr>
-      </w:pPr>
-      <w:r>
-        <w:rPr>
-          <w:rFonts w:ascii="Times New Roman" w:eastAsia="Times New Roman" w:hAnsi="Times New Roman" w:cs="Times New Roman"/>
-          <w:sz w:val="24"/>
-          <w:szCs w:val="24"/>
-          <w:lang w:eastAsia="en-IN"/>
+        <w:spacing w:before="100" w:beforeAutospacing="1" w:after="100" w:afterAutospacing="1" w:line="240" w:lineRule="auto"/>
+        <w:rPr>
+          <w:rFonts w:ascii="Times New Roman" w:eastAsia="Times New Roman" w:hAnsi="Times New Roman" w:cs="Times New Roman"/>
+          <w:kern w:val="0"/>
+          <w:sz w:val="24"/>
+          <w:szCs w:val="24"/>
+          <w:lang w:eastAsia="en-IN"/>
+          <w14:ligatures w14:val="none"/>
+        </w:rPr>
+      </w:pPr>
+      <w:r>
+        <w:rPr>
+          <w:rFonts w:ascii="Times New Roman" w:eastAsia="Times New Roman" w:hAnsi="Times New Roman" w:cs="Times New Roman"/>
+          <w:kern w:val="0"/>
+          <w:sz w:val="24"/>
+          <w:szCs w:val="24"/>
+          <w:lang w:eastAsia="en-IN"/>
+          <w14:ligatures w14:val="none"/>
         </w:rPr>
         <w:t>During Practical 1, your team discovered that several files recovered from an employee's laptop had suspicious filenames. Some files appeared to have incorrect extensions, raising concerns that important evidence may have been intentionally disguised.</w:t>
       </w:r>
     </w:p>
     <w:p>
       <w:pPr>
-        <w:spacing w:beforeAutospacing="1" w:afterAutospacing="1" w:line="240" w:lineRule="auto"/>
-        <w:rPr>
-          <w:rFonts w:ascii="Times New Roman" w:eastAsia="Times New Roman" w:hAnsi="Times New Roman" w:cs="Times New Roman"/>
-          <w:sz w:val="24"/>
-          <w:szCs w:val="24"/>
-          <w:lang w:eastAsia="en-IN"/>
-        </w:rPr>
-      </w:pPr>
-      <w:r>
-        <w:rPr>
-          <w:rFonts w:ascii="Times New Roman" w:eastAsia="Times New Roman" w:hAnsi="Times New Roman" w:cs="Times New Roman"/>
-          <w:sz w:val="24"/>
-          <w:szCs w:val="24"/>
-          <w:lang w:eastAsia="en-IN"/>
+        <w:spacing w:before="100" w:beforeAutospacing="1" w:after="100" w:afterAutospacing="1" w:line="240" w:lineRule="auto"/>
+        <w:rPr>
+          <w:rFonts w:ascii="Times New Roman" w:eastAsia="Times New Roman" w:hAnsi="Times New Roman" w:cs="Times New Roman"/>
+          <w:kern w:val="0"/>
+          <w:sz w:val="24"/>
+          <w:szCs w:val="24"/>
+          <w:lang w:eastAsia="en-IN"/>
+          <w14:ligatures w14:val="none"/>
+        </w:rPr>
+      </w:pPr>
+      <w:r>
+        <w:rPr>
+          <w:rFonts w:ascii="Times New Roman" w:eastAsia="Times New Roman" w:hAnsi="Times New Roman" w:cs="Times New Roman"/>
+          <w:kern w:val="0"/>
+          <w:sz w:val="24"/>
+          <w:szCs w:val="24"/>
+          <w:lang w:eastAsia="en-IN"/>
+          <w14:ligatures w14:val="none"/>
         </w:rPr>
         <w:t>Today, your team has received binary copies of these files.</w:t>
       </w:r>
     </w:p>
     <w:p>
       <w:pPr>
-        <w:spacing w:beforeAutospacing="1" w:afterAutospacing="1" w:line="240" w:lineRule="auto"/>
-        <w:rPr>
-          <w:rFonts w:ascii="Times New Roman" w:eastAsia="Times New Roman" w:hAnsi="Times New Roman" w:cs="Times New Roman"/>
-          <w:sz w:val="24"/>
-          <w:szCs w:val="24"/>
-          <w:lang w:eastAsia="en-IN"/>
-        </w:rPr>
-      </w:pPr>
-      <w:r>
-        <w:rPr>
-          <w:rFonts w:ascii="Times New Roman" w:eastAsia="Times New Roman" w:hAnsi="Times New Roman" w:cs="Times New Roman"/>
-          <w:sz w:val="24"/>
-          <w:szCs w:val="24"/>
-          <w:lang w:eastAsia="en-IN"/>
+        <w:spacing w:before="100" w:beforeAutospacing="1" w:after="100" w:afterAutospacing="1" w:line="240" w:lineRule="auto"/>
+        <w:rPr>
+          <w:rFonts w:ascii="Times New Roman" w:eastAsia="Times New Roman" w:hAnsi="Times New Roman" w:cs="Times New Roman"/>
+          <w:kern w:val="0"/>
+          <w:sz w:val="24"/>
+          <w:szCs w:val="24"/>
+          <w:lang w:eastAsia="en-IN"/>
+          <w14:ligatures w14:val="none"/>
+        </w:rPr>
+      </w:pPr>
+      <w:r>
+        <w:rPr>
+          <w:rFonts w:ascii="Times New Roman" w:eastAsia="Times New Roman" w:hAnsi="Times New Roman" w:cs="Times New Roman"/>
+          <w:kern w:val="0"/>
+          <w:sz w:val="24"/>
+          <w:szCs w:val="24"/>
+          <w:lang w:eastAsia="en-IN"/>
+          <w14:ligatures w14:val="none"/>
         </w:rPr>
         <w:t>Instead of relying on Windows or forensic software to identify the files, you must manually inspect the binary data using a hexadecimal editor.</w:t>
       </w:r>
     </w:p>
     <w:p>
       <w:pPr>
-        <w:spacing w:beforeAutospacing="1" w:afterAutospacing="1" w:line="240" w:lineRule="auto"/>
-        <w:rPr>
-          <w:rFonts w:ascii="Times New Roman" w:eastAsia="Times New Roman" w:hAnsi="Times New Roman" w:cs="Times New Roman"/>
-          <w:sz w:val="24"/>
-          <w:szCs w:val="24"/>
-          <w:lang w:eastAsia="en-IN"/>
-        </w:rPr>
-      </w:pPr>
-      <w:r>
-        <w:rPr>
-          <w:rFonts w:ascii="Times New Roman" w:eastAsia="Times New Roman" w:hAnsi="Times New Roman" w:cs="Times New Roman"/>
-          <w:sz w:val="24"/>
-          <w:szCs w:val="24"/>
-          <w:lang w:eastAsia="en-IN"/>
+        <w:spacing w:before="100" w:beforeAutospacing="1" w:after="100" w:afterAutospacing="1" w:line="240" w:lineRule="auto"/>
+        <w:rPr>
+          <w:rFonts w:ascii="Times New Roman" w:eastAsia="Times New Roman" w:hAnsi="Times New Roman" w:cs="Times New Roman"/>
+          <w:kern w:val="0"/>
+          <w:sz w:val="24"/>
+          <w:szCs w:val="24"/>
+          <w:lang w:eastAsia="en-IN"/>
+          <w14:ligatures w14:val="none"/>
+        </w:rPr>
+      </w:pPr>
+      <w:r>
+        <w:rPr>
+          <w:rFonts w:ascii="Times New Roman" w:eastAsia="Times New Roman" w:hAnsi="Times New Roman" w:cs="Times New Roman"/>
+          <w:kern w:val="0"/>
+          <w:sz w:val="24"/>
+          <w:szCs w:val="24"/>
+          <w:lang w:eastAsia="en-IN"/>
+          <w14:ligatures w14:val="none"/>
         </w:rPr>
         <w:t>Your findings will become part of the official investigation report.</w:t>
       </w:r>
@@ -310,19 +382,42 @@
     <w:p>
       <w:pPr>
         <w:spacing w:after="0" w:line="240" w:lineRule="auto"/>
-      </w:pPr>
-    </w:p>
-    <w:p>
-      <w:pPr>
-        <w:spacing w:beforeAutospacing="1" w:afterAutospacing="1" w:line="240" w:lineRule="auto"/>
+        <w:rPr>
+          <w:rFonts w:ascii="Times New Roman" w:eastAsia="Times New Roman" w:hAnsi="Times New Roman" w:cs="Times New Roman"/>
+          <w:kern w:val="0"/>
+          <w:sz w:val="24"/>
+          <w:szCs w:val="24"/>
+          <w:lang w:eastAsia="en-IN"/>
+          <w14:ligatures w14:val="none"/>
+        </w:rPr>
+      </w:pPr>
+      <w:r>
+        <w:rPr>
+          <w:rFonts w:ascii="Times New Roman" w:eastAsia="Times New Roman" w:hAnsi="Times New Roman" w:cs="Times New Roman"/>
+          <w:noProof/>
+          <w:kern w:val="0"/>
+          <w:sz w:val="24"/>
+          <w:szCs w:val="24"/>
+          <w:lang w:eastAsia="en-IN"/>
+        </w:rPr>
+        <w:pict w14:anchorId="01355A65">
+          <v:rect id="_x0000_i1051" alt="" style="width:451.3pt;height:.05pt;mso-width-percent:0;mso-height-percent:0;mso-width-percent:0;mso-height-percent:0" o:hralign="center" o:hrstd="t" o:hr="t" fillcolor="#a0a0a0" stroked="f"/>
+        </w:pict>
+      </w:r>
+    </w:p>
+    <w:p>
+      <w:pPr>
+        <w:spacing w:before="100" w:beforeAutospacing="1" w:after="100" w:afterAutospacing="1" w:line="240" w:lineRule="auto"/>
         <w:outlineLvl w:val="0"/>
         <w:rPr>
           <w:rFonts w:ascii="Times New Roman" w:eastAsia="Times New Roman" w:hAnsi="Times New Roman" w:cs="Times New Roman"/>
           <w:b/>
           <w:bCs/>
+          <w:kern w:val="36"/>
           <w:sz w:val="32"/>
           <w:szCs w:val="32"/>
           <w:lang w:eastAsia="en-IN"/>
+          <w14:ligatures w14:val="none"/>
         </w:rPr>
       </w:pPr>
       <w:r>
@@ -330,29 +425,35 @@
           <w:rFonts w:ascii="Times New Roman" w:eastAsia="Times New Roman" w:hAnsi="Times New Roman" w:cs="Times New Roman"/>
           <w:b/>
           <w:bCs/>
+          <w:kern w:val="36"/>
           <w:sz w:val="32"/>
           <w:szCs w:val="32"/>
           <w:lang w:eastAsia="en-IN"/>
+          <w14:ligatures w14:val="none"/>
         </w:rPr>
         <w:t>Learning Objectives</w:t>
       </w:r>
     </w:p>
     <w:p>
       <w:pPr>
-        <w:spacing w:beforeAutospacing="1" w:afterAutospacing="1" w:line="240" w:lineRule="auto"/>
-        <w:rPr>
-          <w:rFonts w:ascii="Times New Roman" w:eastAsia="Times New Roman" w:hAnsi="Times New Roman" w:cs="Times New Roman"/>
-          <w:sz w:val="24"/>
-          <w:szCs w:val="24"/>
-          <w:lang w:eastAsia="en-IN"/>
-        </w:rPr>
-      </w:pPr>
-      <w:r>
-        <w:rPr>
-          <w:rFonts w:ascii="Times New Roman" w:eastAsia="Times New Roman" w:hAnsi="Times New Roman" w:cs="Times New Roman"/>
-          <w:sz w:val="24"/>
-          <w:szCs w:val="24"/>
-          <w:lang w:eastAsia="en-IN"/>
+        <w:spacing w:before="100" w:beforeAutospacing="1" w:after="100" w:afterAutospacing="1" w:line="240" w:lineRule="auto"/>
+        <w:rPr>
+          <w:rFonts w:ascii="Times New Roman" w:eastAsia="Times New Roman" w:hAnsi="Times New Roman" w:cs="Times New Roman"/>
+          <w:kern w:val="0"/>
+          <w:sz w:val="24"/>
+          <w:szCs w:val="24"/>
+          <w:lang w:eastAsia="en-IN"/>
+          <w14:ligatures w14:val="none"/>
+        </w:rPr>
+      </w:pPr>
+      <w:r>
+        <w:rPr>
+          <w:rFonts w:ascii="Times New Roman" w:eastAsia="Times New Roman" w:hAnsi="Times New Roman" w:cs="Times New Roman"/>
+          <w:kern w:val="0"/>
+          <w:sz w:val="24"/>
+          <w:szCs w:val="24"/>
+          <w:lang w:eastAsia="en-IN"/>
+          <w14:ligatures w14:val="none"/>
         </w:rPr>
         <w:t>After completing this practical, you should be able to:</w:t>
       </w:r>
@@ -363,20 +464,24 @@
           <w:ilvl w:val="0"/>
           <w:numId w:val="6"/>
         </w:numPr>
-        <w:spacing w:beforeAutospacing="1" w:afterAutospacing="1" w:line="240" w:lineRule="auto"/>
-        <w:rPr>
-          <w:rFonts w:ascii="Times New Roman" w:eastAsia="Times New Roman" w:hAnsi="Times New Roman" w:cs="Times New Roman"/>
-          <w:sz w:val="24"/>
-          <w:szCs w:val="24"/>
-          <w:lang w:eastAsia="en-IN"/>
-        </w:rPr>
-      </w:pPr>
-      <w:r>
-        <w:rPr>
-          <w:rFonts w:ascii="Times New Roman" w:eastAsia="Times New Roman" w:hAnsi="Times New Roman" w:cs="Times New Roman"/>
-          <w:sz w:val="24"/>
-          <w:szCs w:val="24"/>
-          <w:lang w:eastAsia="en-IN"/>
+        <w:spacing w:before="100" w:beforeAutospacing="1" w:after="100" w:afterAutospacing="1" w:line="240" w:lineRule="auto"/>
+        <w:rPr>
+          <w:rFonts w:ascii="Times New Roman" w:eastAsia="Times New Roman" w:hAnsi="Times New Roman" w:cs="Times New Roman"/>
+          <w:kern w:val="0"/>
+          <w:sz w:val="24"/>
+          <w:szCs w:val="24"/>
+          <w:lang w:eastAsia="en-IN"/>
+          <w14:ligatures w14:val="none"/>
+        </w:rPr>
+      </w:pPr>
+      <w:r>
+        <w:rPr>
+          <w:rFonts w:ascii="Times New Roman" w:eastAsia="Times New Roman" w:hAnsi="Times New Roman" w:cs="Times New Roman"/>
+          <w:kern w:val="0"/>
+          <w:sz w:val="24"/>
+          <w:szCs w:val="24"/>
+          <w:lang w:eastAsia="en-IN"/>
+          <w14:ligatures w14:val="none"/>
         </w:rPr>
         <w:t xml:space="preserve">Understand the layout of a hex editor. </w:t>
       </w:r>
@@ -387,20 +492,24 @@
           <w:ilvl w:val="0"/>
           <w:numId w:val="6"/>
         </w:numPr>
-        <w:spacing w:beforeAutospacing="1" w:afterAutospacing="1" w:line="240" w:lineRule="auto"/>
-        <w:rPr>
-          <w:rFonts w:ascii="Times New Roman" w:eastAsia="Times New Roman" w:hAnsi="Times New Roman" w:cs="Times New Roman"/>
-          <w:sz w:val="24"/>
-          <w:szCs w:val="24"/>
-          <w:lang w:eastAsia="en-IN"/>
-        </w:rPr>
-      </w:pPr>
-      <w:r>
-        <w:rPr>
-          <w:rFonts w:ascii="Times New Roman" w:eastAsia="Times New Roman" w:hAnsi="Times New Roman" w:cs="Times New Roman"/>
-          <w:sz w:val="24"/>
-          <w:szCs w:val="24"/>
-          <w:lang w:eastAsia="en-IN"/>
+        <w:spacing w:before="100" w:beforeAutospacing="1" w:after="100" w:afterAutospacing="1" w:line="240" w:lineRule="auto"/>
+        <w:rPr>
+          <w:rFonts w:ascii="Times New Roman" w:eastAsia="Times New Roman" w:hAnsi="Times New Roman" w:cs="Times New Roman"/>
+          <w:kern w:val="0"/>
+          <w:sz w:val="24"/>
+          <w:szCs w:val="24"/>
+          <w:lang w:eastAsia="en-IN"/>
+          <w14:ligatures w14:val="none"/>
+        </w:rPr>
+      </w:pPr>
+      <w:r>
+        <w:rPr>
+          <w:rFonts w:ascii="Times New Roman" w:eastAsia="Times New Roman" w:hAnsi="Times New Roman" w:cs="Times New Roman"/>
+          <w:kern w:val="0"/>
+          <w:sz w:val="24"/>
+          <w:szCs w:val="24"/>
+          <w:lang w:eastAsia="en-IN"/>
+          <w14:ligatures w14:val="none"/>
         </w:rPr>
         <w:t xml:space="preserve">Explain the purpose of offsets. </w:t>
       </w:r>
@@ -411,20 +520,24 @@
           <w:ilvl w:val="0"/>
           <w:numId w:val="6"/>
         </w:numPr>
-        <w:spacing w:beforeAutospacing="1" w:afterAutospacing="1" w:line="240" w:lineRule="auto"/>
-        <w:rPr>
-          <w:rFonts w:ascii="Times New Roman" w:eastAsia="Times New Roman" w:hAnsi="Times New Roman" w:cs="Times New Roman"/>
-          <w:sz w:val="24"/>
-          <w:szCs w:val="24"/>
-          <w:lang w:eastAsia="en-IN"/>
-        </w:rPr>
-      </w:pPr>
-      <w:r>
-        <w:rPr>
-          <w:rFonts w:ascii="Times New Roman" w:eastAsia="Times New Roman" w:hAnsi="Times New Roman" w:cs="Times New Roman"/>
-          <w:sz w:val="24"/>
-          <w:szCs w:val="24"/>
-          <w:lang w:eastAsia="en-IN"/>
+        <w:spacing w:before="100" w:beforeAutospacing="1" w:after="100" w:afterAutospacing="1" w:line="240" w:lineRule="auto"/>
+        <w:rPr>
+          <w:rFonts w:ascii="Times New Roman" w:eastAsia="Times New Roman" w:hAnsi="Times New Roman" w:cs="Times New Roman"/>
+          <w:kern w:val="0"/>
+          <w:sz w:val="24"/>
+          <w:szCs w:val="24"/>
+          <w:lang w:eastAsia="en-IN"/>
+          <w14:ligatures w14:val="none"/>
+        </w:rPr>
+      </w:pPr>
+      <w:r>
+        <w:rPr>
+          <w:rFonts w:ascii="Times New Roman" w:eastAsia="Times New Roman" w:hAnsi="Times New Roman" w:cs="Times New Roman"/>
+          <w:kern w:val="0"/>
+          <w:sz w:val="24"/>
+          <w:szCs w:val="24"/>
+          <w:lang w:eastAsia="en-IN"/>
+          <w14:ligatures w14:val="none"/>
         </w:rPr>
         <w:t xml:space="preserve">Interpret hexadecimal values. </w:t>
       </w:r>
@@ -435,20 +548,24 @@
           <w:ilvl w:val="0"/>
           <w:numId w:val="6"/>
         </w:numPr>
-        <w:spacing w:beforeAutospacing="1" w:afterAutospacing="1" w:line="240" w:lineRule="auto"/>
-        <w:rPr>
-          <w:rFonts w:ascii="Times New Roman" w:eastAsia="Times New Roman" w:hAnsi="Times New Roman" w:cs="Times New Roman"/>
-          <w:sz w:val="24"/>
-          <w:szCs w:val="24"/>
-          <w:lang w:eastAsia="en-IN"/>
-        </w:rPr>
-      </w:pPr>
-      <w:r>
-        <w:rPr>
-          <w:rFonts w:ascii="Times New Roman" w:eastAsia="Times New Roman" w:hAnsi="Times New Roman" w:cs="Times New Roman"/>
-          <w:sz w:val="24"/>
-          <w:szCs w:val="24"/>
-          <w:lang w:eastAsia="en-IN"/>
+        <w:spacing w:before="100" w:beforeAutospacing="1" w:after="100" w:afterAutospacing="1" w:line="240" w:lineRule="auto"/>
+        <w:rPr>
+          <w:rFonts w:ascii="Times New Roman" w:eastAsia="Times New Roman" w:hAnsi="Times New Roman" w:cs="Times New Roman"/>
+          <w:kern w:val="0"/>
+          <w:sz w:val="24"/>
+          <w:szCs w:val="24"/>
+          <w:lang w:eastAsia="en-IN"/>
+          <w14:ligatures w14:val="none"/>
+        </w:rPr>
+      </w:pPr>
+      <w:r>
+        <w:rPr>
+          <w:rFonts w:ascii="Times New Roman" w:eastAsia="Times New Roman" w:hAnsi="Times New Roman" w:cs="Times New Roman"/>
+          <w:kern w:val="0"/>
+          <w:sz w:val="24"/>
+          <w:szCs w:val="24"/>
+          <w:lang w:eastAsia="en-IN"/>
+          <w14:ligatures w14:val="none"/>
         </w:rPr>
         <w:t xml:space="preserve">Recognise common file signatures. </w:t>
       </w:r>
@@ -459,20 +576,24 @@
           <w:ilvl w:val="0"/>
           <w:numId w:val="6"/>
         </w:numPr>
-        <w:spacing w:beforeAutospacing="1" w:afterAutospacing="1" w:line="240" w:lineRule="auto"/>
-        <w:rPr>
-          <w:rFonts w:ascii="Times New Roman" w:eastAsia="Times New Roman" w:hAnsi="Times New Roman" w:cs="Times New Roman"/>
-          <w:sz w:val="24"/>
-          <w:szCs w:val="24"/>
-          <w:lang w:eastAsia="en-IN"/>
-        </w:rPr>
-      </w:pPr>
-      <w:r>
-        <w:rPr>
-          <w:rFonts w:ascii="Times New Roman" w:eastAsia="Times New Roman" w:hAnsi="Times New Roman" w:cs="Times New Roman"/>
-          <w:sz w:val="24"/>
-          <w:szCs w:val="24"/>
-          <w:lang w:eastAsia="en-IN"/>
+        <w:spacing w:before="100" w:beforeAutospacing="1" w:after="100" w:afterAutospacing="1" w:line="240" w:lineRule="auto"/>
+        <w:rPr>
+          <w:rFonts w:ascii="Times New Roman" w:eastAsia="Times New Roman" w:hAnsi="Times New Roman" w:cs="Times New Roman"/>
+          <w:kern w:val="0"/>
+          <w:sz w:val="24"/>
+          <w:szCs w:val="24"/>
+          <w:lang w:eastAsia="en-IN"/>
+          <w14:ligatures w14:val="none"/>
+        </w:rPr>
+      </w:pPr>
+      <w:r>
+        <w:rPr>
+          <w:rFonts w:ascii="Times New Roman" w:eastAsia="Times New Roman" w:hAnsi="Times New Roman" w:cs="Times New Roman"/>
+          <w:kern w:val="0"/>
+          <w:sz w:val="24"/>
+          <w:szCs w:val="24"/>
+          <w:lang w:eastAsia="en-IN"/>
+          <w14:ligatures w14:val="none"/>
         </w:rPr>
         <w:t xml:space="preserve">Compare two binary files. </w:t>
       </w:r>
@@ -483,20 +604,24 @@
           <w:ilvl w:val="0"/>
           <w:numId w:val="6"/>
         </w:numPr>
-        <w:spacing w:beforeAutospacing="1" w:afterAutospacing="1" w:line="240" w:lineRule="auto"/>
-        <w:rPr>
-          <w:rFonts w:ascii="Times New Roman" w:eastAsia="Times New Roman" w:hAnsi="Times New Roman" w:cs="Times New Roman"/>
-          <w:sz w:val="24"/>
-          <w:szCs w:val="24"/>
-          <w:lang w:eastAsia="en-IN"/>
-        </w:rPr>
-      </w:pPr>
-      <w:r>
-        <w:rPr>
-          <w:rFonts w:ascii="Times New Roman" w:eastAsia="Times New Roman" w:hAnsi="Times New Roman" w:cs="Times New Roman"/>
-          <w:sz w:val="24"/>
-          <w:szCs w:val="24"/>
-          <w:lang w:eastAsia="en-IN"/>
+        <w:spacing w:before="100" w:beforeAutospacing="1" w:after="100" w:afterAutospacing="1" w:line="240" w:lineRule="auto"/>
+        <w:rPr>
+          <w:rFonts w:ascii="Times New Roman" w:eastAsia="Times New Roman" w:hAnsi="Times New Roman" w:cs="Times New Roman"/>
+          <w:kern w:val="0"/>
+          <w:sz w:val="24"/>
+          <w:szCs w:val="24"/>
+          <w:lang w:eastAsia="en-IN"/>
+          <w14:ligatures w14:val="none"/>
+        </w:rPr>
+      </w:pPr>
+      <w:r>
+        <w:rPr>
+          <w:rFonts w:ascii="Times New Roman" w:eastAsia="Times New Roman" w:hAnsi="Times New Roman" w:cs="Times New Roman"/>
+          <w:kern w:val="0"/>
+          <w:sz w:val="24"/>
+          <w:szCs w:val="24"/>
+          <w:lang w:eastAsia="en-IN"/>
+          <w14:ligatures w14:val="none"/>
         </w:rPr>
         <w:t xml:space="preserve">Search for readable ASCII strings. </w:t>
       </w:r>
@@ -507,20 +632,24 @@
           <w:ilvl w:val="0"/>
           <w:numId w:val="6"/>
         </w:numPr>
-        <w:spacing w:beforeAutospacing="1" w:afterAutospacing="1" w:line="240" w:lineRule="auto"/>
-        <w:rPr>
-          <w:rFonts w:ascii="Times New Roman" w:eastAsia="Times New Roman" w:hAnsi="Times New Roman" w:cs="Times New Roman"/>
-          <w:sz w:val="24"/>
-          <w:szCs w:val="24"/>
-          <w:lang w:eastAsia="en-IN"/>
-        </w:rPr>
-      </w:pPr>
-      <w:r>
-        <w:rPr>
-          <w:rFonts w:ascii="Times New Roman" w:eastAsia="Times New Roman" w:hAnsi="Times New Roman" w:cs="Times New Roman"/>
-          <w:sz w:val="24"/>
-          <w:szCs w:val="24"/>
-          <w:lang w:eastAsia="en-IN"/>
+        <w:spacing w:before="100" w:beforeAutospacing="1" w:after="100" w:afterAutospacing="1" w:line="240" w:lineRule="auto"/>
+        <w:rPr>
+          <w:rFonts w:ascii="Times New Roman" w:eastAsia="Times New Roman" w:hAnsi="Times New Roman" w:cs="Times New Roman"/>
+          <w:kern w:val="0"/>
+          <w:sz w:val="24"/>
+          <w:szCs w:val="24"/>
+          <w:lang w:eastAsia="en-IN"/>
+          <w14:ligatures w14:val="none"/>
+        </w:rPr>
+      </w:pPr>
+      <w:r>
+        <w:rPr>
+          <w:rFonts w:ascii="Times New Roman" w:eastAsia="Times New Roman" w:hAnsi="Times New Roman" w:cs="Times New Roman"/>
+          <w:kern w:val="0"/>
+          <w:sz w:val="24"/>
+          <w:szCs w:val="24"/>
+          <w:lang w:eastAsia="en-IN"/>
+          <w14:ligatures w14:val="none"/>
         </w:rPr>
         <w:t xml:space="preserve">Locate embedded file signatures. </w:t>
       </w:r>
@@ -531,20 +660,24 @@
           <w:ilvl w:val="0"/>
           <w:numId w:val="6"/>
         </w:numPr>
-        <w:spacing w:beforeAutospacing="1" w:afterAutospacing="1" w:line="240" w:lineRule="auto"/>
-        <w:rPr>
-          <w:rFonts w:ascii="Times New Roman" w:eastAsia="Times New Roman" w:hAnsi="Times New Roman" w:cs="Times New Roman"/>
-          <w:sz w:val="24"/>
-          <w:szCs w:val="24"/>
-          <w:lang w:eastAsia="en-IN"/>
-        </w:rPr>
-      </w:pPr>
-      <w:r>
-        <w:rPr>
-          <w:rFonts w:ascii="Times New Roman" w:eastAsia="Times New Roman" w:hAnsi="Times New Roman" w:cs="Times New Roman"/>
-          <w:sz w:val="24"/>
-          <w:szCs w:val="24"/>
-          <w:lang w:eastAsia="en-IN"/>
+        <w:spacing w:before="100" w:beforeAutospacing="1" w:after="100" w:afterAutospacing="1" w:line="240" w:lineRule="auto"/>
+        <w:rPr>
+          <w:rFonts w:ascii="Times New Roman" w:eastAsia="Times New Roman" w:hAnsi="Times New Roman" w:cs="Times New Roman"/>
+          <w:kern w:val="0"/>
+          <w:sz w:val="24"/>
+          <w:szCs w:val="24"/>
+          <w:lang w:eastAsia="en-IN"/>
+          <w14:ligatures w14:val="none"/>
+        </w:rPr>
+      </w:pPr>
+      <w:r>
+        <w:rPr>
+          <w:rFonts w:ascii="Times New Roman" w:eastAsia="Times New Roman" w:hAnsi="Times New Roman" w:cs="Times New Roman"/>
+          <w:kern w:val="0"/>
+          <w:sz w:val="24"/>
+          <w:szCs w:val="24"/>
+          <w:lang w:eastAsia="en-IN"/>
+          <w14:ligatures w14:val="none"/>
         </w:rPr>
         <w:t xml:space="preserve">Document forensic observations. </w:t>
       </w:r>
@@ -552,19 +685,42 @@
     <w:p>
       <w:pPr>
         <w:spacing w:after="0" w:line="240" w:lineRule="auto"/>
-      </w:pPr>
-    </w:p>
-    <w:p>
-      <w:pPr>
-        <w:spacing w:beforeAutospacing="1" w:afterAutospacing="1" w:line="240" w:lineRule="auto"/>
+        <w:rPr>
+          <w:rFonts w:ascii="Times New Roman" w:eastAsia="Times New Roman" w:hAnsi="Times New Roman" w:cs="Times New Roman"/>
+          <w:kern w:val="0"/>
+          <w:sz w:val="24"/>
+          <w:szCs w:val="24"/>
+          <w:lang w:eastAsia="en-IN"/>
+          <w14:ligatures w14:val="none"/>
+        </w:rPr>
+      </w:pPr>
+      <w:r>
+        <w:rPr>
+          <w:rFonts w:ascii="Times New Roman" w:eastAsia="Times New Roman" w:hAnsi="Times New Roman" w:cs="Times New Roman"/>
+          <w:noProof/>
+          <w:kern w:val="0"/>
+          <w:sz w:val="24"/>
+          <w:szCs w:val="24"/>
+          <w:lang w:eastAsia="en-IN"/>
+        </w:rPr>
+        <w:pict w14:anchorId="3F704BFA">
+          <v:rect id="_x0000_i1050" alt="" style="width:451.3pt;height:.05pt;mso-width-percent:0;mso-height-percent:0;mso-width-percent:0;mso-height-percent:0" o:hralign="center" o:hrstd="t" o:hr="t" fillcolor="#a0a0a0" stroked="f"/>
+        </w:pict>
+      </w:r>
+    </w:p>
+    <w:p>
+      <w:pPr>
+        <w:spacing w:before="100" w:beforeAutospacing="1" w:after="100" w:afterAutospacing="1" w:line="240" w:lineRule="auto"/>
         <w:outlineLvl w:val="0"/>
         <w:rPr>
           <w:rFonts w:ascii="Times New Roman" w:eastAsia="Times New Roman" w:hAnsi="Times New Roman" w:cs="Times New Roman"/>
           <w:b/>
           <w:bCs/>
+          <w:kern w:val="36"/>
           <w:sz w:val="32"/>
           <w:szCs w:val="32"/>
           <w:lang w:eastAsia="en-IN"/>
+          <w14:ligatures w14:val="none"/>
         </w:rPr>
       </w:pPr>
       <w:r>
@@ -572,9 +728,11 @@
           <w:rFonts w:ascii="Times New Roman" w:eastAsia="Times New Roman" w:hAnsi="Times New Roman" w:cs="Times New Roman"/>
           <w:b/>
           <w:bCs/>
+          <w:kern w:val="36"/>
           <w:sz w:val="32"/>
           <w:szCs w:val="32"/>
           <w:lang w:eastAsia="en-IN"/>
+          <w14:ligatures w14:val="none"/>
         </w:rPr>
         <w:t>Software Required</w:t>
       </w:r>
@@ -585,41 +743,69 @@
           <w:ilvl w:val="0"/>
           <w:numId w:val="7"/>
         </w:numPr>
-        <w:spacing w:beforeAutospacing="1" w:afterAutospacing="1" w:line="240" w:lineRule="auto"/>
-        <w:rPr>
-          <w:rFonts w:ascii="Times New Roman" w:eastAsia="Times New Roman" w:hAnsi="Times New Roman" w:cs="Times New Roman"/>
-          <w:sz w:val="24"/>
-          <w:szCs w:val="24"/>
-          <w:lang w:eastAsia="en-IN"/>
-        </w:rPr>
-      </w:pPr>
-      <w:r>
-        <w:rPr>
-          <w:rFonts w:ascii="Times New Roman" w:eastAsia="Times New Roman" w:hAnsi="Times New Roman" w:cs="Times New Roman"/>
-          <w:sz w:val="24"/>
-          <w:szCs w:val="24"/>
-          <w:lang w:eastAsia="en-IN"/>
-        </w:rPr>
+        <w:spacing w:before="100" w:beforeAutospacing="1" w:after="100" w:afterAutospacing="1" w:line="240" w:lineRule="auto"/>
+        <w:rPr>
+          <w:rFonts w:ascii="Times New Roman" w:eastAsia="Times New Roman" w:hAnsi="Times New Roman" w:cs="Times New Roman"/>
+          <w:kern w:val="0"/>
+          <w:sz w:val="24"/>
+          <w:szCs w:val="24"/>
+          <w:lang w:eastAsia="en-IN"/>
+          <w14:ligatures w14:val="none"/>
+        </w:rPr>
+      </w:pPr>
+      <w:r>
+        <w:rPr>
+          <w:rFonts w:ascii="Times New Roman" w:eastAsia="Times New Roman" w:hAnsi="Times New Roman" w:cs="Times New Roman"/>
+          <w:kern w:val="0"/>
+          <w:sz w:val="24"/>
+          <w:szCs w:val="24"/>
+          <w:lang w:eastAsia="en-IN"/>
+          <w14:ligatures w14:val="none"/>
+        </w:rPr>
+        <w:lastRenderedPageBreak/>
         <w:t xml:space="preserve">HxD Hex Editor </w:t>
       </w:r>
     </w:p>
     <w:p>
       <w:pPr>
         <w:spacing w:after="0" w:line="240" w:lineRule="auto"/>
-      </w:pPr>
-    </w:p>
-    <w:p>
-      <w:pPr>
-        <w:spacing w:beforeAutospacing="1" w:afterAutospacing="1" w:line="240" w:lineRule="auto"/>
+        <w:rPr>
+          <w:rFonts w:ascii="Times New Roman" w:eastAsia="Times New Roman" w:hAnsi="Times New Roman" w:cs="Times New Roman"/>
+          <w:kern w:val="0"/>
+          <w:sz w:val="24"/>
+          <w:szCs w:val="24"/>
+          <w:lang w:eastAsia="en-IN"/>
+          <w14:ligatures w14:val="none"/>
+        </w:rPr>
+      </w:pPr>
+      <w:r>
+        <w:rPr>
+          <w:rFonts w:ascii="Times New Roman" w:eastAsia="Times New Roman" w:hAnsi="Times New Roman" w:cs="Times New Roman"/>
+          <w:noProof/>
+          <w:kern w:val="0"/>
+          <w:sz w:val="24"/>
+          <w:szCs w:val="24"/>
+          <w:lang w:eastAsia="en-IN"/>
+        </w:rPr>
+        <w:pict w14:anchorId="267AB74A">
+          <v:rect id="_x0000_i1049" alt="" style="width:451.3pt;height:.05pt;mso-width-percent:0;mso-height-percent:0;mso-width-percent:0;mso-height-percent:0" o:hralign="center" o:hrstd="t" o:hr="t" fillcolor="#a0a0a0" stroked="f"/>
+        </w:pict>
+      </w:r>
+    </w:p>
+    <w:p>
+      <w:pPr>
+        <w:spacing w:before="100" w:beforeAutospacing="1" w:after="100" w:afterAutospacing="1" w:line="240" w:lineRule="auto"/>
         <w:outlineLvl w:val="0"/>
         <w:rPr>
           <w:rFonts w:ascii="Times New Roman" w:eastAsia="Times New Roman" w:hAnsi="Times New Roman" w:cs="Times New Roman"/>
           <w:b/>
           <w:bCs/>
           <w:color w:val="FF0000"/>
+          <w:kern w:val="36"/>
           <w:sz w:val="48"/>
           <w:szCs w:val="48"/>
           <w:lang w:eastAsia="en-IN"/>
+          <w14:ligatures w14:val="none"/>
         </w:rPr>
       </w:pPr>
       <w:r>
@@ -628,53 +814,63 @@
           <w:b/>
           <w:bCs/>
           <w:color w:val="FF0000"/>
+          <w:kern w:val="36"/>
           <w:sz w:val="48"/>
           <w:szCs w:val="48"/>
           <w:lang w:eastAsia="en-IN"/>
+          <w14:ligatures w14:val="none"/>
         </w:rPr>
         <w:t>*****Before You Begin</w:t>
       </w:r>
     </w:p>
     <w:p>
       <w:pPr>
-        <w:spacing w:beforeAutospacing="1" w:afterAutospacing="1" w:line="240" w:lineRule="auto"/>
+        <w:spacing w:before="100" w:beforeAutospacing="1" w:after="100" w:afterAutospacing="1" w:line="240" w:lineRule="auto"/>
         <w:rPr>
           <w:rFonts w:ascii="Times New Roman" w:eastAsia="Times New Roman" w:hAnsi="Times New Roman" w:cs="Times New Roman"/>
           <w:color w:val="FF0000"/>
-          <w:sz w:val="24"/>
-          <w:szCs w:val="24"/>
-          <w:lang w:eastAsia="en-IN"/>
+          <w:kern w:val="0"/>
+          <w:sz w:val="24"/>
+          <w:szCs w:val="24"/>
+          <w:lang w:eastAsia="en-IN"/>
+          <w14:ligatures w14:val="none"/>
         </w:rPr>
       </w:pPr>
       <w:r>
         <w:rPr>
           <w:rFonts w:ascii="Times New Roman" w:eastAsia="Times New Roman" w:hAnsi="Times New Roman" w:cs="Times New Roman"/>
           <w:color w:val="FF0000"/>
-          <w:sz w:val="24"/>
-          <w:szCs w:val="24"/>
-          <w:lang w:eastAsia="en-IN"/>
+          <w:kern w:val="0"/>
+          <w:sz w:val="24"/>
+          <w:szCs w:val="24"/>
+          <w:lang w:eastAsia="en-IN"/>
+          <w14:ligatures w14:val="none"/>
         </w:rPr>
         <w:t>Do not modify any evidence file.</w:t>
       </w:r>
     </w:p>
     <w:p>
       <w:pPr>
-        <w:spacing w:beforeAutospacing="1" w:afterAutospacing="1" w:line="240" w:lineRule="auto"/>
+        <w:spacing w:before="100" w:beforeAutospacing="1" w:after="100" w:afterAutospacing="1" w:line="240" w:lineRule="auto"/>
         <w:rPr>
           <w:rFonts w:ascii="Times New Roman" w:eastAsia="Times New Roman" w:hAnsi="Times New Roman" w:cs="Times New Roman"/>
           <w:color w:val="FF0000"/>
-          <w:sz w:val="24"/>
-          <w:szCs w:val="24"/>
-          <w:lang w:eastAsia="en-IN"/>
+          <w:kern w:val="0"/>
+          <w:sz w:val="24"/>
+          <w:szCs w:val="24"/>
+          <w:lang w:eastAsia="en-IN"/>
+          <w14:ligatures w14:val="none"/>
         </w:rPr>
       </w:pPr>
       <w:r>
         <w:rPr>
           <w:rFonts w:ascii="Times New Roman" w:eastAsia="Times New Roman" w:hAnsi="Times New Roman" w:cs="Times New Roman"/>
           <w:color w:val="FF0000"/>
-          <w:sz w:val="24"/>
-          <w:szCs w:val="24"/>
-          <w:lang w:eastAsia="en-IN"/>
+          <w:kern w:val="0"/>
+          <w:sz w:val="24"/>
+          <w:szCs w:val="24"/>
+          <w:lang w:eastAsia="en-IN"/>
+          <w14:ligatures w14:val="none"/>
         </w:rPr>
         <w:t xml:space="preserve">Open evidence files in </w:t>
       </w:r>
@@ -684,9 +880,11 @@
           <w:b/>
           <w:bCs/>
           <w:color w:val="FF0000"/>
-          <w:sz w:val="24"/>
-          <w:szCs w:val="24"/>
-          <w:lang w:eastAsia="en-IN"/>
+          <w:kern w:val="0"/>
+          <w:sz w:val="24"/>
+          <w:szCs w:val="24"/>
+          <w:lang w:eastAsia="en-IN"/>
+          <w14:ligatures w14:val="none"/>
         </w:rPr>
         <w:t>Read Only</w:t>
       </w:r>
@@ -694,44 +892,52 @@
         <w:rPr>
           <w:rFonts w:ascii="Times New Roman" w:eastAsia="Times New Roman" w:hAnsi="Times New Roman" w:cs="Times New Roman"/>
           <w:color w:val="FF0000"/>
-          <w:sz w:val="24"/>
-          <w:szCs w:val="24"/>
-          <w:lang w:eastAsia="en-IN"/>
+          <w:kern w:val="0"/>
+          <w:sz w:val="24"/>
+          <w:szCs w:val="24"/>
+          <w:lang w:eastAsia="en-IN"/>
+          <w14:ligatures w14:val="none"/>
         </w:rPr>
         <w:t xml:space="preserve"> mode whenever possible.</w:t>
       </w:r>
     </w:p>
     <w:p>
       <w:pPr>
-        <w:spacing w:beforeAutospacing="1" w:afterAutospacing="1" w:line="240" w:lineRule="auto"/>
+        <w:spacing w:before="100" w:beforeAutospacing="1" w:after="100" w:afterAutospacing="1" w:line="240" w:lineRule="auto"/>
         <w:rPr>
           <w:rFonts w:ascii="Times New Roman" w:eastAsia="Times New Roman" w:hAnsi="Times New Roman" w:cs="Times New Roman"/>
           <w:color w:val="FF0000"/>
-          <w:sz w:val="24"/>
-          <w:szCs w:val="24"/>
-          <w:lang w:eastAsia="en-IN"/>
+          <w:kern w:val="0"/>
+          <w:sz w:val="24"/>
+          <w:szCs w:val="24"/>
+          <w:lang w:eastAsia="en-IN"/>
+          <w14:ligatures w14:val="none"/>
         </w:rPr>
       </w:pPr>
       <w:r>
         <w:rPr>
           <w:rFonts w:ascii="Times New Roman" w:eastAsia="Times New Roman" w:hAnsi="Times New Roman" w:cs="Times New Roman"/>
           <w:color w:val="FF0000"/>
-          <w:sz w:val="24"/>
-          <w:szCs w:val="24"/>
-          <w:lang w:eastAsia="en-IN"/>
+          <w:kern w:val="0"/>
+          <w:sz w:val="24"/>
+          <w:szCs w:val="24"/>
+          <w:lang w:eastAsia="en-IN"/>
+          <w14:ligatures w14:val="none"/>
         </w:rPr>
         <w:t>Remember:</w:t>
       </w:r>
     </w:p>
     <w:p>
       <w:pPr>
-        <w:spacing w:beforeAutospacing="1" w:afterAutospacing="1" w:line="240" w:lineRule="auto"/>
+        <w:spacing w:before="100" w:beforeAutospacing="1" w:after="100" w:afterAutospacing="1" w:line="240" w:lineRule="auto"/>
         <w:rPr>
           <w:rFonts w:ascii="Times New Roman" w:eastAsia="Times New Roman" w:hAnsi="Times New Roman" w:cs="Times New Roman"/>
           <w:color w:val="FF0000"/>
-          <w:sz w:val="24"/>
-          <w:szCs w:val="24"/>
-          <w:lang w:eastAsia="en-IN"/>
+          <w:kern w:val="0"/>
+          <w:sz w:val="24"/>
+          <w:szCs w:val="24"/>
+          <w:lang w:eastAsia="en-IN"/>
+          <w14:ligatures w14:val="none"/>
         </w:rPr>
       </w:pPr>
       <w:r>
@@ -740,9 +946,11 @@
           <w:b/>
           <w:bCs/>
           <w:color w:val="FF0000"/>
-          <w:sz w:val="24"/>
-          <w:szCs w:val="24"/>
-          <w:lang w:eastAsia="en-IN"/>
+          <w:kern w:val="0"/>
+          <w:sz w:val="24"/>
+          <w:szCs w:val="24"/>
+          <w:lang w:eastAsia="en-IN"/>
+          <w14:ligatures w14:val="none"/>
         </w:rPr>
         <w:t>A forensic investigator observes evidence without altering it.</w:t>
       </w:r>
@@ -750,19 +958,44 @@
     <w:p>
       <w:pPr>
         <w:spacing w:after="0" w:line="240" w:lineRule="auto"/>
-      </w:pPr>
-    </w:p>
-    <w:p>
-      <w:pPr>
-        <w:spacing w:beforeAutospacing="1" w:afterAutospacing="1" w:line="240" w:lineRule="auto"/>
+        <w:rPr>
+          <w:rFonts w:ascii="Times New Roman" w:eastAsia="Times New Roman" w:hAnsi="Times New Roman" w:cs="Times New Roman"/>
+          <w:color w:val="FF0000"/>
+          <w:kern w:val="0"/>
+          <w:sz w:val="24"/>
+          <w:szCs w:val="24"/>
+          <w:lang w:eastAsia="en-IN"/>
+          <w14:ligatures w14:val="none"/>
+        </w:rPr>
+      </w:pPr>
+      <w:r>
+        <w:rPr>
+          <w:rFonts w:ascii="Times New Roman" w:eastAsia="Times New Roman" w:hAnsi="Times New Roman" w:cs="Times New Roman"/>
+          <w:noProof/>
+          <w:color w:val="FF0000"/>
+          <w:kern w:val="0"/>
+          <w:sz w:val="24"/>
+          <w:szCs w:val="24"/>
+          <w:lang w:eastAsia="en-IN"/>
+        </w:rPr>
+        <w:pict w14:anchorId="78201591">
+          <v:rect id="_x0000_i1048" alt="" style="width:451.3pt;height:.05pt;mso-width-percent:0;mso-height-percent:0;mso-width-percent:0;mso-height-percent:0" o:hralign="center" o:hrstd="t" o:hr="t" fillcolor="#a0a0a0" stroked="f"/>
+        </w:pict>
+      </w:r>
+    </w:p>
+    <w:p>
+      <w:pPr>
+        <w:spacing w:before="100" w:beforeAutospacing="1" w:after="100" w:afterAutospacing="1" w:line="240" w:lineRule="auto"/>
         <w:outlineLvl w:val="0"/>
         <w:rPr>
           <w:rFonts w:ascii="Times New Roman" w:eastAsia="Times New Roman" w:hAnsi="Times New Roman" w:cs="Times New Roman"/>
           <w:b/>
           <w:bCs/>
+          <w:kern w:val="36"/>
           <w:sz w:val="32"/>
           <w:szCs w:val="32"/>
           <w:lang w:eastAsia="en-IN"/>
+          <w14:ligatures w14:val="none"/>
         </w:rPr>
       </w:pPr>
       <w:r>
@@ -770,29 +1003,35 @@
           <w:rFonts w:ascii="Times New Roman" w:eastAsia="Times New Roman" w:hAnsi="Times New Roman" w:cs="Times New Roman"/>
           <w:b/>
           <w:bCs/>
+          <w:kern w:val="36"/>
           <w:sz w:val="32"/>
           <w:szCs w:val="32"/>
           <w:lang w:eastAsia="en-IN"/>
+          <w14:ligatures w14:val="none"/>
         </w:rPr>
         <w:t>Understanding HxD</w:t>
       </w:r>
     </w:p>
     <w:p>
       <w:pPr>
-        <w:spacing w:beforeAutospacing="1" w:afterAutospacing="1" w:line="240" w:lineRule="auto"/>
-        <w:rPr>
-          <w:rFonts w:ascii="Times New Roman" w:eastAsia="Times New Roman" w:hAnsi="Times New Roman" w:cs="Times New Roman"/>
-          <w:sz w:val="24"/>
-          <w:szCs w:val="24"/>
-          <w:lang w:eastAsia="en-IN"/>
-        </w:rPr>
-      </w:pPr>
-      <w:r>
-        <w:rPr>
-          <w:rFonts w:ascii="Times New Roman" w:eastAsia="Times New Roman" w:hAnsi="Times New Roman" w:cs="Times New Roman"/>
-          <w:sz w:val="24"/>
-          <w:szCs w:val="24"/>
-          <w:lang w:eastAsia="en-IN"/>
+        <w:spacing w:before="100" w:beforeAutospacing="1" w:after="100" w:afterAutospacing="1" w:line="240" w:lineRule="auto"/>
+        <w:rPr>
+          <w:rFonts w:ascii="Times New Roman" w:eastAsia="Times New Roman" w:hAnsi="Times New Roman" w:cs="Times New Roman"/>
+          <w:kern w:val="0"/>
+          <w:sz w:val="24"/>
+          <w:szCs w:val="24"/>
+          <w:lang w:eastAsia="en-IN"/>
+          <w14:ligatures w14:val="none"/>
+        </w:rPr>
+      </w:pPr>
+      <w:r>
+        <w:rPr>
+          <w:rFonts w:ascii="Times New Roman" w:eastAsia="Times New Roman" w:hAnsi="Times New Roman" w:cs="Times New Roman"/>
+          <w:kern w:val="0"/>
+          <w:sz w:val="24"/>
+          <w:szCs w:val="24"/>
+          <w:lang w:eastAsia="en-IN"/>
+          <w14:ligatures w14:val="none"/>
         </w:rPr>
         <w:t>When you open a file in HxD, you will see three sections.</w:t>
       </w:r>
@@ -800,6 +1039,7 @@
     <w:tbl>
       <w:tblPr>
         <w:tblW w:w="0" w:type="auto"/>
+        <w:tblCellSpacing w:w="15" w:type="dxa"/>
         <w:tblBorders>
           <w:top w:val="single" w:sz="4" w:space="0" w:color="auto"/>
           <w:left w:val="single" w:sz="4" w:space="0" w:color="auto"/>
@@ -808,6 +1048,12 @@
           <w:insideH w:val="single" w:sz="4" w:space="0" w:color="auto"/>
           <w:insideV w:val="single" w:sz="4" w:space="0" w:color="auto"/>
         </w:tblBorders>
+        <w:tblCellMar>
+          <w:top w:w="15" w:type="dxa"/>
+          <w:left w:w="15" w:type="dxa"/>
+          <w:bottom w:w="15" w:type="dxa"/>
+          <w:right w:w="15" w:type="dxa"/>
+        </w:tblCellMar>
         <w:tblLook w:val="04A0" w:firstRow="1" w:lastRow="0" w:firstColumn="1" w:lastColumn="0" w:noHBand="0" w:noVBand="1"/>
       </w:tblPr>
       <w:tblGrid>
@@ -816,12 +1062,14 @@
       </w:tblGrid>
       <w:tr>
         <w:trPr>
-          <w:trHeight w:val="300"/>
+          <w:tblHeader/>
+          <w:tblCellSpacing w:w="15" w:type="dxa"/>
         </w:trPr>
         <w:tc>
           <w:tcPr>
-            <w:tcW w:w="1560" w:type="dxa"/>
-            <w:vAlign w:val="center"/>
+            <w:tcW w:w="1515" w:type="dxa"/>
+            <w:vAlign w:val="center"/>
+            <w:hideMark/>
           </w:tcPr>
           <w:p>
             <w:pPr>
@@ -831,9 +1079,11 @@
                 <w:rFonts w:ascii="Times New Roman" w:eastAsia="Times New Roman" w:hAnsi="Times New Roman" w:cs="Times New Roman"/>
                 <w:b/>
                 <w:bCs/>
+                <w:kern w:val="0"/>
                 <w:sz w:val="24"/>
                 <w:szCs w:val="24"/>
                 <w:lang w:eastAsia="en-IN"/>
+                <w14:ligatures w14:val="none"/>
               </w:rPr>
             </w:pPr>
             <w:r>
@@ -841,9 +1091,11 @@
                 <w:rFonts w:ascii="Times New Roman" w:eastAsia="Times New Roman" w:hAnsi="Times New Roman" w:cs="Times New Roman"/>
                 <w:b/>
                 <w:bCs/>
+                <w:kern w:val="0"/>
                 <w:sz w:val="24"/>
                 <w:szCs w:val="24"/>
                 <w:lang w:eastAsia="en-IN"/>
+                <w14:ligatures w14:val="none"/>
               </w:rPr>
               <w:t>Section</w:t>
             </w:r>
@@ -851,8 +1103,9 @@
         </w:tc>
         <w:tc>
           <w:tcPr>
-            <w:tcW w:w="4299" w:type="dxa"/>
-            <w:vAlign w:val="center"/>
+            <w:tcW w:w="4254" w:type="dxa"/>
+            <w:vAlign w:val="center"/>
+            <w:hideMark/>
           </w:tcPr>
           <w:p>
             <w:pPr>
@@ -862,9 +1115,11 @@
                 <w:rFonts w:ascii="Times New Roman" w:eastAsia="Times New Roman" w:hAnsi="Times New Roman" w:cs="Times New Roman"/>
                 <w:b/>
                 <w:bCs/>
+                <w:kern w:val="0"/>
                 <w:sz w:val="24"/>
                 <w:szCs w:val="24"/>
                 <w:lang w:eastAsia="en-IN"/>
+                <w14:ligatures w14:val="none"/>
               </w:rPr>
             </w:pPr>
             <w:r>
@@ -872,9 +1127,11 @@
                 <w:rFonts w:ascii="Times New Roman" w:eastAsia="Times New Roman" w:hAnsi="Times New Roman" w:cs="Times New Roman"/>
                 <w:b/>
                 <w:bCs/>
+                <w:kern w:val="0"/>
                 <w:sz w:val="24"/>
                 <w:szCs w:val="24"/>
                 <w:lang w:eastAsia="en-IN"/>
+                <w14:ligatures w14:val="none"/>
               </w:rPr>
               <w:t>Description</w:t>
             </w:r>
@@ -883,29 +1140,34 @@
       </w:tr>
       <w:tr>
         <w:trPr>
-          <w:trHeight w:val="300"/>
+          <w:tblCellSpacing w:w="15" w:type="dxa"/>
         </w:trPr>
         <w:tc>
           <w:tcPr>
-            <w:tcW w:w="1560" w:type="dxa"/>
-            <w:vAlign w:val="center"/>
-          </w:tcPr>
-          <w:p>
-            <w:pPr>
-              <w:spacing w:after="0" w:line="240" w:lineRule="auto"/>
-              <w:rPr>
-                <w:rFonts w:ascii="Times New Roman" w:eastAsia="Times New Roman" w:hAnsi="Times New Roman" w:cs="Times New Roman"/>
+            <w:tcW w:w="1515" w:type="dxa"/>
+            <w:vAlign w:val="center"/>
+            <w:hideMark/>
+          </w:tcPr>
+          <w:p>
+            <w:pPr>
+              <w:spacing w:after="0" w:line="240" w:lineRule="auto"/>
+              <w:rPr>
+                <w:rFonts w:ascii="Times New Roman" w:eastAsia="Times New Roman" w:hAnsi="Times New Roman" w:cs="Times New Roman"/>
+                <w:kern w:val="0"/>
                 <w:sz w:val="24"/>
                 <w:szCs w:val="24"/>
                 <w:lang w:eastAsia="en-IN"/>
+                <w14:ligatures w14:val="none"/>
               </w:rPr>
             </w:pPr>
             <w:r>
               <w:rPr>
                 <w:rFonts w:ascii="Times New Roman" w:eastAsia="Times New Roman" w:hAnsi="Times New Roman" w:cs="Times New Roman"/>
+                <w:kern w:val="0"/>
                 <w:sz w:val="24"/>
                 <w:szCs w:val="24"/>
                 <w:lang w:eastAsia="en-IN"/>
+                <w14:ligatures w14:val="none"/>
               </w:rPr>
               <w:t>Offset</w:t>
             </w:r>
@@ -913,25 +1175,30 @@
         </w:tc>
         <w:tc>
           <w:tcPr>
-            <w:tcW w:w="4299" w:type="dxa"/>
-            <w:vAlign w:val="center"/>
-          </w:tcPr>
-          <w:p>
-            <w:pPr>
-              <w:spacing w:after="0" w:line="240" w:lineRule="auto"/>
-              <w:rPr>
-                <w:rFonts w:ascii="Times New Roman" w:eastAsia="Times New Roman" w:hAnsi="Times New Roman" w:cs="Times New Roman"/>
+            <w:tcW w:w="4254" w:type="dxa"/>
+            <w:vAlign w:val="center"/>
+            <w:hideMark/>
+          </w:tcPr>
+          <w:p>
+            <w:pPr>
+              <w:spacing w:after="0" w:line="240" w:lineRule="auto"/>
+              <w:rPr>
+                <w:rFonts w:ascii="Times New Roman" w:eastAsia="Times New Roman" w:hAnsi="Times New Roman" w:cs="Times New Roman"/>
+                <w:kern w:val="0"/>
                 <w:sz w:val="24"/>
                 <w:szCs w:val="24"/>
                 <w:lang w:eastAsia="en-IN"/>
+                <w14:ligatures w14:val="none"/>
               </w:rPr>
             </w:pPr>
             <w:r>
               <w:rPr>
                 <w:rFonts w:ascii="Times New Roman" w:eastAsia="Times New Roman" w:hAnsi="Times New Roman" w:cs="Times New Roman"/>
+                <w:kern w:val="0"/>
                 <w:sz w:val="24"/>
                 <w:szCs w:val="24"/>
                 <w:lang w:eastAsia="en-IN"/>
+                <w14:ligatures w14:val="none"/>
               </w:rPr>
               <w:t>Location of the byte inside the file</w:t>
             </w:r>
@@ -940,29 +1207,34 @@
       </w:tr>
       <w:tr>
         <w:trPr>
-          <w:trHeight w:val="300"/>
+          <w:tblCellSpacing w:w="15" w:type="dxa"/>
         </w:trPr>
         <w:tc>
           <w:tcPr>
-            <w:tcW w:w="1560" w:type="dxa"/>
-            <w:vAlign w:val="center"/>
-          </w:tcPr>
-          <w:p>
-            <w:pPr>
-              <w:spacing w:after="0" w:line="240" w:lineRule="auto"/>
-              <w:rPr>
-                <w:rFonts w:ascii="Times New Roman" w:eastAsia="Times New Roman" w:hAnsi="Times New Roman" w:cs="Times New Roman"/>
+            <w:tcW w:w="1515" w:type="dxa"/>
+            <w:vAlign w:val="center"/>
+            <w:hideMark/>
+          </w:tcPr>
+          <w:p>
+            <w:pPr>
+              <w:spacing w:after="0" w:line="240" w:lineRule="auto"/>
+              <w:rPr>
+                <w:rFonts w:ascii="Times New Roman" w:eastAsia="Times New Roman" w:hAnsi="Times New Roman" w:cs="Times New Roman"/>
+                <w:kern w:val="0"/>
                 <w:sz w:val="24"/>
                 <w:szCs w:val="24"/>
                 <w:lang w:eastAsia="en-IN"/>
+                <w14:ligatures w14:val="none"/>
               </w:rPr>
             </w:pPr>
             <w:r>
               <w:rPr>
                 <w:rFonts w:ascii="Times New Roman" w:eastAsia="Times New Roman" w:hAnsi="Times New Roman" w:cs="Times New Roman"/>
+                <w:kern w:val="0"/>
                 <w:sz w:val="24"/>
                 <w:szCs w:val="24"/>
                 <w:lang w:eastAsia="en-IN"/>
+                <w14:ligatures w14:val="none"/>
               </w:rPr>
               <w:t>Hexadecimal</w:t>
             </w:r>
@@ -970,25 +1242,30 @@
         </w:tc>
         <w:tc>
           <w:tcPr>
-            <w:tcW w:w="4299" w:type="dxa"/>
-            <w:vAlign w:val="center"/>
-          </w:tcPr>
-          <w:p>
-            <w:pPr>
-              <w:spacing w:after="0" w:line="240" w:lineRule="auto"/>
-              <w:rPr>
-                <w:rFonts w:ascii="Times New Roman" w:eastAsia="Times New Roman" w:hAnsi="Times New Roman" w:cs="Times New Roman"/>
+            <w:tcW w:w="4254" w:type="dxa"/>
+            <w:vAlign w:val="center"/>
+            <w:hideMark/>
+          </w:tcPr>
+          <w:p>
+            <w:pPr>
+              <w:spacing w:after="0" w:line="240" w:lineRule="auto"/>
+              <w:rPr>
+                <w:rFonts w:ascii="Times New Roman" w:eastAsia="Times New Roman" w:hAnsi="Times New Roman" w:cs="Times New Roman"/>
+                <w:kern w:val="0"/>
                 <w:sz w:val="24"/>
                 <w:szCs w:val="24"/>
                 <w:lang w:eastAsia="en-IN"/>
+                <w14:ligatures w14:val="none"/>
               </w:rPr>
             </w:pPr>
             <w:r>
               <w:rPr>
                 <w:rFonts w:ascii="Times New Roman" w:eastAsia="Times New Roman" w:hAnsi="Times New Roman" w:cs="Times New Roman"/>
+                <w:kern w:val="0"/>
                 <w:sz w:val="24"/>
                 <w:szCs w:val="24"/>
                 <w:lang w:eastAsia="en-IN"/>
+                <w14:ligatures w14:val="none"/>
               </w:rPr>
               <w:t>Actual stored data</w:t>
             </w:r>
@@ -997,29 +1274,34 @@
       </w:tr>
       <w:tr>
         <w:trPr>
-          <w:trHeight w:val="300"/>
+          <w:tblCellSpacing w:w="15" w:type="dxa"/>
         </w:trPr>
         <w:tc>
           <w:tcPr>
-            <w:tcW w:w="1560" w:type="dxa"/>
-            <w:vAlign w:val="center"/>
-          </w:tcPr>
-          <w:p>
-            <w:pPr>
-              <w:spacing w:after="0" w:line="240" w:lineRule="auto"/>
-              <w:rPr>
-                <w:rFonts w:ascii="Times New Roman" w:eastAsia="Times New Roman" w:hAnsi="Times New Roman" w:cs="Times New Roman"/>
+            <w:tcW w:w="1515" w:type="dxa"/>
+            <w:vAlign w:val="center"/>
+            <w:hideMark/>
+          </w:tcPr>
+          <w:p>
+            <w:pPr>
+              <w:spacing w:after="0" w:line="240" w:lineRule="auto"/>
+              <w:rPr>
+                <w:rFonts w:ascii="Times New Roman" w:eastAsia="Times New Roman" w:hAnsi="Times New Roman" w:cs="Times New Roman"/>
+                <w:kern w:val="0"/>
                 <w:sz w:val="24"/>
                 <w:szCs w:val="24"/>
                 <w:lang w:eastAsia="en-IN"/>
+                <w14:ligatures w14:val="none"/>
               </w:rPr>
             </w:pPr>
             <w:r>
               <w:rPr>
                 <w:rFonts w:ascii="Times New Roman" w:eastAsia="Times New Roman" w:hAnsi="Times New Roman" w:cs="Times New Roman"/>
+                <w:kern w:val="0"/>
                 <w:sz w:val="24"/>
                 <w:szCs w:val="24"/>
                 <w:lang w:eastAsia="en-IN"/>
+                <w14:ligatures w14:val="none"/>
               </w:rPr>
               <w:t>ASCII</w:t>
             </w:r>
@@ -1027,25 +1309,30 @@
         </w:tc>
         <w:tc>
           <w:tcPr>
-            <w:tcW w:w="4299" w:type="dxa"/>
-            <w:vAlign w:val="center"/>
-          </w:tcPr>
-          <w:p>
-            <w:pPr>
-              <w:spacing w:after="0" w:line="240" w:lineRule="auto"/>
-              <w:rPr>
-                <w:rFonts w:ascii="Times New Roman" w:eastAsia="Times New Roman" w:hAnsi="Times New Roman" w:cs="Times New Roman"/>
+            <w:tcW w:w="4254" w:type="dxa"/>
+            <w:vAlign w:val="center"/>
+            <w:hideMark/>
+          </w:tcPr>
+          <w:p>
+            <w:pPr>
+              <w:spacing w:after="0" w:line="240" w:lineRule="auto"/>
+              <w:rPr>
+                <w:rFonts w:ascii="Times New Roman" w:eastAsia="Times New Roman" w:hAnsi="Times New Roman" w:cs="Times New Roman"/>
+                <w:kern w:val="0"/>
                 <w:sz w:val="24"/>
                 <w:szCs w:val="24"/>
                 <w:lang w:eastAsia="en-IN"/>
+                <w14:ligatures w14:val="none"/>
               </w:rPr>
             </w:pPr>
             <w:r>
               <w:rPr>
                 <w:rFonts w:ascii="Times New Roman" w:eastAsia="Times New Roman" w:hAnsi="Times New Roman" w:cs="Times New Roman"/>
+                <w:kern w:val="0"/>
                 <w:sz w:val="24"/>
                 <w:szCs w:val="24"/>
                 <w:lang w:eastAsia="en-IN"/>
+                <w14:ligatures w14:val="none"/>
               </w:rPr>
               <w:t>Human-readable representation (if applicable)</w:t>
             </w:r>
@@ -1056,19 +1343,42 @@
     <w:p>
       <w:pPr>
         <w:spacing w:after="0" w:line="240" w:lineRule="auto"/>
-      </w:pPr>
-    </w:p>
-    <w:p>
-      <w:pPr>
-        <w:spacing w:beforeAutospacing="1" w:afterAutospacing="1" w:line="240" w:lineRule="auto"/>
+        <w:rPr>
+          <w:rFonts w:ascii="Times New Roman" w:eastAsia="Times New Roman" w:hAnsi="Times New Roman" w:cs="Times New Roman"/>
+          <w:kern w:val="0"/>
+          <w:sz w:val="24"/>
+          <w:szCs w:val="24"/>
+          <w:lang w:eastAsia="en-IN"/>
+          <w14:ligatures w14:val="none"/>
+        </w:rPr>
+      </w:pPr>
+      <w:r>
+        <w:rPr>
+          <w:rFonts w:ascii="Times New Roman" w:eastAsia="Times New Roman" w:hAnsi="Times New Roman" w:cs="Times New Roman"/>
+          <w:noProof/>
+          <w:kern w:val="0"/>
+          <w:sz w:val="24"/>
+          <w:szCs w:val="24"/>
+          <w:lang w:eastAsia="en-IN"/>
+        </w:rPr>
+        <w:pict w14:anchorId="79A78D3B">
+          <v:rect id="_x0000_i1047" alt="" style="width:451.3pt;height:.05pt;mso-width-percent:0;mso-height-percent:0;mso-width-percent:0;mso-height-percent:0" o:hralign="center" o:hrstd="t" o:hr="t" fillcolor="#a0a0a0" stroked="f"/>
+        </w:pict>
+      </w:r>
+    </w:p>
+    <w:p>
+      <w:pPr>
+        <w:spacing w:before="100" w:beforeAutospacing="1" w:after="100" w:afterAutospacing="1" w:line="240" w:lineRule="auto"/>
         <w:outlineLvl w:val="0"/>
         <w:rPr>
           <w:rFonts w:ascii="Times New Roman" w:eastAsia="Times New Roman" w:hAnsi="Times New Roman" w:cs="Times New Roman"/>
           <w:b/>
           <w:bCs/>
+          <w:kern w:val="36"/>
           <w:sz w:val="32"/>
           <w:szCs w:val="32"/>
           <w:lang w:eastAsia="en-IN"/>
+          <w14:ligatures w14:val="none"/>
         </w:rPr>
       </w:pPr>
       <w:r>
@@ -1076,29 +1386,35 @@
           <w:rFonts w:ascii="Times New Roman" w:eastAsia="Times New Roman" w:hAnsi="Times New Roman" w:cs="Times New Roman"/>
           <w:b/>
           <w:bCs/>
+          <w:kern w:val="36"/>
           <w:sz w:val="32"/>
           <w:szCs w:val="32"/>
           <w:lang w:eastAsia="en-IN"/>
+          <w14:ligatures w14:val="none"/>
         </w:rPr>
         <w:t>Evidence Received</w:t>
       </w:r>
     </w:p>
     <w:p>
       <w:pPr>
-        <w:spacing w:beforeAutospacing="1" w:afterAutospacing="1" w:line="240" w:lineRule="auto"/>
-        <w:rPr>
-          <w:rFonts w:ascii="Times New Roman" w:eastAsia="Times New Roman" w:hAnsi="Times New Roman" w:cs="Times New Roman"/>
-          <w:sz w:val="24"/>
-          <w:szCs w:val="24"/>
-          <w:lang w:eastAsia="en-IN"/>
-        </w:rPr>
-      </w:pPr>
-      <w:r>
-        <w:rPr>
-          <w:rFonts w:ascii="Times New Roman" w:eastAsia="Times New Roman" w:hAnsi="Times New Roman" w:cs="Times New Roman"/>
-          <w:sz w:val="24"/>
-          <w:szCs w:val="24"/>
-          <w:lang w:eastAsia="en-IN"/>
+        <w:spacing w:before="100" w:beforeAutospacing="1" w:after="100" w:afterAutospacing="1" w:line="240" w:lineRule="auto"/>
+        <w:rPr>
+          <w:rFonts w:ascii="Times New Roman" w:eastAsia="Times New Roman" w:hAnsi="Times New Roman" w:cs="Times New Roman"/>
+          <w:kern w:val="0"/>
+          <w:sz w:val="24"/>
+          <w:szCs w:val="24"/>
+          <w:lang w:eastAsia="en-IN"/>
+          <w14:ligatures w14:val="none"/>
+        </w:rPr>
+      </w:pPr>
+      <w:r>
+        <w:rPr>
+          <w:rFonts w:ascii="Times New Roman" w:eastAsia="Times New Roman" w:hAnsi="Times New Roman" w:cs="Times New Roman"/>
+          <w:kern w:val="0"/>
+          <w:sz w:val="24"/>
+          <w:szCs w:val="24"/>
+          <w:lang w:eastAsia="en-IN"/>
+          <w14:ligatures w14:val="none"/>
         </w:rPr>
         <w:t>You have been provided with the following folders:</w:t>
       </w:r>
@@ -1126,17 +1442,21 @@
         <w:spacing w:after="0" w:line="240" w:lineRule="auto"/>
         <w:rPr>
           <w:rFonts w:ascii="Times New Roman" w:eastAsia="Times New Roman" w:hAnsi="Times New Roman" w:cs="Times New Roman"/>
+          <w:kern w:val="0"/>
           <w:sz w:val="20"/>
           <w:szCs w:val="20"/>
           <w:lang w:eastAsia="en-IN"/>
-        </w:rPr>
-      </w:pPr>
-      <w:r>
-        <w:rPr>
-          <w:rFonts w:ascii="Times New Roman" w:eastAsia="Times New Roman" w:hAnsi="Times New Roman" w:cs="Times New Roman"/>
+          <w14:ligatures w14:val="none"/>
+        </w:rPr>
+      </w:pPr>
+      <w:r>
+        <w:rPr>
+          <w:rFonts w:ascii="Times New Roman" w:eastAsia="Times New Roman" w:hAnsi="Times New Roman" w:cs="Times New Roman"/>
+          <w:kern w:val="0"/>
           <w:sz w:val="20"/>
           <w:szCs w:val="20"/>
           <w:lang w:eastAsia="en-IN"/>
+          <w14:ligatures w14:val="none"/>
         </w:rPr>
         <w:t>Documents</w:t>
       </w:r>
@@ -1164,17 +1484,21 @@
         <w:spacing w:after="0" w:line="240" w:lineRule="auto"/>
         <w:rPr>
           <w:rFonts w:ascii="Times New Roman" w:eastAsia="Times New Roman" w:hAnsi="Times New Roman" w:cs="Times New Roman"/>
+          <w:kern w:val="0"/>
           <w:sz w:val="20"/>
           <w:szCs w:val="20"/>
           <w:lang w:eastAsia="en-IN"/>
-        </w:rPr>
-      </w:pPr>
-      <w:r>
-        <w:rPr>
-          <w:rFonts w:ascii="Times New Roman" w:eastAsia="Times New Roman" w:hAnsi="Times New Roman" w:cs="Times New Roman"/>
+          <w14:ligatures w14:val="none"/>
+        </w:rPr>
+      </w:pPr>
+      <w:r>
+        <w:rPr>
+          <w:rFonts w:ascii="Times New Roman" w:eastAsia="Times New Roman" w:hAnsi="Times New Roman" w:cs="Times New Roman"/>
+          <w:kern w:val="0"/>
           <w:sz w:val="20"/>
           <w:szCs w:val="20"/>
           <w:lang w:eastAsia="en-IN"/>
+          <w14:ligatures w14:val="none"/>
         </w:rPr>
         <w:t>Pictures</w:t>
       </w:r>
@@ -1202,17 +1526,21 @@
         <w:spacing w:after="0" w:line="240" w:lineRule="auto"/>
         <w:rPr>
           <w:rFonts w:ascii="Times New Roman" w:eastAsia="Times New Roman" w:hAnsi="Times New Roman" w:cs="Times New Roman"/>
+          <w:kern w:val="0"/>
           <w:sz w:val="20"/>
           <w:szCs w:val="20"/>
           <w:lang w:eastAsia="en-IN"/>
-        </w:rPr>
-      </w:pPr>
-      <w:r>
-        <w:rPr>
-          <w:rFonts w:ascii="Times New Roman" w:eastAsia="Times New Roman" w:hAnsi="Times New Roman" w:cs="Times New Roman"/>
+          <w14:ligatures w14:val="none"/>
+        </w:rPr>
+      </w:pPr>
+      <w:r>
+        <w:rPr>
+          <w:rFonts w:ascii="Times New Roman" w:eastAsia="Times New Roman" w:hAnsi="Times New Roman" w:cs="Times New Roman"/>
+          <w:kern w:val="0"/>
           <w:sz w:val="20"/>
           <w:szCs w:val="20"/>
           <w:lang w:eastAsia="en-IN"/>
+          <w14:ligatures w14:val="none"/>
         </w:rPr>
         <w:t>Downloads</w:t>
       </w:r>
@@ -1240,17 +1568,21 @@
         <w:spacing w:after="0" w:line="240" w:lineRule="auto"/>
         <w:rPr>
           <w:rFonts w:ascii="Times New Roman" w:eastAsia="Times New Roman" w:hAnsi="Times New Roman" w:cs="Times New Roman"/>
+          <w:kern w:val="0"/>
           <w:sz w:val="20"/>
           <w:szCs w:val="20"/>
           <w:lang w:eastAsia="en-IN"/>
-        </w:rPr>
-      </w:pPr>
-      <w:r>
-        <w:rPr>
-          <w:rFonts w:ascii="Times New Roman" w:eastAsia="Times New Roman" w:hAnsi="Times New Roman" w:cs="Times New Roman"/>
+          <w14:ligatures w14:val="none"/>
+        </w:rPr>
+      </w:pPr>
+      <w:r>
+        <w:rPr>
+          <w:rFonts w:ascii="Times New Roman" w:eastAsia="Times New Roman" w:hAnsi="Times New Roman" w:cs="Times New Roman"/>
+          <w:kern w:val="0"/>
           <w:sz w:val="20"/>
           <w:szCs w:val="20"/>
           <w:lang w:eastAsia="en-IN"/>
+          <w14:ligatures w14:val="none"/>
         </w:rPr>
         <w:t>Suspicious</w:t>
       </w:r>
@@ -1278,17 +1610,21 @@
         <w:spacing w:after="0" w:line="240" w:lineRule="auto"/>
         <w:rPr>
           <w:rFonts w:ascii="Times New Roman" w:eastAsia="Times New Roman" w:hAnsi="Times New Roman" w:cs="Times New Roman"/>
+          <w:kern w:val="0"/>
           <w:sz w:val="20"/>
           <w:szCs w:val="20"/>
           <w:lang w:eastAsia="en-IN"/>
-        </w:rPr>
-      </w:pPr>
-      <w:r>
-        <w:rPr>
-          <w:rFonts w:ascii="Times New Roman" w:eastAsia="Times New Roman" w:hAnsi="Times New Roman" w:cs="Times New Roman"/>
+          <w14:ligatures w14:val="none"/>
+        </w:rPr>
+      </w:pPr>
+      <w:r>
+        <w:rPr>
+          <w:rFonts w:ascii="Times New Roman" w:eastAsia="Times New Roman" w:hAnsi="Times New Roman" w:cs="Times New Roman"/>
+          <w:kern w:val="0"/>
           <w:sz w:val="20"/>
           <w:szCs w:val="20"/>
           <w:lang w:eastAsia="en-IN"/>
+          <w14:ligatures w14:val="none"/>
         </w:rPr>
         <w:t>Hidden</w:t>
       </w:r>
@@ -1316,17 +1652,21 @@
         <w:spacing w:after="0" w:line="240" w:lineRule="auto"/>
         <w:rPr>
           <w:rFonts w:ascii="Times New Roman" w:eastAsia="Times New Roman" w:hAnsi="Times New Roman" w:cs="Times New Roman"/>
+          <w:kern w:val="0"/>
           <w:sz w:val="20"/>
           <w:szCs w:val="20"/>
           <w:lang w:eastAsia="en-IN"/>
-        </w:rPr>
-      </w:pPr>
-      <w:r>
-        <w:rPr>
-          <w:rFonts w:ascii="Times New Roman" w:eastAsia="Times New Roman" w:hAnsi="Times New Roman" w:cs="Times New Roman"/>
+          <w14:ligatures w14:val="none"/>
+        </w:rPr>
+      </w:pPr>
+      <w:r>
+        <w:rPr>
+          <w:rFonts w:ascii="Times New Roman" w:eastAsia="Times New Roman" w:hAnsi="Times New Roman" w:cs="Times New Roman"/>
+          <w:kern w:val="0"/>
           <w:sz w:val="20"/>
           <w:szCs w:val="20"/>
           <w:lang w:eastAsia="en-IN"/>
+          <w14:ligatures w14:val="none"/>
         </w:rPr>
         <w:t>Logs</w:t>
       </w:r>
@@ -1354,17 +1694,21 @@
         <w:spacing w:after="0" w:line="240" w:lineRule="auto"/>
         <w:rPr>
           <w:rFonts w:ascii="Times New Roman" w:eastAsia="Times New Roman" w:hAnsi="Times New Roman" w:cs="Times New Roman"/>
+          <w:kern w:val="0"/>
           <w:sz w:val="20"/>
           <w:szCs w:val="20"/>
           <w:lang w:eastAsia="en-IN"/>
-        </w:rPr>
-      </w:pPr>
-      <w:r>
-        <w:rPr>
-          <w:rFonts w:ascii="Times New Roman" w:eastAsia="Times New Roman" w:hAnsi="Times New Roman" w:cs="Times New Roman"/>
+          <w14:ligatures w14:val="none"/>
+        </w:rPr>
+      </w:pPr>
+      <w:r>
+        <w:rPr>
+          <w:rFonts w:ascii="Times New Roman" w:eastAsia="Times New Roman" w:hAnsi="Times New Roman" w:cs="Times New Roman"/>
+          <w:kern w:val="0"/>
           <w:sz w:val="20"/>
           <w:szCs w:val="20"/>
           <w:lang w:eastAsia="en-IN"/>
+          <w14:ligatures w14:val="none"/>
         </w:rPr>
         <w:t>Browser</w:t>
       </w:r>
@@ -1392,17 +1736,21 @@
         <w:spacing w:after="0" w:line="240" w:lineRule="auto"/>
         <w:rPr>
           <w:rFonts w:ascii="Times New Roman" w:eastAsia="Times New Roman" w:hAnsi="Times New Roman" w:cs="Times New Roman"/>
+          <w:kern w:val="0"/>
           <w:sz w:val="20"/>
           <w:szCs w:val="20"/>
           <w:lang w:eastAsia="en-IN"/>
-        </w:rPr>
-      </w:pPr>
-      <w:r>
-        <w:rPr>
-          <w:rFonts w:ascii="Times New Roman" w:eastAsia="Times New Roman" w:hAnsi="Times New Roman" w:cs="Times New Roman"/>
+          <w14:ligatures w14:val="none"/>
+        </w:rPr>
+      </w:pPr>
+      <w:r>
+        <w:rPr>
+          <w:rFonts w:ascii="Times New Roman" w:eastAsia="Times New Roman" w:hAnsi="Times New Roman" w:cs="Times New Roman"/>
+          <w:kern w:val="0"/>
           <w:sz w:val="20"/>
           <w:szCs w:val="20"/>
           <w:lang w:eastAsia="en-IN"/>
+          <w14:ligatures w14:val="none"/>
         </w:rPr>
         <w:t>Email</w:t>
       </w:r>
@@ -1430,17 +1778,21 @@
         <w:spacing w:after="0" w:line="240" w:lineRule="auto"/>
         <w:rPr>
           <w:rFonts w:ascii="Times New Roman" w:eastAsia="Times New Roman" w:hAnsi="Times New Roman" w:cs="Times New Roman"/>
+          <w:kern w:val="0"/>
           <w:sz w:val="20"/>
           <w:szCs w:val="20"/>
           <w:lang w:eastAsia="en-IN"/>
-        </w:rPr>
-      </w:pPr>
-      <w:r>
-        <w:rPr>
-          <w:rFonts w:ascii="Times New Roman" w:eastAsia="Times New Roman" w:hAnsi="Times New Roman" w:cs="Times New Roman"/>
+          <w14:ligatures w14:val="none"/>
+        </w:rPr>
+      </w:pPr>
+      <w:r>
+        <w:rPr>
+          <w:rFonts w:ascii="Times New Roman" w:eastAsia="Times New Roman" w:hAnsi="Times New Roman" w:cs="Times New Roman"/>
+          <w:kern w:val="0"/>
           <w:sz w:val="20"/>
           <w:szCs w:val="20"/>
           <w:lang w:eastAsia="en-IN"/>
+          <w14:ligatures w14:val="none"/>
         </w:rPr>
         <w:t>USB_Backup</w:t>
       </w:r>
@@ -1468,17 +1820,21 @@
         <w:spacing w:after="0" w:line="240" w:lineRule="auto"/>
         <w:rPr>
           <w:rFonts w:ascii="Times New Roman" w:eastAsia="Times New Roman" w:hAnsi="Times New Roman" w:cs="Times New Roman"/>
+          <w:kern w:val="0"/>
           <w:sz w:val="20"/>
           <w:szCs w:val="20"/>
           <w:lang w:eastAsia="en-IN"/>
-        </w:rPr>
-      </w:pPr>
-      <w:r>
-        <w:rPr>
-          <w:rFonts w:ascii="Times New Roman" w:eastAsia="Times New Roman" w:hAnsi="Times New Roman" w:cs="Times New Roman"/>
+          <w14:ligatures w14:val="none"/>
+        </w:rPr>
+      </w:pPr>
+      <w:r>
+        <w:rPr>
+          <w:rFonts w:ascii="Times New Roman" w:eastAsia="Times New Roman" w:hAnsi="Times New Roman" w:cs="Times New Roman"/>
+          <w:kern w:val="0"/>
           <w:sz w:val="20"/>
           <w:szCs w:val="20"/>
           <w:lang w:eastAsia="en-IN"/>
+          <w14:ligatures w14:val="none"/>
         </w:rPr>
         <w:t>Corrupted</w:t>
       </w:r>
@@ -1486,19 +1842,42 @@
     <w:p>
       <w:pPr>
         <w:spacing w:after="0" w:line="240" w:lineRule="auto"/>
-      </w:pPr>
-    </w:p>
-    <w:p>
-      <w:pPr>
-        <w:spacing w:beforeAutospacing="1" w:afterAutospacing="1" w:line="240" w:lineRule="auto"/>
+        <w:rPr>
+          <w:rFonts w:ascii="Times New Roman" w:eastAsia="Times New Roman" w:hAnsi="Times New Roman" w:cs="Times New Roman"/>
+          <w:kern w:val="0"/>
+          <w:sz w:val="24"/>
+          <w:szCs w:val="24"/>
+          <w:lang w:eastAsia="en-IN"/>
+          <w14:ligatures w14:val="none"/>
+        </w:rPr>
+      </w:pPr>
+      <w:r>
+        <w:rPr>
+          <w:rFonts w:ascii="Times New Roman" w:eastAsia="Times New Roman" w:hAnsi="Times New Roman" w:cs="Times New Roman"/>
+          <w:noProof/>
+          <w:kern w:val="0"/>
+          <w:sz w:val="24"/>
+          <w:szCs w:val="24"/>
+          <w:lang w:eastAsia="en-IN"/>
+        </w:rPr>
+        <w:pict w14:anchorId="43A297D2">
+          <v:rect id="_x0000_i1046" alt="" style="width:451.3pt;height:.05pt;mso-width-percent:0;mso-height-percent:0;mso-width-percent:0;mso-height-percent:0" o:hralign="center" o:hrstd="t" o:hr="t" fillcolor="#a0a0a0" stroked="f"/>
+        </w:pict>
+      </w:r>
+    </w:p>
+    <w:p>
+      <w:pPr>
+        <w:spacing w:before="100" w:beforeAutospacing="1" w:after="100" w:afterAutospacing="1" w:line="240" w:lineRule="auto"/>
         <w:outlineLvl w:val="0"/>
         <w:rPr>
           <w:rFonts w:ascii="Times New Roman" w:eastAsia="Times New Roman" w:hAnsi="Times New Roman" w:cs="Times New Roman"/>
           <w:b/>
           <w:bCs/>
+          <w:kern w:val="36"/>
           <w:sz w:val="32"/>
           <w:szCs w:val="32"/>
           <w:lang w:eastAsia="en-IN"/>
+          <w14:ligatures w14:val="none"/>
         </w:rPr>
       </w:pPr>
       <w:r>
@@ -1506,56 +1885,67 @@
           <w:rFonts w:ascii="Times New Roman" w:eastAsia="Times New Roman" w:hAnsi="Times New Roman" w:cs="Times New Roman"/>
           <w:b/>
           <w:bCs/>
+          <w:kern w:val="36"/>
           <w:sz w:val="32"/>
           <w:szCs w:val="32"/>
           <w:lang w:eastAsia="en-IN"/>
+          <w14:ligatures w14:val="none"/>
         </w:rPr>
         <w:t>Activity 1 – File Signature Investigation</w:t>
       </w:r>
     </w:p>
     <w:p>
       <w:pPr>
-        <w:spacing w:beforeAutospacing="1" w:afterAutospacing="1" w:line="240" w:lineRule="auto"/>
-        <w:rPr>
-          <w:rFonts w:ascii="Times New Roman" w:eastAsia="Times New Roman" w:hAnsi="Times New Roman" w:cs="Times New Roman"/>
-          <w:sz w:val="24"/>
-          <w:szCs w:val="24"/>
-          <w:lang w:eastAsia="en-IN"/>
-        </w:rPr>
-      </w:pPr>
-      <w:r>
-        <w:rPr>
-          <w:rFonts w:ascii="Times New Roman" w:eastAsia="Times New Roman" w:hAnsi="Times New Roman" w:cs="Times New Roman"/>
-          <w:sz w:val="24"/>
-          <w:szCs w:val="24"/>
-          <w:lang w:eastAsia="en-IN"/>
+        <w:spacing w:before="100" w:beforeAutospacing="1" w:after="100" w:afterAutospacing="1" w:line="240" w:lineRule="auto"/>
+        <w:rPr>
+          <w:rFonts w:ascii="Times New Roman" w:eastAsia="Times New Roman" w:hAnsi="Times New Roman" w:cs="Times New Roman"/>
+          <w:kern w:val="0"/>
+          <w:sz w:val="24"/>
+          <w:szCs w:val="24"/>
+          <w:lang w:eastAsia="en-IN"/>
+          <w14:ligatures w14:val="none"/>
+        </w:rPr>
+      </w:pPr>
+      <w:r>
+        <w:rPr>
+          <w:rFonts w:ascii="Times New Roman" w:eastAsia="Times New Roman" w:hAnsi="Times New Roman" w:cs="Times New Roman"/>
+          <w:kern w:val="0"/>
+          <w:sz w:val="24"/>
+          <w:szCs w:val="24"/>
+          <w:lang w:eastAsia="en-IN"/>
+          <w14:ligatures w14:val="none"/>
         </w:rPr>
         <w:t>Open each file assigned by your instructor.</w:t>
       </w:r>
     </w:p>
     <w:p>
       <w:pPr>
-        <w:spacing w:beforeAutospacing="1" w:afterAutospacing="1" w:line="240" w:lineRule="auto"/>
-        <w:rPr>
-          <w:rFonts w:ascii="Times New Roman" w:eastAsia="Times New Roman" w:hAnsi="Times New Roman" w:cs="Times New Roman"/>
-          <w:sz w:val="24"/>
-          <w:szCs w:val="24"/>
-          <w:lang w:eastAsia="en-IN"/>
-        </w:rPr>
-      </w:pPr>
-      <w:r>
-        <w:rPr>
-          <w:rFonts w:ascii="Times New Roman" w:eastAsia="Times New Roman" w:hAnsi="Times New Roman" w:cs="Times New Roman"/>
-          <w:sz w:val="24"/>
-          <w:szCs w:val="24"/>
-          <w:lang w:eastAsia="en-IN"/>
+        <w:spacing w:before="100" w:beforeAutospacing="1" w:after="100" w:afterAutospacing="1" w:line="240" w:lineRule="auto"/>
+        <w:rPr>
+          <w:rFonts w:ascii="Times New Roman" w:eastAsia="Times New Roman" w:hAnsi="Times New Roman" w:cs="Times New Roman"/>
+          <w:kern w:val="0"/>
+          <w:sz w:val="24"/>
+          <w:szCs w:val="24"/>
+          <w:lang w:eastAsia="en-IN"/>
+          <w14:ligatures w14:val="none"/>
+        </w:rPr>
+      </w:pPr>
+      <w:r>
+        <w:rPr>
+          <w:rFonts w:ascii="Times New Roman" w:eastAsia="Times New Roman" w:hAnsi="Times New Roman" w:cs="Times New Roman"/>
+          <w:kern w:val="0"/>
+          <w:sz w:val="24"/>
+          <w:szCs w:val="24"/>
+          <w:lang w:eastAsia="en-IN"/>
+          <w14:ligatures w14:val="none"/>
         </w:rPr>
         <w:t>Complete the following table.</w:t>
       </w:r>
     </w:p>
     <w:tbl>
       <w:tblPr>
-        <w:tblW w:w="0" w:type="auto"/>
+        <w:tblW w:w="8838" w:type="dxa"/>
+        <w:tblCellSpacing w:w="15" w:type="dxa"/>
         <w:tblBorders>
           <w:top w:val="single" w:sz="4" w:space="0" w:color="auto"/>
           <w:left w:val="single" w:sz="4" w:space="0" w:color="auto"/>
@@ -1564,28 +1954,171 @@
           <w:insideH w:val="single" w:sz="4" w:space="0" w:color="auto"/>
           <w:insideV w:val="single" w:sz="4" w:space="0" w:color="auto"/>
         </w:tblBorders>
+        <w:tblCellMar>
+          <w:top w:w="15" w:type="dxa"/>
+          <w:left w:w="15" w:type="dxa"/>
+          <w:bottom w:w="15" w:type="dxa"/>
+          <w:right w:w="15" w:type="dxa"/>
+        </w:tblCellMar>
         <w:tblLook w:val="04A0" w:firstRow="1" w:lastRow="0" w:firstColumn="1" w:lastColumn="0" w:noHBand="0" w:noVBand="1"/>
       </w:tblPr>
       <w:tblGrid>
-        <w:gridCol w:w="1180"/>
-        <w:gridCol w:w="1819"/>
-        <w:gridCol w:w="843"/>
-        <w:gridCol w:w="2123"/>
-        <w:gridCol w:w="2986"/>
+        <w:gridCol w:w="1368"/>
+        <w:gridCol w:w="1671"/>
+        <w:gridCol w:w="1080"/>
+        <w:gridCol w:w="1972"/>
+        <w:gridCol w:w="2747"/>
       </w:tblGrid>
       <w:tr>
         <w:trPr>
           <w:trHeight w:val="535"/>
+          <w:tblHeader/>
+          <w:tblCellSpacing w:w="15" w:type="dxa"/>
         </w:trPr>
         <w:tc>
           <w:tcPr>
-            <w:tcW w:w="1180" w:type="dxa"/>
-            <w:vAlign w:val="center"/>
+            <w:tcW w:w="0" w:type="auto"/>
+            <w:vAlign w:val="center"/>
+            <w:hideMark/>
           </w:tcPr>
           <w:p>
             <w:pPr>
               <w:spacing w:after="0" w:line="240" w:lineRule="auto"/>
               <w:jc w:val="center"/>
+              <w:rPr>
+                <w:rFonts w:ascii="Times New Roman" w:eastAsia="Times New Roman" w:hAnsi="Times New Roman" w:cs="Times New Roman"/>
+                <w:b/>
+                <w:bCs/>
+                <w:kern w:val="0"/>
+                <w:sz w:val="24"/>
+                <w:szCs w:val="24"/>
+                <w:lang w:eastAsia="en-IN"/>
+                <w14:ligatures w14:val="none"/>
+              </w:rPr>
+            </w:pPr>
+            <w:r>
+              <w:rPr>
+                <w:rFonts w:ascii="Times New Roman" w:eastAsia="Times New Roman" w:hAnsi="Times New Roman" w:cs="Times New Roman"/>
+                <w:b/>
+                <w:bCs/>
+                <w:kern w:val="0"/>
+                <w:sz w:val="24"/>
+                <w:szCs w:val="24"/>
+                <w:lang w:eastAsia="en-IN"/>
+                <w14:ligatures w14:val="none"/>
+              </w:rPr>
+              <w:lastRenderedPageBreak/>
+              <w:t>File Name</w:t>
+            </w:r>
+          </w:p>
+        </w:tc>
+        <w:tc>
+          <w:tcPr>
+            <w:tcW w:w="0" w:type="auto"/>
+            <w:vAlign w:val="center"/>
+            <w:hideMark/>
+          </w:tcPr>
+          <w:p>
+            <w:pPr>
+              <w:spacing w:after="0" w:line="240" w:lineRule="auto"/>
+              <w:jc w:val="center"/>
+              <w:rPr>
+                <w:rFonts w:ascii="Times New Roman" w:eastAsia="Times New Roman" w:hAnsi="Times New Roman" w:cs="Times New Roman"/>
+                <w:b/>
+                <w:bCs/>
+                <w:kern w:val="0"/>
+                <w:sz w:val="24"/>
+                <w:szCs w:val="24"/>
+                <w:lang w:eastAsia="en-IN"/>
+                <w14:ligatures w14:val="none"/>
+              </w:rPr>
+            </w:pPr>
+            <w:r>
+              <w:rPr>
+                <w:rFonts w:ascii="Times New Roman" w:eastAsia="Times New Roman" w:hAnsi="Times New Roman" w:cs="Times New Roman"/>
+                <w:b/>
+                <w:bCs/>
+                <w:kern w:val="0"/>
+                <w:sz w:val="24"/>
+                <w:szCs w:val="24"/>
+                <w:lang w:eastAsia="en-IN"/>
+                <w14:ligatures w14:val="none"/>
+              </w:rPr>
+              <w:t>First Four Bytes</w:t>
+            </w:r>
+          </w:p>
+        </w:tc>
+        <w:tc>
+          <w:tcPr>
+            <w:tcW w:w="0" w:type="auto"/>
+            <w:vAlign w:val="center"/>
+            <w:hideMark/>
+          </w:tcPr>
+          <w:p>
+            <w:pPr>
+              <w:spacing w:after="0" w:line="240" w:lineRule="auto"/>
+              <w:jc w:val="center"/>
+              <w:rPr>
+                <w:rFonts w:ascii="Times New Roman" w:eastAsia="Times New Roman" w:hAnsi="Times New Roman" w:cs="Times New Roman"/>
+                <w:b/>
+                <w:bCs/>
+                <w:kern w:val="0"/>
+                <w:sz w:val="24"/>
+                <w:szCs w:val="24"/>
+                <w:lang w:eastAsia="en-IN"/>
+                <w14:ligatures w14:val="none"/>
+              </w:rPr>
+            </w:pPr>
+            <w:r>
+              <w:rPr>
+                <w:rFonts w:ascii="Times New Roman" w:eastAsia="Times New Roman" w:hAnsi="Times New Roman" w:cs="Times New Roman"/>
+                <w:b/>
+                <w:bCs/>
+                <w:kern w:val="0"/>
+                <w:sz w:val="24"/>
+                <w:szCs w:val="24"/>
+                <w:lang w:eastAsia="en-IN"/>
+                <w14:ligatures w14:val="none"/>
+              </w:rPr>
+              <w:t>Offset</w:t>
+            </w:r>
+          </w:p>
+        </w:tc>
+        <w:tc>
+          <w:tcPr>
+            <w:tcW w:w="0" w:type="auto"/>
+            <w:vAlign w:val="center"/>
+            <w:hideMark/>
+          </w:tcPr>
+          <w:p>
+            <w:pPr>
+              <w:spacing w:after="0" w:line="240" w:lineRule="auto"/>
+              <w:jc w:val="center"/>
+              <w:rPr>
+                <w:rFonts w:ascii="Times New Roman" w:eastAsia="Times New Roman" w:hAnsi="Times New Roman" w:cs="Times New Roman"/>
+                <w:b/>
+                <w:bCs/>
+                <w:kern w:val="0"/>
+                <w:sz w:val="24"/>
+                <w:szCs w:val="24"/>
+                <w:lang w:eastAsia="en-IN"/>
+                <w14:ligatures w14:val="none"/>
+              </w:rPr>
+            </w:pPr>
+            <w:r>
+              <w:rPr>
+                <w:rFonts w:ascii="Times New Roman" w:eastAsia="Times New Roman" w:hAnsi="Times New Roman" w:cs="Times New Roman"/>
+                <w:b/>
+                <w:bCs/>
+                <w:kern w:val="0"/>
+                <w:sz w:val="24"/>
+                <w:szCs w:val="24"/>
+                <w:lang w:eastAsia="en-IN"/>
+                <w14:ligatures w14:val="none"/>
+              </w:rPr>
+              <w:t>Expected File Typ</w:t>
+            </w:r>
+            <w:r>
               <w:rPr>
                 <w:rFonts w:ascii="Times New Roman" w:eastAsia="Times New Roman" w:hAnsi="Times New Roman" w:cs="Times New Roman"/>
                 <w:b/>
@@ -1594,139 +2127,41 @@
                 <w:szCs w:val="24"/>
                 <w:lang w:eastAsia="en-IN"/>
               </w:rPr>
-            </w:pPr>
-            <w:r>
+              <w:t>e</w:t>
+            </w:r>
+          </w:p>
+        </w:tc>
+        <w:tc>
+          <w:tcPr>
+            <w:tcW w:w="0" w:type="auto"/>
+            <w:vAlign w:val="center"/>
+            <w:hideMark/>
+          </w:tcPr>
+          <w:p>
+            <w:pPr>
+              <w:spacing w:after="0" w:line="240" w:lineRule="auto"/>
+              <w:jc w:val="center"/>
               <w:rPr>
                 <w:rFonts w:ascii="Times New Roman" w:eastAsia="Times New Roman" w:hAnsi="Times New Roman" w:cs="Times New Roman"/>
                 <w:b/>
                 <w:bCs/>
+                <w:kern w:val="0"/>
                 <w:sz w:val="24"/>
                 <w:szCs w:val="24"/>
                 <w:lang w:eastAsia="en-IN"/>
-              </w:rPr>
-              <w:t>File Name</w:t>
-            </w:r>
-          </w:p>
-        </w:tc>
-        <w:tc>
-          <w:tcPr>
-            <w:tcW w:w="1819" w:type="dxa"/>
-            <w:vAlign w:val="center"/>
-          </w:tcPr>
-          <w:p>
-            <w:pPr>
-              <w:spacing w:after="0" w:line="240" w:lineRule="auto"/>
-              <w:jc w:val="center"/>
+                <w14:ligatures w14:val="none"/>
+              </w:rPr>
+            </w:pPr>
+            <w:r>
               <w:rPr>
                 <w:rFonts w:ascii="Times New Roman" w:eastAsia="Times New Roman" w:hAnsi="Times New Roman" w:cs="Times New Roman"/>
                 <w:b/>
                 <w:bCs/>
+                <w:kern w:val="0"/>
                 <w:sz w:val="24"/>
                 <w:szCs w:val="24"/>
                 <w:lang w:eastAsia="en-IN"/>
-              </w:rPr>
-            </w:pPr>
-            <w:r>
-              <w:rPr>
-                <w:rFonts w:ascii="Times New Roman" w:eastAsia="Times New Roman" w:hAnsi="Times New Roman" w:cs="Times New Roman"/>
-                <w:b/>
-                <w:bCs/>
-                <w:sz w:val="24"/>
-                <w:szCs w:val="24"/>
-                <w:lang w:eastAsia="en-IN"/>
-              </w:rPr>
-              <w:t>First Four Bytes</w:t>
-            </w:r>
-          </w:p>
-        </w:tc>
-        <w:tc>
-          <w:tcPr>
-            <w:tcW w:w="730" w:type="dxa"/>
-            <w:vAlign w:val="center"/>
-          </w:tcPr>
-          <w:p>
-            <w:pPr>
-              <w:spacing w:after="0" w:line="240" w:lineRule="auto"/>
-              <w:jc w:val="center"/>
-              <w:rPr>
-                <w:rFonts w:ascii="Times New Roman" w:eastAsia="Times New Roman" w:hAnsi="Times New Roman" w:cs="Times New Roman"/>
-                <w:b/>
-                <w:bCs/>
-                <w:sz w:val="24"/>
-                <w:szCs w:val="24"/>
-                <w:lang w:eastAsia="en-IN"/>
-              </w:rPr>
-            </w:pPr>
-            <w:r>
-              <w:rPr>
-                <w:rFonts w:ascii="Times New Roman" w:eastAsia="Times New Roman" w:hAnsi="Times New Roman" w:cs="Times New Roman"/>
-                <w:b/>
-                <w:bCs/>
-                <w:sz w:val="24"/>
-                <w:szCs w:val="24"/>
-                <w:lang w:eastAsia="en-IN"/>
-              </w:rPr>
-              <w:t>Offset</w:t>
-            </w:r>
-          </w:p>
-        </w:tc>
-        <w:tc>
-          <w:tcPr>
-            <w:tcW w:w="2123" w:type="dxa"/>
-            <w:vAlign w:val="center"/>
-          </w:tcPr>
-          <w:p>
-            <w:pPr>
-              <w:spacing w:after="0" w:line="240" w:lineRule="auto"/>
-              <w:jc w:val="center"/>
-              <w:rPr>
-                <w:rFonts w:ascii="Times New Roman" w:eastAsia="Times New Roman" w:hAnsi="Times New Roman" w:cs="Times New Roman"/>
-                <w:b/>
-                <w:bCs/>
-                <w:sz w:val="24"/>
-                <w:szCs w:val="24"/>
-                <w:lang w:eastAsia="en-IN"/>
-              </w:rPr>
-            </w:pPr>
-            <w:r>
-              <w:rPr>
-                <w:rFonts w:ascii="Times New Roman" w:eastAsia="Times New Roman" w:hAnsi="Times New Roman" w:cs="Times New Roman"/>
-                <w:b/>
-                <w:bCs/>
-                <w:sz w:val="24"/>
-                <w:szCs w:val="24"/>
-                <w:lang w:eastAsia="en-IN"/>
-              </w:rPr>
-              <w:t>Expected File Type</w:t>
-            </w:r>
-          </w:p>
-        </w:tc>
-        <w:tc>
-          <w:tcPr>
-            <w:tcW w:w="2986" w:type="dxa"/>
-            <w:vAlign w:val="center"/>
-          </w:tcPr>
-          <w:p>
-            <w:pPr>
-              <w:spacing w:after="0" w:line="240" w:lineRule="auto"/>
-              <w:jc w:val="center"/>
-              <w:rPr>
-                <w:rFonts w:ascii="Times New Roman" w:eastAsia="Times New Roman" w:hAnsi="Times New Roman" w:cs="Times New Roman"/>
-                <w:b/>
-                <w:bCs/>
-                <w:sz w:val="24"/>
-                <w:szCs w:val="24"/>
-                <w:lang w:eastAsia="en-IN"/>
-              </w:rPr>
-            </w:pPr>
-            <w:r>
-              <w:rPr>
-                <w:rFonts w:ascii="Times New Roman" w:eastAsia="Times New Roman" w:hAnsi="Times New Roman" w:cs="Times New Roman"/>
-                <w:b/>
-                <w:bCs/>
-                <w:sz w:val="24"/>
-                <w:szCs w:val="24"/>
-                <w:lang w:eastAsia="en-IN"/>
+                <w14:ligatures w14:val="none"/>
               </w:rPr>
               <w:t>Does the Extension Match?</w:t>
             </w:r>
@@ -1735,364 +2170,2057 @@
       </w:tr>
       <w:tr>
         <w:trPr>
-          <w:trHeight w:val="300"/>
+          <w:tblCellSpacing w:w="15" w:type="dxa"/>
         </w:trPr>
         <w:tc>
           <w:tcPr>
-            <w:tcW w:w="1180" w:type="dxa"/>
-            <w:vAlign w:val="center"/>
-          </w:tcPr>
-          <w:p>
-            <w:pPr>
-              <w:spacing w:after="0" w:line="240" w:lineRule="auto"/>
-              <w:jc w:val="center"/>
-              <w:rPr>
-                <w:rFonts w:ascii="Times New Roman" w:eastAsia="Times New Roman" w:hAnsi="Times New Roman" w:cs="Times New Roman"/>
-                <w:b/>
-                <w:bCs/>
-                <w:sz w:val="24"/>
-                <w:szCs w:val="24"/>
-                <w:lang w:eastAsia="en-IN"/>
-              </w:rPr>
-            </w:pPr>
-          </w:p>
-        </w:tc>
-        <w:tc>
-          <w:tcPr>
-            <w:tcW w:w="1819" w:type="dxa"/>
-            <w:vAlign w:val="center"/>
-          </w:tcPr>
-          <w:p>
-            <w:pPr>
-              <w:spacing w:after="0" w:line="240" w:lineRule="auto"/>
-              <w:rPr>
-                <w:rFonts w:ascii="Times New Roman" w:eastAsia="Times New Roman" w:hAnsi="Times New Roman" w:cs="Times New Roman"/>
-                <w:sz w:val="20"/>
-                <w:szCs w:val="20"/>
-                <w:lang w:eastAsia="en-IN"/>
-              </w:rPr>
-            </w:pPr>
-          </w:p>
-        </w:tc>
-        <w:tc>
-          <w:tcPr>
-            <w:tcW w:w="730" w:type="dxa"/>
-            <w:vAlign w:val="center"/>
-          </w:tcPr>
-          <w:p>
-            <w:pPr>
-              <w:spacing w:after="0" w:line="240" w:lineRule="auto"/>
-              <w:rPr>
-                <w:rFonts w:ascii="Times New Roman" w:eastAsia="Times New Roman" w:hAnsi="Times New Roman" w:cs="Times New Roman"/>
-                <w:sz w:val="20"/>
-                <w:szCs w:val="20"/>
-                <w:lang w:eastAsia="en-IN"/>
-              </w:rPr>
-            </w:pPr>
-          </w:p>
-        </w:tc>
-        <w:tc>
-          <w:tcPr>
-            <w:tcW w:w="2123" w:type="dxa"/>
-            <w:vAlign w:val="center"/>
-          </w:tcPr>
-          <w:p>
-            <w:pPr>
-              <w:spacing w:after="0" w:line="240" w:lineRule="auto"/>
-              <w:rPr>
-                <w:rFonts w:ascii="Times New Roman" w:eastAsia="Times New Roman" w:hAnsi="Times New Roman" w:cs="Times New Roman"/>
-                <w:sz w:val="20"/>
-                <w:szCs w:val="20"/>
-                <w:lang w:eastAsia="en-IN"/>
-              </w:rPr>
-            </w:pPr>
-          </w:p>
-        </w:tc>
-        <w:tc>
-          <w:tcPr>
-            <w:tcW w:w="2986" w:type="dxa"/>
-            <w:vAlign w:val="center"/>
-          </w:tcPr>
-          <w:p>
-            <w:pPr>
-              <w:spacing w:after="0" w:line="240" w:lineRule="auto"/>
-              <w:rPr>
-                <w:rFonts w:ascii="Times New Roman" w:eastAsia="Times New Roman" w:hAnsi="Times New Roman" w:cs="Times New Roman"/>
-                <w:sz w:val="20"/>
-                <w:szCs w:val="20"/>
-                <w:lang w:eastAsia="en-IN"/>
-              </w:rPr>
-            </w:pPr>
+            <w:tcW w:w="0" w:type="auto"/>
+            <w:vAlign w:val="center"/>
+            <w:hideMark/>
+          </w:tcPr>
+          <w:p>
+            <w:pPr>
+              <w:spacing w:after="0" w:line="240" w:lineRule="auto"/>
+              <w:rPr>
+                <w:rFonts w:ascii="Times New Roman" w:eastAsia="Times New Roman" w:hAnsi="Times New Roman" w:cs="Times New Roman"/>
+                <w:kern w:val="0"/>
+                <w:sz w:val="20"/>
+                <w:szCs w:val="20"/>
+                <w:lang w:eastAsia="en-IN"/>
+                <w14:ligatures w14:val="none"/>
+              </w:rPr>
+            </w:pPr>
+            <w:r>
+              <w:rPr>
+                <w:rFonts w:ascii="Times New Roman" w:eastAsia="Times New Roman" w:hAnsi="Times New Roman" w:cs="Times New Roman"/>
+                <w:kern w:val="0"/>
+                <w:sz w:val="20"/>
+                <w:szCs w:val="20"/>
+                <w:lang w:eastAsia="en-IN"/>
+                <w14:ligatures w14:val="none"/>
+              </w:rPr>
+              <w:t>Salary.pdf</w:t>
+            </w:r>
+          </w:p>
+        </w:tc>
+        <w:tc>
+          <w:tcPr>
+            <w:tcW w:w="0" w:type="auto"/>
+            <w:vAlign w:val="center"/>
+            <w:hideMark/>
+          </w:tcPr>
+          <w:p>
+            <w:pPr>
+              <w:spacing w:after="0" w:line="240" w:lineRule="auto"/>
+              <w:rPr>
+                <w:rFonts w:ascii="Times New Roman" w:eastAsia="Times New Roman" w:hAnsi="Times New Roman" w:cs="Times New Roman"/>
+                <w:kern w:val="0"/>
+                <w:sz w:val="20"/>
+                <w:szCs w:val="20"/>
+                <w:lang w:eastAsia="en-IN"/>
+                <w14:ligatures w14:val="none"/>
+              </w:rPr>
+            </w:pPr>
+            <w:r>
+              <w:rPr>
+                <w:rFonts w:ascii="Times New Roman" w:eastAsia="Times New Roman" w:hAnsi="Times New Roman" w:cs="Times New Roman"/>
+                <w:kern w:val="0"/>
+                <w:sz w:val="20"/>
+                <w:szCs w:val="20"/>
+                <w:lang w:eastAsia="en-IN"/>
+                <w14:ligatures w14:val="none"/>
+              </w:rPr>
+              <w:t>25 50 44 46</w:t>
+            </w:r>
+          </w:p>
+        </w:tc>
+        <w:tc>
+          <w:tcPr>
+            <w:tcW w:w="0" w:type="auto"/>
+            <w:vAlign w:val="center"/>
+            <w:hideMark/>
+          </w:tcPr>
+          <w:p>
+            <w:pPr>
+              <w:spacing w:after="0" w:line="240" w:lineRule="auto"/>
+              <w:rPr>
+                <w:rFonts w:ascii="Times New Roman" w:eastAsia="Times New Roman" w:hAnsi="Times New Roman" w:cs="Times New Roman"/>
+                <w:kern w:val="0"/>
+                <w:sz w:val="20"/>
+                <w:szCs w:val="20"/>
+                <w:lang w:eastAsia="en-IN"/>
+                <w14:ligatures w14:val="none"/>
+              </w:rPr>
+            </w:pPr>
+            <w:r>
+              <w:rPr>
+                <w:rFonts w:ascii="Times New Roman" w:eastAsia="Times New Roman" w:hAnsi="Times New Roman" w:cs="Times New Roman"/>
+                <w:kern w:val="0"/>
+                <w:sz w:val="20"/>
+                <w:szCs w:val="20"/>
+                <w:lang w:eastAsia="en-IN"/>
+                <w14:ligatures w14:val="none"/>
+              </w:rPr>
+              <w:t>0x00000000</w:t>
+            </w:r>
+          </w:p>
+        </w:tc>
+        <w:tc>
+          <w:tcPr>
+            <w:tcW w:w="0" w:type="auto"/>
+            <w:vAlign w:val="center"/>
+            <w:hideMark/>
+          </w:tcPr>
+          <w:p>
+            <w:pPr>
+              <w:spacing w:after="0" w:line="240" w:lineRule="auto"/>
+              <w:rPr>
+                <w:rFonts w:ascii="Times New Roman" w:eastAsia="Times New Roman" w:hAnsi="Times New Roman" w:cs="Times New Roman"/>
+                <w:kern w:val="0"/>
+                <w:sz w:val="20"/>
+                <w:szCs w:val="20"/>
+                <w:lang w:eastAsia="en-IN"/>
+                <w14:ligatures w14:val="none"/>
+              </w:rPr>
+            </w:pPr>
+            <w:r>
+              <w:rPr>
+                <w:rFonts w:ascii="Times New Roman" w:eastAsia="Times New Roman" w:hAnsi="Times New Roman" w:cs="Times New Roman"/>
+                <w:kern w:val="0"/>
+                <w:sz w:val="20"/>
+                <w:szCs w:val="20"/>
+                <w:lang w:eastAsia="en-IN"/>
+                <w14:ligatures w14:val="none"/>
+              </w:rPr>
+              <w:t>Pdf</w:t>
+            </w:r>
+          </w:p>
+        </w:tc>
+        <w:tc>
+          <w:tcPr>
+            <w:tcW w:w="0" w:type="auto"/>
+            <w:vAlign w:val="center"/>
+            <w:hideMark/>
+          </w:tcPr>
+          <w:p>
+            <w:pPr>
+              <w:spacing w:after="0" w:line="240" w:lineRule="auto"/>
+              <w:rPr>
+                <w:rFonts w:ascii="Times New Roman" w:eastAsia="Times New Roman" w:hAnsi="Times New Roman" w:cs="Times New Roman"/>
+                <w:kern w:val="0"/>
+                <w:sz w:val="20"/>
+                <w:szCs w:val="20"/>
+                <w:lang w:eastAsia="en-IN"/>
+                <w14:ligatures w14:val="none"/>
+              </w:rPr>
+            </w:pPr>
+            <w:r>
+              <w:rPr>
+                <w:rFonts w:ascii="Times New Roman" w:eastAsia="Times New Roman" w:hAnsi="Times New Roman" w:cs="Times New Roman"/>
+                <w:kern w:val="0"/>
+                <w:sz w:val="20"/>
+                <w:szCs w:val="20"/>
+                <w:lang w:eastAsia="en-IN"/>
+                <w14:ligatures w14:val="none"/>
+              </w:rPr>
+              <w:t>Yes</w:t>
+            </w:r>
           </w:p>
         </w:tc>
       </w:tr>
       <w:tr>
         <w:trPr>
-          <w:trHeight w:val="300"/>
+          <w:tblCellSpacing w:w="15" w:type="dxa"/>
         </w:trPr>
         <w:tc>
           <w:tcPr>
-            <w:tcW w:w="1180" w:type="dxa"/>
-            <w:vAlign w:val="center"/>
-          </w:tcPr>
-          <w:p>
-            <w:pPr>
-              <w:spacing w:after="0" w:line="240" w:lineRule="auto"/>
-              <w:rPr>
-                <w:rFonts w:ascii="Times New Roman" w:eastAsia="Times New Roman" w:hAnsi="Times New Roman" w:cs="Times New Roman"/>
-                <w:sz w:val="20"/>
-                <w:szCs w:val="20"/>
-                <w:lang w:eastAsia="en-IN"/>
-              </w:rPr>
-            </w:pPr>
-          </w:p>
-        </w:tc>
-        <w:tc>
-          <w:tcPr>
-            <w:tcW w:w="1819" w:type="dxa"/>
-            <w:vAlign w:val="center"/>
-          </w:tcPr>
-          <w:p>
-            <w:pPr>
-              <w:spacing w:after="0" w:line="240" w:lineRule="auto"/>
-              <w:rPr>
-                <w:rFonts w:ascii="Times New Roman" w:eastAsia="Times New Roman" w:hAnsi="Times New Roman" w:cs="Times New Roman"/>
-                <w:sz w:val="20"/>
-                <w:szCs w:val="20"/>
-                <w:lang w:eastAsia="en-IN"/>
-              </w:rPr>
-            </w:pPr>
-          </w:p>
-        </w:tc>
-        <w:tc>
-          <w:tcPr>
-            <w:tcW w:w="730" w:type="dxa"/>
-            <w:vAlign w:val="center"/>
-          </w:tcPr>
-          <w:p>
-            <w:pPr>
-              <w:spacing w:after="0" w:line="240" w:lineRule="auto"/>
-              <w:rPr>
-                <w:rFonts w:ascii="Times New Roman" w:eastAsia="Times New Roman" w:hAnsi="Times New Roman" w:cs="Times New Roman"/>
-                <w:sz w:val="20"/>
-                <w:szCs w:val="20"/>
-                <w:lang w:eastAsia="en-IN"/>
-              </w:rPr>
-            </w:pPr>
-          </w:p>
-        </w:tc>
-        <w:tc>
-          <w:tcPr>
-            <w:tcW w:w="2123" w:type="dxa"/>
-            <w:vAlign w:val="center"/>
-          </w:tcPr>
-          <w:p>
-            <w:pPr>
-              <w:spacing w:after="0" w:line="240" w:lineRule="auto"/>
-              <w:rPr>
-                <w:rFonts w:ascii="Times New Roman" w:eastAsia="Times New Roman" w:hAnsi="Times New Roman" w:cs="Times New Roman"/>
-                <w:sz w:val="20"/>
-                <w:szCs w:val="20"/>
-                <w:lang w:eastAsia="en-IN"/>
-              </w:rPr>
-            </w:pPr>
-          </w:p>
-        </w:tc>
-        <w:tc>
-          <w:tcPr>
-            <w:tcW w:w="2986" w:type="dxa"/>
-            <w:vAlign w:val="center"/>
-          </w:tcPr>
-          <w:p>
-            <w:pPr>
-              <w:spacing w:after="0" w:line="240" w:lineRule="auto"/>
-              <w:rPr>
-                <w:rFonts w:ascii="Times New Roman" w:eastAsia="Times New Roman" w:hAnsi="Times New Roman" w:cs="Times New Roman"/>
-                <w:sz w:val="20"/>
-                <w:szCs w:val="20"/>
-                <w:lang w:eastAsia="en-IN"/>
-              </w:rPr>
-            </w:pPr>
+            <w:tcW w:w="0" w:type="auto"/>
+            <w:vAlign w:val="center"/>
+            <w:hideMark/>
+          </w:tcPr>
+          <w:p>
+            <w:pPr>
+              <w:spacing w:after="0" w:line="240" w:lineRule="auto"/>
+              <w:rPr>
+                <w:rFonts w:ascii="Times New Roman" w:eastAsia="Times New Roman" w:hAnsi="Times New Roman" w:cs="Times New Roman"/>
+                <w:kern w:val="0"/>
+                <w:sz w:val="20"/>
+                <w:szCs w:val="20"/>
+                <w:lang w:eastAsia="en-IN"/>
+                <w14:ligatures w14:val="none"/>
+              </w:rPr>
+            </w:pPr>
+            <w:r>
+              <w:rPr>
+                <w:rFonts w:ascii="Times New Roman" w:eastAsia="Times New Roman" w:hAnsi="Times New Roman" w:cs="Times New Roman"/>
+                <w:kern w:val="0"/>
+                <w:sz w:val="20"/>
+                <w:szCs w:val="20"/>
+                <w:lang w:eastAsia="en-IN"/>
+                <w14:ligatures w14:val="none"/>
+              </w:rPr>
+              <w:t>Hr_policy.pdf</w:t>
+            </w:r>
+          </w:p>
+        </w:tc>
+        <w:tc>
+          <w:tcPr>
+            <w:tcW w:w="0" w:type="auto"/>
+            <w:vAlign w:val="center"/>
+            <w:hideMark/>
+          </w:tcPr>
+          <w:p>
+            <w:pPr>
+              <w:spacing w:after="0" w:line="240" w:lineRule="auto"/>
+              <w:rPr>
+                <w:rFonts w:ascii="Times New Roman" w:eastAsia="Times New Roman" w:hAnsi="Times New Roman" w:cs="Times New Roman"/>
+                <w:kern w:val="0"/>
+                <w:sz w:val="20"/>
+                <w:szCs w:val="20"/>
+                <w:lang w:eastAsia="en-IN"/>
+                <w14:ligatures w14:val="none"/>
+              </w:rPr>
+            </w:pPr>
+            <w:r>
+              <w:rPr>
+                <w:rFonts w:ascii="Times New Roman" w:eastAsia="Times New Roman" w:hAnsi="Times New Roman" w:cs="Times New Roman"/>
+                <w:kern w:val="0"/>
+                <w:sz w:val="20"/>
+                <w:szCs w:val="20"/>
+                <w:lang w:eastAsia="en-IN"/>
+                <w14:ligatures w14:val="none"/>
+              </w:rPr>
+              <w:t>25 50 44 46</w:t>
+            </w:r>
+          </w:p>
+        </w:tc>
+        <w:tc>
+          <w:tcPr>
+            <w:tcW w:w="0" w:type="auto"/>
+            <w:vAlign w:val="center"/>
+            <w:hideMark/>
+          </w:tcPr>
+          <w:p>
+            <w:pPr>
+              <w:spacing w:after="0" w:line="240" w:lineRule="auto"/>
+              <w:rPr>
+                <w:rFonts w:ascii="Times New Roman" w:eastAsia="Times New Roman" w:hAnsi="Times New Roman" w:cs="Times New Roman"/>
+                <w:kern w:val="0"/>
+                <w:sz w:val="20"/>
+                <w:szCs w:val="20"/>
+                <w:lang w:eastAsia="en-IN"/>
+                <w14:ligatures w14:val="none"/>
+              </w:rPr>
+            </w:pPr>
+            <w:r>
+              <w:rPr>
+                <w:rFonts w:ascii="Times New Roman" w:eastAsia="Times New Roman" w:hAnsi="Times New Roman" w:cs="Times New Roman"/>
+                <w:kern w:val="0"/>
+                <w:sz w:val="20"/>
+                <w:szCs w:val="20"/>
+                <w:lang w:eastAsia="en-IN"/>
+                <w14:ligatures w14:val="none"/>
+              </w:rPr>
+              <w:t>0x00000000</w:t>
+            </w:r>
+          </w:p>
+        </w:tc>
+        <w:tc>
+          <w:tcPr>
+            <w:tcW w:w="0" w:type="auto"/>
+            <w:vAlign w:val="center"/>
+            <w:hideMark/>
+          </w:tcPr>
+          <w:p>
+            <w:pPr>
+              <w:spacing w:after="0" w:line="240" w:lineRule="auto"/>
+              <w:rPr>
+                <w:rFonts w:ascii="Times New Roman" w:eastAsia="Times New Roman" w:hAnsi="Times New Roman" w:cs="Times New Roman"/>
+                <w:kern w:val="0"/>
+                <w:sz w:val="20"/>
+                <w:szCs w:val="20"/>
+                <w:lang w:eastAsia="en-IN"/>
+                <w14:ligatures w14:val="none"/>
+              </w:rPr>
+            </w:pPr>
+            <w:r>
+              <w:rPr>
+                <w:rFonts w:ascii="Times New Roman" w:eastAsia="Times New Roman" w:hAnsi="Times New Roman" w:cs="Times New Roman"/>
+                <w:kern w:val="0"/>
+                <w:sz w:val="20"/>
+                <w:szCs w:val="20"/>
+                <w:lang w:eastAsia="en-IN"/>
+                <w14:ligatures w14:val="none"/>
+              </w:rPr>
+              <w:t>Pdf</w:t>
+            </w:r>
+          </w:p>
+        </w:tc>
+        <w:tc>
+          <w:tcPr>
+            <w:tcW w:w="0" w:type="auto"/>
+            <w:vAlign w:val="center"/>
+            <w:hideMark/>
+          </w:tcPr>
+          <w:p>
+            <w:pPr>
+              <w:spacing w:after="0" w:line="240" w:lineRule="auto"/>
+              <w:rPr>
+                <w:rFonts w:ascii="Times New Roman" w:eastAsia="Times New Roman" w:hAnsi="Times New Roman" w:cs="Times New Roman"/>
+                <w:kern w:val="0"/>
+                <w:sz w:val="20"/>
+                <w:szCs w:val="20"/>
+                <w:lang w:eastAsia="en-IN"/>
+                <w14:ligatures w14:val="none"/>
+              </w:rPr>
+            </w:pPr>
+            <w:r>
+              <w:rPr>
+                <w:rFonts w:ascii="Times New Roman" w:eastAsia="Times New Roman" w:hAnsi="Times New Roman" w:cs="Times New Roman"/>
+                <w:kern w:val="0"/>
+                <w:sz w:val="20"/>
+                <w:szCs w:val="20"/>
+                <w:lang w:eastAsia="en-IN"/>
+                <w14:ligatures w14:val="none"/>
+              </w:rPr>
+              <w:t>Yes</w:t>
+            </w:r>
           </w:p>
         </w:tc>
       </w:tr>
       <w:tr>
         <w:trPr>
-          <w:trHeight w:val="300"/>
+          <w:tblCellSpacing w:w="15" w:type="dxa"/>
         </w:trPr>
         <w:tc>
           <w:tcPr>
-            <w:tcW w:w="1180" w:type="dxa"/>
-            <w:vAlign w:val="center"/>
-          </w:tcPr>
-          <w:p>
-            <w:pPr>
-              <w:spacing w:after="0" w:line="240" w:lineRule="auto"/>
-              <w:rPr>
-                <w:rFonts w:ascii="Times New Roman" w:eastAsia="Times New Roman" w:hAnsi="Times New Roman" w:cs="Times New Roman"/>
-                <w:sz w:val="20"/>
-                <w:szCs w:val="20"/>
-                <w:lang w:eastAsia="en-IN"/>
-              </w:rPr>
-            </w:pPr>
-          </w:p>
-        </w:tc>
-        <w:tc>
-          <w:tcPr>
-            <w:tcW w:w="1819" w:type="dxa"/>
-            <w:vAlign w:val="center"/>
-          </w:tcPr>
-          <w:p>
-            <w:pPr>
-              <w:spacing w:after="0" w:line="240" w:lineRule="auto"/>
-              <w:rPr>
-                <w:rFonts w:ascii="Times New Roman" w:eastAsia="Times New Roman" w:hAnsi="Times New Roman" w:cs="Times New Roman"/>
-                <w:sz w:val="20"/>
-                <w:szCs w:val="20"/>
-                <w:lang w:eastAsia="en-IN"/>
-              </w:rPr>
-            </w:pPr>
-          </w:p>
-        </w:tc>
-        <w:tc>
-          <w:tcPr>
-            <w:tcW w:w="730" w:type="dxa"/>
-            <w:vAlign w:val="center"/>
-          </w:tcPr>
-          <w:p>
-            <w:pPr>
-              <w:spacing w:after="0" w:line="240" w:lineRule="auto"/>
-              <w:rPr>
-                <w:rFonts w:ascii="Times New Roman" w:eastAsia="Times New Roman" w:hAnsi="Times New Roman" w:cs="Times New Roman"/>
-                <w:sz w:val="20"/>
-                <w:szCs w:val="20"/>
-                <w:lang w:eastAsia="en-IN"/>
-              </w:rPr>
-            </w:pPr>
-          </w:p>
-        </w:tc>
-        <w:tc>
-          <w:tcPr>
-            <w:tcW w:w="2123" w:type="dxa"/>
-            <w:vAlign w:val="center"/>
-          </w:tcPr>
-          <w:p>
-            <w:pPr>
-              <w:spacing w:after="0" w:line="240" w:lineRule="auto"/>
-              <w:rPr>
-                <w:rFonts w:ascii="Times New Roman" w:eastAsia="Times New Roman" w:hAnsi="Times New Roman" w:cs="Times New Roman"/>
-                <w:sz w:val="20"/>
-                <w:szCs w:val="20"/>
-                <w:lang w:eastAsia="en-IN"/>
-              </w:rPr>
-            </w:pPr>
-          </w:p>
-        </w:tc>
-        <w:tc>
-          <w:tcPr>
-            <w:tcW w:w="2986" w:type="dxa"/>
-            <w:vAlign w:val="center"/>
-          </w:tcPr>
-          <w:p>
-            <w:pPr>
-              <w:spacing w:after="0" w:line="240" w:lineRule="auto"/>
-              <w:rPr>
-                <w:rFonts w:ascii="Times New Roman" w:eastAsia="Times New Roman" w:hAnsi="Times New Roman" w:cs="Times New Roman"/>
-                <w:sz w:val="20"/>
-                <w:szCs w:val="20"/>
-                <w:lang w:eastAsia="en-IN"/>
-              </w:rPr>
-            </w:pPr>
+            <w:tcW w:w="0" w:type="auto"/>
+            <w:vAlign w:val="center"/>
+            <w:hideMark/>
+          </w:tcPr>
+          <w:p>
+            <w:pPr>
+              <w:spacing w:after="0" w:line="240" w:lineRule="auto"/>
+              <w:rPr>
+                <w:rFonts w:ascii="Times New Roman" w:eastAsia="Times New Roman" w:hAnsi="Times New Roman" w:cs="Times New Roman"/>
+                <w:kern w:val="0"/>
+                <w:sz w:val="20"/>
+                <w:szCs w:val="20"/>
+                <w:lang w:eastAsia="en-IN"/>
+                <w14:ligatures w14:val="none"/>
+              </w:rPr>
+            </w:pPr>
+            <w:r>
+              <w:rPr>
+                <w:rFonts w:ascii="Times New Roman" w:eastAsia="Times New Roman" w:hAnsi="Times New Roman" w:cs="Times New Roman"/>
+                <w:kern w:val="0"/>
+                <w:sz w:val="20"/>
+                <w:szCs w:val="20"/>
+                <w:lang w:eastAsia="en-IN"/>
+                <w14:ligatures w14:val="none"/>
+              </w:rPr>
+              <w:t>Meeting.docx</w:t>
+            </w:r>
+          </w:p>
+        </w:tc>
+        <w:tc>
+          <w:tcPr>
+            <w:tcW w:w="0" w:type="auto"/>
+            <w:vAlign w:val="center"/>
+            <w:hideMark/>
+          </w:tcPr>
+          <w:p>
+            <w:pPr>
+              <w:spacing w:after="0" w:line="240" w:lineRule="auto"/>
+              <w:rPr>
+                <w:rFonts w:ascii="Times New Roman" w:eastAsia="Times New Roman" w:hAnsi="Times New Roman" w:cs="Times New Roman"/>
+                <w:kern w:val="0"/>
+                <w:sz w:val="20"/>
+                <w:szCs w:val="20"/>
+                <w:lang w:eastAsia="en-IN"/>
+                <w14:ligatures w14:val="none"/>
+              </w:rPr>
+            </w:pPr>
+            <w:r>
+              <w:rPr>
+                <w:rFonts w:ascii="Times New Roman" w:eastAsia="Times New Roman" w:hAnsi="Times New Roman" w:cs="Times New Roman"/>
+                <w:kern w:val="0"/>
+                <w:sz w:val="20"/>
+                <w:szCs w:val="20"/>
+                <w:lang w:eastAsia="en-IN"/>
+                <w14:ligatures w14:val="none"/>
+              </w:rPr>
+              <w:t>50 4B 03 04</w:t>
+            </w:r>
+          </w:p>
+        </w:tc>
+        <w:tc>
+          <w:tcPr>
+            <w:tcW w:w="0" w:type="auto"/>
+            <w:vAlign w:val="center"/>
+            <w:hideMark/>
+          </w:tcPr>
+          <w:p>
+            <w:pPr>
+              <w:spacing w:after="0" w:line="240" w:lineRule="auto"/>
+              <w:rPr>
+                <w:rFonts w:ascii="Times New Roman" w:eastAsia="Times New Roman" w:hAnsi="Times New Roman" w:cs="Times New Roman"/>
+                <w:kern w:val="0"/>
+                <w:sz w:val="20"/>
+                <w:szCs w:val="20"/>
+                <w:lang w:eastAsia="en-IN"/>
+                <w14:ligatures w14:val="none"/>
+              </w:rPr>
+            </w:pPr>
+            <w:r>
+              <w:rPr>
+                <w:rFonts w:ascii="Times New Roman" w:eastAsia="Times New Roman" w:hAnsi="Times New Roman" w:cs="Times New Roman"/>
+                <w:kern w:val="0"/>
+                <w:sz w:val="20"/>
+                <w:szCs w:val="20"/>
+                <w:lang w:eastAsia="en-IN"/>
+                <w14:ligatures w14:val="none"/>
+              </w:rPr>
+              <w:t>0x00000000</w:t>
+            </w:r>
+          </w:p>
+        </w:tc>
+        <w:tc>
+          <w:tcPr>
+            <w:tcW w:w="0" w:type="auto"/>
+            <w:vAlign w:val="center"/>
+            <w:hideMark/>
+          </w:tcPr>
+          <w:p>
+            <w:pPr>
+              <w:spacing w:after="0" w:line="240" w:lineRule="auto"/>
+              <w:rPr>
+                <w:rFonts w:ascii="Times New Roman" w:eastAsia="Times New Roman" w:hAnsi="Times New Roman" w:cs="Times New Roman"/>
+                <w:kern w:val="0"/>
+                <w:sz w:val="20"/>
+                <w:szCs w:val="20"/>
+                <w:lang w:eastAsia="en-IN"/>
+                <w14:ligatures w14:val="none"/>
+              </w:rPr>
+            </w:pPr>
+            <w:r>
+              <w:rPr>
+                <w:rFonts w:ascii="Times New Roman" w:eastAsia="Times New Roman" w:hAnsi="Times New Roman" w:cs="Times New Roman"/>
+                <w:kern w:val="0"/>
+                <w:sz w:val="20"/>
+                <w:szCs w:val="20"/>
+                <w:lang w:eastAsia="en-IN"/>
+                <w14:ligatures w14:val="none"/>
+              </w:rPr>
+              <w:t>D</w:t>
+            </w:r>
+            <w:r>
+              <w:rPr>
+                <w:rFonts w:ascii="Times New Roman" w:eastAsia="Times New Roman" w:hAnsi="Times New Roman" w:cs="Times New Roman"/>
+                <w:kern w:val="0"/>
+                <w:sz w:val="20"/>
+                <w:szCs w:val="20"/>
+                <w:lang w:eastAsia="en-IN"/>
+                <w14:ligatures w14:val="none"/>
+              </w:rPr>
+              <w:t>ocx</w:t>
+            </w:r>
+          </w:p>
+        </w:tc>
+        <w:tc>
+          <w:tcPr>
+            <w:tcW w:w="0" w:type="auto"/>
+            <w:vAlign w:val="center"/>
+            <w:hideMark/>
+          </w:tcPr>
+          <w:p>
+            <w:pPr>
+              <w:spacing w:after="0" w:line="240" w:lineRule="auto"/>
+              <w:rPr>
+                <w:rFonts w:ascii="Times New Roman" w:eastAsia="Times New Roman" w:hAnsi="Times New Roman" w:cs="Times New Roman"/>
+                <w:kern w:val="0"/>
+                <w:sz w:val="20"/>
+                <w:szCs w:val="20"/>
+                <w:lang w:eastAsia="en-IN"/>
+                <w14:ligatures w14:val="none"/>
+              </w:rPr>
+            </w:pPr>
+            <w:r>
+              <w:rPr>
+                <w:rFonts w:ascii="Times New Roman" w:eastAsia="Times New Roman" w:hAnsi="Times New Roman" w:cs="Times New Roman"/>
+                <w:kern w:val="0"/>
+                <w:sz w:val="20"/>
+                <w:szCs w:val="20"/>
+                <w:lang w:eastAsia="en-IN"/>
+                <w14:ligatures w14:val="none"/>
+              </w:rPr>
+              <w:t>Yes</w:t>
+            </w:r>
           </w:p>
         </w:tc>
       </w:tr>
       <w:tr>
         <w:trPr>
           <w:trHeight w:val="39"/>
+          <w:tblCellSpacing w:w="15" w:type="dxa"/>
         </w:trPr>
         <w:tc>
           <w:tcPr>
-            <w:tcW w:w="1180" w:type="dxa"/>
-            <w:vAlign w:val="center"/>
-          </w:tcPr>
-          <w:p>
-            <w:pPr>
-              <w:spacing w:after="0" w:line="240" w:lineRule="auto"/>
-              <w:rPr>
-                <w:rFonts w:ascii="Times New Roman" w:eastAsia="Times New Roman" w:hAnsi="Times New Roman" w:cs="Times New Roman"/>
-                <w:sz w:val="20"/>
-                <w:szCs w:val="20"/>
-                <w:lang w:eastAsia="en-IN"/>
-              </w:rPr>
-            </w:pPr>
-          </w:p>
-        </w:tc>
-        <w:tc>
-          <w:tcPr>
-            <w:tcW w:w="1819" w:type="dxa"/>
-            <w:vAlign w:val="center"/>
-          </w:tcPr>
-          <w:p>
-            <w:pPr>
-              <w:spacing w:after="0" w:line="240" w:lineRule="auto"/>
-              <w:rPr>
-                <w:rFonts w:ascii="Times New Roman" w:eastAsia="Times New Roman" w:hAnsi="Times New Roman" w:cs="Times New Roman"/>
-                <w:sz w:val="20"/>
-                <w:szCs w:val="20"/>
-                <w:lang w:eastAsia="en-IN"/>
-              </w:rPr>
-            </w:pPr>
-          </w:p>
-        </w:tc>
-        <w:tc>
-          <w:tcPr>
-            <w:tcW w:w="730" w:type="dxa"/>
-            <w:vAlign w:val="center"/>
-          </w:tcPr>
-          <w:p>
-            <w:pPr>
-              <w:spacing w:after="0" w:line="240" w:lineRule="auto"/>
-              <w:rPr>
-                <w:rFonts w:ascii="Times New Roman" w:eastAsia="Times New Roman" w:hAnsi="Times New Roman" w:cs="Times New Roman"/>
-                <w:sz w:val="20"/>
-                <w:szCs w:val="20"/>
-                <w:lang w:eastAsia="en-IN"/>
-              </w:rPr>
-            </w:pPr>
-          </w:p>
-        </w:tc>
-        <w:tc>
-          <w:tcPr>
-            <w:tcW w:w="2123" w:type="dxa"/>
-            <w:vAlign w:val="center"/>
-          </w:tcPr>
-          <w:p>
-            <w:pPr>
-              <w:spacing w:after="0" w:line="240" w:lineRule="auto"/>
-              <w:rPr>
-                <w:rFonts w:ascii="Times New Roman" w:eastAsia="Times New Roman" w:hAnsi="Times New Roman" w:cs="Times New Roman"/>
-                <w:sz w:val="20"/>
-                <w:szCs w:val="20"/>
-                <w:lang w:eastAsia="en-IN"/>
-              </w:rPr>
-            </w:pPr>
-          </w:p>
-        </w:tc>
-        <w:tc>
-          <w:tcPr>
-            <w:tcW w:w="2986" w:type="dxa"/>
-            <w:vAlign w:val="center"/>
-          </w:tcPr>
-          <w:p>
-            <w:pPr>
-              <w:spacing w:after="0" w:line="240" w:lineRule="auto"/>
-              <w:rPr>
-                <w:rFonts w:ascii="Times New Roman" w:eastAsia="Times New Roman" w:hAnsi="Times New Roman" w:cs="Times New Roman"/>
-                <w:sz w:val="20"/>
-                <w:szCs w:val="20"/>
-                <w:lang w:eastAsia="en-IN"/>
-              </w:rPr>
-            </w:pPr>
+            <w:tcW w:w="0" w:type="auto"/>
+            <w:vAlign w:val="center"/>
+            <w:hideMark/>
+          </w:tcPr>
+          <w:p>
+            <w:pPr>
+              <w:spacing w:after="0" w:line="240" w:lineRule="auto"/>
+              <w:rPr>
+                <w:rFonts w:ascii="Times New Roman" w:eastAsia="Times New Roman" w:hAnsi="Times New Roman" w:cs="Times New Roman"/>
+                <w:kern w:val="0"/>
+                <w:sz w:val="20"/>
+                <w:szCs w:val="20"/>
+                <w:lang w:eastAsia="en-IN"/>
+                <w14:ligatures w14:val="none"/>
+              </w:rPr>
+            </w:pPr>
+            <w:r>
+              <w:rPr>
+                <w:rFonts w:ascii="Times New Roman" w:eastAsia="Times New Roman" w:hAnsi="Times New Roman" w:cs="Times New Roman"/>
+                <w:kern w:val="0"/>
+                <w:sz w:val="20"/>
+                <w:szCs w:val="20"/>
+                <w:lang w:eastAsia="en-IN"/>
+                <w14:ligatures w14:val="none"/>
+              </w:rPr>
+              <w:t>Holiday.mp4</w:t>
+            </w:r>
+          </w:p>
+        </w:tc>
+        <w:tc>
+          <w:tcPr>
+            <w:tcW w:w="0" w:type="auto"/>
+            <w:vAlign w:val="center"/>
+            <w:hideMark/>
+          </w:tcPr>
+          <w:p>
+            <w:pPr>
+              <w:spacing w:after="0" w:line="240" w:lineRule="auto"/>
+              <w:rPr>
+                <w:rFonts w:ascii="Times New Roman" w:eastAsia="Times New Roman" w:hAnsi="Times New Roman" w:cs="Times New Roman"/>
+                <w:kern w:val="0"/>
+                <w:sz w:val="20"/>
+                <w:szCs w:val="20"/>
+                <w:lang w:eastAsia="en-IN"/>
+                <w14:ligatures w14:val="none"/>
+              </w:rPr>
+            </w:pPr>
+            <w:r>
+              <w:rPr>
+                <w:rFonts w:ascii="Times New Roman" w:eastAsia="Times New Roman" w:hAnsi="Times New Roman" w:cs="Times New Roman"/>
+                <w:kern w:val="0"/>
+                <w:sz w:val="20"/>
+                <w:szCs w:val="20"/>
+                <w:lang w:eastAsia="en-IN"/>
+                <w14:ligatures w14:val="none"/>
+              </w:rPr>
+              <w:t>-</w:t>
+            </w:r>
+          </w:p>
+        </w:tc>
+        <w:tc>
+          <w:tcPr>
+            <w:tcW w:w="0" w:type="auto"/>
+            <w:vAlign w:val="center"/>
+            <w:hideMark/>
+          </w:tcPr>
+          <w:p>
+            <w:pPr>
+              <w:spacing w:after="0" w:line="240" w:lineRule="auto"/>
+              <w:rPr>
+                <w:rFonts w:ascii="Times New Roman" w:eastAsia="Times New Roman" w:hAnsi="Times New Roman" w:cs="Times New Roman"/>
+                <w:kern w:val="0"/>
+                <w:sz w:val="20"/>
+                <w:szCs w:val="20"/>
+                <w:lang w:eastAsia="en-IN"/>
+                <w14:ligatures w14:val="none"/>
+              </w:rPr>
+            </w:pPr>
+            <w:r>
+              <w:rPr>
+                <w:rFonts w:ascii="Times New Roman" w:eastAsia="Times New Roman" w:hAnsi="Times New Roman" w:cs="Times New Roman"/>
+                <w:kern w:val="0"/>
+                <w:sz w:val="20"/>
+                <w:szCs w:val="20"/>
+                <w:lang w:eastAsia="en-IN"/>
+                <w14:ligatures w14:val="none"/>
+              </w:rPr>
+              <w:t>-</w:t>
+            </w:r>
+          </w:p>
+        </w:tc>
+        <w:tc>
+          <w:tcPr>
+            <w:tcW w:w="0" w:type="auto"/>
+            <w:vAlign w:val="center"/>
+            <w:hideMark/>
+          </w:tcPr>
+          <w:p>
+            <w:pPr>
+              <w:spacing w:after="0" w:line="240" w:lineRule="auto"/>
+              <w:rPr>
+                <w:rFonts w:ascii="Times New Roman" w:eastAsia="Times New Roman" w:hAnsi="Times New Roman" w:cs="Times New Roman"/>
+                <w:kern w:val="0"/>
+                <w:sz w:val="20"/>
+                <w:szCs w:val="20"/>
+                <w:lang w:eastAsia="en-IN"/>
+                <w14:ligatures w14:val="none"/>
+              </w:rPr>
+            </w:pPr>
+            <w:r>
+              <w:rPr>
+                <w:rFonts w:ascii="Times New Roman" w:eastAsia="Times New Roman" w:hAnsi="Times New Roman" w:cs="Times New Roman"/>
+                <w:kern w:val="0"/>
+                <w:sz w:val="20"/>
+                <w:szCs w:val="20"/>
+                <w:lang w:eastAsia="en-IN"/>
+                <w14:ligatures w14:val="none"/>
+              </w:rPr>
+              <w:t>-</w:t>
+            </w:r>
+          </w:p>
+        </w:tc>
+        <w:tc>
+          <w:tcPr>
+            <w:tcW w:w="0" w:type="auto"/>
+            <w:vAlign w:val="center"/>
+            <w:hideMark/>
+          </w:tcPr>
+          <w:p>
+            <w:pPr>
+              <w:spacing w:after="0" w:line="240" w:lineRule="auto"/>
+              <w:rPr>
+                <w:rFonts w:ascii="Times New Roman" w:eastAsia="Times New Roman" w:hAnsi="Times New Roman" w:cs="Times New Roman"/>
+                <w:kern w:val="0"/>
+                <w:sz w:val="20"/>
+                <w:szCs w:val="20"/>
+                <w:lang w:eastAsia="en-IN"/>
+                <w14:ligatures w14:val="none"/>
+              </w:rPr>
+            </w:pPr>
+            <w:r>
+              <w:rPr>
+                <w:rFonts w:ascii="Times New Roman" w:eastAsia="Times New Roman" w:hAnsi="Times New Roman" w:cs="Times New Roman"/>
+                <w:kern w:val="0"/>
+                <w:sz w:val="20"/>
+                <w:szCs w:val="20"/>
+                <w:lang w:eastAsia="en-IN"/>
+                <w14:ligatures w14:val="none"/>
+              </w:rPr>
+              <w:t>-</w:t>
+            </w:r>
+          </w:p>
+        </w:tc>
+      </w:tr>
+      <w:tr>
+        <w:trPr>
+          <w:trHeight w:val="39"/>
+          <w:tblCellSpacing w:w="15" w:type="dxa"/>
+        </w:trPr>
+        <w:tc>
+          <w:tcPr>
+            <w:tcW w:w="0" w:type="auto"/>
+            <w:vAlign w:val="center"/>
+          </w:tcPr>
+          <w:p>
+            <w:pPr>
+              <w:spacing w:after="0" w:line="240" w:lineRule="auto"/>
+              <w:rPr>
+                <w:rFonts w:ascii="Times New Roman" w:eastAsia="Times New Roman" w:hAnsi="Times New Roman" w:cs="Times New Roman"/>
+                <w:kern w:val="0"/>
+                <w:sz w:val="20"/>
+                <w:szCs w:val="20"/>
+                <w:lang w:eastAsia="en-IN"/>
+                <w14:ligatures w14:val="none"/>
+              </w:rPr>
+            </w:pPr>
+            <w:r>
+              <w:rPr>
+                <w:rFonts w:ascii="Times New Roman" w:eastAsia="Times New Roman" w:hAnsi="Times New Roman" w:cs="Times New Roman"/>
+                <w:kern w:val="0"/>
+                <w:sz w:val="20"/>
+                <w:szCs w:val="20"/>
+                <w:lang w:eastAsia="en-IN"/>
+                <w14:ligatures w14:val="none"/>
+              </w:rPr>
+              <w:t>Employees.xlsx</w:t>
+            </w:r>
+          </w:p>
+        </w:tc>
+        <w:tc>
+          <w:tcPr>
+            <w:tcW w:w="0" w:type="auto"/>
+            <w:vAlign w:val="center"/>
+          </w:tcPr>
+          <w:p>
+            <w:pPr>
+              <w:spacing w:after="0" w:line="240" w:lineRule="auto"/>
+              <w:rPr>
+                <w:rFonts w:ascii="Times New Roman" w:eastAsia="Times New Roman" w:hAnsi="Times New Roman" w:cs="Times New Roman"/>
+                <w:kern w:val="0"/>
+                <w:sz w:val="20"/>
+                <w:szCs w:val="20"/>
+                <w:lang w:eastAsia="en-IN"/>
+                <w14:ligatures w14:val="none"/>
+              </w:rPr>
+            </w:pPr>
+            <w:r>
+              <w:rPr>
+                <w:rFonts w:ascii="Times New Roman" w:eastAsia="Times New Roman" w:hAnsi="Times New Roman" w:cs="Times New Roman"/>
+                <w:kern w:val="0"/>
+                <w:sz w:val="20"/>
+                <w:szCs w:val="20"/>
+                <w:lang w:eastAsia="en-IN"/>
+                <w14:ligatures w14:val="none"/>
+              </w:rPr>
+              <w:t>50 4B 03 04</w:t>
+            </w:r>
+          </w:p>
+        </w:tc>
+        <w:tc>
+          <w:tcPr>
+            <w:tcW w:w="0" w:type="auto"/>
+            <w:vAlign w:val="center"/>
+          </w:tcPr>
+          <w:p>
+            <w:pPr>
+              <w:spacing w:after="0" w:line="240" w:lineRule="auto"/>
+              <w:rPr>
+                <w:rFonts w:ascii="Times New Roman" w:eastAsia="Times New Roman" w:hAnsi="Times New Roman" w:cs="Times New Roman"/>
+                <w:kern w:val="0"/>
+                <w:sz w:val="20"/>
+                <w:szCs w:val="20"/>
+                <w:lang w:eastAsia="en-IN"/>
+                <w14:ligatures w14:val="none"/>
+              </w:rPr>
+            </w:pPr>
+            <w:r>
+              <w:rPr>
+                <w:rFonts w:ascii="Times New Roman" w:eastAsia="Times New Roman" w:hAnsi="Times New Roman" w:cs="Times New Roman"/>
+                <w:kern w:val="0"/>
+                <w:sz w:val="20"/>
+                <w:szCs w:val="20"/>
+                <w:lang w:eastAsia="en-IN"/>
+                <w14:ligatures w14:val="none"/>
+              </w:rPr>
+              <w:t>0x00000000</w:t>
+            </w:r>
+          </w:p>
+        </w:tc>
+        <w:tc>
+          <w:tcPr>
+            <w:tcW w:w="0" w:type="auto"/>
+            <w:vAlign w:val="center"/>
+          </w:tcPr>
+          <w:p>
+            <w:pPr>
+              <w:spacing w:after="0" w:line="240" w:lineRule="auto"/>
+              <w:rPr>
+                <w:rFonts w:ascii="Times New Roman" w:eastAsia="Times New Roman" w:hAnsi="Times New Roman" w:cs="Times New Roman"/>
+                <w:kern w:val="0"/>
+                <w:sz w:val="20"/>
+                <w:szCs w:val="20"/>
+                <w:lang w:eastAsia="en-IN"/>
+                <w14:ligatures w14:val="none"/>
+              </w:rPr>
+            </w:pPr>
+            <w:r>
+              <w:rPr>
+                <w:rFonts w:ascii="Times New Roman" w:eastAsia="Times New Roman" w:hAnsi="Times New Roman" w:cs="Times New Roman"/>
+                <w:kern w:val="0"/>
+                <w:sz w:val="20"/>
+                <w:szCs w:val="20"/>
+                <w:lang w:eastAsia="en-IN"/>
+                <w14:ligatures w14:val="none"/>
+              </w:rPr>
+              <w:t>Xlsx</w:t>
+            </w:r>
+          </w:p>
+        </w:tc>
+        <w:tc>
+          <w:tcPr>
+            <w:tcW w:w="0" w:type="auto"/>
+            <w:vAlign w:val="center"/>
+          </w:tcPr>
+          <w:p>
+            <w:pPr>
+              <w:spacing w:after="0" w:line="240" w:lineRule="auto"/>
+              <w:rPr>
+                <w:rFonts w:ascii="Times New Roman" w:eastAsia="Times New Roman" w:hAnsi="Times New Roman" w:cs="Times New Roman"/>
+                <w:kern w:val="0"/>
+                <w:sz w:val="20"/>
+                <w:szCs w:val="20"/>
+                <w:lang w:eastAsia="en-IN"/>
+                <w14:ligatures w14:val="none"/>
+              </w:rPr>
+            </w:pPr>
+            <w:r>
+              <w:rPr>
+                <w:rFonts w:ascii="Times New Roman" w:eastAsia="Times New Roman" w:hAnsi="Times New Roman" w:cs="Times New Roman"/>
+                <w:kern w:val="0"/>
+                <w:sz w:val="20"/>
+                <w:szCs w:val="20"/>
+                <w:lang w:eastAsia="en-IN"/>
+                <w14:ligatures w14:val="none"/>
+              </w:rPr>
+              <w:t>Yes</w:t>
+            </w:r>
+          </w:p>
+        </w:tc>
+      </w:tr>
+      <w:tr>
+        <w:trPr>
+          <w:trHeight w:val="39"/>
+          <w:tblCellSpacing w:w="15" w:type="dxa"/>
+        </w:trPr>
+        <w:tc>
+          <w:tcPr>
+            <w:tcW w:w="0" w:type="auto"/>
+            <w:vAlign w:val="center"/>
+          </w:tcPr>
+          <w:p>
+            <w:pPr>
+              <w:spacing w:after="0" w:line="240" w:lineRule="auto"/>
+              <w:rPr>
+                <w:rFonts w:ascii="Times New Roman" w:eastAsia="Times New Roman" w:hAnsi="Times New Roman" w:cs="Times New Roman"/>
+                <w:kern w:val="0"/>
+                <w:sz w:val="20"/>
+                <w:szCs w:val="20"/>
+                <w:lang w:eastAsia="en-IN"/>
+                <w14:ligatures w14:val="none"/>
+              </w:rPr>
+            </w:pPr>
+            <w:r>
+              <w:rPr>
+                <w:rFonts w:ascii="Times New Roman" w:eastAsia="Times New Roman" w:hAnsi="Times New Roman" w:cs="Times New Roman"/>
+                <w:kern w:val="0"/>
+                <w:sz w:val="20"/>
+                <w:szCs w:val="20"/>
+                <w:lang w:eastAsia="en-IN"/>
+                <w14:ligatures w14:val="none"/>
+              </w:rPr>
+              <w:t>Holiday.jpg</w:t>
+            </w:r>
+          </w:p>
+        </w:tc>
+        <w:tc>
+          <w:tcPr>
+            <w:tcW w:w="0" w:type="auto"/>
+            <w:vAlign w:val="center"/>
+          </w:tcPr>
+          <w:p>
+            <w:pPr>
+              <w:spacing w:after="0" w:line="240" w:lineRule="auto"/>
+              <w:rPr>
+                <w:rFonts w:ascii="Times New Roman" w:eastAsia="Times New Roman" w:hAnsi="Times New Roman" w:cs="Times New Roman"/>
+                <w:kern w:val="0"/>
+                <w:sz w:val="20"/>
+                <w:szCs w:val="20"/>
+                <w:lang w:eastAsia="en-IN"/>
+                <w14:ligatures w14:val="none"/>
+              </w:rPr>
+            </w:pPr>
+            <w:r>
+              <w:rPr>
+                <w:rFonts w:ascii="Times New Roman" w:eastAsia="Times New Roman" w:hAnsi="Times New Roman" w:cs="Times New Roman"/>
+                <w:kern w:val="0"/>
+                <w:sz w:val="20"/>
+                <w:szCs w:val="20"/>
+                <w:lang w:eastAsia="en-IN"/>
+                <w14:ligatures w14:val="none"/>
+              </w:rPr>
+              <w:t>FF D8 FF E0</w:t>
+            </w:r>
+          </w:p>
+        </w:tc>
+        <w:tc>
+          <w:tcPr>
+            <w:tcW w:w="0" w:type="auto"/>
+            <w:vAlign w:val="center"/>
+          </w:tcPr>
+          <w:p>
+            <w:pPr>
+              <w:spacing w:after="0" w:line="240" w:lineRule="auto"/>
+              <w:rPr>
+                <w:rFonts w:ascii="Times New Roman" w:eastAsia="Times New Roman" w:hAnsi="Times New Roman" w:cs="Times New Roman"/>
+                <w:kern w:val="0"/>
+                <w:sz w:val="20"/>
+                <w:szCs w:val="20"/>
+                <w:lang w:eastAsia="en-IN"/>
+                <w14:ligatures w14:val="none"/>
+              </w:rPr>
+            </w:pPr>
+            <w:r>
+              <w:rPr>
+                <w:rFonts w:ascii="Times New Roman" w:eastAsia="Times New Roman" w:hAnsi="Times New Roman" w:cs="Times New Roman"/>
+                <w:kern w:val="0"/>
+                <w:sz w:val="20"/>
+                <w:szCs w:val="20"/>
+                <w:lang w:eastAsia="en-IN"/>
+                <w14:ligatures w14:val="none"/>
+              </w:rPr>
+              <w:t>0x00000000</w:t>
+            </w:r>
+          </w:p>
+        </w:tc>
+        <w:tc>
+          <w:tcPr>
+            <w:tcW w:w="0" w:type="auto"/>
+            <w:vAlign w:val="center"/>
+          </w:tcPr>
+          <w:p>
+            <w:pPr>
+              <w:spacing w:after="0" w:line="240" w:lineRule="auto"/>
+              <w:rPr>
+                <w:rFonts w:ascii="Times New Roman" w:eastAsia="Times New Roman" w:hAnsi="Times New Roman" w:cs="Times New Roman"/>
+                <w:kern w:val="0"/>
+                <w:sz w:val="20"/>
+                <w:szCs w:val="20"/>
+                <w:lang w:eastAsia="en-IN"/>
+                <w14:ligatures w14:val="none"/>
+              </w:rPr>
+            </w:pPr>
+            <w:r>
+              <w:rPr>
+                <w:rFonts w:ascii="Times New Roman" w:eastAsia="Times New Roman" w:hAnsi="Times New Roman" w:cs="Times New Roman"/>
+                <w:kern w:val="0"/>
+                <w:sz w:val="20"/>
+                <w:szCs w:val="20"/>
+                <w:lang w:eastAsia="en-IN"/>
+                <w14:ligatures w14:val="none"/>
+              </w:rPr>
+              <w:t>Jpg</w:t>
+            </w:r>
+          </w:p>
+        </w:tc>
+        <w:tc>
+          <w:tcPr>
+            <w:tcW w:w="0" w:type="auto"/>
+            <w:vAlign w:val="center"/>
+          </w:tcPr>
+          <w:p>
+            <w:pPr>
+              <w:spacing w:after="0" w:line="240" w:lineRule="auto"/>
+              <w:rPr>
+                <w:rFonts w:ascii="Times New Roman" w:eastAsia="Times New Roman" w:hAnsi="Times New Roman" w:cs="Times New Roman"/>
+                <w:kern w:val="0"/>
+                <w:sz w:val="20"/>
+                <w:szCs w:val="20"/>
+                <w:lang w:eastAsia="en-IN"/>
+                <w14:ligatures w14:val="none"/>
+              </w:rPr>
+            </w:pPr>
+            <w:r>
+              <w:rPr>
+                <w:rFonts w:ascii="Times New Roman" w:eastAsia="Times New Roman" w:hAnsi="Times New Roman" w:cs="Times New Roman"/>
+                <w:kern w:val="0"/>
+                <w:sz w:val="20"/>
+                <w:szCs w:val="20"/>
+                <w:lang w:eastAsia="en-IN"/>
+                <w14:ligatures w14:val="none"/>
+              </w:rPr>
+              <w:t>Yes</w:t>
+            </w:r>
+          </w:p>
+        </w:tc>
+      </w:tr>
+      <w:tr>
+        <w:trPr>
+          <w:trHeight w:val="39"/>
+          <w:tblCellSpacing w:w="15" w:type="dxa"/>
+        </w:trPr>
+        <w:tc>
+          <w:tcPr>
+            <w:tcW w:w="0" w:type="auto"/>
+            <w:vAlign w:val="center"/>
+          </w:tcPr>
+          <w:p>
+            <w:pPr>
+              <w:spacing w:after="0" w:line="240" w:lineRule="auto"/>
+              <w:rPr>
+                <w:rFonts w:ascii="Times New Roman" w:eastAsia="Times New Roman" w:hAnsi="Times New Roman" w:cs="Times New Roman"/>
+                <w:kern w:val="0"/>
+                <w:sz w:val="20"/>
+                <w:szCs w:val="20"/>
+                <w:lang w:eastAsia="en-IN"/>
+                <w14:ligatures w14:val="none"/>
+              </w:rPr>
+            </w:pPr>
+            <w:r>
+              <w:rPr>
+                <w:rFonts w:ascii="Times New Roman" w:eastAsia="Times New Roman" w:hAnsi="Times New Roman" w:cs="Times New Roman"/>
+                <w:kern w:val="0"/>
+                <w:sz w:val="20"/>
+                <w:szCs w:val="20"/>
+                <w:lang w:eastAsia="en-IN"/>
+                <w14:ligatures w14:val="none"/>
+              </w:rPr>
+              <w:t>Office.png</w:t>
+            </w:r>
+          </w:p>
+        </w:tc>
+        <w:tc>
+          <w:tcPr>
+            <w:tcW w:w="0" w:type="auto"/>
+            <w:vAlign w:val="center"/>
+          </w:tcPr>
+          <w:p>
+            <w:pPr>
+              <w:spacing w:after="0" w:line="240" w:lineRule="auto"/>
+              <w:rPr>
+                <w:rFonts w:ascii="Times New Roman" w:eastAsia="Times New Roman" w:hAnsi="Times New Roman" w:cs="Times New Roman"/>
+                <w:kern w:val="0"/>
+                <w:sz w:val="20"/>
+                <w:szCs w:val="20"/>
+                <w:lang w:eastAsia="en-IN"/>
+                <w14:ligatures w14:val="none"/>
+              </w:rPr>
+            </w:pPr>
+            <w:r>
+              <w:rPr>
+                <w:rFonts w:ascii="Times New Roman" w:eastAsia="Times New Roman" w:hAnsi="Times New Roman" w:cs="Times New Roman"/>
+                <w:kern w:val="0"/>
+                <w:sz w:val="20"/>
+                <w:szCs w:val="20"/>
+                <w:lang w:eastAsia="en-IN"/>
+                <w14:ligatures w14:val="none"/>
+              </w:rPr>
+              <w:t>89 50 4E 47</w:t>
+            </w:r>
+          </w:p>
+        </w:tc>
+        <w:tc>
+          <w:tcPr>
+            <w:tcW w:w="0" w:type="auto"/>
+            <w:vAlign w:val="center"/>
+          </w:tcPr>
+          <w:p>
+            <w:pPr>
+              <w:spacing w:after="0" w:line="240" w:lineRule="auto"/>
+              <w:rPr>
+                <w:rFonts w:ascii="Times New Roman" w:eastAsia="Times New Roman" w:hAnsi="Times New Roman" w:cs="Times New Roman"/>
+                <w:kern w:val="0"/>
+                <w:sz w:val="20"/>
+                <w:szCs w:val="20"/>
+                <w:lang w:eastAsia="en-IN"/>
+                <w14:ligatures w14:val="none"/>
+              </w:rPr>
+            </w:pPr>
+            <w:r>
+              <w:rPr>
+                <w:rFonts w:ascii="Times New Roman" w:eastAsia="Times New Roman" w:hAnsi="Times New Roman" w:cs="Times New Roman"/>
+                <w:kern w:val="0"/>
+                <w:sz w:val="20"/>
+                <w:szCs w:val="20"/>
+                <w:lang w:eastAsia="en-IN"/>
+                <w14:ligatures w14:val="none"/>
+              </w:rPr>
+              <w:t>0x00000000</w:t>
+            </w:r>
+          </w:p>
+        </w:tc>
+        <w:tc>
+          <w:tcPr>
+            <w:tcW w:w="0" w:type="auto"/>
+            <w:vAlign w:val="center"/>
+          </w:tcPr>
+          <w:p>
+            <w:pPr>
+              <w:spacing w:after="0" w:line="240" w:lineRule="auto"/>
+              <w:rPr>
+                <w:rFonts w:ascii="Times New Roman" w:eastAsia="Times New Roman" w:hAnsi="Times New Roman" w:cs="Times New Roman"/>
+                <w:kern w:val="0"/>
+                <w:sz w:val="20"/>
+                <w:szCs w:val="20"/>
+                <w:lang w:eastAsia="en-IN"/>
+                <w14:ligatures w14:val="none"/>
+              </w:rPr>
+            </w:pPr>
+            <w:r>
+              <w:rPr>
+                <w:rFonts w:ascii="Times New Roman" w:eastAsia="Times New Roman" w:hAnsi="Times New Roman" w:cs="Times New Roman"/>
+                <w:kern w:val="0"/>
+                <w:sz w:val="20"/>
+                <w:szCs w:val="20"/>
+                <w:lang w:eastAsia="en-IN"/>
+                <w14:ligatures w14:val="none"/>
+              </w:rPr>
+              <w:t>Png</w:t>
+            </w:r>
+          </w:p>
+        </w:tc>
+        <w:tc>
+          <w:tcPr>
+            <w:tcW w:w="0" w:type="auto"/>
+            <w:vAlign w:val="center"/>
+          </w:tcPr>
+          <w:p>
+            <w:pPr>
+              <w:spacing w:after="0" w:line="240" w:lineRule="auto"/>
+              <w:rPr>
+                <w:rFonts w:ascii="Times New Roman" w:eastAsia="Times New Roman" w:hAnsi="Times New Roman" w:cs="Times New Roman"/>
+                <w:kern w:val="0"/>
+                <w:sz w:val="20"/>
+                <w:szCs w:val="20"/>
+                <w:lang w:eastAsia="en-IN"/>
+                <w14:ligatures w14:val="none"/>
+              </w:rPr>
+            </w:pPr>
+            <w:r>
+              <w:rPr>
+                <w:rFonts w:ascii="Times New Roman" w:eastAsia="Times New Roman" w:hAnsi="Times New Roman" w:cs="Times New Roman"/>
+                <w:kern w:val="0"/>
+                <w:sz w:val="20"/>
+                <w:szCs w:val="20"/>
+                <w:lang w:eastAsia="en-IN"/>
+                <w14:ligatures w14:val="none"/>
+              </w:rPr>
+              <w:t>Yes</w:t>
+            </w:r>
+          </w:p>
+        </w:tc>
+      </w:tr>
+      <w:tr>
+        <w:trPr>
+          <w:trHeight w:val="39"/>
+          <w:tblCellSpacing w:w="15" w:type="dxa"/>
+        </w:trPr>
+        <w:tc>
+          <w:tcPr>
+            <w:tcW w:w="0" w:type="auto"/>
+            <w:vAlign w:val="center"/>
+          </w:tcPr>
+          <w:p>
+            <w:pPr>
+              <w:spacing w:after="0" w:line="240" w:lineRule="auto"/>
+              <w:rPr>
+                <w:rFonts w:ascii="Times New Roman" w:eastAsia="Times New Roman" w:hAnsi="Times New Roman" w:cs="Times New Roman"/>
+                <w:kern w:val="0"/>
+                <w:sz w:val="20"/>
+                <w:szCs w:val="20"/>
+                <w:lang w:eastAsia="en-IN"/>
+                <w14:ligatures w14:val="none"/>
+              </w:rPr>
+            </w:pPr>
+            <w:r>
+              <w:rPr>
+                <w:rFonts w:ascii="Times New Roman" w:eastAsia="Times New Roman" w:hAnsi="Times New Roman" w:cs="Times New Roman"/>
+                <w:kern w:val="0"/>
+                <w:sz w:val="20"/>
+                <w:szCs w:val="20"/>
+                <w:lang w:eastAsia="en-IN"/>
+                <w14:ligatures w14:val="none"/>
+              </w:rPr>
+              <w:t>Setup.exe</w:t>
+            </w:r>
+          </w:p>
+        </w:tc>
+        <w:tc>
+          <w:tcPr>
+            <w:tcW w:w="0" w:type="auto"/>
+            <w:vAlign w:val="center"/>
+          </w:tcPr>
+          <w:p>
+            <w:pPr>
+              <w:spacing w:after="0" w:line="240" w:lineRule="auto"/>
+              <w:rPr>
+                <w:rFonts w:ascii="Times New Roman" w:eastAsia="Times New Roman" w:hAnsi="Times New Roman" w:cs="Times New Roman"/>
+                <w:kern w:val="0"/>
+                <w:sz w:val="20"/>
+                <w:szCs w:val="20"/>
+                <w:lang w:eastAsia="en-IN"/>
+                <w14:ligatures w14:val="none"/>
+              </w:rPr>
+            </w:pPr>
+            <w:r>
+              <w:rPr>
+                <w:rFonts w:ascii="Times New Roman" w:eastAsia="Times New Roman" w:hAnsi="Times New Roman" w:cs="Times New Roman"/>
+                <w:kern w:val="0"/>
+                <w:sz w:val="20"/>
+                <w:szCs w:val="20"/>
+                <w:lang w:eastAsia="en-IN"/>
+                <w14:ligatures w14:val="none"/>
+              </w:rPr>
+              <w:t>4D 5A 46 61</w:t>
+            </w:r>
+          </w:p>
+        </w:tc>
+        <w:tc>
+          <w:tcPr>
+            <w:tcW w:w="0" w:type="auto"/>
+            <w:vAlign w:val="center"/>
+          </w:tcPr>
+          <w:p>
+            <w:pPr>
+              <w:spacing w:after="0" w:line="240" w:lineRule="auto"/>
+              <w:rPr>
+                <w:rFonts w:ascii="Times New Roman" w:eastAsia="Times New Roman" w:hAnsi="Times New Roman" w:cs="Times New Roman"/>
+                <w:kern w:val="0"/>
+                <w:sz w:val="20"/>
+                <w:szCs w:val="20"/>
+                <w:lang w:eastAsia="en-IN"/>
+                <w14:ligatures w14:val="none"/>
+              </w:rPr>
+            </w:pPr>
+            <w:r>
+              <w:rPr>
+                <w:rFonts w:ascii="Times New Roman" w:eastAsia="Times New Roman" w:hAnsi="Times New Roman" w:cs="Times New Roman"/>
+                <w:kern w:val="0"/>
+                <w:sz w:val="20"/>
+                <w:szCs w:val="20"/>
+                <w:lang w:eastAsia="en-IN"/>
+                <w14:ligatures w14:val="none"/>
+              </w:rPr>
+              <w:t>0x00000000</w:t>
+            </w:r>
+          </w:p>
+        </w:tc>
+        <w:tc>
+          <w:tcPr>
+            <w:tcW w:w="0" w:type="auto"/>
+            <w:vAlign w:val="center"/>
+          </w:tcPr>
+          <w:p>
+            <w:pPr>
+              <w:spacing w:after="0" w:line="240" w:lineRule="auto"/>
+              <w:rPr>
+                <w:rFonts w:ascii="Times New Roman" w:eastAsia="Times New Roman" w:hAnsi="Times New Roman" w:cs="Times New Roman"/>
+                <w:kern w:val="0"/>
+                <w:sz w:val="20"/>
+                <w:szCs w:val="20"/>
+                <w:lang w:eastAsia="en-IN"/>
+                <w14:ligatures w14:val="none"/>
+              </w:rPr>
+            </w:pPr>
+            <w:r>
+              <w:rPr>
+                <w:rFonts w:ascii="Times New Roman" w:eastAsia="Times New Roman" w:hAnsi="Times New Roman" w:cs="Times New Roman"/>
+                <w:kern w:val="0"/>
+                <w:sz w:val="20"/>
+                <w:szCs w:val="20"/>
+                <w:lang w:eastAsia="en-IN"/>
+                <w14:ligatures w14:val="none"/>
+              </w:rPr>
+              <w:t>Exe</w:t>
+            </w:r>
+          </w:p>
+        </w:tc>
+        <w:tc>
+          <w:tcPr>
+            <w:tcW w:w="0" w:type="auto"/>
+            <w:vAlign w:val="center"/>
+          </w:tcPr>
+          <w:p>
+            <w:pPr>
+              <w:spacing w:after="0" w:line="240" w:lineRule="auto"/>
+              <w:rPr>
+                <w:rFonts w:ascii="Times New Roman" w:eastAsia="Times New Roman" w:hAnsi="Times New Roman" w:cs="Times New Roman"/>
+                <w:kern w:val="0"/>
+                <w:sz w:val="20"/>
+                <w:szCs w:val="20"/>
+                <w:lang w:eastAsia="en-IN"/>
+                <w14:ligatures w14:val="none"/>
+              </w:rPr>
+            </w:pPr>
+            <w:r>
+              <w:rPr>
+                <w:rFonts w:ascii="Times New Roman" w:eastAsia="Times New Roman" w:hAnsi="Times New Roman" w:cs="Times New Roman"/>
+                <w:kern w:val="0"/>
+                <w:sz w:val="20"/>
+                <w:szCs w:val="20"/>
+                <w:lang w:eastAsia="en-IN"/>
+                <w14:ligatures w14:val="none"/>
+              </w:rPr>
+              <w:t>Yes</w:t>
+            </w:r>
+          </w:p>
+        </w:tc>
+      </w:tr>
+      <w:tr>
+        <w:trPr>
+          <w:trHeight w:val="39"/>
+          <w:tblCellSpacing w:w="15" w:type="dxa"/>
+        </w:trPr>
+        <w:tc>
+          <w:tcPr>
+            <w:tcW w:w="0" w:type="auto"/>
+            <w:vAlign w:val="center"/>
+          </w:tcPr>
+          <w:p>
+            <w:pPr>
+              <w:spacing w:after="0" w:line="240" w:lineRule="auto"/>
+              <w:rPr>
+                <w:rFonts w:ascii="Times New Roman" w:eastAsia="Times New Roman" w:hAnsi="Times New Roman" w:cs="Times New Roman"/>
+                <w:kern w:val="0"/>
+                <w:sz w:val="20"/>
+                <w:szCs w:val="20"/>
+                <w:lang w:eastAsia="en-IN"/>
+                <w14:ligatures w14:val="none"/>
+              </w:rPr>
+            </w:pPr>
+            <w:r>
+              <w:rPr>
+                <w:rFonts w:ascii="Times New Roman" w:eastAsia="Times New Roman" w:hAnsi="Times New Roman" w:cs="Times New Roman"/>
+                <w:kern w:val="0"/>
+                <w:sz w:val="20"/>
+                <w:szCs w:val="20"/>
+                <w:lang w:eastAsia="en-IN"/>
+                <w14:ligatures w14:val="none"/>
+              </w:rPr>
+              <w:t>Song.mp3</w:t>
+            </w:r>
+          </w:p>
+        </w:tc>
+        <w:tc>
+          <w:tcPr>
+            <w:tcW w:w="0" w:type="auto"/>
+            <w:vAlign w:val="center"/>
+          </w:tcPr>
+          <w:p>
+            <w:pPr>
+              <w:spacing w:after="0" w:line="240" w:lineRule="auto"/>
+              <w:rPr>
+                <w:rFonts w:ascii="Times New Roman" w:eastAsia="Times New Roman" w:hAnsi="Times New Roman" w:cs="Times New Roman"/>
+                <w:kern w:val="0"/>
+                <w:sz w:val="20"/>
+                <w:szCs w:val="20"/>
+                <w:lang w:eastAsia="en-IN"/>
+                <w14:ligatures w14:val="none"/>
+              </w:rPr>
+            </w:pPr>
+            <w:r>
+              <w:rPr>
+                <w:rFonts w:ascii="Times New Roman" w:eastAsia="Times New Roman" w:hAnsi="Times New Roman" w:cs="Times New Roman"/>
+                <w:kern w:val="0"/>
+                <w:sz w:val="20"/>
+                <w:szCs w:val="20"/>
+                <w:lang w:eastAsia="en-IN"/>
+                <w14:ligatures w14:val="none"/>
+              </w:rPr>
+              <w:t>49 44 33</w:t>
+            </w:r>
+          </w:p>
+        </w:tc>
+        <w:tc>
+          <w:tcPr>
+            <w:tcW w:w="0" w:type="auto"/>
+            <w:vAlign w:val="center"/>
+          </w:tcPr>
+          <w:p>
+            <w:pPr>
+              <w:spacing w:after="0" w:line="240" w:lineRule="auto"/>
+              <w:rPr>
+                <w:rFonts w:ascii="Times New Roman" w:eastAsia="Times New Roman" w:hAnsi="Times New Roman" w:cs="Times New Roman"/>
+                <w:kern w:val="0"/>
+                <w:sz w:val="20"/>
+                <w:szCs w:val="20"/>
+                <w:lang w:eastAsia="en-IN"/>
+                <w14:ligatures w14:val="none"/>
+              </w:rPr>
+            </w:pPr>
+            <w:r>
+              <w:rPr>
+                <w:rFonts w:ascii="Times New Roman" w:eastAsia="Times New Roman" w:hAnsi="Times New Roman" w:cs="Times New Roman"/>
+                <w:kern w:val="0"/>
+                <w:sz w:val="20"/>
+                <w:szCs w:val="20"/>
+                <w:lang w:eastAsia="en-IN"/>
+                <w14:ligatures w14:val="none"/>
+              </w:rPr>
+              <w:t>0x00000000</w:t>
+            </w:r>
+          </w:p>
+        </w:tc>
+        <w:tc>
+          <w:tcPr>
+            <w:tcW w:w="0" w:type="auto"/>
+            <w:vAlign w:val="center"/>
+          </w:tcPr>
+          <w:p>
+            <w:pPr>
+              <w:spacing w:after="0" w:line="240" w:lineRule="auto"/>
+              <w:rPr>
+                <w:rFonts w:ascii="Times New Roman" w:eastAsia="Times New Roman" w:hAnsi="Times New Roman" w:cs="Times New Roman"/>
+                <w:kern w:val="0"/>
+                <w:sz w:val="20"/>
+                <w:szCs w:val="20"/>
+                <w:lang w:eastAsia="en-IN"/>
+                <w14:ligatures w14:val="none"/>
+              </w:rPr>
+            </w:pPr>
+            <w:r>
+              <w:rPr>
+                <w:rFonts w:ascii="Times New Roman" w:eastAsia="Times New Roman" w:hAnsi="Times New Roman" w:cs="Times New Roman"/>
+                <w:kern w:val="0"/>
+                <w:sz w:val="20"/>
+                <w:szCs w:val="20"/>
+                <w:lang w:eastAsia="en-IN"/>
+                <w14:ligatures w14:val="none"/>
+              </w:rPr>
+              <w:t>Mp3</w:t>
+            </w:r>
+          </w:p>
+        </w:tc>
+        <w:tc>
+          <w:tcPr>
+            <w:tcW w:w="0" w:type="auto"/>
+            <w:vAlign w:val="center"/>
+          </w:tcPr>
+          <w:p>
+            <w:pPr>
+              <w:spacing w:after="0" w:line="240" w:lineRule="auto"/>
+              <w:rPr>
+                <w:rFonts w:ascii="Times New Roman" w:eastAsia="Times New Roman" w:hAnsi="Times New Roman" w:cs="Times New Roman"/>
+                <w:kern w:val="0"/>
+                <w:sz w:val="20"/>
+                <w:szCs w:val="20"/>
+                <w:lang w:eastAsia="en-IN"/>
+                <w14:ligatures w14:val="none"/>
+              </w:rPr>
+            </w:pPr>
+            <w:r>
+              <w:rPr>
+                <w:rFonts w:ascii="Times New Roman" w:eastAsia="Times New Roman" w:hAnsi="Times New Roman" w:cs="Times New Roman"/>
+                <w:kern w:val="0"/>
+                <w:sz w:val="20"/>
+                <w:szCs w:val="20"/>
+                <w:lang w:eastAsia="en-IN"/>
+                <w14:ligatures w14:val="none"/>
+              </w:rPr>
+              <w:t>Yes</w:t>
+            </w:r>
+          </w:p>
+        </w:tc>
+      </w:tr>
+      <w:tr>
+        <w:trPr>
+          <w:trHeight w:val="39"/>
+          <w:tblCellSpacing w:w="15" w:type="dxa"/>
+        </w:trPr>
+        <w:tc>
+          <w:tcPr>
+            <w:tcW w:w="0" w:type="auto"/>
+            <w:vAlign w:val="center"/>
+          </w:tcPr>
+          <w:p>
+            <w:pPr>
+              <w:spacing w:after="0" w:line="240" w:lineRule="auto"/>
+              <w:rPr>
+                <w:rFonts w:ascii="Times New Roman" w:eastAsia="Times New Roman" w:hAnsi="Times New Roman" w:cs="Times New Roman"/>
+                <w:kern w:val="0"/>
+                <w:sz w:val="20"/>
+                <w:szCs w:val="20"/>
+                <w:lang w:eastAsia="en-IN"/>
+                <w14:ligatures w14:val="none"/>
+              </w:rPr>
+            </w:pPr>
+            <w:r>
+              <w:rPr>
+                <w:rFonts w:ascii="Times New Roman" w:eastAsia="Times New Roman" w:hAnsi="Times New Roman" w:cs="Times New Roman"/>
+                <w:kern w:val="0"/>
+                <w:sz w:val="20"/>
+                <w:szCs w:val="20"/>
+                <w:lang w:eastAsia="en-IN"/>
+                <w14:ligatures w14:val="none"/>
+              </w:rPr>
+              <w:t>Image.jpg</w:t>
+            </w:r>
+          </w:p>
+        </w:tc>
+        <w:tc>
+          <w:tcPr>
+            <w:tcW w:w="0" w:type="auto"/>
+            <w:vAlign w:val="center"/>
+          </w:tcPr>
+          <w:p>
+            <w:pPr>
+              <w:spacing w:after="0" w:line="240" w:lineRule="auto"/>
+              <w:rPr>
+                <w:rFonts w:ascii="Times New Roman" w:eastAsia="Times New Roman" w:hAnsi="Times New Roman" w:cs="Times New Roman"/>
+                <w:kern w:val="0"/>
+                <w:sz w:val="20"/>
+                <w:szCs w:val="20"/>
+                <w:lang w:eastAsia="en-IN"/>
+                <w14:ligatures w14:val="none"/>
+              </w:rPr>
+            </w:pPr>
+            <w:r>
+              <w:rPr>
+                <w:rFonts w:ascii="Times New Roman" w:eastAsia="Times New Roman" w:hAnsi="Times New Roman" w:cs="Times New Roman"/>
+                <w:kern w:val="0"/>
+                <w:sz w:val="20"/>
+                <w:szCs w:val="20"/>
+                <w:lang w:eastAsia="en-IN"/>
+                <w14:ligatures w14:val="none"/>
+              </w:rPr>
+              <w:t>25 50 44 46</w:t>
+            </w:r>
+          </w:p>
+        </w:tc>
+        <w:tc>
+          <w:tcPr>
+            <w:tcW w:w="0" w:type="auto"/>
+            <w:vAlign w:val="center"/>
+          </w:tcPr>
+          <w:p>
+            <w:pPr>
+              <w:spacing w:after="0" w:line="240" w:lineRule="auto"/>
+              <w:rPr>
+                <w:rFonts w:ascii="Times New Roman" w:eastAsia="Times New Roman" w:hAnsi="Times New Roman" w:cs="Times New Roman"/>
+                <w:kern w:val="0"/>
+                <w:sz w:val="20"/>
+                <w:szCs w:val="20"/>
+                <w:lang w:eastAsia="en-IN"/>
+                <w14:ligatures w14:val="none"/>
+              </w:rPr>
+            </w:pPr>
+            <w:r>
+              <w:rPr>
+                <w:rFonts w:ascii="Times New Roman" w:eastAsia="Times New Roman" w:hAnsi="Times New Roman" w:cs="Times New Roman"/>
+                <w:kern w:val="0"/>
+                <w:sz w:val="20"/>
+                <w:szCs w:val="20"/>
+                <w:lang w:eastAsia="en-IN"/>
+                <w14:ligatures w14:val="none"/>
+              </w:rPr>
+              <w:t>0x00000000</w:t>
+            </w:r>
+          </w:p>
+        </w:tc>
+        <w:tc>
+          <w:tcPr>
+            <w:tcW w:w="0" w:type="auto"/>
+            <w:vAlign w:val="center"/>
+          </w:tcPr>
+          <w:p>
+            <w:pPr>
+              <w:spacing w:after="0" w:line="240" w:lineRule="auto"/>
+              <w:rPr>
+                <w:rFonts w:ascii="Times New Roman" w:eastAsia="Times New Roman" w:hAnsi="Times New Roman" w:cs="Times New Roman"/>
+                <w:kern w:val="0"/>
+                <w:sz w:val="20"/>
+                <w:szCs w:val="20"/>
+                <w:lang w:eastAsia="en-IN"/>
+                <w14:ligatures w14:val="none"/>
+              </w:rPr>
+            </w:pPr>
+            <w:r>
+              <w:rPr>
+                <w:rFonts w:ascii="Times New Roman" w:eastAsia="Times New Roman" w:hAnsi="Times New Roman" w:cs="Times New Roman"/>
+                <w:kern w:val="0"/>
+                <w:sz w:val="20"/>
+                <w:szCs w:val="20"/>
+                <w:lang w:eastAsia="en-IN"/>
+                <w14:ligatures w14:val="none"/>
+              </w:rPr>
+              <w:t>Jpg</w:t>
+            </w:r>
+          </w:p>
+        </w:tc>
+        <w:tc>
+          <w:tcPr>
+            <w:tcW w:w="0" w:type="auto"/>
+            <w:vAlign w:val="center"/>
+          </w:tcPr>
+          <w:p>
+            <w:pPr>
+              <w:spacing w:after="0" w:line="240" w:lineRule="auto"/>
+              <w:rPr>
+                <w:rFonts w:ascii="Times New Roman" w:eastAsia="Times New Roman" w:hAnsi="Times New Roman" w:cs="Times New Roman"/>
+                <w:kern w:val="0"/>
+                <w:sz w:val="20"/>
+                <w:szCs w:val="20"/>
+                <w:lang w:eastAsia="en-IN"/>
+                <w14:ligatures w14:val="none"/>
+              </w:rPr>
+            </w:pPr>
+            <w:r>
+              <w:rPr>
+                <w:rFonts w:ascii="Times New Roman" w:eastAsia="Times New Roman" w:hAnsi="Times New Roman" w:cs="Times New Roman"/>
+                <w:kern w:val="0"/>
+                <w:sz w:val="20"/>
+                <w:szCs w:val="20"/>
+                <w:lang w:eastAsia="en-IN"/>
+                <w14:ligatures w14:val="none"/>
+              </w:rPr>
+              <w:t>No (pdf)</w:t>
+            </w:r>
+          </w:p>
+        </w:tc>
+      </w:tr>
+      <w:tr>
+        <w:trPr>
+          <w:trHeight w:val="39"/>
+          <w:tblCellSpacing w:w="15" w:type="dxa"/>
+        </w:trPr>
+        <w:tc>
+          <w:tcPr>
+            <w:tcW w:w="0" w:type="auto"/>
+            <w:vAlign w:val="center"/>
+          </w:tcPr>
+          <w:p>
+            <w:pPr>
+              <w:spacing w:after="0" w:line="240" w:lineRule="auto"/>
+              <w:rPr>
+                <w:rFonts w:ascii="Times New Roman" w:eastAsia="Times New Roman" w:hAnsi="Times New Roman" w:cs="Times New Roman"/>
+                <w:kern w:val="0"/>
+                <w:sz w:val="20"/>
+                <w:szCs w:val="20"/>
+                <w:lang w:eastAsia="en-IN"/>
+                <w14:ligatures w14:val="none"/>
+              </w:rPr>
+            </w:pPr>
+            <w:r>
+              <w:rPr>
+                <w:rFonts w:ascii="Times New Roman" w:eastAsia="Times New Roman" w:hAnsi="Times New Roman" w:cs="Times New Roman"/>
+                <w:kern w:val="0"/>
+                <w:sz w:val="20"/>
+                <w:szCs w:val="20"/>
+                <w:lang w:eastAsia="en-IN"/>
+                <w14:ligatures w14:val="none"/>
+              </w:rPr>
+              <w:t>Report.pdf</w:t>
+            </w:r>
+          </w:p>
+        </w:tc>
+        <w:tc>
+          <w:tcPr>
+            <w:tcW w:w="0" w:type="auto"/>
+            <w:vAlign w:val="center"/>
+          </w:tcPr>
+          <w:p>
+            <w:pPr>
+              <w:spacing w:after="0" w:line="240" w:lineRule="auto"/>
+              <w:rPr>
+                <w:rFonts w:ascii="Times New Roman" w:eastAsia="Times New Roman" w:hAnsi="Times New Roman" w:cs="Times New Roman"/>
+                <w:kern w:val="0"/>
+                <w:sz w:val="20"/>
+                <w:szCs w:val="20"/>
+                <w:lang w:eastAsia="en-IN"/>
+                <w14:ligatures w14:val="none"/>
+              </w:rPr>
+            </w:pPr>
+            <w:r>
+              <w:rPr>
+                <w:rFonts w:ascii="Times New Roman" w:eastAsia="Times New Roman" w:hAnsi="Times New Roman" w:cs="Times New Roman"/>
+                <w:kern w:val="0"/>
+                <w:sz w:val="20"/>
+                <w:szCs w:val="20"/>
+                <w:lang w:eastAsia="en-IN"/>
+                <w14:ligatures w14:val="none"/>
+              </w:rPr>
+              <w:t>FF D8 FF E0</w:t>
+            </w:r>
+          </w:p>
+        </w:tc>
+        <w:tc>
+          <w:tcPr>
+            <w:tcW w:w="0" w:type="auto"/>
+            <w:vAlign w:val="center"/>
+          </w:tcPr>
+          <w:p>
+            <w:pPr>
+              <w:spacing w:after="0" w:line="240" w:lineRule="auto"/>
+              <w:rPr>
+                <w:rFonts w:ascii="Times New Roman" w:eastAsia="Times New Roman" w:hAnsi="Times New Roman" w:cs="Times New Roman"/>
+                <w:kern w:val="0"/>
+                <w:sz w:val="20"/>
+                <w:szCs w:val="20"/>
+                <w:lang w:eastAsia="en-IN"/>
+                <w14:ligatures w14:val="none"/>
+              </w:rPr>
+            </w:pPr>
+            <w:r>
+              <w:rPr>
+                <w:rFonts w:ascii="Times New Roman" w:eastAsia="Times New Roman" w:hAnsi="Times New Roman" w:cs="Times New Roman"/>
+                <w:kern w:val="0"/>
+                <w:sz w:val="20"/>
+                <w:szCs w:val="20"/>
+                <w:lang w:eastAsia="en-IN"/>
+                <w14:ligatures w14:val="none"/>
+              </w:rPr>
+              <w:t>0x00000000</w:t>
+            </w:r>
+          </w:p>
+        </w:tc>
+        <w:tc>
+          <w:tcPr>
+            <w:tcW w:w="0" w:type="auto"/>
+            <w:vAlign w:val="center"/>
+          </w:tcPr>
+          <w:p>
+            <w:pPr>
+              <w:spacing w:after="0" w:line="240" w:lineRule="auto"/>
+              <w:rPr>
+                <w:rFonts w:ascii="Times New Roman" w:eastAsia="Times New Roman" w:hAnsi="Times New Roman" w:cs="Times New Roman"/>
+                <w:kern w:val="0"/>
+                <w:sz w:val="20"/>
+                <w:szCs w:val="20"/>
+                <w:lang w:eastAsia="en-IN"/>
+                <w14:ligatures w14:val="none"/>
+              </w:rPr>
+            </w:pPr>
+            <w:r>
+              <w:rPr>
+                <w:rFonts w:ascii="Times New Roman" w:eastAsia="Times New Roman" w:hAnsi="Times New Roman" w:cs="Times New Roman"/>
+                <w:kern w:val="0"/>
+                <w:sz w:val="20"/>
+                <w:szCs w:val="20"/>
+                <w:lang w:eastAsia="en-IN"/>
+                <w14:ligatures w14:val="none"/>
+              </w:rPr>
+              <w:t>Pdf</w:t>
+            </w:r>
+          </w:p>
+        </w:tc>
+        <w:tc>
+          <w:tcPr>
+            <w:tcW w:w="0" w:type="auto"/>
+            <w:vAlign w:val="center"/>
+          </w:tcPr>
+          <w:p>
+            <w:pPr>
+              <w:spacing w:after="0" w:line="240" w:lineRule="auto"/>
+              <w:rPr>
+                <w:rFonts w:ascii="Times New Roman" w:eastAsia="Times New Roman" w:hAnsi="Times New Roman" w:cs="Times New Roman"/>
+                <w:kern w:val="0"/>
+                <w:sz w:val="20"/>
+                <w:szCs w:val="20"/>
+                <w:lang w:eastAsia="en-IN"/>
+                <w14:ligatures w14:val="none"/>
+              </w:rPr>
+            </w:pPr>
+            <w:r>
+              <w:rPr>
+                <w:rFonts w:ascii="Times New Roman" w:eastAsia="Times New Roman" w:hAnsi="Times New Roman" w:cs="Times New Roman"/>
+                <w:kern w:val="0"/>
+                <w:sz w:val="20"/>
+                <w:szCs w:val="20"/>
+                <w:lang w:eastAsia="en-IN"/>
+                <w14:ligatures w14:val="none"/>
+              </w:rPr>
+              <w:t>No (jpeg)</w:t>
+            </w:r>
+          </w:p>
+        </w:tc>
+      </w:tr>
+      <w:tr>
+        <w:trPr>
+          <w:trHeight w:val="39"/>
+          <w:tblCellSpacing w:w="15" w:type="dxa"/>
+        </w:trPr>
+        <w:tc>
+          <w:tcPr>
+            <w:tcW w:w="0" w:type="auto"/>
+            <w:vAlign w:val="center"/>
+          </w:tcPr>
+          <w:p>
+            <w:pPr>
+              <w:spacing w:after="0" w:line="240" w:lineRule="auto"/>
+              <w:rPr>
+                <w:rFonts w:ascii="Times New Roman" w:eastAsia="Times New Roman" w:hAnsi="Times New Roman" w:cs="Times New Roman"/>
+                <w:kern w:val="0"/>
+                <w:sz w:val="20"/>
+                <w:szCs w:val="20"/>
+                <w:lang w:eastAsia="en-IN"/>
+                <w14:ligatures w14:val="none"/>
+              </w:rPr>
+            </w:pPr>
+            <w:r>
+              <w:rPr>
+                <w:rFonts w:ascii="Times New Roman" w:eastAsia="Times New Roman" w:hAnsi="Times New Roman" w:cs="Times New Roman"/>
+                <w:kern w:val="0"/>
+                <w:sz w:val="20"/>
+                <w:szCs w:val="20"/>
+                <w:lang w:eastAsia="en-IN"/>
+                <w14:ligatures w14:val="none"/>
+              </w:rPr>
+              <w:t>Logo.png</w:t>
+            </w:r>
+          </w:p>
+        </w:tc>
+        <w:tc>
+          <w:tcPr>
+            <w:tcW w:w="0" w:type="auto"/>
+            <w:vAlign w:val="center"/>
+          </w:tcPr>
+          <w:p>
+            <w:pPr>
+              <w:spacing w:after="0" w:line="240" w:lineRule="auto"/>
+              <w:rPr>
+                <w:rFonts w:ascii="Times New Roman" w:eastAsia="Times New Roman" w:hAnsi="Times New Roman" w:cs="Times New Roman"/>
+                <w:kern w:val="0"/>
+                <w:sz w:val="20"/>
+                <w:szCs w:val="20"/>
+                <w:lang w:eastAsia="en-IN"/>
+                <w14:ligatures w14:val="none"/>
+              </w:rPr>
+            </w:pPr>
+            <w:r>
+              <w:rPr>
+                <w:rFonts w:ascii="Times New Roman" w:eastAsia="Times New Roman" w:hAnsi="Times New Roman" w:cs="Times New Roman"/>
+                <w:kern w:val="0"/>
+                <w:sz w:val="20"/>
+                <w:szCs w:val="20"/>
+                <w:lang w:eastAsia="en-IN"/>
+                <w14:ligatures w14:val="none"/>
+              </w:rPr>
+              <w:t>50 4B 03 04</w:t>
+            </w:r>
+          </w:p>
+        </w:tc>
+        <w:tc>
+          <w:tcPr>
+            <w:tcW w:w="0" w:type="auto"/>
+            <w:vAlign w:val="center"/>
+          </w:tcPr>
+          <w:p>
+            <w:pPr>
+              <w:spacing w:after="0" w:line="240" w:lineRule="auto"/>
+              <w:rPr>
+                <w:rFonts w:ascii="Times New Roman" w:eastAsia="Times New Roman" w:hAnsi="Times New Roman" w:cs="Times New Roman"/>
+                <w:kern w:val="0"/>
+                <w:sz w:val="20"/>
+                <w:szCs w:val="20"/>
+                <w:lang w:eastAsia="en-IN"/>
+                <w14:ligatures w14:val="none"/>
+              </w:rPr>
+            </w:pPr>
+            <w:r>
+              <w:rPr>
+                <w:rFonts w:ascii="Times New Roman" w:eastAsia="Times New Roman" w:hAnsi="Times New Roman" w:cs="Times New Roman"/>
+                <w:kern w:val="0"/>
+                <w:sz w:val="20"/>
+                <w:szCs w:val="20"/>
+                <w:lang w:eastAsia="en-IN"/>
+                <w14:ligatures w14:val="none"/>
+              </w:rPr>
+              <w:t>0x00000000</w:t>
+            </w:r>
+          </w:p>
+        </w:tc>
+        <w:tc>
+          <w:tcPr>
+            <w:tcW w:w="0" w:type="auto"/>
+            <w:vAlign w:val="center"/>
+          </w:tcPr>
+          <w:p>
+            <w:pPr>
+              <w:spacing w:after="0" w:line="240" w:lineRule="auto"/>
+              <w:rPr>
+                <w:rFonts w:ascii="Times New Roman" w:eastAsia="Times New Roman" w:hAnsi="Times New Roman" w:cs="Times New Roman"/>
+                <w:kern w:val="0"/>
+                <w:sz w:val="20"/>
+                <w:szCs w:val="20"/>
+                <w:lang w:eastAsia="en-IN"/>
+                <w14:ligatures w14:val="none"/>
+              </w:rPr>
+            </w:pPr>
+            <w:r>
+              <w:rPr>
+                <w:rFonts w:ascii="Times New Roman" w:eastAsia="Times New Roman" w:hAnsi="Times New Roman" w:cs="Times New Roman"/>
+                <w:kern w:val="0"/>
+                <w:sz w:val="20"/>
+                <w:szCs w:val="20"/>
+                <w:lang w:eastAsia="en-IN"/>
+                <w14:ligatures w14:val="none"/>
+              </w:rPr>
+              <w:t>Png</w:t>
+            </w:r>
+          </w:p>
+        </w:tc>
+        <w:tc>
+          <w:tcPr>
+            <w:tcW w:w="0" w:type="auto"/>
+            <w:vAlign w:val="center"/>
+          </w:tcPr>
+          <w:p>
+            <w:pPr>
+              <w:spacing w:after="0" w:line="240" w:lineRule="auto"/>
+              <w:rPr>
+                <w:rFonts w:ascii="Times New Roman" w:eastAsia="Times New Roman" w:hAnsi="Times New Roman" w:cs="Times New Roman"/>
+                <w:kern w:val="0"/>
+                <w:sz w:val="20"/>
+                <w:szCs w:val="20"/>
+                <w:lang w:eastAsia="en-IN"/>
+                <w14:ligatures w14:val="none"/>
+              </w:rPr>
+            </w:pPr>
+            <w:r>
+              <w:rPr>
+                <w:rFonts w:ascii="Times New Roman" w:eastAsia="Times New Roman" w:hAnsi="Times New Roman" w:cs="Times New Roman"/>
+                <w:kern w:val="0"/>
+                <w:sz w:val="20"/>
+                <w:szCs w:val="20"/>
+                <w:lang w:eastAsia="en-IN"/>
+                <w14:ligatures w14:val="none"/>
+              </w:rPr>
+              <w:t>No (docx)</w:t>
+            </w:r>
+          </w:p>
+        </w:tc>
+      </w:tr>
+      <w:tr>
+        <w:trPr>
+          <w:trHeight w:val="39"/>
+          <w:tblCellSpacing w:w="15" w:type="dxa"/>
+        </w:trPr>
+        <w:tc>
+          <w:tcPr>
+            <w:tcW w:w="0" w:type="auto"/>
+            <w:vAlign w:val="center"/>
+          </w:tcPr>
+          <w:p>
+            <w:pPr>
+              <w:spacing w:after="0" w:line="240" w:lineRule="auto"/>
+              <w:rPr>
+                <w:rFonts w:ascii="Times New Roman" w:eastAsia="Times New Roman" w:hAnsi="Times New Roman" w:cs="Times New Roman"/>
+                <w:kern w:val="0"/>
+                <w:sz w:val="20"/>
+                <w:szCs w:val="20"/>
+                <w:lang w:eastAsia="en-IN"/>
+                <w14:ligatures w14:val="none"/>
+              </w:rPr>
+            </w:pPr>
+            <w:r>
+              <w:rPr>
+                <w:rFonts w:ascii="Times New Roman" w:eastAsia="Times New Roman" w:hAnsi="Times New Roman" w:cs="Times New Roman"/>
+                <w:kern w:val="0"/>
+                <w:sz w:val="20"/>
+                <w:szCs w:val="20"/>
+                <w:lang w:eastAsia="en-IN"/>
+                <w14:ligatures w14:val="none"/>
+              </w:rPr>
+              <w:t>Music.mp3</w:t>
+            </w:r>
+          </w:p>
+        </w:tc>
+        <w:tc>
+          <w:tcPr>
+            <w:tcW w:w="0" w:type="auto"/>
+            <w:vAlign w:val="center"/>
+          </w:tcPr>
+          <w:p>
+            <w:pPr>
+              <w:spacing w:after="0" w:line="240" w:lineRule="auto"/>
+              <w:rPr>
+                <w:rFonts w:ascii="Times New Roman" w:eastAsia="Times New Roman" w:hAnsi="Times New Roman" w:cs="Times New Roman"/>
+                <w:kern w:val="0"/>
+                <w:sz w:val="20"/>
+                <w:szCs w:val="20"/>
+                <w:lang w:eastAsia="en-IN"/>
+                <w14:ligatures w14:val="none"/>
+              </w:rPr>
+            </w:pPr>
+            <w:r>
+              <w:rPr>
+                <w:rFonts w:ascii="Times New Roman" w:eastAsia="Times New Roman" w:hAnsi="Times New Roman" w:cs="Times New Roman"/>
+                <w:kern w:val="0"/>
+                <w:sz w:val="20"/>
+                <w:szCs w:val="20"/>
+                <w:lang w:eastAsia="en-IN"/>
+                <w14:ligatures w14:val="none"/>
+              </w:rPr>
+              <w:t>50 4B 03 04</w:t>
+            </w:r>
+          </w:p>
+        </w:tc>
+        <w:tc>
+          <w:tcPr>
+            <w:tcW w:w="0" w:type="auto"/>
+            <w:vAlign w:val="center"/>
+          </w:tcPr>
+          <w:p>
+            <w:pPr>
+              <w:spacing w:after="0" w:line="240" w:lineRule="auto"/>
+              <w:rPr>
+                <w:rFonts w:ascii="Times New Roman" w:eastAsia="Times New Roman" w:hAnsi="Times New Roman" w:cs="Times New Roman"/>
+                <w:kern w:val="0"/>
+                <w:sz w:val="20"/>
+                <w:szCs w:val="20"/>
+                <w:lang w:eastAsia="en-IN"/>
+                <w14:ligatures w14:val="none"/>
+              </w:rPr>
+            </w:pPr>
+            <w:r>
+              <w:rPr>
+                <w:rFonts w:ascii="Times New Roman" w:eastAsia="Times New Roman" w:hAnsi="Times New Roman" w:cs="Times New Roman"/>
+                <w:kern w:val="0"/>
+                <w:sz w:val="20"/>
+                <w:szCs w:val="20"/>
+                <w:lang w:eastAsia="en-IN"/>
+                <w14:ligatures w14:val="none"/>
+              </w:rPr>
+              <w:t>0x00000000</w:t>
+            </w:r>
+          </w:p>
+        </w:tc>
+        <w:tc>
+          <w:tcPr>
+            <w:tcW w:w="0" w:type="auto"/>
+            <w:vAlign w:val="center"/>
+          </w:tcPr>
+          <w:p>
+            <w:pPr>
+              <w:spacing w:after="0" w:line="240" w:lineRule="auto"/>
+              <w:rPr>
+                <w:rFonts w:ascii="Times New Roman" w:eastAsia="Times New Roman" w:hAnsi="Times New Roman" w:cs="Times New Roman"/>
+                <w:kern w:val="0"/>
+                <w:sz w:val="20"/>
+                <w:szCs w:val="20"/>
+                <w:lang w:eastAsia="en-IN"/>
+                <w14:ligatures w14:val="none"/>
+              </w:rPr>
+            </w:pPr>
+            <w:r>
+              <w:rPr>
+                <w:rFonts w:ascii="Times New Roman" w:eastAsia="Times New Roman" w:hAnsi="Times New Roman" w:cs="Times New Roman"/>
+                <w:kern w:val="0"/>
+                <w:sz w:val="20"/>
+                <w:szCs w:val="20"/>
+                <w:lang w:eastAsia="en-IN"/>
+                <w14:ligatures w14:val="none"/>
+              </w:rPr>
+              <w:t>Mp3</w:t>
+            </w:r>
+          </w:p>
+        </w:tc>
+        <w:tc>
+          <w:tcPr>
+            <w:tcW w:w="0" w:type="auto"/>
+            <w:vAlign w:val="center"/>
+          </w:tcPr>
+          <w:p>
+            <w:pPr>
+              <w:spacing w:after="0" w:line="240" w:lineRule="auto"/>
+              <w:rPr>
+                <w:rFonts w:ascii="Times New Roman" w:eastAsia="Times New Roman" w:hAnsi="Times New Roman" w:cs="Times New Roman"/>
+                <w:kern w:val="0"/>
+                <w:sz w:val="20"/>
+                <w:szCs w:val="20"/>
+                <w:lang w:eastAsia="en-IN"/>
+                <w14:ligatures w14:val="none"/>
+              </w:rPr>
+            </w:pPr>
+            <w:r>
+              <w:rPr>
+                <w:rFonts w:ascii="Times New Roman" w:eastAsia="Times New Roman" w:hAnsi="Times New Roman" w:cs="Times New Roman"/>
+                <w:kern w:val="0"/>
+                <w:sz w:val="20"/>
+                <w:szCs w:val="20"/>
+                <w:lang w:eastAsia="en-IN"/>
+                <w14:ligatures w14:val="none"/>
+              </w:rPr>
+              <w:t>No (zip)</w:t>
+            </w:r>
           </w:p>
         </w:tc>
       </w:tr>
@@ -2100,19 +4228,42 @@
     <w:p>
       <w:pPr>
         <w:spacing w:after="0" w:line="240" w:lineRule="auto"/>
-      </w:pPr>
-    </w:p>
-    <w:p>
-      <w:pPr>
-        <w:spacing w:beforeAutospacing="1" w:afterAutospacing="1" w:line="240" w:lineRule="auto"/>
+        <w:rPr>
+          <w:rFonts w:ascii="Times New Roman" w:eastAsia="Times New Roman" w:hAnsi="Times New Roman" w:cs="Times New Roman"/>
+          <w:kern w:val="0"/>
+          <w:sz w:val="24"/>
+          <w:szCs w:val="24"/>
+          <w:lang w:eastAsia="en-IN"/>
+          <w14:ligatures w14:val="none"/>
+        </w:rPr>
+      </w:pPr>
+      <w:r>
+        <w:rPr>
+          <w:rFonts w:ascii="Times New Roman" w:eastAsia="Times New Roman" w:hAnsi="Times New Roman" w:cs="Times New Roman"/>
+          <w:noProof/>
+          <w:kern w:val="0"/>
+          <w:sz w:val="24"/>
+          <w:szCs w:val="24"/>
+          <w:lang w:eastAsia="en-IN"/>
+        </w:rPr>
+        <w:pict w14:anchorId="39C97DDB">
+          <v:rect id="_x0000_i1045" alt="" style="width:451.3pt;height:.05pt;mso-width-percent:0;mso-height-percent:0;mso-width-percent:0;mso-height-percent:0" o:hralign="center" o:hrstd="t" o:hr="t" fillcolor="#a0a0a0" stroked="f"/>
+        </w:pict>
+      </w:r>
+    </w:p>
+    <w:p>
+      <w:pPr>
+        <w:spacing w:before="100" w:beforeAutospacing="1" w:after="100" w:afterAutospacing="1" w:line="240" w:lineRule="auto"/>
         <w:outlineLvl w:val="0"/>
         <w:rPr>
           <w:rFonts w:ascii="Times New Roman" w:eastAsia="Times New Roman" w:hAnsi="Times New Roman" w:cs="Times New Roman"/>
           <w:b/>
           <w:bCs/>
+          <w:kern w:val="36"/>
           <w:sz w:val="32"/>
           <w:szCs w:val="32"/>
           <w:lang w:eastAsia="en-IN"/>
+          <w14:ligatures w14:val="none"/>
         </w:rPr>
       </w:pPr>
       <w:r>
@@ -2120,69 +4271,107 @@
           <w:rFonts w:ascii="Times New Roman" w:eastAsia="Times New Roman" w:hAnsi="Times New Roman" w:cs="Times New Roman"/>
           <w:b/>
           <w:bCs/>
+          <w:kern w:val="36"/>
           <w:sz w:val="32"/>
           <w:szCs w:val="32"/>
           <w:lang w:eastAsia="en-IN"/>
+          <w14:ligatures w14:val="none"/>
         </w:rPr>
         <w:t>Activity 2 – Binary Comparison</w:t>
       </w:r>
     </w:p>
     <w:p>
       <w:pPr>
-        <w:spacing w:beforeAutospacing="1" w:afterAutospacing="1" w:line="240" w:lineRule="auto"/>
-        <w:rPr>
-          <w:rFonts w:ascii="Times New Roman" w:eastAsia="Times New Roman" w:hAnsi="Times New Roman" w:cs="Times New Roman"/>
-          <w:sz w:val="24"/>
-          <w:szCs w:val="24"/>
-          <w:lang w:eastAsia="en-IN"/>
-        </w:rPr>
-      </w:pPr>
-      <w:r>
-        <w:rPr>
-          <w:rFonts w:ascii="Times New Roman" w:eastAsia="Times New Roman" w:hAnsi="Times New Roman" w:cs="Times New Roman"/>
-          <w:sz w:val="24"/>
-          <w:szCs w:val="24"/>
-          <w:lang w:eastAsia="en-IN"/>
+        <w:spacing w:before="100" w:beforeAutospacing="1" w:after="100" w:afterAutospacing="1" w:line="240" w:lineRule="auto"/>
+        <w:rPr>
+          <w:rFonts w:ascii="Times New Roman" w:eastAsia="Times New Roman" w:hAnsi="Times New Roman" w:cs="Times New Roman"/>
+          <w:kern w:val="0"/>
+          <w:sz w:val="24"/>
+          <w:szCs w:val="24"/>
+          <w:lang w:eastAsia="en-IN"/>
+          <w14:ligatures w14:val="none"/>
+        </w:rPr>
+      </w:pPr>
+      <w:r>
+        <w:rPr>
+          <w:rFonts w:ascii="Times New Roman" w:eastAsia="Times New Roman" w:hAnsi="Times New Roman" w:cs="Times New Roman"/>
+          <w:kern w:val="0"/>
+          <w:sz w:val="24"/>
+          <w:szCs w:val="24"/>
+          <w:lang w:eastAsia="en-IN"/>
+          <w14:ligatures w14:val="none"/>
         </w:rPr>
         <w:t>Open the two image files supplied by your instructor.</w:t>
       </w:r>
     </w:p>
     <w:p>
       <w:pPr>
-        <w:spacing w:beforeAutospacing="1" w:afterAutospacing="1" w:line="240" w:lineRule="auto"/>
-        <w:rPr>
-          <w:rFonts w:ascii="Times New Roman" w:eastAsia="Times New Roman" w:hAnsi="Times New Roman" w:cs="Times New Roman"/>
-          <w:sz w:val="24"/>
-          <w:szCs w:val="24"/>
-          <w:lang w:eastAsia="en-IN"/>
-        </w:rPr>
-      </w:pPr>
-      <w:r>
-        <w:rPr>
-          <w:rFonts w:ascii="Times New Roman" w:eastAsia="Times New Roman" w:hAnsi="Times New Roman" w:cs="Times New Roman"/>
-          <w:sz w:val="24"/>
-          <w:szCs w:val="24"/>
-          <w:lang w:eastAsia="en-IN"/>
+        <w:spacing w:before="100" w:beforeAutospacing="1" w:after="100" w:afterAutospacing="1" w:line="240" w:lineRule="auto"/>
+        <w:rPr>
+          <w:rFonts w:ascii="Times New Roman" w:eastAsia="Times New Roman" w:hAnsi="Times New Roman" w:cs="Times New Roman"/>
+          <w:kern w:val="0"/>
+          <w:sz w:val="24"/>
+          <w:szCs w:val="24"/>
+          <w:lang w:eastAsia="en-IN"/>
+          <w14:ligatures w14:val="none"/>
+        </w:rPr>
+      </w:pPr>
+      <w:r>
+        <w:rPr>
+          <w:rFonts w:ascii="Times New Roman" w:eastAsia="Times New Roman" w:hAnsi="Times New Roman" w:cs="Times New Roman"/>
+          <w:kern w:val="0"/>
+          <w:sz w:val="24"/>
+          <w:szCs w:val="24"/>
+          <w:lang w:eastAsia="en-IN"/>
+          <w14:ligatures w14:val="none"/>
         </w:rPr>
         <w:t>Compare both files.</w:t>
       </w:r>
     </w:p>
     <w:p>
       <w:pPr>
-        <w:spacing w:beforeAutospacing="1" w:afterAutospacing="1" w:line="240" w:lineRule="auto"/>
-        <w:rPr>
-          <w:rFonts w:ascii="Times New Roman" w:eastAsia="Times New Roman" w:hAnsi="Times New Roman" w:cs="Times New Roman"/>
-          <w:sz w:val="24"/>
-          <w:szCs w:val="24"/>
-          <w:lang w:eastAsia="en-IN"/>
-        </w:rPr>
-      </w:pPr>
-      <w:r>
-        <w:rPr>
-          <w:rFonts w:ascii="Times New Roman" w:eastAsia="Times New Roman" w:hAnsi="Times New Roman" w:cs="Times New Roman"/>
-          <w:sz w:val="24"/>
-          <w:szCs w:val="24"/>
-          <w:lang w:eastAsia="en-IN"/>
+        <w:spacing w:before="100" w:beforeAutospacing="1" w:after="100" w:afterAutospacing="1" w:line="240" w:lineRule="auto"/>
+        <w:rPr>
+          <w:rFonts w:ascii="Times New Roman" w:eastAsia="Times New Roman" w:hAnsi="Times New Roman" w:cs="Times New Roman"/>
+          <w:kern w:val="0"/>
+          <w:sz w:val="24"/>
+          <w:szCs w:val="24"/>
+          <w:lang w:eastAsia="en-IN"/>
+          <w14:ligatures w14:val="none"/>
+        </w:rPr>
+      </w:pPr>
+      <w:r>
+        <w:rPr>
+          <w:rFonts w:ascii="Times New Roman" w:eastAsia="Times New Roman" w:hAnsi="Times New Roman" w:cs="Times New Roman"/>
+          <w:kern w:val="0"/>
+          <w:sz w:val="24"/>
+          <w:szCs w:val="24"/>
+          <w:lang w:eastAsia="en-IN"/>
+          <w14:ligatures w14:val="none"/>
+        </w:rPr>
+        <w:t>Holiday.jpg and image.jpg</w:t>
+      </w:r>
+    </w:p>
+    <w:p>
+      <w:pPr>
+        <w:spacing w:before="100" w:beforeAutospacing="1" w:after="100" w:afterAutospacing="1" w:line="240" w:lineRule="auto"/>
+        <w:rPr>
+          <w:rFonts w:ascii="Times New Roman" w:eastAsia="Times New Roman" w:hAnsi="Times New Roman" w:cs="Times New Roman"/>
+          <w:kern w:val="0"/>
+          <w:sz w:val="24"/>
+          <w:szCs w:val="24"/>
+          <w:lang w:eastAsia="en-IN"/>
+          <w14:ligatures w14:val="none"/>
+        </w:rPr>
+      </w:pPr>
+      <w:r>
+        <w:rPr>
+          <w:rFonts w:ascii="Times New Roman" w:eastAsia="Times New Roman" w:hAnsi="Times New Roman" w:cs="Times New Roman"/>
+          <w:kern w:val="0"/>
+          <w:sz w:val="24"/>
+          <w:szCs w:val="24"/>
+          <w:lang w:eastAsia="en-IN"/>
+          <w14:ligatures w14:val="none"/>
         </w:rPr>
         <w:t>Answer the following questions.</w:t>
       </w:r>
@@ -2193,22 +4382,51 @@
           <w:ilvl w:val="0"/>
           <w:numId w:val="8"/>
         </w:numPr>
-        <w:spacing w:beforeAutospacing="1" w:afterAutospacing="1" w:line="240" w:lineRule="auto"/>
-        <w:rPr>
-          <w:rFonts w:ascii="Times New Roman" w:eastAsia="Times New Roman" w:hAnsi="Times New Roman" w:cs="Times New Roman"/>
-          <w:sz w:val="24"/>
-          <w:szCs w:val="24"/>
-          <w:lang w:eastAsia="en-IN"/>
-        </w:rPr>
-      </w:pPr>
-      <w:r>
-        <w:rPr>
-          <w:rFonts w:ascii="Times New Roman" w:eastAsia="Times New Roman" w:hAnsi="Times New Roman" w:cs="Times New Roman"/>
-          <w:sz w:val="24"/>
-          <w:szCs w:val="24"/>
-          <w:lang w:eastAsia="en-IN"/>
+        <w:spacing w:before="100" w:beforeAutospacing="1" w:after="100" w:afterAutospacing="1" w:line="240" w:lineRule="auto"/>
+        <w:rPr>
+          <w:rFonts w:ascii="Times New Roman" w:eastAsia="Times New Roman" w:hAnsi="Times New Roman" w:cs="Times New Roman"/>
+          <w:kern w:val="0"/>
+          <w:sz w:val="24"/>
+          <w:szCs w:val="24"/>
+          <w:lang w:eastAsia="en-IN"/>
+          <w14:ligatures w14:val="none"/>
+        </w:rPr>
+      </w:pPr>
+      <w:r>
+        <w:rPr>
+          <w:rFonts w:ascii="Times New Roman" w:eastAsia="Times New Roman" w:hAnsi="Times New Roman" w:cs="Times New Roman"/>
+          <w:kern w:val="0"/>
+          <w:sz w:val="24"/>
+          <w:szCs w:val="24"/>
+          <w:lang w:eastAsia="en-IN"/>
+          <w14:ligatures w14:val="none"/>
         </w:rPr>
         <w:t xml:space="preserve">Are both files identical? </w:t>
+      </w:r>
+    </w:p>
+    <w:p>
+      <w:pPr>
+        <w:spacing w:before="100" w:beforeAutospacing="1" w:after="100" w:afterAutospacing="1" w:line="240" w:lineRule="auto"/>
+        <w:ind w:left="360" w:firstLine="360"/>
+        <w:rPr>
+          <w:rFonts w:ascii="Times New Roman" w:eastAsia="Times New Roman" w:hAnsi="Times New Roman" w:cs="Times New Roman"/>
+          <w:kern w:val="0"/>
+          <w:sz w:val="24"/>
+          <w:szCs w:val="24"/>
+          <w:lang w:eastAsia="en-IN"/>
+          <w14:ligatures w14:val="none"/>
+        </w:rPr>
+      </w:pPr>
+      <w:r>
+        <w:rPr>
+          <w:rFonts w:ascii="Times New Roman" w:eastAsia="Times New Roman" w:hAnsi="Times New Roman" w:cs="Times New Roman"/>
+          <w:kern w:val="0"/>
+          <w:sz w:val="24"/>
+          <w:szCs w:val="24"/>
+          <w:lang w:eastAsia="en-IN"/>
+          <w14:ligatures w14:val="none"/>
+        </w:rPr>
+        <w:t>No, both are not identical. They have same extension but, they have different signature. (first 4 bytes)</w:t>
       </w:r>
     </w:p>
     <w:p>
@@ -2217,22 +4435,51 @@
           <w:ilvl w:val="0"/>
           <w:numId w:val="9"/>
         </w:numPr>
-        <w:spacing w:beforeAutospacing="1" w:afterAutospacing="1" w:line="240" w:lineRule="auto"/>
-        <w:rPr>
-          <w:rFonts w:ascii="Times New Roman" w:eastAsia="Times New Roman" w:hAnsi="Times New Roman" w:cs="Times New Roman"/>
-          <w:sz w:val="24"/>
-          <w:szCs w:val="24"/>
-          <w:lang w:eastAsia="en-IN"/>
-        </w:rPr>
-      </w:pPr>
-      <w:r>
-        <w:rPr>
-          <w:rFonts w:ascii="Times New Roman" w:eastAsia="Times New Roman" w:hAnsi="Times New Roman" w:cs="Times New Roman"/>
-          <w:sz w:val="24"/>
-          <w:szCs w:val="24"/>
-          <w:lang w:eastAsia="en-IN"/>
+        <w:spacing w:before="100" w:beforeAutospacing="1" w:after="100" w:afterAutospacing="1" w:line="240" w:lineRule="auto"/>
+        <w:rPr>
+          <w:rFonts w:ascii="Times New Roman" w:eastAsia="Times New Roman" w:hAnsi="Times New Roman" w:cs="Times New Roman"/>
+          <w:kern w:val="0"/>
+          <w:sz w:val="24"/>
+          <w:szCs w:val="24"/>
+          <w:lang w:eastAsia="en-IN"/>
+          <w14:ligatures w14:val="none"/>
+        </w:rPr>
+      </w:pPr>
+      <w:r>
+        <w:rPr>
+          <w:rFonts w:ascii="Times New Roman" w:eastAsia="Times New Roman" w:hAnsi="Times New Roman" w:cs="Times New Roman"/>
+          <w:kern w:val="0"/>
+          <w:sz w:val="24"/>
+          <w:szCs w:val="24"/>
+          <w:lang w:eastAsia="en-IN"/>
+          <w14:ligatures w14:val="none"/>
         </w:rPr>
         <w:t xml:space="preserve">At approximately which offset do they begin to differ? </w:t>
+      </w:r>
+    </w:p>
+    <w:p>
+      <w:pPr>
+        <w:spacing w:before="100" w:beforeAutospacing="1" w:after="100" w:afterAutospacing="1" w:line="240" w:lineRule="auto"/>
+        <w:ind w:left="360" w:firstLine="360"/>
+        <w:rPr>
+          <w:rFonts w:ascii="Times New Roman" w:eastAsia="Times New Roman" w:hAnsi="Times New Roman" w:cs="Times New Roman"/>
+          <w:kern w:val="0"/>
+          <w:sz w:val="24"/>
+          <w:szCs w:val="24"/>
+          <w:lang w:eastAsia="en-IN"/>
+          <w14:ligatures w14:val="none"/>
+        </w:rPr>
+      </w:pPr>
+      <w:r>
+        <w:rPr>
+          <w:rFonts w:ascii="Times New Roman" w:eastAsia="Times New Roman" w:hAnsi="Times New Roman" w:cs="Times New Roman"/>
+          <w:kern w:val="0"/>
+          <w:sz w:val="24"/>
+          <w:szCs w:val="24"/>
+          <w:lang w:eastAsia="en-IN"/>
+          <w14:ligatures w14:val="none"/>
+        </w:rPr>
+        <w:t>They differ at starting offset 0x00000000.</w:t>
       </w:r>
     </w:p>
     <w:p>
@@ -2241,70 +4488,161 @@
           <w:ilvl w:val="0"/>
           <w:numId w:val="10"/>
         </w:numPr>
-        <w:spacing w:beforeAutospacing="1" w:afterAutospacing="1" w:line="240" w:lineRule="auto"/>
-        <w:rPr>
-          <w:rFonts w:ascii="Times New Roman" w:eastAsia="Times New Roman" w:hAnsi="Times New Roman" w:cs="Times New Roman"/>
-          <w:sz w:val="24"/>
-          <w:szCs w:val="24"/>
-          <w:lang w:eastAsia="en-IN"/>
-        </w:rPr>
-      </w:pPr>
-      <w:r>
-        <w:rPr>
-          <w:rFonts w:ascii="Times New Roman" w:eastAsia="Times New Roman" w:hAnsi="Times New Roman" w:cs="Times New Roman"/>
-          <w:sz w:val="24"/>
-          <w:szCs w:val="24"/>
-          <w:lang w:eastAsia="en-IN"/>
+        <w:spacing w:before="100" w:beforeAutospacing="1" w:after="100" w:afterAutospacing="1" w:line="240" w:lineRule="auto"/>
+        <w:rPr>
+          <w:rFonts w:ascii="Times New Roman" w:eastAsia="Times New Roman" w:hAnsi="Times New Roman" w:cs="Times New Roman"/>
+          <w:kern w:val="0"/>
+          <w:sz w:val="24"/>
+          <w:szCs w:val="24"/>
+          <w:lang w:eastAsia="en-IN"/>
+          <w14:ligatures w14:val="none"/>
+        </w:rPr>
+      </w:pPr>
+      <w:r>
+        <w:rPr>
+          <w:rFonts w:ascii="Times New Roman" w:eastAsia="Times New Roman" w:hAnsi="Times New Roman" w:cs="Times New Roman"/>
+          <w:kern w:val="0"/>
+          <w:sz w:val="24"/>
+          <w:szCs w:val="24"/>
+          <w:lang w:eastAsia="en-IN"/>
+          <w14:ligatures w14:val="none"/>
         </w:rPr>
         <w:t xml:space="preserve">Explain your observations. </w:t>
       </w:r>
     </w:p>
     <w:p>
       <w:pPr>
+        <w:spacing w:before="100" w:beforeAutospacing="1" w:after="100" w:afterAutospacing="1" w:line="240" w:lineRule="auto"/>
+        <w:ind w:left="720"/>
+        <w:rPr>
+          <w:rFonts w:ascii="Times New Roman" w:eastAsia="Times New Roman" w:hAnsi="Times New Roman" w:cs="Times New Roman"/>
+          <w:kern w:val="0"/>
+          <w:sz w:val="24"/>
+          <w:szCs w:val="24"/>
+          <w:lang w:eastAsia="en-IN"/>
+          <w14:ligatures w14:val="none"/>
+        </w:rPr>
+      </w:pPr>
+      <w:r>
+        <w:rPr>
+          <w:rFonts w:ascii="Times New Roman" w:eastAsia="Times New Roman" w:hAnsi="Times New Roman" w:cs="Times New Roman"/>
+          <w:kern w:val="0"/>
+          <w:sz w:val="24"/>
+          <w:szCs w:val="24"/>
+          <w:lang w:eastAsia="en-IN"/>
+          <w14:ligatures w14:val="none"/>
+        </w:rPr>
+        <w:t>In observation, the hex signature of both image files are different which tells that image.jpg has signature of pdf. That tells the name of that file is changed.</w:t>
+      </w:r>
+    </w:p>
+    <w:p>
+      <w:pPr>
         <w:spacing w:after="0" w:line="240" w:lineRule="auto"/>
-      </w:pPr>
-    </w:p>
-    <w:p>
-      <w:pPr>
-        <w:spacing w:beforeAutospacing="1" w:afterAutospacing="1" w:line="240" w:lineRule="auto"/>
+        <w:rPr>
+          <w:rFonts w:ascii="Times New Roman" w:eastAsia="Times New Roman" w:hAnsi="Times New Roman" w:cs="Times New Roman"/>
+          <w:kern w:val="0"/>
+          <w:sz w:val="24"/>
+          <w:szCs w:val="24"/>
+          <w:lang w:eastAsia="en-IN"/>
+          <w14:ligatures w14:val="none"/>
+        </w:rPr>
+      </w:pPr>
+      <w:r>
+        <w:rPr>
+          <w:rFonts w:ascii="Times New Roman" w:eastAsia="Times New Roman" w:hAnsi="Times New Roman" w:cs="Times New Roman"/>
+          <w:noProof/>
+          <w:kern w:val="0"/>
+          <w:sz w:val="24"/>
+          <w:szCs w:val="24"/>
+          <w:lang w:eastAsia="en-IN"/>
+        </w:rPr>
+        <w:pict w14:anchorId="5DA2334F">
+          <v:rect id="_x0000_i1044" alt="" style="width:451.3pt;height:.05pt;mso-width-percent:0;mso-height-percent:0;mso-width-percent:0;mso-height-percent:0" o:hralign="center" o:hrstd="t" o:hr="t" fillcolor="#a0a0a0" stroked="f"/>
+        </w:pict>
+      </w:r>
+    </w:p>
+    <w:p>
+      <w:pPr>
+        <w:spacing w:before="100" w:beforeAutospacing="1" w:after="100" w:afterAutospacing="1" w:line="240" w:lineRule="auto"/>
         <w:outlineLvl w:val="0"/>
         <w:rPr>
           <w:rFonts w:ascii="Times New Roman" w:eastAsia="Times New Roman" w:hAnsi="Times New Roman" w:cs="Times New Roman"/>
           <w:b/>
           <w:bCs/>
+          <w:kern w:val="36"/>
           <w:sz w:val="32"/>
           <w:szCs w:val="32"/>
           <w:lang w:eastAsia="en-IN"/>
-        </w:rPr>
-      </w:pPr>
-      <w:r>
+          <w14:ligatures w14:val="none"/>
+        </w:rPr>
+      </w:pPr>
+    </w:p>
+    <w:p>
+      <w:pPr>
+        <w:spacing w:before="100" w:beforeAutospacing="1" w:after="100" w:afterAutospacing="1" w:line="240" w:lineRule="auto"/>
+        <w:outlineLvl w:val="0"/>
         <w:rPr>
           <w:rFonts w:ascii="Times New Roman" w:eastAsia="Times New Roman" w:hAnsi="Times New Roman" w:cs="Times New Roman"/>
           <w:b/>
           <w:bCs/>
+          <w:kern w:val="36"/>
           <w:sz w:val="32"/>
           <w:szCs w:val="32"/>
           <w:lang w:eastAsia="en-IN"/>
-        </w:rPr>
+          <w14:ligatures w14:val="none"/>
+        </w:rPr>
+      </w:pPr>
+    </w:p>
+    <w:p>
+      <w:pPr>
+        <w:spacing w:before="100" w:beforeAutospacing="1" w:after="100" w:afterAutospacing="1" w:line="240" w:lineRule="auto"/>
+        <w:outlineLvl w:val="0"/>
+        <w:rPr>
+          <w:rFonts w:ascii="Times New Roman" w:eastAsia="Times New Roman" w:hAnsi="Times New Roman" w:cs="Times New Roman"/>
+          <w:b/>
+          <w:bCs/>
+          <w:kern w:val="36"/>
+          <w:sz w:val="32"/>
+          <w:szCs w:val="32"/>
+          <w:lang w:eastAsia="en-IN"/>
+          <w14:ligatures w14:val="none"/>
+        </w:rPr>
+      </w:pPr>
+      <w:r>
+        <w:rPr>
+          <w:rFonts w:ascii="Times New Roman" w:eastAsia="Times New Roman" w:hAnsi="Times New Roman" w:cs="Times New Roman"/>
+          <w:b/>
+          <w:bCs/>
+          <w:kern w:val="36"/>
+          <w:sz w:val="32"/>
+          <w:szCs w:val="32"/>
+          <w:lang w:eastAsia="en-IN"/>
+          <w14:ligatures w14:val="none"/>
+        </w:rPr>
+        <w:lastRenderedPageBreak/>
         <w:t>Activity 3 – ASCII Investigation</w:t>
       </w:r>
     </w:p>
     <w:p>
       <w:pPr>
-        <w:spacing w:beforeAutospacing="1" w:afterAutospacing="1" w:line="240" w:lineRule="auto"/>
-        <w:rPr>
-          <w:rFonts w:ascii="Times New Roman" w:eastAsia="Times New Roman" w:hAnsi="Times New Roman" w:cs="Times New Roman"/>
-          <w:sz w:val="24"/>
-          <w:szCs w:val="24"/>
-          <w:lang w:eastAsia="en-IN"/>
-        </w:rPr>
-      </w:pPr>
-      <w:r>
-        <w:rPr>
-          <w:rFonts w:ascii="Times New Roman" w:eastAsia="Times New Roman" w:hAnsi="Times New Roman" w:cs="Times New Roman"/>
-          <w:sz w:val="24"/>
-          <w:szCs w:val="24"/>
-          <w:lang w:eastAsia="en-IN"/>
+        <w:spacing w:before="100" w:beforeAutospacing="1" w:after="100" w:afterAutospacing="1" w:line="240" w:lineRule="auto"/>
+        <w:rPr>
+          <w:rFonts w:ascii="Times New Roman" w:eastAsia="Times New Roman" w:hAnsi="Times New Roman" w:cs="Times New Roman"/>
+          <w:kern w:val="0"/>
+          <w:sz w:val="24"/>
+          <w:szCs w:val="24"/>
+          <w:lang w:eastAsia="en-IN"/>
+          <w14:ligatures w14:val="none"/>
+        </w:rPr>
+      </w:pPr>
+      <w:r>
+        <w:rPr>
+          <w:rFonts w:ascii="Times New Roman" w:eastAsia="Times New Roman" w:hAnsi="Times New Roman" w:cs="Times New Roman"/>
+          <w:kern w:val="0"/>
+          <w:sz w:val="24"/>
+          <w:szCs w:val="24"/>
+          <w:lang w:eastAsia="en-IN"/>
+          <w14:ligatures w14:val="none"/>
         </w:rPr>
         <w:t>Open the file:</w:t>
       </w:r>
@@ -2333,58 +4671,81 @@
         <w:rPr>
           <w:rFonts w:ascii="Times New Roman" w:eastAsia="Times New Roman" w:hAnsi="Times New Roman" w:cs="Times New Roman"/>
           <w:color w:val="FF0000"/>
+          <w:kern w:val="0"/>
           <w:sz w:val="20"/>
           <w:szCs w:val="20"/>
           <w:lang w:eastAsia="en-IN"/>
+          <w14:ligatures w14:val="none"/>
         </w:rPr>
       </w:pPr>
       <w:r>
         <w:rPr>
           <w:rFonts w:ascii="Times New Roman" w:eastAsia="Times New Roman" w:hAnsi="Times New Roman" w:cs="Times New Roman"/>
           <w:color w:val="FF0000"/>
+          <w:kern w:val="0"/>
           <w:sz w:val="20"/>
           <w:szCs w:val="20"/>
           <w:lang w:eastAsia="en-IN"/>
+          <w14:ligatures w14:val="none"/>
         </w:rPr>
         <w:t>secret.dat</w:t>
       </w:r>
     </w:p>
     <w:p>
       <w:pPr>
-        <w:spacing w:beforeAutospacing="1" w:afterAutospacing="1" w:line="240" w:lineRule="auto"/>
-        <w:rPr>
-          <w:rFonts w:ascii="Times New Roman" w:eastAsia="Times New Roman" w:hAnsi="Times New Roman" w:cs="Times New Roman"/>
-          <w:sz w:val="24"/>
-          <w:szCs w:val="24"/>
-          <w:lang w:eastAsia="en-IN"/>
-        </w:rPr>
-      </w:pPr>
-      <w:r>
-        <w:rPr>
-          <w:rFonts w:ascii="Times New Roman" w:eastAsia="Times New Roman" w:hAnsi="Times New Roman" w:cs="Times New Roman"/>
-          <w:sz w:val="24"/>
-          <w:szCs w:val="24"/>
-          <w:lang w:eastAsia="en-IN"/>
-        </w:rPr>
-        <w:t>Search for the different keyword and mention what key words you search and fill the table with found ones</w:t>
-      </w:r>
-    </w:p>
-    <w:p>
-      <w:pPr>
-        <w:spacing w:beforeAutospacing="1" w:afterAutospacing="1" w:line="240" w:lineRule="auto"/>
-        <w:rPr>
-          <w:rFonts w:ascii="Times New Roman" w:eastAsia="Times New Roman" w:hAnsi="Times New Roman" w:cs="Times New Roman"/>
-          <w:sz w:val="24"/>
-          <w:szCs w:val="24"/>
-          <w:lang w:eastAsia="en-IN"/>
-        </w:rPr>
-      </w:pPr>
-      <w:r>
-        <w:rPr>
-          <w:rFonts w:ascii="Times New Roman" w:eastAsia="Times New Roman" w:hAnsi="Times New Roman" w:cs="Times New Roman"/>
-          <w:sz w:val="24"/>
-          <w:szCs w:val="24"/>
-          <w:lang w:eastAsia="en-IN"/>
+        <w:spacing w:before="100" w:beforeAutospacing="1" w:after="100" w:afterAutospacing="1" w:line="240" w:lineRule="auto"/>
+        <w:rPr>
+          <w:rFonts w:ascii="Times New Roman" w:eastAsia="Times New Roman" w:hAnsi="Times New Roman" w:cs="Times New Roman"/>
+          <w:kern w:val="0"/>
+          <w:sz w:val="24"/>
+          <w:szCs w:val="24"/>
+          <w:lang w:eastAsia="en-IN"/>
+          <w14:ligatures w14:val="none"/>
+        </w:rPr>
+      </w:pPr>
+      <w:r>
+        <w:rPr>
+          <w:rFonts w:ascii="Times New Roman" w:eastAsia="Times New Roman" w:hAnsi="Times New Roman" w:cs="Times New Roman"/>
+          <w:kern w:val="0"/>
+          <w:sz w:val="24"/>
+          <w:szCs w:val="24"/>
+          <w:lang w:eastAsia="en-IN"/>
+          <w14:ligatures w14:val="none"/>
+        </w:rPr>
+        <w:t xml:space="preserve">Search for the </w:t>
+      </w:r>
+      <w:r>
+        <w:rPr>
+          <w:rFonts w:ascii="Times New Roman" w:eastAsia="Times New Roman" w:hAnsi="Times New Roman" w:cs="Times New Roman"/>
+          <w:kern w:val="0"/>
+          <w:sz w:val="24"/>
+          <w:szCs w:val="24"/>
+          <w:lang w:eastAsia="en-IN"/>
+          <w14:ligatures w14:val="none"/>
+        </w:rPr>
+        <w:t>different keyword and mention what key words you search and fill the table with found ones</w:t>
+      </w:r>
+    </w:p>
+    <w:p>
+      <w:pPr>
+        <w:spacing w:before="100" w:beforeAutospacing="1" w:after="100" w:afterAutospacing="1" w:line="240" w:lineRule="auto"/>
+        <w:rPr>
+          <w:rFonts w:ascii="Times New Roman" w:eastAsia="Times New Roman" w:hAnsi="Times New Roman" w:cs="Times New Roman"/>
+          <w:kern w:val="0"/>
+          <w:sz w:val="24"/>
+          <w:szCs w:val="24"/>
+          <w:lang w:eastAsia="en-IN"/>
+          <w14:ligatures w14:val="none"/>
+        </w:rPr>
+      </w:pPr>
+      <w:r>
+        <w:rPr>
+          <w:rFonts w:ascii="Times New Roman" w:eastAsia="Times New Roman" w:hAnsi="Times New Roman" w:cs="Times New Roman"/>
+          <w:kern w:val="0"/>
+          <w:sz w:val="24"/>
+          <w:szCs w:val="24"/>
+          <w:lang w:eastAsia="en-IN"/>
+          <w14:ligatures w14:val="none"/>
         </w:rPr>
         <w:t>Complete the table.</w:t>
       </w:r>
@@ -2392,6 +4753,7 @@
     <w:tbl>
       <w:tblPr>
         <w:tblW w:w="0" w:type="auto"/>
+        <w:tblCellSpacing w:w="15" w:type="dxa"/>
         <w:tblBorders>
           <w:top w:val="single" w:sz="4" w:space="0" w:color="auto"/>
           <w:left w:val="single" w:sz="4" w:space="0" w:color="auto"/>
@@ -2400,20 +4762,28 @@
           <w:insideH w:val="single" w:sz="4" w:space="0" w:color="auto"/>
           <w:insideV w:val="single" w:sz="4" w:space="0" w:color="auto"/>
         </w:tblBorders>
+        <w:tblCellMar>
+          <w:top w:w="15" w:type="dxa"/>
+          <w:left w:w="15" w:type="dxa"/>
+          <w:bottom w:w="15" w:type="dxa"/>
+          <w:right w:w="15" w:type="dxa"/>
+        </w:tblCellMar>
         <w:tblLook w:val="04A0" w:firstRow="1" w:lastRow="0" w:firstColumn="1" w:lastColumn="0" w:noHBand="0" w:noVBand="1"/>
       </w:tblPr>
       <w:tblGrid>
         <w:gridCol w:w="2548"/>
-        <w:gridCol w:w="1483"/>
+        <w:gridCol w:w="3839"/>
       </w:tblGrid>
       <w:tr>
         <w:trPr>
-          <w:trHeight w:val="300"/>
+          <w:tblHeader/>
+          <w:tblCellSpacing w:w="15" w:type="dxa"/>
         </w:trPr>
         <w:tc>
           <w:tcPr>
-            <w:tcW w:w="2548" w:type="dxa"/>
-            <w:vAlign w:val="center"/>
+            <w:tcW w:w="0" w:type="auto"/>
+            <w:vAlign w:val="center"/>
+            <w:hideMark/>
           </w:tcPr>
           <w:p>
             <w:pPr>
@@ -2423,9 +4793,11 @@
                 <w:rFonts w:ascii="Times New Roman" w:eastAsia="Times New Roman" w:hAnsi="Times New Roman" w:cs="Times New Roman"/>
                 <w:b/>
                 <w:bCs/>
+                <w:kern w:val="0"/>
                 <w:sz w:val="24"/>
                 <w:szCs w:val="24"/>
                 <w:lang w:eastAsia="en-IN"/>
+                <w14:ligatures w14:val="none"/>
               </w:rPr>
             </w:pPr>
             <w:r>
@@ -2433,9 +4805,11 @@
                 <w:rFonts w:ascii="Times New Roman" w:eastAsia="Times New Roman" w:hAnsi="Times New Roman" w:cs="Times New Roman"/>
                 <w:b/>
                 <w:bCs/>
+                <w:kern w:val="0"/>
                 <w:sz w:val="24"/>
                 <w:szCs w:val="24"/>
                 <w:lang w:eastAsia="en-IN"/>
+                <w14:ligatures w14:val="none"/>
               </w:rPr>
               <w:t>Item</w:t>
             </w:r>
@@ -2443,8 +4817,9 @@
         </w:tc>
         <w:tc>
           <w:tcPr>
-            <w:tcW w:w="1362" w:type="dxa"/>
-            <w:vAlign w:val="center"/>
+            <w:tcW w:w="0" w:type="auto"/>
+            <w:vAlign w:val="center"/>
+            <w:hideMark/>
           </w:tcPr>
           <w:p>
             <w:pPr>
@@ -2454,9 +4829,11 @@
                 <w:rFonts w:ascii="Times New Roman" w:eastAsia="Times New Roman" w:hAnsi="Times New Roman" w:cs="Times New Roman"/>
                 <w:b/>
                 <w:bCs/>
+                <w:kern w:val="0"/>
                 <w:sz w:val="24"/>
                 <w:szCs w:val="24"/>
                 <w:lang w:eastAsia="en-IN"/>
+                <w14:ligatures w14:val="none"/>
               </w:rPr>
             </w:pPr>
             <w:r>
@@ -2464,9 +4841,11 @@
                 <w:rFonts w:ascii="Times New Roman" w:eastAsia="Times New Roman" w:hAnsi="Times New Roman" w:cs="Times New Roman"/>
                 <w:b/>
                 <w:bCs/>
+                <w:kern w:val="0"/>
                 <w:sz w:val="24"/>
                 <w:szCs w:val="24"/>
                 <w:lang w:eastAsia="en-IN"/>
+                <w14:ligatures w14:val="none"/>
               </w:rPr>
               <w:t>Observation</w:t>
             </w:r>
@@ -2475,29 +4854,34 @@
       </w:tr>
       <w:tr>
         <w:trPr>
-          <w:trHeight w:val="300"/>
+          <w:tblCellSpacing w:w="15" w:type="dxa"/>
         </w:trPr>
         <w:tc>
           <w:tcPr>
-            <w:tcW w:w="2548" w:type="dxa"/>
-            <w:vAlign w:val="center"/>
-          </w:tcPr>
-          <w:p>
-            <w:pPr>
-              <w:spacing w:after="0" w:line="240" w:lineRule="auto"/>
-              <w:rPr>
-                <w:rFonts w:ascii="Times New Roman" w:eastAsia="Times New Roman" w:hAnsi="Times New Roman" w:cs="Times New Roman"/>
+            <w:tcW w:w="0" w:type="auto"/>
+            <w:vAlign w:val="center"/>
+            <w:hideMark/>
+          </w:tcPr>
+          <w:p>
+            <w:pPr>
+              <w:spacing w:after="0" w:line="240" w:lineRule="auto"/>
+              <w:rPr>
+                <w:rFonts w:ascii="Times New Roman" w:eastAsia="Times New Roman" w:hAnsi="Times New Roman" w:cs="Times New Roman"/>
+                <w:kern w:val="0"/>
                 <w:sz w:val="24"/>
                 <w:szCs w:val="24"/>
                 <w:lang w:eastAsia="en-IN"/>
+                <w14:ligatures w14:val="none"/>
               </w:rPr>
             </w:pPr>
             <w:r>
               <w:rPr>
                 <w:rFonts w:ascii="Times New Roman" w:eastAsia="Times New Roman" w:hAnsi="Times New Roman" w:cs="Times New Roman"/>
+                <w:kern w:val="0"/>
                 <w:sz w:val="24"/>
                 <w:szCs w:val="24"/>
                 <w:lang w:eastAsia="en-IN"/>
+                <w14:ligatures w14:val="none"/>
               </w:rPr>
               <w:t>Was the keyword found?</w:t>
             </w:r>
@@ -2505,47 +4889,66 @@
         </w:tc>
         <w:tc>
           <w:tcPr>
-            <w:tcW w:w="1362" w:type="dxa"/>
-            <w:vAlign w:val="center"/>
-          </w:tcPr>
-          <w:p>
-            <w:pPr>
-              <w:spacing w:after="0" w:line="240" w:lineRule="auto"/>
-              <w:rPr>
-                <w:rFonts w:ascii="Times New Roman" w:eastAsia="Times New Roman" w:hAnsi="Times New Roman" w:cs="Times New Roman"/>
+            <w:tcW w:w="0" w:type="auto"/>
+            <w:vAlign w:val="center"/>
+            <w:hideMark/>
+          </w:tcPr>
+          <w:p>
+            <w:pPr>
+              <w:spacing w:after="0" w:line="240" w:lineRule="auto"/>
+              <w:rPr>
+                <w:rFonts w:ascii="Times New Roman" w:eastAsia="Times New Roman" w:hAnsi="Times New Roman" w:cs="Times New Roman"/>
+                <w:kern w:val="0"/>
                 <w:sz w:val="24"/>
                 <w:szCs w:val="24"/>
                 <w:lang w:eastAsia="en-IN"/>
-              </w:rPr>
-            </w:pPr>
+                <w14:ligatures w14:val="none"/>
+              </w:rPr>
+            </w:pPr>
+            <w:r>
+              <w:rPr>
+                <w:rFonts w:ascii="Times New Roman" w:eastAsia="Times New Roman" w:hAnsi="Times New Roman" w:cs="Times New Roman"/>
+                <w:kern w:val="0"/>
+                <w:sz w:val="24"/>
+                <w:szCs w:val="24"/>
+                <w:lang w:eastAsia="en-IN"/>
+                <w14:ligatures w14:val="none"/>
+              </w:rPr>
+              <w:t>Username and Password</w:t>
+            </w:r>
           </w:p>
         </w:tc>
       </w:tr>
       <w:tr>
         <w:trPr>
-          <w:trHeight w:val="300"/>
+          <w:tblCellSpacing w:w="15" w:type="dxa"/>
         </w:trPr>
         <w:tc>
           <w:tcPr>
-            <w:tcW w:w="2548" w:type="dxa"/>
-            <w:vAlign w:val="center"/>
-          </w:tcPr>
-          <w:p>
-            <w:pPr>
-              <w:spacing w:after="0" w:line="240" w:lineRule="auto"/>
-              <w:rPr>
-                <w:rFonts w:ascii="Times New Roman" w:eastAsia="Times New Roman" w:hAnsi="Times New Roman" w:cs="Times New Roman"/>
+            <w:tcW w:w="0" w:type="auto"/>
+            <w:vAlign w:val="center"/>
+            <w:hideMark/>
+          </w:tcPr>
+          <w:p>
+            <w:pPr>
+              <w:spacing w:after="0" w:line="240" w:lineRule="auto"/>
+              <w:rPr>
+                <w:rFonts w:ascii="Times New Roman" w:eastAsia="Times New Roman" w:hAnsi="Times New Roman" w:cs="Times New Roman"/>
+                <w:kern w:val="0"/>
                 <w:sz w:val="24"/>
                 <w:szCs w:val="24"/>
                 <w:lang w:eastAsia="en-IN"/>
+                <w14:ligatures w14:val="none"/>
               </w:rPr>
             </w:pPr>
             <w:r>
               <w:rPr>
                 <w:rFonts w:ascii="Times New Roman" w:eastAsia="Times New Roman" w:hAnsi="Times New Roman" w:cs="Times New Roman"/>
+                <w:kern w:val="0"/>
                 <w:sz w:val="24"/>
                 <w:szCs w:val="24"/>
                 <w:lang w:eastAsia="en-IN"/>
+                <w14:ligatures w14:val="none"/>
               </w:rPr>
               <w:t>Offset</w:t>
             </w:r>
@@ -2553,47 +4956,66 @@
         </w:tc>
         <w:tc>
           <w:tcPr>
-            <w:tcW w:w="1362" w:type="dxa"/>
-            <w:vAlign w:val="center"/>
-          </w:tcPr>
-          <w:p>
-            <w:pPr>
-              <w:spacing w:after="0" w:line="240" w:lineRule="auto"/>
-              <w:rPr>
-                <w:rFonts w:ascii="Times New Roman" w:eastAsia="Times New Roman" w:hAnsi="Times New Roman" w:cs="Times New Roman"/>
+            <w:tcW w:w="0" w:type="auto"/>
+            <w:vAlign w:val="center"/>
+            <w:hideMark/>
+          </w:tcPr>
+          <w:p>
+            <w:pPr>
+              <w:spacing w:after="0" w:line="240" w:lineRule="auto"/>
+              <w:rPr>
+                <w:rFonts w:ascii="Times New Roman" w:eastAsia="Times New Roman" w:hAnsi="Times New Roman" w:cs="Times New Roman"/>
+                <w:kern w:val="0"/>
                 <w:sz w:val="24"/>
                 <w:szCs w:val="24"/>
                 <w:lang w:eastAsia="en-IN"/>
-              </w:rPr>
-            </w:pPr>
+                <w14:ligatures w14:val="none"/>
+              </w:rPr>
+            </w:pPr>
+            <w:r>
+              <w:rPr>
+                <w:rFonts w:ascii="Times New Roman" w:eastAsia="Times New Roman" w:hAnsi="Times New Roman" w:cs="Times New Roman"/>
+                <w:kern w:val="0"/>
+                <w:sz w:val="24"/>
+                <w:szCs w:val="24"/>
+                <w:lang w:eastAsia="en-IN"/>
+                <w14:ligatures w14:val="none"/>
+              </w:rPr>
+              <w:t>0x00000007</w:t>
+            </w:r>
           </w:p>
         </w:tc>
       </w:tr>
       <w:tr>
         <w:trPr>
-          <w:trHeight w:val="300"/>
+          <w:tblCellSpacing w:w="15" w:type="dxa"/>
         </w:trPr>
         <w:tc>
           <w:tcPr>
-            <w:tcW w:w="2548" w:type="dxa"/>
-            <w:vAlign w:val="center"/>
-          </w:tcPr>
-          <w:p>
-            <w:pPr>
-              <w:spacing w:after="0" w:line="240" w:lineRule="auto"/>
-              <w:rPr>
-                <w:rFonts w:ascii="Times New Roman" w:eastAsia="Times New Roman" w:hAnsi="Times New Roman" w:cs="Times New Roman"/>
+            <w:tcW w:w="0" w:type="auto"/>
+            <w:vAlign w:val="center"/>
+            <w:hideMark/>
+          </w:tcPr>
+          <w:p>
+            <w:pPr>
+              <w:spacing w:after="0" w:line="240" w:lineRule="auto"/>
+              <w:rPr>
+                <w:rFonts w:ascii="Times New Roman" w:eastAsia="Times New Roman" w:hAnsi="Times New Roman" w:cs="Times New Roman"/>
+                <w:kern w:val="0"/>
                 <w:sz w:val="24"/>
                 <w:szCs w:val="24"/>
                 <w:lang w:eastAsia="en-IN"/>
+                <w14:ligatures w14:val="none"/>
               </w:rPr>
             </w:pPr>
             <w:r>
               <w:rPr>
                 <w:rFonts w:ascii="Times New Roman" w:eastAsia="Times New Roman" w:hAnsi="Times New Roman" w:cs="Times New Roman"/>
+                <w:kern w:val="0"/>
                 <w:sz w:val="24"/>
                 <w:szCs w:val="24"/>
                 <w:lang w:eastAsia="en-IN"/>
+                <w14:ligatures w14:val="none"/>
               </w:rPr>
               <w:t>Complete text discovered</w:t>
             </w:r>
@@ -2601,19 +5023,33 @@
         </w:tc>
         <w:tc>
           <w:tcPr>
-            <w:tcW w:w="1362" w:type="dxa"/>
-            <w:vAlign w:val="center"/>
-          </w:tcPr>
-          <w:p>
-            <w:pPr>
-              <w:spacing w:after="0" w:line="240" w:lineRule="auto"/>
-              <w:rPr>
-                <w:rFonts w:ascii="Times New Roman" w:eastAsia="Times New Roman" w:hAnsi="Times New Roman" w:cs="Times New Roman"/>
+            <w:tcW w:w="0" w:type="auto"/>
+            <w:vAlign w:val="center"/>
+            <w:hideMark/>
+          </w:tcPr>
+          <w:p>
+            <w:pPr>
+              <w:spacing w:after="0" w:line="240" w:lineRule="auto"/>
+              <w:rPr>
+                <w:rFonts w:ascii="Times New Roman" w:eastAsia="Times New Roman" w:hAnsi="Times New Roman" w:cs="Times New Roman"/>
+                <w:kern w:val="0"/>
                 <w:sz w:val="24"/>
                 <w:szCs w:val="24"/>
                 <w:lang w:eastAsia="en-IN"/>
-              </w:rPr>
-            </w:pPr>
+                <w14:ligatures w14:val="none"/>
+              </w:rPr>
+            </w:pPr>
+            <w:r>
+              <w:rPr>
+                <w:rFonts w:ascii="Times New Roman" w:eastAsia="Times New Roman" w:hAnsi="Times New Roman" w:cs="Times New Roman"/>
+                <w:kern w:val="0"/>
+                <w:sz w:val="24"/>
+                <w:szCs w:val="24"/>
+                <w:lang w:eastAsia="en-IN"/>
+                <w14:ligatures w14:val="none"/>
+              </w:rPr>
+              <w:t>Username=Rahul.Password=Cyber123</w:t>
+            </w:r>
           </w:p>
         </w:tc>
       </w:tr>
@@ -2621,19 +5057,42 @@
     <w:p>
       <w:pPr>
         <w:spacing w:after="0" w:line="240" w:lineRule="auto"/>
-      </w:pPr>
-    </w:p>
-    <w:p>
-      <w:pPr>
-        <w:spacing w:beforeAutospacing="1" w:afterAutospacing="1" w:line="240" w:lineRule="auto"/>
+        <w:rPr>
+          <w:rFonts w:ascii="Times New Roman" w:eastAsia="Times New Roman" w:hAnsi="Times New Roman" w:cs="Times New Roman"/>
+          <w:kern w:val="0"/>
+          <w:sz w:val="24"/>
+          <w:szCs w:val="24"/>
+          <w:lang w:eastAsia="en-IN"/>
+          <w14:ligatures w14:val="none"/>
+        </w:rPr>
+      </w:pPr>
+      <w:r>
+        <w:rPr>
+          <w:rFonts w:ascii="Times New Roman" w:eastAsia="Times New Roman" w:hAnsi="Times New Roman" w:cs="Times New Roman"/>
+          <w:noProof/>
+          <w:kern w:val="0"/>
+          <w:sz w:val="24"/>
+          <w:szCs w:val="24"/>
+          <w:lang w:eastAsia="en-IN"/>
+        </w:rPr>
+        <w:pict w14:anchorId="536433EA">
+          <v:rect id="_x0000_i1043" alt="" style="width:451.3pt;height:.05pt;mso-width-percent:0;mso-height-percent:0;mso-width-percent:0;mso-height-percent:0" o:hralign="center" o:hrstd="t" o:hr="t" fillcolor="#a0a0a0" stroked="f"/>
+        </w:pict>
+      </w:r>
+    </w:p>
+    <w:p>
+      <w:pPr>
+        <w:spacing w:before="100" w:beforeAutospacing="1" w:after="100" w:afterAutospacing="1" w:line="240" w:lineRule="auto"/>
         <w:outlineLvl w:val="0"/>
         <w:rPr>
           <w:rFonts w:ascii="Times New Roman" w:eastAsia="Times New Roman" w:hAnsi="Times New Roman" w:cs="Times New Roman"/>
           <w:b/>
           <w:bCs/>
+          <w:kern w:val="36"/>
           <w:sz w:val="32"/>
           <w:szCs w:val="32"/>
           <w:lang w:eastAsia="en-IN"/>
+          <w14:ligatures w14:val="none"/>
         </w:rPr>
       </w:pPr>
       <w:r>
@@ -2641,29 +5100,35 @@
           <w:rFonts w:ascii="Times New Roman" w:eastAsia="Times New Roman" w:hAnsi="Times New Roman" w:cs="Times New Roman"/>
           <w:b/>
           <w:bCs/>
+          <w:kern w:val="36"/>
           <w:sz w:val="32"/>
           <w:szCs w:val="32"/>
           <w:lang w:eastAsia="en-IN"/>
+          <w14:ligatures w14:val="none"/>
         </w:rPr>
         <w:t>Activity 4 – Embedded Evidence</w:t>
       </w:r>
     </w:p>
     <w:p>
       <w:pPr>
-        <w:spacing w:beforeAutospacing="1" w:afterAutospacing="1" w:line="240" w:lineRule="auto"/>
-        <w:rPr>
-          <w:rFonts w:ascii="Times New Roman" w:eastAsia="Times New Roman" w:hAnsi="Times New Roman" w:cs="Times New Roman"/>
-          <w:sz w:val="24"/>
-          <w:szCs w:val="24"/>
-          <w:lang w:eastAsia="en-IN"/>
-        </w:rPr>
-      </w:pPr>
-      <w:r>
-        <w:rPr>
-          <w:rFonts w:ascii="Times New Roman" w:eastAsia="Times New Roman" w:hAnsi="Times New Roman" w:cs="Times New Roman"/>
-          <w:sz w:val="24"/>
-          <w:szCs w:val="24"/>
-          <w:lang w:eastAsia="en-IN"/>
+        <w:spacing w:before="100" w:beforeAutospacing="1" w:after="100" w:afterAutospacing="1" w:line="240" w:lineRule="auto"/>
+        <w:rPr>
+          <w:rFonts w:ascii="Times New Roman" w:eastAsia="Times New Roman" w:hAnsi="Times New Roman" w:cs="Times New Roman"/>
+          <w:kern w:val="0"/>
+          <w:sz w:val="24"/>
+          <w:szCs w:val="24"/>
+          <w:lang w:eastAsia="en-IN"/>
+          <w14:ligatures w14:val="none"/>
+        </w:rPr>
+      </w:pPr>
+      <w:r>
+        <w:rPr>
+          <w:rFonts w:ascii="Times New Roman" w:eastAsia="Times New Roman" w:hAnsi="Times New Roman" w:cs="Times New Roman"/>
+          <w:kern w:val="0"/>
+          <w:sz w:val="24"/>
+          <w:szCs w:val="24"/>
+          <w:lang w:eastAsia="en-IN"/>
+          <w14:ligatures w14:val="none"/>
         </w:rPr>
         <w:t>Open</w:t>
       </w:r>
@@ -2692,38 +5157,58 @@
         <w:rPr>
           <w:rFonts w:ascii="Times New Roman" w:eastAsia="Times New Roman" w:hAnsi="Times New Roman" w:cs="Times New Roman"/>
           <w:color w:val="FF0000"/>
+          <w:kern w:val="0"/>
           <w:sz w:val="20"/>
           <w:szCs w:val="20"/>
           <w:lang w:eastAsia="en-IN"/>
+          <w14:ligatures w14:val="none"/>
         </w:rPr>
       </w:pPr>
       <w:r>
         <w:rPr>
           <w:rFonts w:ascii="Times New Roman" w:eastAsia="Times New Roman" w:hAnsi="Times New Roman" w:cs="Times New Roman"/>
           <w:color w:val="FF0000"/>
+          <w:kern w:val="0"/>
           <w:sz w:val="20"/>
           <w:szCs w:val="20"/>
           <w:lang w:eastAsia="en-IN"/>
-        </w:rPr>
-        <w:t>backup.raw</w:t>
-      </w:r>
-    </w:p>
-    <w:p>
-      <w:pPr>
-        <w:spacing w:beforeAutospacing="1" w:afterAutospacing="1" w:line="240" w:lineRule="auto"/>
-        <w:rPr>
-          <w:rFonts w:ascii="Times New Roman" w:eastAsia="Times New Roman" w:hAnsi="Times New Roman" w:cs="Times New Roman"/>
-          <w:sz w:val="24"/>
-          <w:szCs w:val="24"/>
-          <w:lang w:eastAsia="en-IN"/>
-        </w:rPr>
-      </w:pPr>
-      <w:r>
-        <w:rPr>
-          <w:rFonts w:ascii="Times New Roman" w:eastAsia="Times New Roman" w:hAnsi="Times New Roman" w:cs="Times New Roman"/>
-          <w:sz w:val="24"/>
-          <w:szCs w:val="24"/>
-          <w:lang w:eastAsia="en-IN"/>
+          <w14:ligatures w14:val="none"/>
+        </w:rPr>
+        <w:t>evidence</w:t>
+      </w:r>
+      <w:r>
+        <w:rPr>
+          <w:rFonts w:ascii="Times New Roman" w:eastAsia="Times New Roman" w:hAnsi="Times New Roman" w:cs="Times New Roman"/>
+          <w:color w:val="FF0000"/>
+          <w:kern w:val="0"/>
+          <w:sz w:val="20"/>
+          <w:szCs w:val="20"/>
+          <w:lang w:eastAsia="en-IN"/>
+          <w14:ligatures w14:val="none"/>
+        </w:rPr>
+        <w:t>.raw</w:t>
+      </w:r>
+    </w:p>
+    <w:p>
+      <w:pPr>
+        <w:spacing w:before="100" w:beforeAutospacing="1" w:after="100" w:afterAutospacing="1" w:line="240" w:lineRule="auto"/>
+        <w:rPr>
+          <w:rFonts w:ascii="Times New Roman" w:eastAsia="Times New Roman" w:hAnsi="Times New Roman" w:cs="Times New Roman"/>
+          <w:kern w:val="0"/>
+          <w:sz w:val="24"/>
+          <w:szCs w:val="24"/>
+          <w:lang w:eastAsia="en-IN"/>
+          <w14:ligatures w14:val="none"/>
+        </w:rPr>
+      </w:pPr>
+      <w:r>
+        <w:rPr>
+          <w:rFonts w:ascii="Times New Roman" w:eastAsia="Times New Roman" w:hAnsi="Times New Roman" w:cs="Times New Roman"/>
+          <w:kern w:val="0"/>
+          <w:sz w:val="24"/>
+          <w:szCs w:val="24"/>
+          <w:lang w:eastAsia="en-IN"/>
+          <w14:ligatures w14:val="none"/>
         </w:rPr>
         <w:t>Search for the following hexadecimal sequence.</w:t>
       </w:r>
@@ -2751,57 +5236,69 @@
         <w:spacing w:after="0" w:line="240" w:lineRule="auto"/>
         <w:rPr>
           <w:rFonts w:ascii="Times New Roman" w:eastAsia="Times New Roman" w:hAnsi="Times New Roman" w:cs="Times New Roman"/>
+          <w:kern w:val="0"/>
           <w:sz w:val="20"/>
           <w:szCs w:val="20"/>
           <w:lang w:eastAsia="en-IN"/>
-        </w:rPr>
-      </w:pPr>
-      <w:r>
-        <w:rPr>
-          <w:rFonts w:ascii="Times New Roman" w:eastAsia="Times New Roman" w:hAnsi="Times New Roman" w:cs="Times New Roman"/>
+          <w14:ligatures w14:val="none"/>
+        </w:rPr>
+      </w:pPr>
+      <w:r>
+        <w:rPr>
+          <w:rFonts w:ascii="Times New Roman" w:eastAsia="Times New Roman" w:hAnsi="Times New Roman" w:cs="Times New Roman"/>
+          <w:kern w:val="0"/>
           <w:sz w:val="20"/>
           <w:szCs w:val="20"/>
           <w:lang w:eastAsia="en-IN"/>
+          <w14:ligatures w14:val="none"/>
         </w:rPr>
         <w:t>25 50 44 46</w:t>
       </w:r>
     </w:p>
     <w:p>
       <w:pPr>
-        <w:spacing w:beforeAutospacing="1" w:afterAutospacing="1" w:line="240" w:lineRule="auto"/>
-        <w:rPr>
-          <w:rFonts w:ascii="Times New Roman" w:eastAsia="Times New Roman" w:hAnsi="Times New Roman" w:cs="Times New Roman"/>
-          <w:sz w:val="24"/>
-          <w:szCs w:val="24"/>
-          <w:lang w:eastAsia="en-IN"/>
-        </w:rPr>
-      </w:pPr>
-      <w:r>
-        <w:rPr>
-          <w:rFonts w:ascii="Times New Roman" w:eastAsia="Times New Roman" w:hAnsi="Times New Roman" w:cs="Times New Roman"/>
-          <w:sz w:val="24"/>
-          <w:szCs w:val="24"/>
-          <w:lang w:eastAsia="en-IN"/>
+        <w:spacing w:before="100" w:beforeAutospacing="1" w:after="100" w:afterAutospacing="1" w:line="240" w:lineRule="auto"/>
+        <w:rPr>
+          <w:rFonts w:ascii="Times New Roman" w:eastAsia="Times New Roman" w:hAnsi="Times New Roman" w:cs="Times New Roman"/>
+          <w:kern w:val="0"/>
+          <w:sz w:val="24"/>
+          <w:szCs w:val="24"/>
+          <w:lang w:eastAsia="en-IN"/>
+          <w14:ligatures w14:val="none"/>
+        </w:rPr>
+      </w:pPr>
+      <w:r>
+        <w:rPr>
+          <w:rFonts w:ascii="Times New Roman" w:eastAsia="Times New Roman" w:hAnsi="Times New Roman" w:cs="Times New Roman"/>
+          <w:kern w:val="0"/>
+          <w:sz w:val="24"/>
+          <w:szCs w:val="24"/>
+          <w:lang w:eastAsia="en-IN"/>
+          <w14:ligatures w14:val="none"/>
         </w:rPr>
         <w:t>Answer:</w:t>
       </w:r>
     </w:p>
     <w:p>
       <w:pPr>
-        <w:spacing w:beforeAutospacing="1" w:afterAutospacing="1" w:line="240" w:lineRule="auto"/>
-        <w:rPr>
-          <w:rFonts w:ascii="Times New Roman" w:eastAsia="Times New Roman" w:hAnsi="Times New Roman" w:cs="Times New Roman"/>
-          <w:sz w:val="24"/>
-          <w:szCs w:val="24"/>
-          <w:lang w:eastAsia="en-IN"/>
-        </w:rPr>
-      </w:pPr>
-      <w:r>
-        <w:rPr>
-          <w:rFonts w:ascii="Times New Roman" w:eastAsia="Times New Roman" w:hAnsi="Times New Roman" w:cs="Times New Roman"/>
-          <w:sz w:val="24"/>
-          <w:szCs w:val="24"/>
-          <w:lang w:eastAsia="en-IN"/>
+        <w:spacing w:before="100" w:beforeAutospacing="1" w:after="100" w:afterAutospacing="1" w:line="240" w:lineRule="auto"/>
+        <w:rPr>
+          <w:rFonts w:ascii="Times New Roman" w:eastAsia="Times New Roman" w:hAnsi="Times New Roman" w:cs="Times New Roman"/>
+          <w:kern w:val="0"/>
+          <w:sz w:val="24"/>
+          <w:szCs w:val="24"/>
+          <w:lang w:eastAsia="en-IN"/>
+          <w14:ligatures w14:val="none"/>
+        </w:rPr>
+      </w:pPr>
+      <w:r>
+        <w:rPr>
+          <w:rFonts w:ascii="Times New Roman" w:eastAsia="Times New Roman" w:hAnsi="Times New Roman" w:cs="Times New Roman"/>
+          <w:kern w:val="0"/>
+          <w:sz w:val="24"/>
+          <w:szCs w:val="24"/>
+          <w:lang w:eastAsia="en-IN"/>
+          <w14:ligatures w14:val="none"/>
         </w:rPr>
         <w:t>Where does the signature begin?</w:t>
       </w:r>
@@ -2809,124 +5306,392 @@
     <w:p>
       <w:pPr>
         <w:spacing w:after="0" w:line="240" w:lineRule="auto"/>
-      </w:pPr>
-    </w:p>
-    <w:p>
-      <w:pPr>
-        <w:spacing w:beforeAutospacing="1" w:afterAutospacing="1" w:line="240" w:lineRule="auto"/>
-        <w:rPr>
-          <w:rFonts w:ascii="Times New Roman" w:eastAsia="Times New Roman" w:hAnsi="Times New Roman" w:cs="Times New Roman"/>
-          <w:sz w:val="24"/>
-          <w:szCs w:val="24"/>
-          <w:lang w:eastAsia="en-IN"/>
-        </w:rPr>
-      </w:pPr>
-      <w:r>
-        <w:rPr>
-          <w:rFonts w:ascii="Times New Roman" w:eastAsia="Times New Roman" w:hAnsi="Times New Roman" w:cs="Times New Roman"/>
-          <w:sz w:val="24"/>
-          <w:szCs w:val="24"/>
-          <w:lang w:eastAsia="en-IN"/>
-        </w:rPr>
-        <w:t>Why is it not located at Offset 00000000?</w:t>
-      </w:r>
-    </w:p>
-    <w:p>
-      <w:pPr>
-        <w:spacing w:after="0" w:line="240" w:lineRule="auto"/>
-      </w:pPr>
-    </w:p>
-    <w:p>
-      <w:pPr>
-        <w:spacing w:beforeAutospacing="1" w:afterAutospacing="1" w:line="240" w:lineRule="auto"/>
-        <w:rPr>
-          <w:rFonts w:ascii="Times New Roman" w:eastAsia="Times New Roman" w:hAnsi="Times New Roman" w:cs="Times New Roman"/>
-          <w:sz w:val="24"/>
-          <w:szCs w:val="24"/>
-          <w:lang w:eastAsia="en-IN"/>
-        </w:rPr>
-      </w:pPr>
-      <w:r>
-        <w:rPr>
-          <w:rFonts w:ascii="Times New Roman" w:eastAsia="Times New Roman" w:hAnsi="Times New Roman" w:cs="Times New Roman"/>
-          <w:sz w:val="24"/>
-          <w:szCs w:val="24"/>
-          <w:lang w:eastAsia="en-IN"/>
-        </w:rPr>
-        <w:t>What might this indicate?</w:t>
-      </w:r>
-    </w:p>
-    <w:p>
-      <w:pPr>
-        <w:spacing w:after="0" w:line="240" w:lineRule="auto"/>
-      </w:pPr>
-    </w:p>
-    <w:p>
-      <w:pPr>
-        <w:spacing w:after="0" w:line="240" w:lineRule="auto"/>
-      </w:pPr>
-    </w:p>
-    <w:p>
-      <w:pPr>
-        <w:spacing w:beforeAutospacing="1" w:afterAutospacing="1" w:line="240" w:lineRule="auto"/>
-        <w:outlineLvl w:val="0"/>
+        <w:rPr>
+          <w:rFonts w:ascii="Times New Roman" w:eastAsia="Times New Roman" w:hAnsi="Times New Roman" w:cs="Times New Roman"/>
+          <w:kern w:val="0"/>
+          <w:sz w:val="24"/>
+          <w:szCs w:val="24"/>
+          <w:lang w:eastAsia="en-IN"/>
+          <w14:ligatures w14:val="none"/>
+        </w:rPr>
+      </w:pPr>
+      <w:r>
+        <w:rPr>
+          <w:rFonts w:ascii="Times New Roman" w:eastAsia="Times New Roman" w:hAnsi="Times New Roman" w:cs="Times New Roman"/>
+          <w:kern w:val="0"/>
+          <w:sz w:val="24"/>
+          <w:szCs w:val="24"/>
+          <w:lang w:eastAsia="en-IN"/>
+          <w14:ligatures w14:val="none"/>
+        </w:rPr>
+        <w:t>The signature begins at </w:t>
+      </w:r>
+      <w:r>
+        <w:rPr>
+          <w:rFonts w:ascii="Times New Roman" w:eastAsia="Times New Roman" w:hAnsi="Times New Roman" w:cs="Times New Roman"/>
+          <w:kern w:val="0"/>
+          <w:sz w:val="24"/>
+          <w:szCs w:val="24"/>
+          <w:lang w:eastAsia="en-IN"/>
+          <w14:ligatures w14:val="none"/>
+        </w:rPr>
+        <w:t>Offset</w:t>
+      </w:r>
+      <w:r>
         <w:rPr>
           <w:rFonts w:ascii="Times New Roman" w:eastAsia="Times New Roman" w:hAnsi="Times New Roman" w:cs="Times New Roman"/>
           <w:b/>
           <w:bCs/>
+          <w:kern w:val="0"/>
+          <w:sz w:val="24"/>
+          <w:szCs w:val="24"/>
+          <w:lang w:eastAsia="en-IN"/>
+          <w14:ligatures w14:val="none"/>
+        </w:rPr>
+        <w:t> </w:t>
+      </w:r>
+      <w:r>
+        <w:rPr>
+          <w:rFonts w:ascii="Times New Roman" w:eastAsia="Times New Roman" w:hAnsi="Times New Roman" w:cs="Times New Roman"/>
+          <w:kern w:val="0"/>
+          <w:sz w:val="24"/>
+          <w:szCs w:val="24"/>
+          <w:lang w:eastAsia="en-IN"/>
+          <w14:ligatures w14:val="none"/>
+        </w:rPr>
+        <w:t>0x00000089</w:t>
+      </w:r>
+      <w:r>
+        <w:rPr>
+          <w:rFonts w:ascii="Times New Roman" w:eastAsia="Times New Roman" w:hAnsi="Times New Roman" w:cs="Times New Roman"/>
+          <w:kern w:val="0"/>
+          <w:sz w:val="24"/>
+          <w:szCs w:val="24"/>
+          <w:lang w:eastAsia="en-IN"/>
+          <w14:ligatures w14:val="none"/>
+        </w:rPr>
+        <w:t>.</w:t>
+      </w:r>
+      <w:r>
+        <w:rPr>
+          <w:rFonts w:ascii="Times New Roman" w:eastAsia="Times New Roman" w:hAnsi="Times New Roman" w:cs="Times New Roman"/>
+          <w:noProof/>
+          <w:kern w:val="0"/>
+          <w:sz w:val="24"/>
+          <w:szCs w:val="24"/>
+          <w:lang w:eastAsia="en-IN"/>
+        </w:rPr>
+        <w:pict w14:anchorId="747385D5">
+          <v:rect id="_x0000_i1042" alt="" style="width:451.3pt;height:.05pt;mso-width-percent:0;mso-height-percent:0;mso-width-percent:0;mso-height-percent:0" o:hralign="center" o:hrstd="t" o:hr="t" fillcolor="#a0a0a0" stroked="f"/>
+        </w:pict>
+      </w:r>
+    </w:p>
+    <w:p>
+      <w:pPr>
+        <w:spacing w:before="100" w:beforeAutospacing="1" w:after="100" w:afterAutospacing="1" w:line="240" w:lineRule="auto"/>
+        <w:rPr>
+          <w:rFonts w:ascii="Times New Roman" w:eastAsia="Times New Roman" w:hAnsi="Times New Roman" w:cs="Times New Roman"/>
+          <w:kern w:val="0"/>
+          <w:sz w:val="24"/>
+          <w:szCs w:val="24"/>
+          <w:lang w:eastAsia="en-IN"/>
+          <w14:ligatures w14:val="none"/>
+        </w:rPr>
+      </w:pPr>
+      <w:r>
+        <w:rPr>
+          <w:rFonts w:ascii="Times New Roman" w:eastAsia="Times New Roman" w:hAnsi="Times New Roman" w:cs="Times New Roman"/>
+          <w:kern w:val="0"/>
+          <w:sz w:val="24"/>
+          <w:szCs w:val="24"/>
+          <w:lang w:eastAsia="en-IN"/>
+          <w14:ligatures w14:val="none"/>
+        </w:rPr>
+        <w:t>Why is it not located at Offset 00000000?</w:t>
+      </w:r>
+    </w:p>
+    <w:p>
+      <w:pPr>
+        <w:spacing w:after="0" w:line="240" w:lineRule="auto"/>
+        <w:rPr>
+          <w:rFonts w:ascii="Times New Roman" w:eastAsia="Times New Roman" w:hAnsi="Times New Roman" w:cs="Times New Roman"/>
+          <w:kern w:val="0"/>
+          <w:sz w:val="24"/>
+          <w:szCs w:val="24"/>
+          <w:lang w:eastAsia="en-IN"/>
+          <w14:ligatures w14:val="none"/>
+        </w:rPr>
+      </w:pPr>
+      <w:r>
+        <w:rPr>
+          <w:rFonts w:ascii="Times New Roman" w:eastAsia="Times New Roman" w:hAnsi="Times New Roman" w:cs="Times New Roman"/>
+          <w:kern w:val="0"/>
+          <w:sz w:val="24"/>
+          <w:szCs w:val="24"/>
+          <w:lang w:eastAsia="en-IN"/>
+          <w14:ligatures w14:val="none"/>
+        </w:rPr>
+        <w:t>A normal PDF file starts with %PDF at </w:t>
+      </w:r>
+      <w:r>
+        <w:rPr>
+          <w:rFonts w:ascii="Times New Roman" w:eastAsia="Times New Roman" w:hAnsi="Times New Roman" w:cs="Times New Roman"/>
+          <w:kern w:val="0"/>
+          <w:sz w:val="24"/>
+          <w:szCs w:val="24"/>
+          <w:lang w:eastAsia="en-IN"/>
+          <w14:ligatures w14:val="none"/>
+        </w:rPr>
+        <w:t>Offset 00000000</w:t>
+      </w:r>
+      <w:r>
+        <w:rPr>
+          <w:rFonts w:ascii="Times New Roman" w:eastAsia="Times New Roman" w:hAnsi="Times New Roman" w:cs="Times New Roman"/>
+          <w:kern w:val="0"/>
+          <w:sz w:val="24"/>
+          <w:szCs w:val="24"/>
+          <w:lang w:eastAsia="en-IN"/>
+          <w14:ligatures w14:val="none"/>
+        </w:rPr>
+        <w:t xml:space="preserve">. </w:t>
+      </w:r>
+    </w:p>
+    <w:p>
+      <w:pPr>
+        <w:spacing w:after="0" w:line="240" w:lineRule="auto"/>
+        <w:rPr>
+          <w:rFonts w:ascii="Times New Roman" w:eastAsia="Times New Roman" w:hAnsi="Times New Roman" w:cs="Times New Roman"/>
+          <w:kern w:val="0"/>
+          <w:sz w:val="24"/>
+          <w:szCs w:val="24"/>
+          <w:lang w:eastAsia="en-IN"/>
+          <w14:ligatures w14:val="none"/>
+        </w:rPr>
+      </w:pPr>
+      <w:r>
+        <w:rPr>
+          <w:rFonts w:ascii="Times New Roman" w:eastAsia="Times New Roman" w:hAnsi="Times New Roman" w:cs="Times New Roman"/>
+          <w:kern w:val="0"/>
+          <w:sz w:val="24"/>
+          <w:szCs w:val="24"/>
+          <w:lang w:eastAsia="en-IN"/>
+          <w14:ligatures w14:val="none"/>
+        </w:rPr>
+        <w:t>In this file, the first </w:t>
+      </w:r>
+      <w:r>
+        <w:rPr>
+          <w:rFonts w:ascii="Times New Roman" w:eastAsia="Times New Roman" w:hAnsi="Times New Roman" w:cs="Times New Roman"/>
+          <w:kern w:val="0"/>
+          <w:sz w:val="24"/>
+          <w:szCs w:val="24"/>
+          <w:lang w:eastAsia="en-IN"/>
+          <w14:ligatures w14:val="none"/>
+        </w:rPr>
+        <w:t>128 bytes (0x80 bytes)</w:t>
+      </w:r>
+      <w:r>
+        <w:rPr>
+          <w:rFonts w:ascii="Times New Roman" w:eastAsia="Times New Roman" w:hAnsi="Times New Roman" w:cs="Times New Roman"/>
+          <w:kern w:val="0"/>
+          <w:sz w:val="24"/>
+          <w:szCs w:val="24"/>
+          <w:lang w:eastAsia="en-IN"/>
+          <w14:ligatures w14:val="none"/>
+        </w:rPr>
+        <w:t> contain only 00 values before the PDF header appears.</w:t>
+      </w:r>
+      <w:r>
+        <w:rPr>
+          <w:rFonts w:ascii="Times New Roman" w:eastAsia="Times New Roman" w:hAnsi="Times New Roman" w:cs="Times New Roman"/>
+          <w:noProof/>
+          <w:kern w:val="0"/>
+          <w:sz w:val="24"/>
+          <w:szCs w:val="24"/>
+          <w:lang w:eastAsia="en-IN"/>
+        </w:rPr>
+        <w:pict w14:anchorId="3AE3E08B">
+          <v:rect id="_x0000_i1041" alt="" style="width:451.3pt;height:.05pt;mso-width-percent:0;mso-height-percent:0;mso-width-percent:0;mso-height-percent:0" o:hralign="center" o:hrstd="t" o:hr="t" fillcolor="#a0a0a0" stroked="f"/>
+        </w:pict>
+      </w:r>
+    </w:p>
+    <w:p>
+      <w:pPr>
+        <w:spacing w:before="100" w:beforeAutospacing="1" w:after="100" w:afterAutospacing="1" w:line="240" w:lineRule="auto"/>
+        <w:rPr>
+          <w:rFonts w:ascii="Times New Roman" w:eastAsia="Times New Roman" w:hAnsi="Times New Roman" w:cs="Times New Roman"/>
+          <w:kern w:val="0"/>
+          <w:sz w:val="24"/>
+          <w:szCs w:val="24"/>
+          <w:lang w:eastAsia="en-IN"/>
+          <w14:ligatures w14:val="none"/>
+        </w:rPr>
+      </w:pPr>
+      <w:r>
+        <w:rPr>
+          <w:rFonts w:ascii="Times New Roman" w:eastAsia="Times New Roman" w:hAnsi="Times New Roman" w:cs="Times New Roman"/>
+          <w:kern w:val="0"/>
+          <w:sz w:val="24"/>
+          <w:szCs w:val="24"/>
+          <w:lang w:eastAsia="en-IN"/>
+          <w14:ligatures w14:val="none"/>
+        </w:rPr>
+        <w:t>What might this indicate?</w:t>
+      </w:r>
+    </w:p>
+    <w:p>
+      <w:pPr>
+        <w:spacing w:after="0" w:line="240" w:lineRule="auto"/>
+        <w:rPr>
+          <w:rFonts w:ascii="Times New Roman" w:eastAsia="Times New Roman" w:hAnsi="Times New Roman" w:cs="Times New Roman"/>
+          <w:kern w:val="0"/>
+          <w:sz w:val="24"/>
+          <w:szCs w:val="24"/>
+          <w:lang w:eastAsia="en-IN"/>
+          <w14:ligatures w14:val="none"/>
+        </w:rPr>
+      </w:pPr>
+      <w:r>
+        <w:rPr>
+          <w:rFonts w:ascii="Times New Roman" w:eastAsia="Times New Roman" w:hAnsi="Times New Roman" w:cs="Times New Roman"/>
+          <w:kern w:val="0"/>
+          <w:sz w:val="24"/>
+          <w:szCs w:val="24"/>
+          <w:lang w:eastAsia="en-IN"/>
+          <w14:ligatures w14:val="none"/>
+        </w:rPr>
+        <w:t>This file has been embedded inside another file. This file may be corrupted.</w:t>
+      </w:r>
+      <w:r>
+        <w:rPr>
+          <w:rFonts w:ascii="Times New Roman" w:eastAsia="Times New Roman" w:hAnsi="Times New Roman" w:cs="Times New Roman"/>
+          <w:noProof/>
+          <w:kern w:val="0"/>
+          <w:sz w:val="24"/>
+          <w:szCs w:val="24"/>
+          <w:lang w:eastAsia="en-IN"/>
+        </w:rPr>
+        <w:pict w14:anchorId="6C46FD21">
+          <v:rect id="_x0000_i1040" alt="" style="width:451.3pt;height:.05pt;mso-width-percent:0;mso-height-percent:0;mso-width-percent:0;mso-height-percent:0" o:hralign="center" o:hrstd="t" o:hr="t" fillcolor="#a0a0a0" stroked="f"/>
+        </w:pict>
+      </w:r>
+    </w:p>
+    <w:p>
+      <w:pPr>
+        <w:spacing w:after="0" w:line="240" w:lineRule="auto"/>
+        <w:rPr>
+          <w:rFonts w:ascii="Times New Roman" w:eastAsia="Times New Roman" w:hAnsi="Times New Roman" w:cs="Times New Roman"/>
+          <w:kern w:val="0"/>
+          <w:sz w:val="24"/>
+          <w:szCs w:val="24"/>
+          <w:lang w:eastAsia="en-IN"/>
+          <w14:ligatures w14:val="none"/>
+        </w:rPr>
+      </w:pPr>
+      <w:r>
+        <w:rPr>
+          <w:rFonts w:ascii="Times New Roman" w:eastAsia="Times New Roman" w:hAnsi="Times New Roman" w:cs="Times New Roman"/>
+          <w:noProof/>
+          <w:kern w:val="0"/>
+          <w:sz w:val="24"/>
+          <w:szCs w:val="24"/>
+          <w:lang w:eastAsia="en-IN"/>
+        </w:rPr>
+        <w:pict w14:anchorId="216194EA">
+          <v:rect id="_x0000_i1039" alt="" style="width:451.3pt;height:.05pt;mso-width-percent:0;mso-height-percent:0;mso-width-percent:0;mso-height-percent:0" o:hralign="center" o:hrstd="t" o:hr="t" fillcolor="#a0a0a0" stroked="f"/>
+        </w:pict>
+      </w:r>
+    </w:p>
+    <w:p>
+      <w:pPr>
+        <w:spacing w:before="100" w:beforeAutospacing="1" w:after="100" w:afterAutospacing="1" w:line="240" w:lineRule="auto"/>
+        <w:outlineLvl w:val="0"/>
+        <w:rPr>
+          <w:rFonts w:ascii="Times New Roman" w:eastAsia="Times New Roman" w:hAnsi="Times New Roman" w:cs="Times New Roman"/>
+          <w:b/>
+          <w:bCs/>
+          <w:kern w:val="36"/>
           <w:sz w:val="32"/>
           <w:szCs w:val="32"/>
           <w:lang w:eastAsia="en-IN"/>
-        </w:rPr>
-      </w:pPr>
-      <w:r>
+          <w14:ligatures w14:val="none"/>
+        </w:rPr>
+      </w:pPr>
+    </w:p>
+    <w:p>
+      <w:pPr>
+        <w:spacing w:before="100" w:beforeAutospacing="1" w:after="100" w:afterAutospacing="1" w:line="240" w:lineRule="auto"/>
+        <w:outlineLvl w:val="0"/>
         <w:rPr>
           <w:rFonts w:ascii="Times New Roman" w:eastAsia="Times New Roman" w:hAnsi="Times New Roman" w:cs="Times New Roman"/>
           <w:b/>
           <w:bCs/>
+          <w:kern w:val="36"/>
           <w:sz w:val="32"/>
           <w:szCs w:val="32"/>
           <w:lang w:eastAsia="en-IN"/>
-        </w:rPr>
+          <w14:ligatures w14:val="none"/>
+        </w:rPr>
+      </w:pPr>
+      <w:r>
+        <w:rPr>
+          <w:rFonts w:ascii="Times New Roman" w:eastAsia="Times New Roman" w:hAnsi="Times New Roman" w:cs="Times New Roman"/>
+          <w:b/>
+          <w:bCs/>
+          <w:kern w:val="36"/>
+          <w:sz w:val="32"/>
+          <w:szCs w:val="32"/>
+          <w:lang w:eastAsia="en-IN"/>
+          <w14:ligatures w14:val="none"/>
+        </w:rPr>
+        <w:lastRenderedPageBreak/>
         <w:t>Activity 5 – Corrupted Files</w:t>
       </w:r>
     </w:p>
     <w:p>
       <w:pPr>
-        <w:spacing w:beforeAutospacing="1" w:afterAutospacing="1" w:line="240" w:lineRule="auto"/>
-        <w:rPr>
-          <w:rFonts w:ascii="Times New Roman" w:eastAsia="Times New Roman" w:hAnsi="Times New Roman" w:cs="Times New Roman"/>
-          <w:sz w:val="24"/>
-          <w:szCs w:val="24"/>
-          <w:lang w:eastAsia="en-IN"/>
-        </w:rPr>
-      </w:pPr>
-      <w:r>
-        <w:rPr>
-          <w:rFonts w:ascii="Times New Roman" w:eastAsia="Times New Roman" w:hAnsi="Times New Roman" w:cs="Times New Roman"/>
-          <w:sz w:val="24"/>
-          <w:szCs w:val="24"/>
-          <w:lang w:eastAsia="en-IN"/>
+        <w:spacing w:before="100" w:beforeAutospacing="1" w:after="100" w:afterAutospacing="1" w:line="240" w:lineRule="auto"/>
+        <w:rPr>
+          <w:rFonts w:ascii="Times New Roman" w:eastAsia="Times New Roman" w:hAnsi="Times New Roman" w:cs="Times New Roman"/>
+          <w:kern w:val="0"/>
+          <w:sz w:val="24"/>
+          <w:szCs w:val="24"/>
+          <w:lang w:eastAsia="en-IN"/>
+          <w14:ligatures w14:val="none"/>
+        </w:rPr>
+      </w:pPr>
+      <w:r>
+        <w:rPr>
+          <w:rFonts w:ascii="Times New Roman" w:eastAsia="Times New Roman" w:hAnsi="Times New Roman" w:cs="Times New Roman"/>
+          <w:kern w:val="0"/>
+          <w:sz w:val="24"/>
+          <w:szCs w:val="24"/>
+          <w:lang w:eastAsia="en-IN"/>
+          <w14:ligatures w14:val="none"/>
         </w:rPr>
         <w:t>Examine the provided corrupted files.</w:t>
       </w:r>
     </w:p>
     <w:p>
       <w:pPr>
-        <w:spacing w:beforeAutospacing="1" w:afterAutospacing="1" w:line="240" w:lineRule="auto"/>
-        <w:rPr>
-          <w:rFonts w:ascii="Times New Roman" w:eastAsia="Times New Roman" w:hAnsi="Times New Roman" w:cs="Times New Roman"/>
-          <w:sz w:val="24"/>
-          <w:szCs w:val="24"/>
-          <w:lang w:eastAsia="en-IN"/>
-        </w:rPr>
-      </w:pPr>
-      <w:r>
-        <w:rPr>
-          <w:rFonts w:ascii="Times New Roman" w:eastAsia="Times New Roman" w:hAnsi="Times New Roman" w:cs="Times New Roman"/>
-          <w:sz w:val="24"/>
-          <w:szCs w:val="24"/>
-          <w:lang w:eastAsia="en-IN"/>
+        <w:spacing w:before="100" w:beforeAutospacing="1" w:after="100" w:afterAutospacing="1" w:line="240" w:lineRule="auto"/>
+        <w:rPr>
+          <w:rFonts w:ascii="Times New Roman" w:eastAsia="Times New Roman" w:hAnsi="Times New Roman" w:cs="Times New Roman"/>
+          <w:kern w:val="0"/>
+          <w:sz w:val="24"/>
+          <w:szCs w:val="24"/>
+          <w:lang w:eastAsia="en-IN"/>
+          <w14:ligatures w14:val="none"/>
+        </w:rPr>
+      </w:pPr>
+      <w:r>
+        <w:rPr>
+          <w:rFonts w:ascii="Times New Roman" w:eastAsia="Times New Roman" w:hAnsi="Times New Roman" w:cs="Times New Roman"/>
+          <w:kern w:val="0"/>
+          <w:sz w:val="24"/>
+          <w:szCs w:val="24"/>
+          <w:lang w:eastAsia="en-IN"/>
+          <w14:ligatures w14:val="none"/>
         </w:rPr>
         <w:t>Complete the table.</w:t>
       </w:r>
@@ -2934,6 +5699,7 @@
     <w:tbl>
       <w:tblPr>
         <w:tblW w:w="0" w:type="auto"/>
+        <w:tblCellSpacing w:w="15" w:type="dxa"/>
         <w:tblBorders>
           <w:top w:val="single" w:sz="4" w:space="0" w:color="auto"/>
           <w:left w:val="single" w:sz="4" w:space="0" w:color="auto"/>
@@ -2942,21 +5708,29 @@
           <w:insideH w:val="single" w:sz="4" w:space="0" w:color="auto"/>
           <w:insideV w:val="single" w:sz="4" w:space="0" w:color="auto"/>
         </w:tblBorders>
+        <w:tblCellMar>
+          <w:top w:w="15" w:type="dxa"/>
+          <w:left w:w="15" w:type="dxa"/>
+          <w:bottom w:w="15" w:type="dxa"/>
+          <w:right w:w="15" w:type="dxa"/>
+        </w:tblCellMar>
         <w:tblLook w:val="04A0" w:firstRow="1" w:lastRow="0" w:firstColumn="1" w:lastColumn="0" w:noHBand="0" w:noVBand="1"/>
       </w:tblPr>
       <w:tblGrid>
-        <w:gridCol w:w="1263"/>
-        <w:gridCol w:w="1687"/>
-        <w:gridCol w:w="963"/>
+        <w:gridCol w:w="1142"/>
+        <w:gridCol w:w="1694"/>
+        <w:gridCol w:w="3478"/>
       </w:tblGrid>
       <w:tr>
         <w:trPr>
-          <w:trHeight w:val="300"/>
+          <w:tblHeader/>
+          <w:tblCellSpacing w:w="15" w:type="dxa"/>
         </w:trPr>
         <w:tc>
           <w:tcPr>
-            <w:tcW w:w="1142" w:type="dxa"/>
-            <w:vAlign w:val="center"/>
+            <w:tcW w:w="0" w:type="auto"/>
+            <w:vAlign w:val="center"/>
+            <w:hideMark/>
           </w:tcPr>
           <w:p>
             <w:pPr>
@@ -2966,9 +5740,11 @@
                 <w:rFonts w:ascii="Times New Roman" w:eastAsia="Times New Roman" w:hAnsi="Times New Roman" w:cs="Times New Roman"/>
                 <w:b/>
                 <w:bCs/>
+                <w:kern w:val="0"/>
                 <w:sz w:val="24"/>
                 <w:szCs w:val="24"/>
                 <w:lang w:eastAsia="en-IN"/>
+                <w14:ligatures w14:val="none"/>
               </w:rPr>
             </w:pPr>
             <w:r>
@@ -2976,9 +5752,11 @@
                 <w:rFonts w:ascii="Times New Roman" w:eastAsia="Times New Roman" w:hAnsi="Times New Roman" w:cs="Times New Roman"/>
                 <w:b/>
                 <w:bCs/>
+                <w:kern w:val="0"/>
                 <w:sz w:val="24"/>
                 <w:szCs w:val="24"/>
                 <w:lang w:eastAsia="en-IN"/>
+                <w14:ligatures w14:val="none"/>
               </w:rPr>
               <w:t>File</w:t>
             </w:r>
@@ -2986,8 +5764,9 @@
         </w:tc>
         <w:tc>
           <w:tcPr>
-            <w:tcW w:w="1687" w:type="dxa"/>
-            <w:vAlign w:val="center"/>
+            <w:tcW w:w="0" w:type="auto"/>
+            <w:vAlign w:val="center"/>
+            <w:hideMark/>
           </w:tcPr>
           <w:p>
             <w:pPr>
@@ -2997,9 +5776,11 @@
                 <w:rFonts w:ascii="Times New Roman" w:eastAsia="Times New Roman" w:hAnsi="Times New Roman" w:cs="Times New Roman"/>
                 <w:b/>
                 <w:bCs/>
+                <w:kern w:val="0"/>
                 <w:sz w:val="24"/>
                 <w:szCs w:val="24"/>
                 <w:lang w:eastAsia="en-IN"/>
+                <w14:ligatures w14:val="none"/>
               </w:rPr>
             </w:pPr>
             <w:r>
@@ -3007,9 +5788,11 @@
                 <w:rFonts w:ascii="Times New Roman" w:eastAsia="Times New Roman" w:hAnsi="Times New Roman" w:cs="Times New Roman"/>
                 <w:b/>
                 <w:bCs/>
+                <w:kern w:val="0"/>
                 <w:sz w:val="24"/>
                 <w:szCs w:val="24"/>
                 <w:lang w:eastAsia="en-IN"/>
+                <w14:ligatures w14:val="none"/>
               </w:rPr>
               <w:t>Appears Valid?</w:t>
             </w:r>
@@ -3017,8 +5800,9 @@
         </w:tc>
         <w:tc>
           <w:tcPr>
-            <w:tcW w:w="842" w:type="dxa"/>
-            <w:vAlign w:val="center"/>
+            <w:tcW w:w="0" w:type="auto"/>
+            <w:vAlign w:val="center"/>
+            <w:hideMark/>
           </w:tcPr>
           <w:p>
             <w:pPr>
@@ -3028,9 +5812,11 @@
                 <w:rFonts w:ascii="Times New Roman" w:eastAsia="Times New Roman" w:hAnsi="Times New Roman" w:cs="Times New Roman"/>
                 <w:b/>
                 <w:bCs/>
+                <w:kern w:val="0"/>
                 <w:sz w:val="24"/>
                 <w:szCs w:val="24"/>
                 <w:lang w:eastAsia="en-IN"/>
+                <w14:ligatures w14:val="none"/>
               </w:rPr>
             </w:pPr>
             <w:r>
@@ -3038,9 +5824,11 @@
                 <w:rFonts w:ascii="Times New Roman" w:eastAsia="Times New Roman" w:hAnsi="Times New Roman" w:cs="Times New Roman"/>
                 <w:b/>
                 <w:bCs/>
+                <w:kern w:val="0"/>
                 <w:sz w:val="24"/>
                 <w:szCs w:val="24"/>
                 <w:lang w:eastAsia="en-IN"/>
+                <w14:ligatures w14:val="none"/>
               </w:rPr>
               <w:t>Reason</w:t>
             </w:r>
@@ -3049,29 +5837,34 @@
       </w:tr>
       <w:tr>
         <w:trPr>
-          <w:trHeight w:val="300"/>
+          <w:tblCellSpacing w:w="15" w:type="dxa"/>
         </w:trPr>
         <w:tc>
           <w:tcPr>
-            <w:tcW w:w="1142" w:type="dxa"/>
-            <w:vAlign w:val="center"/>
-          </w:tcPr>
-          <w:p>
-            <w:pPr>
-              <w:spacing w:after="0" w:line="240" w:lineRule="auto"/>
-              <w:rPr>
-                <w:rFonts w:ascii="Times New Roman" w:eastAsia="Times New Roman" w:hAnsi="Times New Roman" w:cs="Times New Roman"/>
+            <w:tcW w:w="0" w:type="auto"/>
+            <w:vAlign w:val="center"/>
+            <w:hideMark/>
+          </w:tcPr>
+          <w:p>
+            <w:pPr>
+              <w:spacing w:after="0" w:line="240" w:lineRule="auto"/>
+              <w:rPr>
+                <w:rFonts w:ascii="Times New Roman" w:eastAsia="Times New Roman" w:hAnsi="Times New Roman" w:cs="Times New Roman"/>
+                <w:kern w:val="0"/>
                 <w:sz w:val="24"/>
                 <w:szCs w:val="24"/>
                 <w:lang w:eastAsia="en-IN"/>
+                <w14:ligatures w14:val="none"/>
               </w:rPr>
             </w:pPr>
             <w:r>
               <w:rPr>
                 <w:rFonts w:ascii="Times New Roman" w:eastAsia="Times New Roman" w:hAnsi="Times New Roman" w:cs="Times New Roman"/>
+                <w:kern w:val="0"/>
                 <w:sz w:val="24"/>
                 <w:szCs w:val="24"/>
                 <w:lang w:eastAsia="en-IN"/>
+                <w14:ligatures w14:val="none"/>
               </w:rPr>
               <w:t>broken.jpg</w:t>
             </w:r>
@@ -3079,64 +5872,97 @@
         </w:tc>
         <w:tc>
           <w:tcPr>
-            <w:tcW w:w="1687" w:type="dxa"/>
-            <w:vAlign w:val="center"/>
-          </w:tcPr>
-          <w:p>
-            <w:pPr>
-              <w:spacing w:after="0" w:line="240" w:lineRule="auto"/>
-              <w:rPr>
-                <w:rFonts w:ascii="Times New Roman" w:eastAsia="Times New Roman" w:hAnsi="Times New Roman" w:cs="Times New Roman"/>
+            <w:tcW w:w="0" w:type="auto"/>
+            <w:vAlign w:val="center"/>
+            <w:hideMark/>
+          </w:tcPr>
+          <w:p>
+            <w:pPr>
+              <w:spacing w:after="0" w:line="240" w:lineRule="auto"/>
+              <w:rPr>
+                <w:rFonts w:ascii="Times New Roman" w:eastAsia="Times New Roman" w:hAnsi="Times New Roman" w:cs="Times New Roman"/>
+                <w:kern w:val="0"/>
                 <w:sz w:val="24"/>
                 <w:szCs w:val="24"/>
                 <w:lang w:eastAsia="en-IN"/>
-              </w:rPr>
-            </w:pPr>
-          </w:p>
-        </w:tc>
-        <w:tc>
-          <w:tcPr>
-            <w:tcW w:w="842" w:type="dxa"/>
-            <w:vAlign w:val="center"/>
-          </w:tcPr>
-          <w:p>
-            <w:pPr>
-              <w:spacing w:after="0" w:line="240" w:lineRule="auto"/>
-              <w:rPr>
-                <w:rFonts w:ascii="Times New Roman" w:eastAsia="Times New Roman" w:hAnsi="Times New Roman" w:cs="Times New Roman"/>
-                <w:sz w:val="20"/>
-                <w:szCs w:val="20"/>
-                <w:lang w:eastAsia="en-IN"/>
-              </w:rPr>
-            </w:pPr>
+                <w14:ligatures w14:val="none"/>
+              </w:rPr>
+            </w:pPr>
+            <w:r>
+              <w:rPr>
+                <w:rFonts w:ascii="Times New Roman" w:eastAsia="Times New Roman" w:hAnsi="Times New Roman" w:cs="Times New Roman"/>
+                <w:kern w:val="0"/>
+                <w:sz w:val="24"/>
+                <w:szCs w:val="24"/>
+                <w:lang w:eastAsia="en-IN"/>
+                <w14:ligatures w14:val="none"/>
+              </w:rPr>
+              <w:t>No it is not valid</w:t>
+            </w:r>
+          </w:p>
+        </w:tc>
+        <w:tc>
+          <w:tcPr>
+            <w:tcW w:w="0" w:type="auto"/>
+            <w:vAlign w:val="center"/>
+            <w:hideMark/>
+          </w:tcPr>
+          <w:p>
+            <w:pPr>
+              <w:spacing w:after="0" w:line="240" w:lineRule="auto"/>
+              <w:rPr>
+                <w:rFonts w:ascii="Times New Roman" w:eastAsia="Times New Roman" w:hAnsi="Times New Roman" w:cs="Times New Roman"/>
+                <w:kern w:val="0"/>
+                <w:sz w:val="20"/>
+                <w:szCs w:val="20"/>
+                <w:lang w:eastAsia="en-IN"/>
+                <w14:ligatures w14:val="none"/>
+              </w:rPr>
+            </w:pPr>
+            <w:r>
+              <w:rPr>
+                <w:rFonts w:ascii="Times New Roman" w:eastAsia="Times New Roman" w:hAnsi="Times New Roman" w:cs="Times New Roman"/>
+                <w:kern w:val="0"/>
+                <w:sz w:val="20"/>
+                <w:szCs w:val="20"/>
+                <w:lang w:eastAsia="en-IN"/>
+                <w14:ligatures w14:val="none"/>
+              </w:rPr>
+              <w:t>Because first byte of signature is changed.</w:t>
+            </w:r>
           </w:p>
         </w:tc>
       </w:tr>
       <w:tr>
         <w:trPr>
-          <w:trHeight w:val="300"/>
+          <w:tblCellSpacing w:w="15" w:type="dxa"/>
         </w:trPr>
         <w:tc>
           <w:tcPr>
-            <w:tcW w:w="1142" w:type="dxa"/>
-            <w:vAlign w:val="center"/>
-          </w:tcPr>
-          <w:p>
-            <w:pPr>
-              <w:spacing w:after="0" w:line="240" w:lineRule="auto"/>
-              <w:rPr>
-                <w:rFonts w:ascii="Times New Roman" w:eastAsia="Times New Roman" w:hAnsi="Times New Roman" w:cs="Times New Roman"/>
+            <w:tcW w:w="0" w:type="auto"/>
+            <w:vAlign w:val="center"/>
+            <w:hideMark/>
+          </w:tcPr>
+          <w:p>
+            <w:pPr>
+              <w:spacing w:after="0" w:line="240" w:lineRule="auto"/>
+              <w:rPr>
+                <w:rFonts w:ascii="Times New Roman" w:eastAsia="Times New Roman" w:hAnsi="Times New Roman" w:cs="Times New Roman"/>
+                <w:kern w:val="0"/>
                 <w:sz w:val="24"/>
                 <w:szCs w:val="24"/>
                 <w:lang w:eastAsia="en-IN"/>
+                <w14:ligatures w14:val="none"/>
               </w:rPr>
             </w:pPr>
             <w:r>
               <w:rPr>
                 <w:rFonts w:ascii="Times New Roman" w:eastAsia="Times New Roman" w:hAnsi="Times New Roman" w:cs="Times New Roman"/>
+                <w:kern w:val="0"/>
                 <w:sz w:val="24"/>
                 <w:szCs w:val="24"/>
                 <w:lang w:eastAsia="en-IN"/>
+                <w14:ligatures w14:val="none"/>
               </w:rPr>
               <w:t>broken.pdf</w:t>
             </w:r>
@@ -3144,36 +5970,64 @@
         </w:tc>
         <w:tc>
           <w:tcPr>
-            <w:tcW w:w="1687" w:type="dxa"/>
-            <w:vAlign w:val="center"/>
-          </w:tcPr>
-          <w:p>
-            <w:pPr>
-              <w:spacing w:after="0" w:line="240" w:lineRule="auto"/>
-              <w:rPr>
-                <w:rFonts w:ascii="Times New Roman" w:eastAsia="Times New Roman" w:hAnsi="Times New Roman" w:cs="Times New Roman"/>
+            <w:tcW w:w="0" w:type="auto"/>
+            <w:vAlign w:val="center"/>
+            <w:hideMark/>
+          </w:tcPr>
+          <w:p>
+            <w:pPr>
+              <w:spacing w:after="0" w:line="240" w:lineRule="auto"/>
+              <w:rPr>
+                <w:rFonts w:ascii="Times New Roman" w:eastAsia="Times New Roman" w:hAnsi="Times New Roman" w:cs="Times New Roman"/>
+                <w:kern w:val="0"/>
                 <w:sz w:val="24"/>
                 <w:szCs w:val="24"/>
                 <w:lang w:eastAsia="en-IN"/>
-              </w:rPr>
-            </w:pPr>
-          </w:p>
-        </w:tc>
-        <w:tc>
-          <w:tcPr>
-            <w:tcW w:w="842" w:type="dxa"/>
-            <w:vAlign w:val="center"/>
-          </w:tcPr>
-          <w:p>
-            <w:pPr>
-              <w:spacing w:after="0" w:line="240" w:lineRule="auto"/>
-              <w:rPr>
-                <w:rFonts w:ascii="Times New Roman" w:eastAsia="Times New Roman" w:hAnsi="Times New Roman" w:cs="Times New Roman"/>
-                <w:sz w:val="20"/>
-                <w:szCs w:val="20"/>
-                <w:lang w:eastAsia="en-IN"/>
-              </w:rPr>
-            </w:pPr>
+                <w14:ligatures w14:val="none"/>
+              </w:rPr>
+            </w:pPr>
+            <w:r>
+              <w:rPr>
+                <w:rFonts w:ascii="Times New Roman" w:eastAsia="Times New Roman" w:hAnsi="Times New Roman" w:cs="Times New Roman"/>
+                <w:kern w:val="0"/>
+                <w:sz w:val="24"/>
+                <w:szCs w:val="24"/>
+                <w:lang w:eastAsia="en-IN"/>
+                <w14:ligatures w14:val="none"/>
+              </w:rPr>
+              <w:t>Invalid</w:t>
+            </w:r>
+          </w:p>
+        </w:tc>
+        <w:tc>
+          <w:tcPr>
+            <w:tcW w:w="0" w:type="auto"/>
+            <w:vAlign w:val="center"/>
+            <w:hideMark/>
+          </w:tcPr>
+          <w:p>
+            <w:pPr>
+              <w:spacing w:after="0" w:line="240" w:lineRule="auto"/>
+              <w:rPr>
+                <w:rFonts w:ascii="Times New Roman" w:eastAsia="Times New Roman" w:hAnsi="Times New Roman" w:cs="Times New Roman"/>
+                <w:kern w:val="0"/>
+                <w:sz w:val="20"/>
+                <w:szCs w:val="20"/>
+                <w:lang w:eastAsia="en-IN"/>
+                <w14:ligatures w14:val="none"/>
+              </w:rPr>
+            </w:pPr>
+            <w:r>
+              <w:rPr>
+                <w:rFonts w:ascii="Times New Roman" w:eastAsia="Times New Roman" w:hAnsi="Times New Roman" w:cs="Times New Roman"/>
+                <w:kern w:val="0"/>
+                <w:sz w:val="20"/>
+                <w:szCs w:val="20"/>
+                <w:lang w:eastAsia="en-IN"/>
+                <w14:ligatures w14:val="none"/>
+              </w:rPr>
+              <w:t>Because first byte of signature is changed.</w:t>
+            </w:r>
           </w:p>
         </w:tc>
       </w:tr>
@@ -3181,19 +6035,42 @@
     <w:p>
       <w:pPr>
         <w:spacing w:after="0" w:line="240" w:lineRule="auto"/>
-      </w:pPr>
-    </w:p>
-    <w:p>
-      <w:pPr>
-        <w:spacing w:beforeAutospacing="1" w:afterAutospacing="1" w:line="240" w:lineRule="auto"/>
+        <w:rPr>
+          <w:rFonts w:ascii="Times New Roman" w:eastAsia="Times New Roman" w:hAnsi="Times New Roman" w:cs="Times New Roman"/>
+          <w:kern w:val="0"/>
+          <w:sz w:val="24"/>
+          <w:szCs w:val="24"/>
+          <w:lang w:eastAsia="en-IN"/>
+          <w14:ligatures w14:val="none"/>
+        </w:rPr>
+      </w:pPr>
+      <w:r>
+        <w:rPr>
+          <w:rFonts w:ascii="Times New Roman" w:eastAsia="Times New Roman" w:hAnsi="Times New Roman" w:cs="Times New Roman"/>
+          <w:noProof/>
+          <w:kern w:val="0"/>
+          <w:sz w:val="24"/>
+          <w:szCs w:val="24"/>
+          <w:lang w:eastAsia="en-IN"/>
+        </w:rPr>
+        <w:pict w14:anchorId="7648C573">
+          <v:rect id="_x0000_i1038" alt="" style="width:451.3pt;height:.05pt;mso-width-percent:0;mso-height-percent:0;mso-width-percent:0;mso-height-percent:0" o:hralign="center" o:hrstd="t" o:hr="t" fillcolor="#a0a0a0" stroked="f"/>
+        </w:pict>
+      </w:r>
+    </w:p>
+    <w:p>
+      <w:pPr>
+        <w:spacing w:before="100" w:beforeAutospacing="1" w:after="100" w:afterAutospacing="1" w:line="240" w:lineRule="auto"/>
         <w:outlineLvl w:val="0"/>
         <w:rPr>
           <w:rFonts w:ascii="Times New Roman" w:eastAsia="Times New Roman" w:hAnsi="Times New Roman" w:cs="Times New Roman"/>
           <w:b/>
           <w:bCs/>
+          <w:kern w:val="36"/>
           <w:sz w:val="32"/>
           <w:szCs w:val="32"/>
           <w:lang w:eastAsia="en-IN"/>
+          <w14:ligatures w14:val="none"/>
         </w:rPr>
       </w:pPr>
       <w:r>
@@ -3201,29 +6078,35 @@
           <w:rFonts w:ascii="Times New Roman" w:eastAsia="Times New Roman" w:hAnsi="Times New Roman" w:cs="Times New Roman"/>
           <w:b/>
           <w:bCs/>
+          <w:kern w:val="36"/>
           <w:sz w:val="32"/>
           <w:szCs w:val="32"/>
           <w:lang w:eastAsia="en-IN"/>
+          <w14:ligatures w14:val="none"/>
         </w:rPr>
         <w:t>Activity 6 – Browser Investigation</w:t>
       </w:r>
     </w:p>
     <w:p>
       <w:pPr>
-        <w:spacing w:beforeAutospacing="1" w:afterAutospacing="1" w:line="240" w:lineRule="auto"/>
-        <w:rPr>
-          <w:rFonts w:ascii="Times New Roman" w:eastAsia="Times New Roman" w:hAnsi="Times New Roman" w:cs="Times New Roman"/>
-          <w:sz w:val="24"/>
-          <w:szCs w:val="24"/>
-          <w:lang w:eastAsia="en-IN"/>
-        </w:rPr>
-      </w:pPr>
-      <w:r>
-        <w:rPr>
-          <w:rFonts w:ascii="Times New Roman" w:eastAsia="Times New Roman" w:hAnsi="Times New Roman" w:cs="Times New Roman"/>
-          <w:sz w:val="24"/>
-          <w:szCs w:val="24"/>
-          <w:lang w:eastAsia="en-IN"/>
+        <w:spacing w:before="100" w:beforeAutospacing="1" w:after="100" w:afterAutospacing="1" w:line="240" w:lineRule="auto"/>
+        <w:rPr>
+          <w:rFonts w:ascii="Times New Roman" w:eastAsia="Times New Roman" w:hAnsi="Times New Roman" w:cs="Times New Roman"/>
+          <w:kern w:val="0"/>
+          <w:sz w:val="24"/>
+          <w:szCs w:val="24"/>
+          <w:lang w:eastAsia="en-IN"/>
+          <w14:ligatures w14:val="none"/>
+        </w:rPr>
+      </w:pPr>
+      <w:r>
+        <w:rPr>
+          <w:rFonts w:ascii="Times New Roman" w:eastAsia="Times New Roman" w:hAnsi="Times New Roman" w:cs="Times New Roman"/>
+          <w:kern w:val="0"/>
+          <w:sz w:val="24"/>
+          <w:szCs w:val="24"/>
+          <w:lang w:eastAsia="en-IN"/>
+          <w14:ligatures w14:val="none"/>
         </w:rPr>
         <w:t>Open</w:t>
       </w:r>
@@ -3252,58 +6135,70 @@
         <w:rPr>
           <w:rFonts w:ascii="Times New Roman" w:eastAsia="Times New Roman" w:hAnsi="Times New Roman" w:cs="Times New Roman"/>
           <w:color w:val="FF0000"/>
+          <w:kern w:val="0"/>
           <w:sz w:val="20"/>
           <w:szCs w:val="20"/>
           <w:lang w:eastAsia="en-IN"/>
+          <w14:ligatures w14:val="none"/>
         </w:rPr>
       </w:pPr>
       <w:r>
         <w:rPr>
           <w:rFonts w:ascii="Times New Roman" w:eastAsia="Times New Roman" w:hAnsi="Times New Roman" w:cs="Times New Roman"/>
           <w:color w:val="FF0000"/>
+          <w:kern w:val="0"/>
           <w:sz w:val="20"/>
           <w:szCs w:val="20"/>
           <w:lang w:eastAsia="en-IN"/>
+          <w14:ligatures w14:val="none"/>
         </w:rPr>
         <w:t>history.txt</w:t>
       </w:r>
     </w:p>
     <w:p>
       <w:pPr>
-        <w:spacing w:beforeAutospacing="1" w:afterAutospacing="1" w:line="240" w:lineRule="auto"/>
-        <w:rPr>
-          <w:rFonts w:ascii="Times New Roman" w:eastAsia="Times New Roman" w:hAnsi="Times New Roman" w:cs="Times New Roman"/>
-          <w:sz w:val="24"/>
-          <w:szCs w:val="24"/>
-          <w:lang w:eastAsia="en-IN"/>
-        </w:rPr>
-      </w:pPr>
-      <w:r>
-        <w:rPr>
-          <w:rFonts w:ascii="Times New Roman" w:eastAsia="Times New Roman" w:hAnsi="Times New Roman" w:cs="Times New Roman"/>
-          <w:sz w:val="24"/>
-          <w:szCs w:val="24"/>
-          <w:lang w:eastAsia="en-IN"/>
+        <w:spacing w:before="100" w:beforeAutospacing="1" w:after="100" w:afterAutospacing="1" w:line="240" w:lineRule="auto"/>
+        <w:rPr>
+          <w:rFonts w:ascii="Times New Roman" w:eastAsia="Times New Roman" w:hAnsi="Times New Roman" w:cs="Times New Roman"/>
+          <w:kern w:val="0"/>
+          <w:sz w:val="24"/>
+          <w:szCs w:val="24"/>
+          <w:lang w:eastAsia="en-IN"/>
+          <w14:ligatures w14:val="none"/>
+        </w:rPr>
+      </w:pPr>
+      <w:r>
+        <w:rPr>
+          <w:rFonts w:ascii="Times New Roman" w:eastAsia="Times New Roman" w:hAnsi="Times New Roman" w:cs="Times New Roman"/>
+          <w:kern w:val="0"/>
+          <w:sz w:val="24"/>
+          <w:szCs w:val="24"/>
+          <w:lang w:eastAsia="en-IN"/>
+          <w14:ligatures w14:val="none"/>
         </w:rPr>
         <w:t>Answer:</w:t>
       </w:r>
     </w:p>
     <w:p>
       <w:pPr>
-        <w:spacing w:beforeAutospacing="1" w:afterAutospacing="1" w:line="240" w:lineRule="auto"/>
-        <w:rPr>
-          <w:rFonts w:ascii="Times New Roman" w:eastAsia="Times New Roman" w:hAnsi="Times New Roman" w:cs="Times New Roman"/>
-          <w:sz w:val="24"/>
-          <w:szCs w:val="24"/>
-          <w:lang w:eastAsia="en-IN"/>
-        </w:rPr>
-      </w:pPr>
-      <w:r>
-        <w:rPr>
-          <w:rFonts w:ascii="Times New Roman" w:eastAsia="Times New Roman" w:hAnsi="Times New Roman" w:cs="Times New Roman"/>
-          <w:sz w:val="24"/>
-          <w:szCs w:val="24"/>
-          <w:lang w:eastAsia="en-IN"/>
+        <w:spacing w:before="100" w:beforeAutospacing="1" w:after="100" w:afterAutospacing="1" w:line="240" w:lineRule="auto"/>
+        <w:rPr>
+          <w:rFonts w:ascii="Times New Roman" w:eastAsia="Times New Roman" w:hAnsi="Times New Roman" w:cs="Times New Roman"/>
+          <w:kern w:val="0"/>
+          <w:sz w:val="24"/>
+          <w:szCs w:val="24"/>
+          <w:lang w:eastAsia="en-IN"/>
+          <w14:ligatures w14:val="none"/>
+        </w:rPr>
+      </w:pPr>
+      <w:r>
+        <w:rPr>
+          <w:rFonts w:ascii="Times New Roman" w:eastAsia="Times New Roman" w:hAnsi="Times New Roman" w:cs="Times New Roman"/>
+          <w:kern w:val="0"/>
+          <w:sz w:val="24"/>
+          <w:szCs w:val="24"/>
+          <w:lang w:eastAsia="en-IN"/>
+          <w14:ligatures w14:val="none"/>
         </w:rPr>
         <w:t>Which websites appear suspicious?</w:t>
       </w:r>
@@ -3311,24 +6206,60 @@
     <w:p>
       <w:pPr>
         <w:spacing w:after="0" w:line="240" w:lineRule="auto"/>
-      </w:pPr>
-    </w:p>
-    <w:p>
-      <w:pPr>
-        <w:spacing w:beforeAutospacing="1" w:afterAutospacing="1" w:line="240" w:lineRule="auto"/>
-        <w:rPr>
-          <w:rFonts w:ascii="Times New Roman" w:eastAsia="Times New Roman" w:hAnsi="Times New Roman" w:cs="Times New Roman"/>
-          <w:sz w:val="24"/>
-          <w:szCs w:val="24"/>
-          <w:lang w:eastAsia="en-IN"/>
-        </w:rPr>
-      </w:pPr>
-      <w:r>
-        <w:rPr>
-          <w:rFonts w:ascii="Times New Roman" w:eastAsia="Times New Roman" w:hAnsi="Times New Roman" w:cs="Times New Roman"/>
-          <w:sz w:val="24"/>
-          <w:szCs w:val="24"/>
-          <w:lang w:eastAsia="en-IN"/>
+        <w:rPr>
+          <w:rFonts w:ascii="Times New Roman" w:eastAsia="Times New Roman" w:hAnsi="Times New Roman" w:cs="Times New Roman"/>
+          <w:kern w:val="0"/>
+          <w:sz w:val="24"/>
+          <w:szCs w:val="24"/>
+          <w:lang w:eastAsia="en-IN"/>
+          <w14:ligatures w14:val="none"/>
+        </w:rPr>
+      </w:pPr>
+      <w:r>
+        <w:rPr>
+          <w:rFonts w:ascii="Times New Roman" w:eastAsia="Times New Roman" w:hAnsi="Times New Roman" w:cs="Times New Roman"/>
+          <w:kern w:val="0"/>
+          <w:sz w:val="24"/>
+          <w:szCs w:val="24"/>
+          <w:lang w:eastAsia="en-IN"/>
+          <w14:ligatures w14:val="none"/>
+        </w:rPr>
+        <w:t>https://drive.example/upload</w:t>
+      </w:r>
+      <w:r>
+        <w:rPr>
+          <w:rFonts w:ascii="Times New Roman" w:eastAsia="Times New Roman" w:hAnsi="Times New Roman" w:cs="Times New Roman"/>
+          <w:noProof/>
+          <w:kern w:val="0"/>
+          <w:sz w:val="24"/>
+          <w:szCs w:val="24"/>
+          <w:lang w:eastAsia="en-IN"/>
+        </w:rPr>
+        <w:pict w14:anchorId="08F6BD8D">
+          <v:rect id="_x0000_i1037" alt="" style="width:451.3pt;height:.05pt;mso-width-percent:0;mso-height-percent:0;mso-width-percent:0;mso-height-percent:0" o:hralign="center" o:hrstd="t" o:hr="t" fillcolor="#a0a0a0" stroked="f"/>
+        </w:pict>
+      </w:r>
+    </w:p>
+    <w:p>
+      <w:pPr>
+        <w:spacing w:before="100" w:beforeAutospacing="1" w:after="100" w:afterAutospacing="1" w:line="240" w:lineRule="auto"/>
+        <w:rPr>
+          <w:rFonts w:ascii="Times New Roman" w:eastAsia="Times New Roman" w:hAnsi="Times New Roman" w:cs="Times New Roman"/>
+          <w:kern w:val="0"/>
+          <w:sz w:val="24"/>
+          <w:szCs w:val="24"/>
+          <w:lang w:eastAsia="en-IN"/>
+          <w14:ligatures w14:val="none"/>
+        </w:rPr>
+      </w:pPr>
+      <w:r>
+        <w:rPr>
+          <w:rFonts w:ascii="Times New Roman" w:eastAsia="Times New Roman" w:hAnsi="Times New Roman" w:cs="Times New Roman"/>
+          <w:kern w:val="0"/>
+          <w:sz w:val="24"/>
+          <w:szCs w:val="24"/>
+          <w:lang w:eastAsia="en-IN"/>
+          <w14:ligatures w14:val="none"/>
         </w:rPr>
         <w:t>Why?</w:t>
       </w:r>
@@ -3336,54 +6267,244 @@
     <w:p>
       <w:pPr>
         <w:spacing w:after="0" w:line="240" w:lineRule="auto"/>
-      </w:pPr>
+        <w:rPr>
+          <w:rFonts w:ascii="Times New Roman" w:eastAsia="Times New Roman" w:hAnsi="Times New Roman" w:cs="Times New Roman"/>
+          <w:kern w:val="0"/>
+          <w:sz w:val="24"/>
+          <w:szCs w:val="24"/>
+          <w:lang w:eastAsia="en-IN"/>
+          <w14:ligatures w14:val="none"/>
+        </w:rPr>
+      </w:pPr>
+      <w:r>
+        <w:rPr>
+          <w:rFonts w:ascii="Times New Roman" w:eastAsia="Times New Roman" w:hAnsi="Times New Roman" w:cs="Times New Roman"/>
+          <w:kern w:val="0"/>
+          <w:sz w:val="24"/>
+          <w:szCs w:val="24"/>
+          <w:lang w:eastAsia="en-IN"/>
+          <w14:ligatures w14:val="none"/>
+        </w:rPr>
+        <w:t>The /upload path suggests that files may be uploaded on cloud storage service which could indicate unauthorized files transfer.</w:t>
+      </w:r>
+      <w:r>
+        <w:rPr>
+          <w:rFonts w:ascii="Times New Roman" w:eastAsia="Times New Roman" w:hAnsi="Times New Roman" w:cs="Times New Roman"/>
+          <w:noProof/>
+          <w:kern w:val="0"/>
+          <w:sz w:val="24"/>
+          <w:szCs w:val="24"/>
+          <w:lang w:eastAsia="en-IN"/>
+        </w:rPr>
+        <w:pict w14:anchorId="2F457905">
+          <v:rect id="_x0000_i1036" alt="" style="width:451.3pt;height:.05pt;mso-width-percent:0;mso-height-percent:0;mso-width-percent:0;mso-height-percent:0" o:hralign="center" o:hrstd="t" o:hr="t" fillcolor="#a0a0a0" stroked="f"/>
+        </w:pict>
+      </w:r>
     </w:p>
     <w:p>
       <w:pPr>
         <w:spacing w:after="0" w:line="240" w:lineRule="auto"/>
-      </w:pPr>
-    </w:p>
-    <w:p>
-      <w:pPr>
-        <w:spacing w:beforeAutospacing="1" w:afterAutospacing="1" w:line="240" w:lineRule="auto"/>
+        <w:rPr>
+          <w:rFonts w:ascii="Times New Roman" w:eastAsia="Times New Roman" w:hAnsi="Times New Roman" w:cs="Times New Roman"/>
+          <w:kern w:val="0"/>
+          <w:sz w:val="24"/>
+          <w:szCs w:val="24"/>
+          <w:lang w:eastAsia="en-IN"/>
+          <w14:ligatures w14:val="none"/>
+        </w:rPr>
+      </w:pPr>
+      <w:r>
+        <w:rPr>
+          <w:rFonts w:ascii="Times New Roman" w:eastAsia="Times New Roman" w:hAnsi="Times New Roman" w:cs="Times New Roman"/>
+          <w:noProof/>
+          <w:kern w:val="0"/>
+          <w:sz w:val="24"/>
+          <w:szCs w:val="24"/>
+          <w:lang w:eastAsia="en-IN"/>
+        </w:rPr>
+        <w:pict w14:anchorId="41047D12">
+          <v:rect id="_x0000_i1035" alt="" style="width:451.3pt;height:.05pt;mso-width-percent:0;mso-height-percent:0;mso-width-percent:0;mso-height-percent:0" o:hralign="center" o:hrstd="t" o:hr="t" fillcolor="#a0a0a0" stroked="f"/>
+        </w:pict>
+      </w:r>
+    </w:p>
+    <w:p>
+      <w:pPr>
+        <w:spacing w:before="100" w:beforeAutospacing="1" w:after="100" w:afterAutospacing="1" w:line="240" w:lineRule="auto"/>
         <w:outlineLvl w:val="0"/>
         <w:rPr>
           <w:rFonts w:ascii="Times New Roman" w:eastAsia="Times New Roman" w:hAnsi="Times New Roman" w:cs="Times New Roman"/>
           <w:b/>
           <w:bCs/>
+          <w:kern w:val="36"/>
           <w:sz w:val="32"/>
           <w:szCs w:val="32"/>
           <w:lang w:eastAsia="en-IN"/>
-        </w:rPr>
-      </w:pPr>
-      <w:r>
+          <w14:ligatures w14:val="none"/>
+        </w:rPr>
+      </w:pPr>
+    </w:p>
+    <w:p>
+      <w:pPr>
+        <w:spacing w:before="100" w:beforeAutospacing="1" w:after="100" w:afterAutospacing="1" w:line="240" w:lineRule="auto"/>
+        <w:outlineLvl w:val="0"/>
         <w:rPr>
           <w:rFonts w:ascii="Times New Roman" w:eastAsia="Times New Roman" w:hAnsi="Times New Roman" w:cs="Times New Roman"/>
           <w:b/>
           <w:bCs/>
+          <w:kern w:val="36"/>
           <w:sz w:val="32"/>
           <w:szCs w:val="32"/>
           <w:lang w:eastAsia="en-IN"/>
-        </w:rPr>
+          <w14:ligatures w14:val="none"/>
+        </w:rPr>
+      </w:pPr>
+    </w:p>
+    <w:p>
+      <w:pPr>
+        <w:spacing w:before="100" w:beforeAutospacing="1" w:after="100" w:afterAutospacing="1" w:line="240" w:lineRule="auto"/>
+        <w:outlineLvl w:val="0"/>
+        <w:rPr>
+          <w:rFonts w:ascii="Times New Roman" w:eastAsia="Times New Roman" w:hAnsi="Times New Roman" w:cs="Times New Roman"/>
+          <w:b/>
+          <w:bCs/>
+          <w:kern w:val="36"/>
+          <w:sz w:val="32"/>
+          <w:szCs w:val="32"/>
+          <w:lang w:eastAsia="en-IN"/>
+          <w14:ligatures w14:val="none"/>
+        </w:rPr>
+      </w:pPr>
+    </w:p>
+    <w:p>
+      <w:pPr>
+        <w:spacing w:before="100" w:beforeAutospacing="1" w:after="100" w:afterAutospacing="1" w:line="240" w:lineRule="auto"/>
+        <w:outlineLvl w:val="0"/>
+        <w:rPr>
+          <w:rFonts w:ascii="Times New Roman" w:eastAsia="Times New Roman" w:hAnsi="Times New Roman" w:cs="Times New Roman"/>
+          <w:b/>
+          <w:bCs/>
+          <w:kern w:val="36"/>
+          <w:sz w:val="32"/>
+          <w:szCs w:val="32"/>
+          <w:lang w:eastAsia="en-IN"/>
+          <w14:ligatures w14:val="none"/>
+        </w:rPr>
+      </w:pPr>
+    </w:p>
+    <w:p>
+      <w:pPr>
+        <w:spacing w:before="100" w:beforeAutospacing="1" w:after="100" w:afterAutospacing="1" w:line="240" w:lineRule="auto"/>
+        <w:outlineLvl w:val="0"/>
+        <w:rPr>
+          <w:rFonts w:ascii="Times New Roman" w:eastAsia="Times New Roman" w:hAnsi="Times New Roman" w:cs="Times New Roman"/>
+          <w:b/>
+          <w:bCs/>
+          <w:kern w:val="36"/>
+          <w:sz w:val="32"/>
+          <w:szCs w:val="32"/>
+          <w:lang w:eastAsia="en-IN"/>
+          <w14:ligatures w14:val="none"/>
+        </w:rPr>
+      </w:pPr>
+    </w:p>
+    <w:p>
+      <w:pPr>
+        <w:spacing w:before="100" w:beforeAutospacing="1" w:after="100" w:afterAutospacing="1" w:line="240" w:lineRule="auto"/>
+        <w:outlineLvl w:val="0"/>
+        <w:rPr>
+          <w:rFonts w:ascii="Times New Roman" w:eastAsia="Times New Roman" w:hAnsi="Times New Roman" w:cs="Times New Roman"/>
+          <w:b/>
+          <w:bCs/>
+          <w:kern w:val="36"/>
+          <w:sz w:val="32"/>
+          <w:szCs w:val="32"/>
+          <w:lang w:eastAsia="en-IN"/>
+          <w14:ligatures w14:val="none"/>
+        </w:rPr>
+      </w:pPr>
+    </w:p>
+    <w:p>
+      <w:pPr>
+        <w:spacing w:before="100" w:beforeAutospacing="1" w:after="100" w:afterAutospacing="1" w:line="240" w:lineRule="auto"/>
+        <w:outlineLvl w:val="0"/>
+        <w:rPr>
+          <w:rFonts w:ascii="Times New Roman" w:eastAsia="Times New Roman" w:hAnsi="Times New Roman" w:cs="Times New Roman"/>
+          <w:b/>
+          <w:bCs/>
+          <w:kern w:val="36"/>
+          <w:sz w:val="32"/>
+          <w:szCs w:val="32"/>
+          <w:lang w:eastAsia="en-IN"/>
+          <w14:ligatures w14:val="none"/>
+        </w:rPr>
+      </w:pPr>
+    </w:p>
+    <w:p>
+      <w:pPr>
+        <w:spacing w:before="100" w:beforeAutospacing="1" w:after="100" w:afterAutospacing="1" w:line="240" w:lineRule="auto"/>
+        <w:outlineLvl w:val="0"/>
+        <w:rPr>
+          <w:rFonts w:ascii="Times New Roman" w:eastAsia="Times New Roman" w:hAnsi="Times New Roman" w:cs="Times New Roman"/>
+          <w:b/>
+          <w:bCs/>
+          <w:kern w:val="36"/>
+          <w:sz w:val="32"/>
+          <w:szCs w:val="32"/>
+          <w:lang w:eastAsia="en-IN"/>
+          <w14:ligatures w14:val="none"/>
+        </w:rPr>
+      </w:pPr>
+    </w:p>
+    <w:p>
+      <w:pPr>
+        <w:spacing w:before="100" w:beforeAutospacing="1" w:after="100" w:afterAutospacing="1" w:line="240" w:lineRule="auto"/>
+        <w:outlineLvl w:val="0"/>
+        <w:rPr>
+          <w:rFonts w:ascii="Times New Roman" w:eastAsia="Times New Roman" w:hAnsi="Times New Roman" w:cs="Times New Roman"/>
+          <w:b/>
+          <w:bCs/>
+          <w:kern w:val="36"/>
+          <w:sz w:val="32"/>
+          <w:szCs w:val="32"/>
+          <w:lang w:eastAsia="en-IN"/>
+          <w14:ligatures w14:val="none"/>
+        </w:rPr>
+      </w:pPr>
+      <w:r>
+        <w:rPr>
+          <w:rFonts w:ascii="Times New Roman" w:eastAsia="Times New Roman" w:hAnsi="Times New Roman" w:cs="Times New Roman"/>
+          <w:b/>
+          <w:bCs/>
+          <w:kern w:val="36"/>
+          <w:sz w:val="32"/>
+          <w:szCs w:val="32"/>
+          <w:lang w:eastAsia="en-IN"/>
+          <w14:ligatures w14:val="none"/>
+        </w:rPr>
+        <w:lastRenderedPageBreak/>
         <w:t>Activity 7 – System Log Analysis</w:t>
       </w:r>
     </w:p>
     <w:p>
       <w:pPr>
-        <w:spacing w:beforeAutospacing="1" w:afterAutospacing="1" w:line="240" w:lineRule="auto"/>
-        <w:rPr>
-          <w:rFonts w:ascii="Times New Roman" w:eastAsia="Times New Roman" w:hAnsi="Times New Roman" w:cs="Times New Roman"/>
-          <w:sz w:val="24"/>
-          <w:szCs w:val="24"/>
-          <w:lang w:eastAsia="en-IN"/>
-        </w:rPr>
-      </w:pPr>
-      <w:r>
-        <w:rPr>
-          <w:rFonts w:ascii="Times New Roman" w:eastAsia="Times New Roman" w:hAnsi="Times New Roman" w:cs="Times New Roman"/>
-          <w:sz w:val="24"/>
-          <w:szCs w:val="24"/>
-          <w:lang w:eastAsia="en-IN"/>
+        <w:spacing w:before="100" w:beforeAutospacing="1" w:after="100" w:afterAutospacing="1" w:line="240" w:lineRule="auto"/>
+        <w:rPr>
+          <w:rFonts w:ascii="Times New Roman" w:eastAsia="Times New Roman" w:hAnsi="Times New Roman" w:cs="Times New Roman"/>
+          <w:kern w:val="0"/>
+          <w:sz w:val="24"/>
+          <w:szCs w:val="24"/>
+          <w:lang w:eastAsia="en-IN"/>
+          <w14:ligatures w14:val="none"/>
+        </w:rPr>
+      </w:pPr>
+      <w:r>
+        <w:rPr>
+          <w:rFonts w:ascii="Times New Roman" w:eastAsia="Times New Roman" w:hAnsi="Times New Roman" w:cs="Times New Roman"/>
+          <w:kern w:val="0"/>
+          <w:sz w:val="24"/>
+          <w:szCs w:val="24"/>
+          <w:lang w:eastAsia="en-IN"/>
+          <w14:ligatures w14:val="none"/>
         </w:rPr>
         <w:t>Open</w:t>
       </w:r>
@@ -3412,38 +6533,46 @@
         <w:rPr>
           <w:rFonts w:ascii="Times New Roman" w:eastAsia="Times New Roman" w:hAnsi="Times New Roman" w:cs="Times New Roman"/>
           <w:color w:val="FF0000"/>
+          <w:kern w:val="0"/>
           <w:sz w:val="20"/>
           <w:szCs w:val="20"/>
           <w:lang w:eastAsia="en-IN"/>
+          <w14:ligatures w14:val="none"/>
         </w:rPr>
       </w:pPr>
       <w:r>
         <w:rPr>
           <w:rFonts w:ascii="Times New Roman" w:eastAsia="Times New Roman" w:hAnsi="Times New Roman" w:cs="Times New Roman"/>
           <w:color w:val="FF0000"/>
+          <w:kern w:val="0"/>
           <w:sz w:val="20"/>
           <w:szCs w:val="20"/>
           <w:lang w:eastAsia="en-IN"/>
+          <w14:ligatures w14:val="none"/>
         </w:rPr>
         <w:t>system.log</w:t>
       </w:r>
     </w:p>
     <w:p>
       <w:pPr>
-        <w:spacing w:beforeAutospacing="1" w:afterAutospacing="1" w:line="240" w:lineRule="auto"/>
-        <w:rPr>
-          <w:rFonts w:ascii="Times New Roman" w:eastAsia="Times New Roman" w:hAnsi="Times New Roman" w:cs="Times New Roman"/>
-          <w:sz w:val="24"/>
-          <w:szCs w:val="24"/>
-          <w:lang w:eastAsia="en-IN"/>
-        </w:rPr>
-      </w:pPr>
-      <w:r>
-        <w:rPr>
-          <w:rFonts w:ascii="Times New Roman" w:eastAsia="Times New Roman" w:hAnsi="Times New Roman" w:cs="Times New Roman"/>
-          <w:sz w:val="24"/>
-          <w:szCs w:val="24"/>
-          <w:lang w:eastAsia="en-IN"/>
+        <w:spacing w:before="100" w:beforeAutospacing="1" w:after="100" w:afterAutospacing="1" w:line="240" w:lineRule="auto"/>
+        <w:rPr>
+          <w:rFonts w:ascii="Times New Roman" w:eastAsia="Times New Roman" w:hAnsi="Times New Roman" w:cs="Times New Roman"/>
+          <w:kern w:val="0"/>
+          <w:sz w:val="24"/>
+          <w:szCs w:val="24"/>
+          <w:lang w:eastAsia="en-IN"/>
+          <w14:ligatures w14:val="none"/>
+        </w:rPr>
+      </w:pPr>
+      <w:r>
+        <w:rPr>
+          <w:rFonts w:ascii="Times New Roman" w:eastAsia="Times New Roman" w:hAnsi="Times New Roman" w:cs="Times New Roman"/>
+          <w:kern w:val="0"/>
+          <w:sz w:val="24"/>
+          <w:szCs w:val="24"/>
+          <w:lang w:eastAsia="en-IN"/>
+          <w14:ligatures w14:val="none"/>
         </w:rPr>
         <w:t>Write the sequence of events.</w:t>
       </w:r>
@@ -3451,20 +6580,29 @@
     <w:tbl>
       <w:tblPr>
         <w:tblW w:w="0" w:type="auto"/>
+        <w:tblCellSpacing w:w="15" w:type="dxa"/>
+        <w:tblCellMar>
+          <w:top w:w="15" w:type="dxa"/>
+          <w:left w:w="15" w:type="dxa"/>
+          <w:bottom w:w="15" w:type="dxa"/>
+          <w:right w:w="15" w:type="dxa"/>
+        </w:tblCellMar>
         <w:tblLook w:val="04A0" w:firstRow="1" w:lastRow="0" w:firstColumn="1" w:lastColumn="0" w:noHBand="0" w:noVBand="1"/>
       </w:tblPr>
       <w:tblGrid>
-        <w:gridCol w:w="745"/>
-        <w:gridCol w:w="816"/>
+        <w:gridCol w:w="609"/>
+        <w:gridCol w:w="675"/>
       </w:tblGrid>
       <w:tr>
         <w:trPr>
-          <w:trHeight w:val="300"/>
+          <w:tblHeader/>
+          <w:tblCellSpacing w:w="15" w:type="dxa"/>
         </w:trPr>
         <w:tc>
           <w:tcPr>
-            <w:tcW w:w="609" w:type="dxa"/>
-            <w:vAlign w:val="center"/>
+            <w:tcW w:w="0" w:type="auto"/>
+            <w:vAlign w:val="center"/>
+            <w:hideMark/>
           </w:tcPr>
           <w:p>
             <w:pPr>
@@ -3474,9 +6612,11 @@
                 <w:rFonts w:ascii="Times New Roman" w:eastAsia="Times New Roman" w:hAnsi="Times New Roman" w:cs="Times New Roman"/>
                 <w:b/>
                 <w:bCs/>
+                <w:kern w:val="0"/>
                 <w:sz w:val="24"/>
                 <w:szCs w:val="24"/>
                 <w:lang w:eastAsia="en-IN"/>
+                <w14:ligatures w14:val="none"/>
               </w:rPr>
             </w:pPr>
             <w:r>
@@ -3484,9 +6624,11 @@
                 <w:rFonts w:ascii="Times New Roman" w:eastAsia="Times New Roman" w:hAnsi="Times New Roman" w:cs="Times New Roman"/>
                 <w:b/>
                 <w:bCs/>
+                <w:kern w:val="0"/>
                 <w:sz w:val="24"/>
                 <w:szCs w:val="24"/>
                 <w:lang w:eastAsia="en-IN"/>
+                <w14:ligatures w14:val="none"/>
               </w:rPr>
               <w:t>Time</w:t>
             </w:r>
@@ -3494,8 +6636,9 @@
         </w:tc>
         <w:tc>
           <w:tcPr>
-            <w:tcW w:w="675" w:type="dxa"/>
-            <w:vAlign w:val="center"/>
+            <w:tcW w:w="0" w:type="auto"/>
+            <w:vAlign w:val="center"/>
+            <w:hideMark/>
           </w:tcPr>
           <w:p>
             <w:pPr>
@@ -3505,9 +6648,11 @@
                 <w:rFonts w:ascii="Times New Roman" w:eastAsia="Times New Roman" w:hAnsi="Times New Roman" w:cs="Times New Roman"/>
                 <w:b/>
                 <w:bCs/>
+                <w:kern w:val="0"/>
                 <w:sz w:val="24"/>
                 <w:szCs w:val="24"/>
                 <w:lang w:eastAsia="en-IN"/>
+                <w14:ligatures w14:val="none"/>
               </w:rPr>
             </w:pPr>
             <w:r>
@@ -3515,9 +6660,11 @@
                 <w:rFonts w:ascii="Times New Roman" w:eastAsia="Times New Roman" w:hAnsi="Times New Roman" w:cs="Times New Roman"/>
                 <w:b/>
                 <w:bCs/>
+                <w:kern w:val="0"/>
                 <w:sz w:val="24"/>
                 <w:szCs w:val="24"/>
                 <w:lang w:eastAsia="en-IN"/>
+                <w14:ligatures w14:val="none"/>
               </w:rPr>
               <w:t>Event</w:t>
             </w:r>
@@ -3526,12 +6673,13 @@
       </w:tr>
       <w:tr>
         <w:trPr>
-          <w:trHeight w:val="300"/>
+          <w:tblCellSpacing w:w="15" w:type="dxa"/>
         </w:trPr>
         <w:tc>
           <w:tcPr>
-            <w:tcW w:w="609" w:type="dxa"/>
-            <w:vAlign w:val="center"/>
+            <w:tcW w:w="0" w:type="auto"/>
+            <w:vAlign w:val="center"/>
+            <w:hideMark/>
           </w:tcPr>
           <w:p>
             <w:pPr>
@@ -3541,26 +6689,31 @@
                 <w:rFonts w:ascii="Times New Roman" w:eastAsia="Times New Roman" w:hAnsi="Times New Roman" w:cs="Times New Roman"/>
                 <w:b/>
                 <w:bCs/>
+                <w:kern w:val="0"/>
                 <w:sz w:val="24"/>
                 <w:szCs w:val="24"/>
                 <w:lang w:eastAsia="en-IN"/>
-              </w:rPr>
-            </w:pPr>
-          </w:p>
-        </w:tc>
-        <w:tc>
-          <w:tcPr>
-            <w:tcW w:w="675" w:type="dxa"/>
-            <w:vAlign w:val="center"/>
-          </w:tcPr>
-          <w:p>
-            <w:pPr>
-              <w:spacing w:after="0" w:line="240" w:lineRule="auto"/>
-              <w:rPr>
-                <w:rFonts w:ascii="Times New Roman" w:eastAsia="Times New Roman" w:hAnsi="Times New Roman" w:cs="Times New Roman"/>
-                <w:sz w:val="20"/>
-                <w:szCs w:val="20"/>
-                <w:lang w:eastAsia="en-IN"/>
+                <w14:ligatures w14:val="none"/>
+              </w:rPr>
+            </w:pPr>
+          </w:p>
+        </w:tc>
+        <w:tc>
+          <w:tcPr>
+            <w:tcW w:w="0" w:type="auto"/>
+            <w:vAlign w:val="center"/>
+            <w:hideMark/>
+          </w:tcPr>
+          <w:p>
+            <w:pPr>
+              <w:spacing w:after="0" w:line="240" w:lineRule="auto"/>
+              <w:rPr>
+                <w:rFonts w:ascii="Times New Roman" w:eastAsia="Times New Roman" w:hAnsi="Times New Roman" w:cs="Times New Roman"/>
+                <w:kern w:val="0"/>
+                <w:sz w:val="20"/>
+                <w:szCs w:val="20"/>
+                <w:lang w:eastAsia="en-IN"/>
+                <w14:ligatures w14:val="none"/>
               </w:rPr>
             </w:pPr>
           </w:p>
@@ -3568,38 +6721,44 @@
       </w:tr>
       <w:tr>
         <w:trPr>
-          <w:trHeight w:val="300"/>
+          <w:tblCellSpacing w:w="15" w:type="dxa"/>
         </w:trPr>
         <w:tc>
           <w:tcPr>
-            <w:tcW w:w="609" w:type="dxa"/>
-            <w:vAlign w:val="center"/>
-          </w:tcPr>
-          <w:p>
-            <w:pPr>
-              <w:spacing w:after="0" w:line="240" w:lineRule="auto"/>
-              <w:rPr>
-                <w:rFonts w:ascii="Times New Roman" w:eastAsia="Times New Roman" w:hAnsi="Times New Roman" w:cs="Times New Roman"/>
-                <w:sz w:val="20"/>
-                <w:szCs w:val="20"/>
-                <w:lang w:eastAsia="en-IN"/>
-              </w:rPr>
-            </w:pPr>
-          </w:p>
-        </w:tc>
-        <w:tc>
-          <w:tcPr>
-            <w:tcW w:w="675" w:type="dxa"/>
-            <w:vAlign w:val="center"/>
-          </w:tcPr>
-          <w:p>
-            <w:pPr>
-              <w:spacing w:after="0" w:line="240" w:lineRule="auto"/>
-              <w:rPr>
-                <w:rFonts w:ascii="Times New Roman" w:eastAsia="Times New Roman" w:hAnsi="Times New Roman" w:cs="Times New Roman"/>
-                <w:sz w:val="20"/>
-                <w:szCs w:val="20"/>
-                <w:lang w:eastAsia="en-IN"/>
+            <w:tcW w:w="0" w:type="auto"/>
+            <w:vAlign w:val="center"/>
+            <w:hideMark/>
+          </w:tcPr>
+          <w:p>
+            <w:pPr>
+              <w:spacing w:after="0" w:line="240" w:lineRule="auto"/>
+              <w:rPr>
+                <w:rFonts w:ascii="Times New Roman" w:eastAsia="Times New Roman" w:hAnsi="Times New Roman" w:cs="Times New Roman"/>
+                <w:kern w:val="0"/>
+                <w:sz w:val="20"/>
+                <w:szCs w:val="20"/>
+                <w:lang w:eastAsia="en-IN"/>
+                <w14:ligatures w14:val="none"/>
+              </w:rPr>
+            </w:pPr>
+          </w:p>
+        </w:tc>
+        <w:tc>
+          <w:tcPr>
+            <w:tcW w:w="0" w:type="auto"/>
+            <w:vAlign w:val="center"/>
+            <w:hideMark/>
+          </w:tcPr>
+          <w:p>
+            <w:pPr>
+              <w:spacing w:after="0" w:line="240" w:lineRule="auto"/>
+              <w:rPr>
+                <w:rFonts w:ascii="Times New Roman" w:eastAsia="Times New Roman" w:hAnsi="Times New Roman" w:cs="Times New Roman"/>
+                <w:kern w:val="0"/>
+                <w:sz w:val="20"/>
+                <w:szCs w:val="20"/>
+                <w:lang w:eastAsia="en-IN"/>
+                <w14:ligatures w14:val="none"/>
               </w:rPr>
             </w:pPr>
           </w:p>
@@ -3607,38 +6766,44 @@
       </w:tr>
       <w:tr>
         <w:trPr>
-          <w:trHeight w:val="300"/>
+          <w:tblCellSpacing w:w="15" w:type="dxa"/>
         </w:trPr>
         <w:tc>
           <w:tcPr>
-            <w:tcW w:w="609" w:type="dxa"/>
-            <w:vAlign w:val="center"/>
-          </w:tcPr>
-          <w:p>
-            <w:pPr>
-              <w:spacing w:after="0" w:line="240" w:lineRule="auto"/>
-              <w:rPr>
-                <w:rFonts w:ascii="Times New Roman" w:eastAsia="Times New Roman" w:hAnsi="Times New Roman" w:cs="Times New Roman"/>
-                <w:sz w:val="20"/>
-                <w:szCs w:val="20"/>
-                <w:lang w:eastAsia="en-IN"/>
-              </w:rPr>
-            </w:pPr>
-          </w:p>
-        </w:tc>
-        <w:tc>
-          <w:tcPr>
-            <w:tcW w:w="675" w:type="dxa"/>
-            <w:vAlign w:val="center"/>
-          </w:tcPr>
-          <w:p>
-            <w:pPr>
-              <w:spacing w:after="0" w:line="240" w:lineRule="auto"/>
-              <w:rPr>
-                <w:rFonts w:ascii="Times New Roman" w:eastAsia="Times New Roman" w:hAnsi="Times New Roman" w:cs="Times New Roman"/>
-                <w:sz w:val="20"/>
-                <w:szCs w:val="20"/>
-                <w:lang w:eastAsia="en-IN"/>
+            <w:tcW w:w="0" w:type="auto"/>
+            <w:vAlign w:val="center"/>
+            <w:hideMark/>
+          </w:tcPr>
+          <w:p>
+            <w:pPr>
+              <w:spacing w:after="0" w:line="240" w:lineRule="auto"/>
+              <w:rPr>
+                <w:rFonts w:ascii="Times New Roman" w:eastAsia="Times New Roman" w:hAnsi="Times New Roman" w:cs="Times New Roman"/>
+                <w:kern w:val="0"/>
+                <w:sz w:val="20"/>
+                <w:szCs w:val="20"/>
+                <w:lang w:eastAsia="en-IN"/>
+                <w14:ligatures w14:val="none"/>
+              </w:rPr>
+            </w:pPr>
+          </w:p>
+        </w:tc>
+        <w:tc>
+          <w:tcPr>
+            <w:tcW w:w="0" w:type="auto"/>
+            <w:vAlign w:val="center"/>
+            <w:hideMark/>
+          </w:tcPr>
+          <w:p>
+            <w:pPr>
+              <w:spacing w:after="0" w:line="240" w:lineRule="auto"/>
+              <w:rPr>
+                <w:rFonts w:ascii="Times New Roman" w:eastAsia="Times New Roman" w:hAnsi="Times New Roman" w:cs="Times New Roman"/>
+                <w:kern w:val="0"/>
+                <w:sz w:val="20"/>
+                <w:szCs w:val="20"/>
+                <w:lang w:eastAsia="en-IN"/>
+                <w14:ligatures w14:val="none"/>
               </w:rPr>
             </w:pPr>
           </w:p>
@@ -3646,38 +6811,44 @@
       </w:tr>
       <w:tr>
         <w:trPr>
-          <w:trHeight w:val="300"/>
+          <w:tblCellSpacing w:w="15" w:type="dxa"/>
         </w:trPr>
         <w:tc>
           <w:tcPr>
-            <w:tcW w:w="609" w:type="dxa"/>
-            <w:vAlign w:val="center"/>
-          </w:tcPr>
-          <w:p>
-            <w:pPr>
-              <w:spacing w:after="0" w:line="240" w:lineRule="auto"/>
-              <w:rPr>
-                <w:rFonts w:ascii="Times New Roman" w:eastAsia="Times New Roman" w:hAnsi="Times New Roman" w:cs="Times New Roman"/>
-                <w:sz w:val="20"/>
-                <w:szCs w:val="20"/>
-                <w:lang w:eastAsia="en-IN"/>
-              </w:rPr>
-            </w:pPr>
-          </w:p>
-        </w:tc>
-        <w:tc>
-          <w:tcPr>
-            <w:tcW w:w="675" w:type="dxa"/>
-            <w:vAlign w:val="center"/>
-          </w:tcPr>
-          <w:p>
-            <w:pPr>
-              <w:spacing w:after="0" w:line="240" w:lineRule="auto"/>
-              <w:rPr>
-                <w:rFonts w:ascii="Times New Roman" w:eastAsia="Times New Roman" w:hAnsi="Times New Roman" w:cs="Times New Roman"/>
-                <w:sz w:val="20"/>
-                <w:szCs w:val="20"/>
-                <w:lang w:eastAsia="en-IN"/>
+            <w:tcW w:w="0" w:type="auto"/>
+            <w:vAlign w:val="center"/>
+            <w:hideMark/>
+          </w:tcPr>
+          <w:p>
+            <w:pPr>
+              <w:spacing w:after="0" w:line="240" w:lineRule="auto"/>
+              <w:rPr>
+                <w:rFonts w:ascii="Times New Roman" w:eastAsia="Times New Roman" w:hAnsi="Times New Roman" w:cs="Times New Roman"/>
+                <w:kern w:val="0"/>
+                <w:sz w:val="20"/>
+                <w:szCs w:val="20"/>
+                <w:lang w:eastAsia="en-IN"/>
+                <w14:ligatures w14:val="none"/>
+              </w:rPr>
+            </w:pPr>
+          </w:p>
+        </w:tc>
+        <w:tc>
+          <w:tcPr>
+            <w:tcW w:w="0" w:type="auto"/>
+            <w:vAlign w:val="center"/>
+            <w:hideMark/>
+          </w:tcPr>
+          <w:p>
+            <w:pPr>
+              <w:spacing w:after="0" w:line="240" w:lineRule="auto"/>
+              <w:rPr>
+                <w:rFonts w:ascii="Times New Roman" w:eastAsia="Times New Roman" w:hAnsi="Times New Roman" w:cs="Times New Roman"/>
+                <w:kern w:val="0"/>
+                <w:sz w:val="20"/>
+                <w:szCs w:val="20"/>
+                <w:lang w:eastAsia="en-IN"/>
+                <w14:ligatures w14:val="none"/>
               </w:rPr>
             </w:pPr>
           </w:p>
@@ -3687,19 +6858,77 @@
     <w:p>
       <w:pPr>
         <w:spacing w:after="0" w:line="240" w:lineRule="auto"/>
-      </w:pPr>
-    </w:p>
-    <w:p>
-      <w:pPr>
-        <w:spacing w:beforeAutospacing="1" w:afterAutospacing="1" w:line="240" w:lineRule="auto"/>
+        <w:rPr>
+          <w:rFonts w:ascii="Times New Roman" w:eastAsia="Times New Roman" w:hAnsi="Times New Roman" w:cs="Times New Roman"/>
+          <w:kern w:val="0"/>
+          <w:sz w:val="24"/>
+          <w:szCs w:val="24"/>
+          <w:lang w:eastAsia="en-IN"/>
+          <w14:ligatures w14:val="none"/>
+        </w:rPr>
+      </w:pPr>
+      <w:r>
+        <w:rPr>
+          <w:rFonts w:ascii="Times New Roman" w:eastAsia="Times New Roman" w:hAnsi="Times New Roman" w:cs="Times New Roman"/>
+          <w:kern w:val="0"/>
+          <w:sz w:val="24"/>
+          <w:szCs w:val="24"/>
+          <w:lang w:eastAsia="en-IN"/>
+          <w14:ligatures w14:val="none"/>
+        </w:rPr>
+        <w:t>2026-07-01 USB connected</w:t>
+      </w:r>
+    </w:p>
+    <w:p>
+      <w:pPr>
+        <w:spacing w:after="0" w:line="240" w:lineRule="auto"/>
+        <w:rPr>
+          <w:rFonts w:ascii="Times New Roman" w:eastAsia="Times New Roman" w:hAnsi="Times New Roman" w:cs="Times New Roman"/>
+          <w:kern w:val="0"/>
+          <w:sz w:val="24"/>
+          <w:szCs w:val="24"/>
+          <w:lang w:eastAsia="en-IN"/>
+          <w14:ligatures w14:val="none"/>
+        </w:rPr>
+      </w:pPr>
+      <w:r>
+        <w:rPr>
+          <w:rFonts w:ascii="Times New Roman" w:eastAsia="Times New Roman" w:hAnsi="Times New Roman" w:cs="Times New Roman"/>
+          <w:kern w:val="0"/>
+          <w:sz w:val="24"/>
+          <w:szCs w:val="24"/>
+          <w:lang w:eastAsia="en-IN"/>
+          <w14:ligatures w14:val="none"/>
+        </w:rPr>
+        <w:t>2026-07-01 Archive created</w:t>
+      </w:r>
+      <w:r>
+        <w:rPr>
+          <w:rFonts w:ascii="Times New Roman" w:eastAsia="Times New Roman" w:hAnsi="Times New Roman" w:cs="Times New Roman"/>
+          <w:noProof/>
+          <w:kern w:val="0"/>
+          <w:sz w:val="24"/>
+          <w:szCs w:val="24"/>
+          <w:lang w:eastAsia="en-IN"/>
+        </w:rPr>
+        <w:pict w14:anchorId="41683A7A">
+          <v:rect id="_x0000_i1034" alt="" style="width:451.3pt;height:.05pt;mso-width-percent:0;mso-height-percent:0;mso-width-percent:0;mso-height-percent:0" o:hralign="center" o:hrstd="t" o:hr="t" fillcolor="#a0a0a0" stroked="f"/>
+        </w:pict>
+      </w:r>
+    </w:p>
+    <w:p>
+      <w:pPr>
+        <w:spacing w:before="100" w:beforeAutospacing="1" w:after="100" w:afterAutospacing="1" w:line="240" w:lineRule="auto"/>
         <w:outlineLvl w:val="0"/>
         <w:rPr>
           <w:rFonts w:ascii="Times New Roman" w:eastAsia="Times New Roman" w:hAnsi="Times New Roman" w:cs="Times New Roman"/>
           <w:b/>
           <w:bCs/>
+          <w:kern w:val="36"/>
           <w:sz w:val="32"/>
           <w:szCs w:val="32"/>
           <w:lang w:eastAsia="en-IN"/>
+          <w14:ligatures w14:val="none"/>
         </w:rPr>
       </w:pPr>
       <w:r>
@@ -3707,29 +6936,35 @@
           <w:rFonts w:ascii="Times New Roman" w:eastAsia="Times New Roman" w:hAnsi="Times New Roman" w:cs="Times New Roman"/>
           <w:b/>
           <w:bCs/>
+          <w:kern w:val="36"/>
           <w:sz w:val="32"/>
           <w:szCs w:val="32"/>
           <w:lang w:eastAsia="en-IN"/>
+          <w14:ligatures w14:val="none"/>
         </w:rPr>
         <w:t>Activity 8 – Email Investigation</w:t>
       </w:r>
     </w:p>
     <w:p>
       <w:pPr>
-        <w:spacing w:beforeAutospacing="1" w:afterAutospacing="1" w:line="240" w:lineRule="auto"/>
-        <w:rPr>
-          <w:rFonts w:ascii="Times New Roman" w:eastAsia="Times New Roman" w:hAnsi="Times New Roman" w:cs="Times New Roman"/>
-          <w:sz w:val="24"/>
-          <w:szCs w:val="24"/>
-          <w:lang w:eastAsia="en-IN"/>
-        </w:rPr>
-      </w:pPr>
-      <w:r>
-        <w:rPr>
-          <w:rFonts w:ascii="Times New Roman" w:eastAsia="Times New Roman" w:hAnsi="Times New Roman" w:cs="Times New Roman"/>
-          <w:sz w:val="24"/>
-          <w:szCs w:val="24"/>
-          <w:lang w:eastAsia="en-IN"/>
+        <w:spacing w:before="100" w:beforeAutospacing="1" w:after="100" w:afterAutospacing="1" w:line="240" w:lineRule="auto"/>
+        <w:rPr>
+          <w:rFonts w:ascii="Times New Roman" w:eastAsia="Times New Roman" w:hAnsi="Times New Roman" w:cs="Times New Roman"/>
+          <w:kern w:val="0"/>
+          <w:sz w:val="24"/>
+          <w:szCs w:val="24"/>
+          <w:lang w:eastAsia="en-IN"/>
+          <w14:ligatures w14:val="none"/>
+        </w:rPr>
+      </w:pPr>
+      <w:r>
+        <w:rPr>
+          <w:rFonts w:ascii="Times New Roman" w:eastAsia="Times New Roman" w:hAnsi="Times New Roman" w:cs="Times New Roman"/>
+          <w:kern w:val="0"/>
+          <w:sz w:val="24"/>
+          <w:szCs w:val="24"/>
+          <w:lang w:eastAsia="en-IN"/>
+          <w14:ligatures w14:val="none"/>
         </w:rPr>
         <w:t>Open</w:t>
       </w:r>
@@ -3758,58 +6993,70 @@
         <w:rPr>
           <w:rFonts w:ascii="Times New Roman" w:eastAsia="Times New Roman" w:hAnsi="Times New Roman" w:cs="Times New Roman"/>
           <w:color w:val="FF0000"/>
+          <w:kern w:val="0"/>
           <w:sz w:val="20"/>
           <w:szCs w:val="20"/>
           <w:lang w:eastAsia="en-IN"/>
+          <w14:ligatures w14:val="none"/>
         </w:rPr>
       </w:pPr>
       <w:r>
         <w:rPr>
           <w:rFonts w:ascii="Times New Roman" w:eastAsia="Times New Roman" w:hAnsi="Times New Roman" w:cs="Times New Roman"/>
           <w:color w:val="FF0000"/>
+          <w:kern w:val="0"/>
           <w:sz w:val="20"/>
           <w:szCs w:val="20"/>
           <w:lang w:eastAsia="en-IN"/>
+          <w14:ligatures w14:val="none"/>
         </w:rPr>
         <w:t>draft.eml</w:t>
       </w:r>
     </w:p>
     <w:p>
       <w:pPr>
-        <w:spacing w:beforeAutospacing="1" w:afterAutospacing="1" w:line="240" w:lineRule="auto"/>
-        <w:rPr>
-          <w:rFonts w:ascii="Times New Roman" w:eastAsia="Times New Roman" w:hAnsi="Times New Roman" w:cs="Times New Roman"/>
-          <w:sz w:val="24"/>
-          <w:szCs w:val="24"/>
-          <w:lang w:eastAsia="en-IN"/>
-        </w:rPr>
-      </w:pPr>
-      <w:r>
-        <w:rPr>
-          <w:rFonts w:ascii="Times New Roman" w:eastAsia="Times New Roman" w:hAnsi="Times New Roman" w:cs="Times New Roman"/>
-          <w:sz w:val="24"/>
-          <w:szCs w:val="24"/>
-          <w:lang w:eastAsia="en-IN"/>
+        <w:spacing w:before="100" w:beforeAutospacing="1" w:after="100" w:afterAutospacing="1" w:line="240" w:lineRule="auto"/>
+        <w:rPr>
+          <w:rFonts w:ascii="Times New Roman" w:eastAsia="Times New Roman" w:hAnsi="Times New Roman" w:cs="Times New Roman"/>
+          <w:kern w:val="0"/>
+          <w:sz w:val="24"/>
+          <w:szCs w:val="24"/>
+          <w:lang w:eastAsia="en-IN"/>
+          <w14:ligatures w14:val="none"/>
+        </w:rPr>
+      </w:pPr>
+      <w:r>
+        <w:rPr>
+          <w:rFonts w:ascii="Times New Roman" w:eastAsia="Times New Roman" w:hAnsi="Times New Roman" w:cs="Times New Roman"/>
+          <w:kern w:val="0"/>
+          <w:sz w:val="24"/>
+          <w:szCs w:val="24"/>
+          <w:lang w:eastAsia="en-IN"/>
+          <w14:ligatures w14:val="none"/>
         </w:rPr>
         <w:t>Answer the following.</w:t>
       </w:r>
     </w:p>
     <w:p>
       <w:pPr>
-        <w:spacing w:beforeAutospacing="1" w:afterAutospacing="1" w:line="240" w:lineRule="auto"/>
-        <w:rPr>
-          <w:rFonts w:ascii="Times New Roman" w:eastAsia="Times New Roman" w:hAnsi="Times New Roman" w:cs="Times New Roman"/>
-          <w:sz w:val="24"/>
-          <w:szCs w:val="24"/>
-          <w:lang w:eastAsia="en-IN"/>
-        </w:rPr>
-      </w:pPr>
-      <w:r>
-        <w:rPr>
-          <w:rFonts w:ascii="Times New Roman" w:eastAsia="Times New Roman" w:hAnsi="Times New Roman" w:cs="Times New Roman"/>
-          <w:sz w:val="24"/>
-          <w:szCs w:val="24"/>
-          <w:lang w:eastAsia="en-IN"/>
+        <w:spacing w:before="100" w:beforeAutospacing="1" w:after="100" w:afterAutospacing="1" w:line="240" w:lineRule="auto"/>
+        <w:rPr>
+          <w:rFonts w:ascii="Times New Roman" w:eastAsia="Times New Roman" w:hAnsi="Times New Roman" w:cs="Times New Roman"/>
+          <w:kern w:val="0"/>
+          <w:sz w:val="24"/>
+          <w:szCs w:val="24"/>
+          <w:lang w:eastAsia="en-IN"/>
+          <w14:ligatures w14:val="none"/>
+        </w:rPr>
+      </w:pPr>
+      <w:r>
+        <w:rPr>
+          <w:rFonts w:ascii="Times New Roman" w:eastAsia="Times New Roman" w:hAnsi="Times New Roman" w:cs="Times New Roman"/>
+          <w:kern w:val="0"/>
+          <w:sz w:val="24"/>
+          <w:szCs w:val="24"/>
+          <w:lang w:eastAsia="en-IN"/>
+          <w14:ligatures w14:val="none"/>
         </w:rPr>
         <w:t>Who was the intended recipient?</w:t>
       </w:r>
@@ -3817,24 +7064,60 @@
     <w:p>
       <w:pPr>
         <w:spacing w:after="0" w:line="240" w:lineRule="auto"/>
-      </w:pPr>
-    </w:p>
-    <w:p>
-      <w:pPr>
-        <w:spacing w:beforeAutospacing="1" w:afterAutospacing="1" w:line="240" w:lineRule="auto"/>
-        <w:rPr>
-          <w:rFonts w:ascii="Times New Roman" w:eastAsia="Times New Roman" w:hAnsi="Times New Roman" w:cs="Times New Roman"/>
-          <w:sz w:val="24"/>
-          <w:szCs w:val="24"/>
-          <w:lang w:eastAsia="en-IN"/>
-        </w:rPr>
-      </w:pPr>
-      <w:r>
-        <w:rPr>
-          <w:rFonts w:ascii="Times New Roman" w:eastAsia="Times New Roman" w:hAnsi="Times New Roman" w:cs="Times New Roman"/>
-          <w:sz w:val="24"/>
-          <w:szCs w:val="24"/>
-          <w:lang w:eastAsia="en-IN"/>
+        <w:rPr>
+          <w:rFonts w:ascii="Times New Roman" w:eastAsia="Times New Roman" w:hAnsi="Times New Roman" w:cs="Times New Roman"/>
+          <w:kern w:val="0"/>
+          <w:sz w:val="24"/>
+          <w:szCs w:val="24"/>
+          <w:lang w:eastAsia="en-IN"/>
+          <w14:ligatures w14:val="none"/>
+        </w:rPr>
+      </w:pPr>
+      <w:r>
+        <w:rPr>
+          <w:rFonts w:ascii="Times New Roman" w:eastAsia="Times New Roman" w:hAnsi="Times New Roman" w:cs="Times New Roman"/>
+          <w:kern w:val="0"/>
+          <w:sz w:val="24"/>
+          <w:szCs w:val="24"/>
+          <w:lang w:eastAsia="en-IN"/>
+          <w14:ligatures w14:val="none"/>
+        </w:rPr>
+        <w:t>Employee was the intended recipient. (mail is not there)</w:t>
+      </w:r>
+      <w:r>
+        <w:rPr>
+          <w:rFonts w:ascii="Times New Roman" w:eastAsia="Times New Roman" w:hAnsi="Times New Roman" w:cs="Times New Roman"/>
+          <w:noProof/>
+          <w:kern w:val="0"/>
+          <w:sz w:val="24"/>
+          <w:szCs w:val="24"/>
+          <w:lang w:eastAsia="en-IN"/>
+        </w:rPr>
+        <w:pict w14:anchorId="5846A977">
+          <v:rect id="_x0000_i1033" alt="" style="width:451.3pt;height:.05pt;mso-width-percent:0;mso-height-percent:0;mso-width-percent:0;mso-height-percent:0" o:hralign="center" o:hrstd="t" o:hr="t" fillcolor="#a0a0a0" stroked="f"/>
+        </w:pict>
+      </w:r>
+    </w:p>
+    <w:p>
+      <w:pPr>
+        <w:spacing w:before="100" w:beforeAutospacing="1" w:after="100" w:afterAutospacing="1" w:line="240" w:lineRule="auto"/>
+        <w:rPr>
+          <w:rFonts w:ascii="Times New Roman" w:eastAsia="Times New Roman" w:hAnsi="Times New Roman" w:cs="Times New Roman"/>
+          <w:kern w:val="0"/>
+          <w:sz w:val="24"/>
+          <w:szCs w:val="24"/>
+          <w:lang w:eastAsia="en-IN"/>
+          <w14:ligatures w14:val="none"/>
+        </w:rPr>
+      </w:pPr>
+      <w:r>
+        <w:rPr>
+          <w:rFonts w:ascii="Times New Roman" w:eastAsia="Times New Roman" w:hAnsi="Times New Roman" w:cs="Times New Roman"/>
+          <w:kern w:val="0"/>
+          <w:sz w:val="24"/>
+          <w:szCs w:val="24"/>
+          <w:lang w:eastAsia="en-IN"/>
+          <w14:ligatures w14:val="none"/>
         </w:rPr>
         <w:t>What attachment was mentioned?</w:t>
       </w:r>
@@ -3842,24 +7125,60 @@
     <w:p>
       <w:pPr>
         <w:spacing w:after="0" w:line="240" w:lineRule="auto"/>
-      </w:pPr>
-    </w:p>
-    <w:p>
-      <w:pPr>
-        <w:spacing w:beforeAutospacing="1" w:afterAutospacing="1" w:line="240" w:lineRule="auto"/>
-        <w:rPr>
-          <w:rFonts w:ascii="Times New Roman" w:eastAsia="Times New Roman" w:hAnsi="Times New Roman" w:cs="Times New Roman"/>
-          <w:sz w:val="24"/>
-          <w:szCs w:val="24"/>
-          <w:lang w:eastAsia="en-IN"/>
-        </w:rPr>
-      </w:pPr>
-      <w:r>
-        <w:rPr>
-          <w:rFonts w:ascii="Times New Roman" w:eastAsia="Times New Roman" w:hAnsi="Times New Roman" w:cs="Times New Roman"/>
-          <w:sz w:val="24"/>
-          <w:szCs w:val="24"/>
-          <w:lang w:eastAsia="en-IN"/>
+        <w:rPr>
+          <w:rFonts w:ascii="Times New Roman" w:eastAsia="Times New Roman" w:hAnsi="Times New Roman" w:cs="Times New Roman"/>
+          <w:kern w:val="0"/>
+          <w:sz w:val="24"/>
+          <w:szCs w:val="24"/>
+          <w:lang w:eastAsia="en-IN"/>
+          <w14:ligatures w14:val="none"/>
+        </w:rPr>
+      </w:pPr>
+      <w:r>
+        <w:rPr>
+          <w:rFonts w:ascii="Times New Roman" w:eastAsia="Times New Roman" w:hAnsi="Times New Roman" w:cs="Times New Roman"/>
+          <w:kern w:val="0"/>
+          <w:sz w:val="24"/>
+          <w:szCs w:val="24"/>
+          <w:lang w:eastAsia="en-IN"/>
+          <w14:ligatures w14:val="none"/>
+        </w:rPr>
+        <w:t>Confidential.zip</w:t>
+      </w:r>
+      <w:r>
+        <w:rPr>
+          <w:rFonts w:ascii="Times New Roman" w:eastAsia="Times New Roman" w:hAnsi="Times New Roman" w:cs="Times New Roman"/>
+          <w:noProof/>
+          <w:kern w:val="0"/>
+          <w:sz w:val="24"/>
+          <w:szCs w:val="24"/>
+          <w:lang w:eastAsia="en-IN"/>
+        </w:rPr>
+        <w:pict w14:anchorId="6ADE63A2">
+          <v:rect id="_x0000_i1032" alt="" style="width:451.3pt;height:.05pt;mso-width-percent:0;mso-height-percent:0;mso-width-percent:0;mso-height-percent:0" o:hralign="center" o:hrstd="t" o:hr="t" fillcolor="#a0a0a0" stroked="f"/>
+        </w:pict>
+      </w:r>
+    </w:p>
+    <w:p>
+      <w:pPr>
+        <w:spacing w:before="100" w:beforeAutospacing="1" w:after="100" w:afterAutospacing="1" w:line="240" w:lineRule="auto"/>
+        <w:rPr>
+          <w:rFonts w:ascii="Times New Roman" w:eastAsia="Times New Roman" w:hAnsi="Times New Roman" w:cs="Times New Roman"/>
+          <w:kern w:val="0"/>
+          <w:sz w:val="24"/>
+          <w:szCs w:val="24"/>
+          <w:lang w:eastAsia="en-IN"/>
+          <w14:ligatures w14:val="none"/>
+        </w:rPr>
+      </w:pPr>
+      <w:r>
+        <w:rPr>
+          <w:rFonts w:ascii="Times New Roman" w:eastAsia="Times New Roman" w:hAnsi="Times New Roman" w:cs="Times New Roman"/>
+          <w:kern w:val="0"/>
+          <w:sz w:val="24"/>
+          <w:szCs w:val="24"/>
+          <w:lang w:eastAsia="en-IN"/>
+          <w14:ligatures w14:val="none"/>
         </w:rPr>
         <w:t>Why might this email be important?</w:t>
       </w:r>
@@ -3867,25 +7186,80 @@
     <w:p>
       <w:pPr>
         <w:spacing w:after="0" w:line="240" w:lineRule="auto"/>
-      </w:pPr>
+        <w:rPr>
+          <w:rFonts w:ascii="Times New Roman" w:eastAsia="Times New Roman" w:hAnsi="Times New Roman" w:cs="Times New Roman"/>
+          <w:kern w:val="0"/>
+          <w:sz w:val="24"/>
+          <w:szCs w:val="24"/>
+          <w:lang w:eastAsia="en-IN"/>
+          <w14:ligatures w14:val="none"/>
+        </w:rPr>
+      </w:pPr>
+      <w:r>
+        <w:rPr>
+          <w:rFonts w:ascii="Times New Roman" w:eastAsia="Times New Roman" w:hAnsi="Times New Roman" w:cs="Times New Roman"/>
+          <w:kern w:val="0"/>
+          <w:sz w:val="24"/>
+          <w:szCs w:val="24"/>
+          <w:lang w:eastAsia="en-IN"/>
+          <w14:ligatures w14:val="none"/>
+        </w:rPr>
+        <w:t>Because the subject of email is files and also attachment name is confidential which makes this email important.</w:t>
+      </w:r>
+      <w:r>
+        <w:rPr>
+          <w:rFonts w:ascii="Times New Roman" w:eastAsia="Times New Roman" w:hAnsi="Times New Roman" w:cs="Times New Roman"/>
+          <w:noProof/>
+          <w:kern w:val="0"/>
+          <w:sz w:val="24"/>
+          <w:szCs w:val="24"/>
+          <w:lang w:eastAsia="en-IN"/>
+        </w:rPr>
+        <w:pict w14:anchorId="31CC8CE8">
+          <v:rect id="_x0000_i1031" alt="" style="width:451.3pt;height:.05pt;mso-width-percent:0;mso-height-percent:0;mso-width-percent:0;mso-height-percent:0" o:hralign="center" o:hrstd="t" o:hr="t" fillcolor="#a0a0a0" stroked="f"/>
+        </w:pict>
+      </w:r>
     </w:p>
     <w:p>
       <w:pPr>
         <w:spacing w:after="0" w:line="240" w:lineRule="auto"/>
-      </w:pPr>
-    </w:p>
-    <w:p>
-      <w:pPr>
-        <w:spacing w:beforeAutospacing="1" w:afterAutospacing="1" w:line="240" w:lineRule="auto"/>
+        <w:rPr>
+          <w:rFonts w:ascii="Times New Roman" w:eastAsia="Times New Roman" w:hAnsi="Times New Roman" w:cs="Times New Roman"/>
+          <w:kern w:val="0"/>
+          <w:sz w:val="24"/>
+          <w:szCs w:val="24"/>
+          <w:lang w:eastAsia="en-IN"/>
+          <w14:ligatures w14:val="none"/>
+        </w:rPr>
+      </w:pPr>
+      <w:r>
+        <w:rPr>
+          <w:rFonts w:ascii="Times New Roman" w:eastAsia="Times New Roman" w:hAnsi="Times New Roman" w:cs="Times New Roman"/>
+          <w:noProof/>
+          <w:kern w:val="0"/>
+          <w:sz w:val="24"/>
+          <w:szCs w:val="24"/>
+          <w:lang w:eastAsia="en-IN"/>
+        </w:rPr>
+        <w:pict w14:anchorId="648A3C59">
+          <v:rect id="_x0000_i1030" alt="" style="width:451.3pt;height:.05pt;mso-width-percent:0;mso-height-percent:0;mso-width-percent:0;mso-height-percent:0" o:hralign="center" o:hrstd="t" o:hr="t" fillcolor="#a0a0a0" stroked="f"/>
+        </w:pict>
+      </w:r>
+    </w:p>
+    <w:p>
+      <w:pPr>
+        <w:spacing w:before="100" w:beforeAutospacing="1" w:after="100" w:afterAutospacing="1" w:line="240" w:lineRule="auto"/>
         <w:outlineLvl w:val="0"/>
         <w:rPr>
           <w:rFonts w:ascii="Times New Roman" w:eastAsia="Times New Roman" w:hAnsi="Times New Roman" w:cs="Times New Roman"/>
           <w:b/>
           <w:bCs/>
           <w:color w:val="4472C4" w:themeColor="accent1"/>
+          <w:kern w:val="36"/>
           <w:sz w:val="48"/>
           <w:szCs w:val="48"/>
           <w:lang w:eastAsia="en-IN"/>
+          <w14:ligatures w14:val="none"/>
         </w:rPr>
       </w:pPr>
       <w:r>
@@ -3894,29 +7268,35 @@
           <w:b/>
           <w:bCs/>
           <w:color w:val="4472C4" w:themeColor="accent1"/>
+          <w:kern w:val="36"/>
           <w:sz w:val="48"/>
           <w:szCs w:val="48"/>
           <w:lang w:eastAsia="en-IN"/>
+          <w14:ligatures w14:val="none"/>
         </w:rPr>
         <w:t>Investigation Report</w:t>
       </w:r>
     </w:p>
     <w:p>
       <w:pPr>
-        <w:spacing w:beforeAutospacing="1" w:afterAutospacing="1" w:line="240" w:lineRule="auto"/>
-        <w:rPr>
-          <w:rFonts w:ascii="Times New Roman" w:eastAsia="Times New Roman" w:hAnsi="Times New Roman" w:cs="Times New Roman"/>
-          <w:sz w:val="24"/>
-          <w:szCs w:val="24"/>
-          <w:lang w:eastAsia="en-IN"/>
-        </w:rPr>
-      </w:pPr>
-      <w:r>
-        <w:rPr>
-          <w:rFonts w:ascii="Times New Roman" w:eastAsia="Times New Roman" w:hAnsi="Times New Roman" w:cs="Times New Roman"/>
-          <w:sz w:val="24"/>
-          <w:szCs w:val="24"/>
-          <w:lang w:eastAsia="en-IN"/>
+        <w:spacing w:before="100" w:beforeAutospacing="1" w:after="100" w:afterAutospacing="1" w:line="240" w:lineRule="auto"/>
+        <w:rPr>
+          <w:rFonts w:ascii="Times New Roman" w:eastAsia="Times New Roman" w:hAnsi="Times New Roman" w:cs="Times New Roman"/>
+          <w:kern w:val="0"/>
+          <w:sz w:val="24"/>
+          <w:szCs w:val="24"/>
+          <w:lang w:eastAsia="en-IN"/>
+          <w14:ligatures w14:val="none"/>
+        </w:rPr>
+      </w:pPr>
+      <w:r>
+        <w:rPr>
+          <w:rFonts w:ascii="Times New Roman" w:eastAsia="Times New Roman" w:hAnsi="Times New Roman" w:cs="Times New Roman"/>
+          <w:kern w:val="0"/>
+          <w:sz w:val="24"/>
+          <w:szCs w:val="24"/>
+          <w:lang w:eastAsia="en-IN"/>
+          <w14:ligatures w14:val="none"/>
         </w:rPr>
         <w:t>Complete the following summary.</w:t>
       </w:r>
@@ -3924,6 +7304,7 @@
     <w:tbl>
       <w:tblPr>
         <w:tblW w:w="0" w:type="auto"/>
+        <w:tblCellSpacing w:w="15" w:type="dxa"/>
         <w:tblBorders>
           <w:top w:val="single" w:sz="4" w:space="0" w:color="auto"/>
           <w:left w:val="single" w:sz="4" w:space="0" w:color="auto"/>
@@ -3932,20 +7313,28 @@
           <w:insideH w:val="single" w:sz="4" w:space="0" w:color="auto"/>
           <w:insideV w:val="single" w:sz="4" w:space="0" w:color="auto"/>
         </w:tblBorders>
+        <w:tblCellMar>
+          <w:top w:w="15" w:type="dxa"/>
+          <w:left w:w="15" w:type="dxa"/>
+          <w:bottom w:w="15" w:type="dxa"/>
+          <w:right w:w="15" w:type="dxa"/>
+        </w:tblCellMar>
         <w:tblLook w:val="04A0" w:firstRow="1" w:lastRow="0" w:firstColumn="1" w:lastColumn="0" w:noHBand="0" w:noVBand="1"/>
       </w:tblPr>
       <w:tblGrid>
         <w:gridCol w:w="2008"/>
-        <w:gridCol w:w="1483"/>
+        <w:gridCol w:w="1362"/>
       </w:tblGrid>
       <w:tr>
         <w:trPr>
-          <w:trHeight w:val="300"/>
+          <w:tblHeader/>
+          <w:tblCellSpacing w:w="15" w:type="dxa"/>
         </w:trPr>
         <w:tc>
           <w:tcPr>
-            <w:tcW w:w="2008" w:type="dxa"/>
-            <w:vAlign w:val="center"/>
+            <w:tcW w:w="0" w:type="auto"/>
+            <w:vAlign w:val="center"/>
+            <w:hideMark/>
           </w:tcPr>
           <w:p>
             <w:pPr>
@@ -3955,9 +7344,11 @@
                 <w:rFonts w:ascii="Times New Roman" w:eastAsia="Times New Roman" w:hAnsi="Times New Roman" w:cs="Times New Roman"/>
                 <w:b/>
                 <w:bCs/>
+                <w:kern w:val="0"/>
                 <w:sz w:val="24"/>
                 <w:szCs w:val="24"/>
                 <w:lang w:eastAsia="en-IN"/>
+                <w14:ligatures w14:val="none"/>
               </w:rPr>
             </w:pPr>
             <w:r>
@@ -3965,9 +7356,11 @@
                 <w:rFonts w:ascii="Times New Roman" w:eastAsia="Times New Roman" w:hAnsi="Times New Roman" w:cs="Times New Roman"/>
                 <w:b/>
                 <w:bCs/>
+                <w:kern w:val="0"/>
                 <w:sz w:val="24"/>
                 <w:szCs w:val="24"/>
                 <w:lang w:eastAsia="en-IN"/>
+                <w14:ligatures w14:val="none"/>
               </w:rPr>
               <w:t>Evidence</w:t>
             </w:r>
@@ -3975,8 +7368,9 @@
         </w:tc>
         <w:tc>
           <w:tcPr>
-            <w:tcW w:w="1362" w:type="dxa"/>
-            <w:vAlign w:val="center"/>
+            <w:tcW w:w="0" w:type="auto"/>
+            <w:vAlign w:val="center"/>
+            <w:hideMark/>
           </w:tcPr>
           <w:p>
             <w:pPr>
@@ -3986,9 +7380,11 @@
                 <w:rFonts w:ascii="Times New Roman" w:eastAsia="Times New Roman" w:hAnsi="Times New Roman" w:cs="Times New Roman"/>
                 <w:b/>
                 <w:bCs/>
+                <w:kern w:val="0"/>
                 <w:sz w:val="24"/>
                 <w:szCs w:val="24"/>
                 <w:lang w:eastAsia="en-IN"/>
+                <w14:ligatures w14:val="none"/>
               </w:rPr>
             </w:pPr>
             <w:r>
@@ -3996,9 +7392,11 @@
                 <w:rFonts w:ascii="Times New Roman" w:eastAsia="Times New Roman" w:hAnsi="Times New Roman" w:cs="Times New Roman"/>
                 <w:b/>
                 <w:bCs/>
+                <w:kern w:val="0"/>
                 <w:sz w:val="24"/>
                 <w:szCs w:val="24"/>
                 <w:lang w:eastAsia="en-IN"/>
+                <w14:ligatures w14:val="none"/>
               </w:rPr>
               <w:t>Observation</w:t>
             </w:r>
@@ -4007,29 +7405,34 @@
       </w:tr>
       <w:tr>
         <w:trPr>
-          <w:trHeight w:val="300"/>
+          <w:tblCellSpacing w:w="15" w:type="dxa"/>
         </w:trPr>
         <w:tc>
           <w:tcPr>
-            <w:tcW w:w="2008" w:type="dxa"/>
-            <w:vAlign w:val="center"/>
-          </w:tcPr>
-          <w:p>
-            <w:pPr>
-              <w:spacing w:after="0" w:line="240" w:lineRule="auto"/>
-              <w:rPr>
-                <w:rFonts w:ascii="Times New Roman" w:eastAsia="Times New Roman" w:hAnsi="Times New Roman" w:cs="Times New Roman"/>
+            <w:tcW w:w="0" w:type="auto"/>
+            <w:vAlign w:val="center"/>
+            <w:hideMark/>
+          </w:tcPr>
+          <w:p>
+            <w:pPr>
+              <w:spacing w:after="0" w:line="240" w:lineRule="auto"/>
+              <w:rPr>
+                <w:rFonts w:ascii="Times New Roman" w:eastAsia="Times New Roman" w:hAnsi="Times New Roman" w:cs="Times New Roman"/>
+                <w:kern w:val="0"/>
                 <w:sz w:val="24"/>
                 <w:szCs w:val="24"/>
                 <w:lang w:eastAsia="en-IN"/>
+                <w14:ligatures w14:val="none"/>
               </w:rPr>
             </w:pPr>
             <w:r>
               <w:rPr>
                 <w:rFonts w:ascii="Times New Roman" w:eastAsia="Times New Roman" w:hAnsi="Times New Roman" w:cs="Times New Roman"/>
+                <w:kern w:val="0"/>
                 <w:sz w:val="24"/>
                 <w:szCs w:val="24"/>
                 <w:lang w:eastAsia="en-IN"/>
+                <w14:ligatures w14:val="none"/>
               </w:rPr>
               <w:t>Documents</w:t>
             </w:r>
@@ -4037,17 +7440,20 @@
         </w:tc>
         <w:tc>
           <w:tcPr>
-            <w:tcW w:w="1362" w:type="dxa"/>
-            <w:vAlign w:val="center"/>
-          </w:tcPr>
-          <w:p>
-            <w:pPr>
-              <w:spacing w:after="0" w:line="240" w:lineRule="auto"/>
-              <w:rPr>
-                <w:rFonts w:ascii="Times New Roman" w:eastAsia="Times New Roman" w:hAnsi="Times New Roman" w:cs="Times New Roman"/>
+            <w:tcW w:w="0" w:type="auto"/>
+            <w:vAlign w:val="center"/>
+            <w:hideMark/>
+          </w:tcPr>
+          <w:p>
+            <w:pPr>
+              <w:spacing w:after="0" w:line="240" w:lineRule="auto"/>
+              <w:rPr>
+                <w:rFonts w:ascii="Times New Roman" w:eastAsia="Times New Roman" w:hAnsi="Times New Roman" w:cs="Times New Roman"/>
+                <w:kern w:val="0"/>
                 <w:sz w:val="24"/>
                 <w:szCs w:val="24"/>
                 <w:lang w:eastAsia="en-IN"/>
+                <w14:ligatures w14:val="none"/>
               </w:rPr>
             </w:pPr>
           </w:p>
@@ -4055,29 +7461,34 @@
       </w:tr>
       <w:tr>
         <w:trPr>
-          <w:trHeight w:val="300"/>
+          <w:tblCellSpacing w:w="15" w:type="dxa"/>
         </w:trPr>
         <w:tc>
           <w:tcPr>
-            <w:tcW w:w="2008" w:type="dxa"/>
-            <w:vAlign w:val="center"/>
-          </w:tcPr>
-          <w:p>
-            <w:pPr>
-              <w:spacing w:after="0" w:line="240" w:lineRule="auto"/>
-              <w:rPr>
-                <w:rFonts w:ascii="Times New Roman" w:eastAsia="Times New Roman" w:hAnsi="Times New Roman" w:cs="Times New Roman"/>
+            <w:tcW w:w="0" w:type="auto"/>
+            <w:vAlign w:val="center"/>
+            <w:hideMark/>
+          </w:tcPr>
+          <w:p>
+            <w:pPr>
+              <w:spacing w:after="0" w:line="240" w:lineRule="auto"/>
+              <w:rPr>
+                <w:rFonts w:ascii="Times New Roman" w:eastAsia="Times New Roman" w:hAnsi="Times New Roman" w:cs="Times New Roman"/>
+                <w:kern w:val="0"/>
                 <w:sz w:val="24"/>
                 <w:szCs w:val="24"/>
                 <w:lang w:eastAsia="en-IN"/>
+                <w14:ligatures w14:val="none"/>
               </w:rPr>
             </w:pPr>
             <w:r>
               <w:rPr>
                 <w:rFonts w:ascii="Times New Roman" w:eastAsia="Times New Roman" w:hAnsi="Times New Roman" w:cs="Times New Roman"/>
+                <w:kern w:val="0"/>
                 <w:sz w:val="24"/>
                 <w:szCs w:val="24"/>
                 <w:lang w:eastAsia="en-IN"/>
+                <w14:ligatures w14:val="none"/>
               </w:rPr>
               <w:t>Suspicious Files</w:t>
             </w:r>
@@ -4085,17 +7496,20 @@
         </w:tc>
         <w:tc>
           <w:tcPr>
-            <w:tcW w:w="1362" w:type="dxa"/>
-            <w:vAlign w:val="center"/>
-          </w:tcPr>
-          <w:p>
-            <w:pPr>
-              <w:spacing w:after="0" w:line="240" w:lineRule="auto"/>
-              <w:rPr>
-                <w:rFonts w:ascii="Times New Roman" w:eastAsia="Times New Roman" w:hAnsi="Times New Roman" w:cs="Times New Roman"/>
+            <w:tcW w:w="0" w:type="auto"/>
+            <w:vAlign w:val="center"/>
+            <w:hideMark/>
+          </w:tcPr>
+          <w:p>
+            <w:pPr>
+              <w:spacing w:after="0" w:line="240" w:lineRule="auto"/>
+              <w:rPr>
+                <w:rFonts w:ascii="Times New Roman" w:eastAsia="Times New Roman" w:hAnsi="Times New Roman" w:cs="Times New Roman"/>
+                <w:kern w:val="0"/>
                 <w:sz w:val="24"/>
                 <w:szCs w:val="24"/>
                 <w:lang w:eastAsia="en-IN"/>
+                <w14:ligatures w14:val="none"/>
               </w:rPr>
             </w:pPr>
           </w:p>
@@ -4103,29 +7517,34 @@
       </w:tr>
       <w:tr>
         <w:trPr>
-          <w:trHeight w:val="300"/>
+          <w:tblCellSpacing w:w="15" w:type="dxa"/>
         </w:trPr>
         <w:tc>
           <w:tcPr>
-            <w:tcW w:w="2008" w:type="dxa"/>
-            <w:vAlign w:val="center"/>
-          </w:tcPr>
-          <w:p>
-            <w:pPr>
-              <w:spacing w:after="0" w:line="240" w:lineRule="auto"/>
-              <w:rPr>
-                <w:rFonts w:ascii="Times New Roman" w:eastAsia="Times New Roman" w:hAnsi="Times New Roman" w:cs="Times New Roman"/>
+            <w:tcW w:w="0" w:type="auto"/>
+            <w:vAlign w:val="center"/>
+            <w:hideMark/>
+          </w:tcPr>
+          <w:p>
+            <w:pPr>
+              <w:spacing w:after="0" w:line="240" w:lineRule="auto"/>
+              <w:rPr>
+                <w:rFonts w:ascii="Times New Roman" w:eastAsia="Times New Roman" w:hAnsi="Times New Roman" w:cs="Times New Roman"/>
+                <w:kern w:val="0"/>
                 <w:sz w:val="24"/>
                 <w:szCs w:val="24"/>
                 <w:lang w:eastAsia="en-IN"/>
+                <w14:ligatures w14:val="none"/>
               </w:rPr>
             </w:pPr>
             <w:r>
               <w:rPr>
                 <w:rFonts w:ascii="Times New Roman" w:eastAsia="Times New Roman" w:hAnsi="Times New Roman" w:cs="Times New Roman"/>
+                <w:kern w:val="0"/>
                 <w:sz w:val="24"/>
                 <w:szCs w:val="24"/>
                 <w:lang w:eastAsia="en-IN"/>
+                <w14:ligatures w14:val="none"/>
               </w:rPr>
               <w:t>Hidden Information</w:t>
             </w:r>
@@ -4133,17 +7552,20 @@
         </w:tc>
         <w:tc>
           <w:tcPr>
-            <w:tcW w:w="1362" w:type="dxa"/>
-            <w:vAlign w:val="center"/>
-          </w:tcPr>
-          <w:p>
-            <w:pPr>
-              <w:spacing w:after="0" w:line="240" w:lineRule="auto"/>
-              <w:rPr>
-                <w:rFonts w:ascii="Times New Roman" w:eastAsia="Times New Roman" w:hAnsi="Times New Roman" w:cs="Times New Roman"/>
+            <w:tcW w:w="0" w:type="auto"/>
+            <w:vAlign w:val="center"/>
+            <w:hideMark/>
+          </w:tcPr>
+          <w:p>
+            <w:pPr>
+              <w:spacing w:after="0" w:line="240" w:lineRule="auto"/>
+              <w:rPr>
+                <w:rFonts w:ascii="Times New Roman" w:eastAsia="Times New Roman" w:hAnsi="Times New Roman" w:cs="Times New Roman"/>
+                <w:kern w:val="0"/>
                 <w:sz w:val="24"/>
                 <w:szCs w:val="24"/>
                 <w:lang w:eastAsia="en-IN"/>
+                <w14:ligatures w14:val="none"/>
               </w:rPr>
             </w:pPr>
           </w:p>
@@ -4151,47 +7573,56 @@
       </w:tr>
       <w:tr>
         <w:trPr>
-          <w:trHeight w:val="300"/>
+          <w:tblCellSpacing w:w="15" w:type="dxa"/>
         </w:trPr>
         <w:tc>
           <w:tcPr>
-            <w:tcW w:w="2008" w:type="dxa"/>
-            <w:vAlign w:val="center"/>
-          </w:tcPr>
-          <w:p>
-            <w:pPr>
-              <w:spacing w:after="0" w:line="240" w:lineRule="auto"/>
-              <w:rPr>
-                <w:rFonts w:ascii="Times New Roman" w:eastAsia="Times New Roman" w:hAnsi="Times New Roman" w:cs="Times New Roman"/>
+            <w:tcW w:w="0" w:type="auto"/>
+            <w:vAlign w:val="center"/>
+            <w:hideMark/>
+          </w:tcPr>
+          <w:p>
+            <w:pPr>
+              <w:spacing w:after="0" w:line="240" w:lineRule="auto"/>
+              <w:rPr>
+                <w:rFonts w:ascii="Times New Roman" w:eastAsia="Times New Roman" w:hAnsi="Times New Roman" w:cs="Times New Roman"/>
+                <w:kern w:val="0"/>
                 <w:sz w:val="24"/>
                 <w:szCs w:val="24"/>
                 <w:lang w:eastAsia="en-IN"/>
+                <w14:ligatures w14:val="none"/>
               </w:rPr>
             </w:pPr>
             <w:r>
               <w:rPr>
                 <w:rFonts w:ascii="Times New Roman" w:eastAsia="Times New Roman" w:hAnsi="Times New Roman" w:cs="Times New Roman"/>
+                <w:kern w:val="0"/>
                 <w:sz w:val="24"/>
                 <w:szCs w:val="24"/>
                 <w:lang w:eastAsia="en-IN"/>
-              </w:rPr>
+                <w14:ligatures w14:val="none"/>
+              </w:rPr>
+              <w:lastRenderedPageBreak/>
               <w:t>Browser Activity</w:t>
             </w:r>
           </w:p>
         </w:tc>
         <w:tc>
           <w:tcPr>
-            <w:tcW w:w="1362" w:type="dxa"/>
-            <w:vAlign w:val="center"/>
-          </w:tcPr>
-          <w:p>
-            <w:pPr>
-              <w:spacing w:after="0" w:line="240" w:lineRule="auto"/>
-              <w:rPr>
-                <w:rFonts w:ascii="Times New Roman" w:eastAsia="Times New Roman" w:hAnsi="Times New Roman" w:cs="Times New Roman"/>
+            <w:tcW w:w="0" w:type="auto"/>
+            <w:vAlign w:val="center"/>
+            <w:hideMark/>
+          </w:tcPr>
+          <w:p>
+            <w:pPr>
+              <w:spacing w:after="0" w:line="240" w:lineRule="auto"/>
+              <w:rPr>
+                <w:rFonts w:ascii="Times New Roman" w:eastAsia="Times New Roman" w:hAnsi="Times New Roman" w:cs="Times New Roman"/>
+                <w:kern w:val="0"/>
                 <w:sz w:val="24"/>
                 <w:szCs w:val="24"/>
                 <w:lang w:eastAsia="en-IN"/>
+                <w14:ligatures w14:val="none"/>
               </w:rPr>
             </w:pPr>
           </w:p>
@@ -4199,29 +7630,34 @@
       </w:tr>
       <w:tr>
         <w:trPr>
-          <w:trHeight w:val="300"/>
+          <w:tblCellSpacing w:w="15" w:type="dxa"/>
         </w:trPr>
         <w:tc>
           <w:tcPr>
-            <w:tcW w:w="2008" w:type="dxa"/>
-            <w:vAlign w:val="center"/>
-          </w:tcPr>
-          <w:p>
-            <w:pPr>
-              <w:spacing w:after="0" w:line="240" w:lineRule="auto"/>
-              <w:rPr>
-                <w:rFonts w:ascii="Times New Roman" w:eastAsia="Times New Roman" w:hAnsi="Times New Roman" w:cs="Times New Roman"/>
+            <w:tcW w:w="0" w:type="auto"/>
+            <w:vAlign w:val="center"/>
+            <w:hideMark/>
+          </w:tcPr>
+          <w:p>
+            <w:pPr>
+              <w:spacing w:after="0" w:line="240" w:lineRule="auto"/>
+              <w:rPr>
+                <w:rFonts w:ascii="Times New Roman" w:eastAsia="Times New Roman" w:hAnsi="Times New Roman" w:cs="Times New Roman"/>
+                <w:kern w:val="0"/>
                 <w:sz w:val="24"/>
                 <w:szCs w:val="24"/>
                 <w:lang w:eastAsia="en-IN"/>
+                <w14:ligatures w14:val="none"/>
               </w:rPr>
             </w:pPr>
             <w:r>
               <w:rPr>
                 <w:rFonts w:ascii="Times New Roman" w:eastAsia="Times New Roman" w:hAnsi="Times New Roman" w:cs="Times New Roman"/>
+                <w:kern w:val="0"/>
                 <w:sz w:val="24"/>
                 <w:szCs w:val="24"/>
                 <w:lang w:eastAsia="en-IN"/>
+                <w14:ligatures w14:val="none"/>
               </w:rPr>
               <w:t>Email Evidence</w:t>
             </w:r>
@@ -4229,17 +7665,20 @@
         </w:tc>
         <w:tc>
           <w:tcPr>
-            <w:tcW w:w="1362" w:type="dxa"/>
-            <w:vAlign w:val="center"/>
-          </w:tcPr>
-          <w:p>
-            <w:pPr>
-              <w:spacing w:after="0" w:line="240" w:lineRule="auto"/>
-              <w:rPr>
-                <w:rFonts w:ascii="Times New Roman" w:eastAsia="Times New Roman" w:hAnsi="Times New Roman" w:cs="Times New Roman"/>
+            <w:tcW w:w="0" w:type="auto"/>
+            <w:vAlign w:val="center"/>
+            <w:hideMark/>
+          </w:tcPr>
+          <w:p>
+            <w:pPr>
+              <w:spacing w:after="0" w:line="240" w:lineRule="auto"/>
+              <w:rPr>
+                <w:rFonts w:ascii="Times New Roman" w:eastAsia="Times New Roman" w:hAnsi="Times New Roman" w:cs="Times New Roman"/>
+                <w:kern w:val="0"/>
                 <w:sz w:val="24"/>
                 <w:szCs w:val="24"/>
                 <w:lang w:eastAsia="en-IN"/>
+                <w14:ligatures w14:val="none"/>
               </w:rPr>
             </w:pPr>
           </w:p>
@@ -4247,29 +7686,34 @@
       </w:tr>
       <w:tr>
         <w:trPr>
-          <w:trHeight w:val="300"/>
+          <w:tblCellSpacing w:w="15" w:type="dxa"/>
         </w:trPr>
         <w:tc>
           <w:tcPr>
-            <w:tcW w:w="2008" w:type="dxa"/>
-            <w:vAlign w:val="center"/>
-          </w:tcPr>
-          <w:p>
-            <w:pPr>
-              <w:spacing w:after="0" w:line="240" w:lineRule="auto"/>
-              <w:rPr>
-                <w:rFonts w:ascii="Times New Roman" w:eastAsia="Times New Roman" w:hAnsi="Times New Roman" w:cs="Times New Roman"/>
+            <w:tcW w:w="0" w:type="auto"/>
+            <w:vAlign w:val="center"/>
+            <w:hideMark/>
+          </w:tcPr>
+          <w:p>
+            <w:pPr>
+              <w:spacing w:after="0" w:line="240" w:lineRule="auto"/>
+              <w:rPr>
+                <w:rFonts w:ascii="Times New Roman" w:eastAsia="Times New Roman" w:hAnsi="Times New Roman" w:cs="Times New Roman"/>
+                <w:kern w:val="0"/>
                 <w:sz w:val="24"/>
                 <w:szCs w:val="24"/>
                 <w:lang w:eastAsia="en-IN"/>
+                <w14:ligatures w14:val="none"/>
               </w:rPr>
             </w:pPr>
             <w:r>
               <w:rPr>
                 <w:rFonts w:ascii="Times New Roman" w:eastAsia="Times New Roman" w:hAnsi="Times New Roman" w:cs="Times New Roman"/>
+                <w:kern w:val="0"/>
                 <w:sz w:val="24"/>
                 <w:szCs w:val="24"/>
                 <w:lang w:eastAsia="en-IN"/>
+                <w14:ligatures w14:val="none"/>
               </w:rPr>
               <w:t>System Logs</w:t>
             </w:r>
@@ -4277,17 +7721,20 @@
         </w:tc>
         <w:tc>
           <w:tcPr>
-            <w:tcW w:w="1362" w:type="dxa"/>
-            <w:vAlign w:val="center"/>
-          </w:tcPr>
-          <w:p>
-            <w:pPr>
-              <w:spacing w:after="0" w:line="240" w:lineRule="auto"/>
-              <w:rPr>
-                <w:rFonts w:ascii="Times New Roman" w:eastAsia="Times New Roman" w:hAnsi="Times New Roman" w:cs="Times New Roman"/>
+            <w:tcW w:w="0" w:type="auto"/>
+            <w:vAlign w:val="center"/>
+            <w:hideMark/>
+          </w:tcPr>
+          <w:p>
+            <w:pPr>
+              <w:spacing w:after="0" w:line="240" w:lineRule="auto"/>
+              <w:rPr>
+                <w:rFonts w:ascii="Times New Roman" w:eastAsia="Times New Roman" w:hAnsi="Times New Roman" w:cs="Times New Roman"/>
+                <w:kern w:val="0"/>
                 <w:sz w:val="24"/>
                 <w:szCs w:val="24"/>
                 <w:lang w:eastAsia="en-IN"/>
+                <w14:ligatures w14:val="none"/>
               </w:rPr>
             </w:pPr>
           </w:p>
@@ -4297,19 +7744,42 @@
     <w:p>
       <w:pPr>
         <w:spacing w:after="0" w:line="240" w:lineRule="auto"/>
-      </w:pPr>
-    </w:p>
-    <w:p>
-      <w:pPr>
-        <w:spacing w:beforeAutospacing="1" w:afterAutospacing="1" w:line="240" w:lineRule="auto"/>
+        <w:rPr>
+          <w:rFonts w:ascii="Times New Roman" w:eastAsia="Times New Roman" w:hAnsi="Times New Roman" w:cs="Times New Roman"/>
+          <w:kern w:val="0"/>
+          <w:sz w:val="24"/>
+          <w:szCs w:val="24"/>
+          <w:lang w:eastAsia="en-IN"/>
+          <w14:ligatures w14:val="none"/>
+        </w:rPr>
+      </w:pPr>
+      <w:r>
+        <w:rPr>
+          <w:rFonts w:ascii="Times New Roman" w:eastAsia="Times New Roman" w:hAnsi="Times New Roman" w:cs="Times New Roman"/>
+          <w:noProof/>
+          <w:kern w:val="0"/>
+          <w:sz w:val="24"/>
+          <w:szCs w:val="24"/>
+          <w:lang w:eastAsia="en-IN"/>
+        </w:rPr>
+        <w:pict w14:anchorId="665105BC">
+          <v:rect id="_x0000_i1029" alt="" style="width:451.3pt;height:.05pt;mso-width-percent:0;mso-height-percent:0;mso-width-percent:0;mso-height-percent:0" o:hralign="center" o:hrstd="t" o:hr="t" fillcolor="#a0a0a0" stroked="f"/>
+        </w:pict>
+      </w:r>
+    </w:p>
+    <w:p>
+      <w:pPr>
+        <w:spacing w:before="100" w:beforeAutospacing="1" w:after="100" w:afterAutospacing="1" w:line="240" w:lineRule="auto"/>
         <w:outlineLvl w:val="0"/>
         <w:rPr>
           <w:rFonts w:ascii="Times New Roman" w:eastAsia="Times New Roman" w:hAnsi="Times New Roman" w:cs="Times New Roman"/>
           <w:b/>
           <w:bCs/>
+          <w:kern w:val="36"/>
           <w:sz w:val="48"/>
           <w:szCs w:val="48"/>
           <w:lang w:eastAsia="en-IN"/>
+          <w14:ligatures w14:val="none"/>
         </w:rPr>
       </w:pPr>
       <w:r>
@@ -4317,44 +7787,52 @@
           <w:rFonts w:ascii="Times New Roman" w:eastAsia="Times New Roman" w:hAnsi="Times New Roman" w:cs="Times New Roman"/>
           <w:b/>
           <w:bCs/>
+          <w:kern w:val="36"/>
           <w:sz w:val="48"/>
           <w:szCs w:val="48"/>
           <w:lang w:eastAsia="en-IN"/>
+          <w14:ligatures w14:val="none"/>
         </w:rPr>
         <w:t>Reflection Questions</w:t>
       </w:r>
     </w:p>
     <w:p>
       <w:pPr>
-        <w:spacing w:beforeAutospacing="1" w:afterAutospacing="1" w:line="240" w:lineRule="auto"/>
-        <w:rPr>
-          <w:rFonts w:ascii="Times New Roman" w:eastAsia="Times New Roman" w:hAnsi="Times New Roman" w:cs="Times New Roman"/>
-          <w:sz w:val="24"/>
-          <w:szCs w:val="24"/>
-          <w:lang w:eastAsia="en-IN"/>
-        </w:rPr>
-      </w:pPr>
-      <w:r>
-        <w:rPr>
-          <w:rFonts w:ascii="Times New Roman" w:eastAsia="Times New Roman" w:hAnsi="Times New Roman" w:cs="Times New Roman"/>
-          <w:sz w:val="24"/>
-          <w:szCs w:val="24"/>
-          <w:lang w:eastAsia="en-IN"/>
+        <w:spacing w:before="100" w:beforeAutospacing="1" w:after="100" w:afterAutospacing="1" w:line="240" w:lineRule="auto"/>
+        <w:rPr>
+          <w:rFonts w:ascii="Times New Roman" w:eastAsia="Times New Roman" w:hAnsi="Times New Roman" w:cs="Times New Roman"/>
+          <w:kern w:val="0"/>
+          <w:sz w:val="24"/>
+          <w:szCs w:val="24"/>
+          <w:lang w:eastAsia="en-IN"/>
+          <w14:ligatures w14:val="none"/>
+        </w:rPr>
+      </w:pPr>
+      <w:r>
+        <w:rPr>
+          <w:rFonts w:ascii="Times New Roman" w:eastAsia="Times New Roman" w:hAnsi="Times New Roman" w:cs="Times New Roman"/>
+          <w:kern w:val="0"/>
+          <w:sz w:val="24"/>
+          <w:szCs w:val="24"/>
+          <w:lang w:eastAsia="en-IN"/>
+          <w14:ligatures w14:val="none"/>
         </w:rPr>
         <w:t>Answer in your own words.</w:t>
       </w:r>
     </w:p>
     <w:p>
       <w:pPr>
-        <w:spacing w:beforeAutospacing="1" w:afterAutospacing="1" w:line="240" w:lineRule="auto"/>
+        <w:spacing w:before="100" w:beforeAutospacing="1" w:after="100" w:afterAutospacing="1" w:line="240" w:lineRule="auto"/>
         <w:outlineLvl w:val="2"/>
         <w:rPr>
           <w:rFonts w:ascii="Times New Roman" w:eastAsia="Times New Roman" w:hAnsi="Times New Roman" w:cs="Times New Roman"/>
           <w:b/>
           <w:bCs/>
+          <w:kern w:val="0"/>
           <w:sz w:val="27"/>
           <w:szCs w:val="27"/>
           <w:lang w:eastAsia="en-IN"/>
+          <w14:ligatures w14:val="none"/>
         </w:rPr>
       </w:pPr>
       <w:r>
@@ -4362,9 +7840,11 @@
           <w:rFonts w:ascii="Times New Roman" w:eastAsia="Times New Roman" w:hAnsi="Times New Roman" w:cs="Times New Roman"/>
           <w:b/>
           <w:bCs/>
+          <w:kern w:val="0"/>
           <w:sz w:val="27"/>
           <w:szCs w:val="27"/>
           <w:lang w:eastAsia="en-IN"/>
+          <w14:ligatures w14:val="none"/>
         </w:rPr>
         <w:t>1. Why should a forensic investigator not rely only on a file extension?</w:t>
       </w:r>
@@ -4372,19 +7852,42 @@
     <w:p>
       <w:pPr>
         <w:spacing w:after="0" w:line="240" w:lineRule="auto"/>
-      </w:pPr>
-    </w:p>
-    <w:p>
-      <w:pPr>
-        <w:spacing w:beforeAutospacing="1" w:afterAutospacing="1" w:line="240" w:lineRule="auto"/>
+        <w:rPr>
+          <w:rFonts w:ascii="Times New Roman" w:eastAsia="Times New Roman" w:hAnsi="Times New Roman" w:cs="Times New Roman"/>
+          <w:kern w:val="0"/>
+          <w:sz w:val="24"/>
+          <w:szCs w:val="24"/>
+          <w:lang w:eastAsia="en-IN"/>
+          <w14:ligatures w14:val="none"/>
+        </w:rPr>
+      </w:pPr>
+      <w:r>
+        <w:rPr>
+          <w:rFonts w:ascii="Times New Roman" w:eastAsia="Times New Roman" w:hAnsi="Times New Roman" w:cs="Times New Roman"/>
+          <w:noProof/>
+          <w:kern w:val="0"/>
+          <w:sz w:val="24"/>
+          <w:szCs w:val="24"/>
+          <w:lang w:eastAsia="en-IN"/>
+        </w:rPr>
+        <w:pict w14:anchorId="57BAD8C0">
+          <v:rect id="_x0000_i1028" alt="" style="width:451.3pt;height:.05pt;mso-width-percent:0;mso-height-percent:0;mso-width-percent:0;mso-height-percent:0" o:hralign="center" o:hrstd="t" o:hr="t" fillcolor="#a0a0a0" stroked="f"/>
+        </w:pict>
+      </w:r>
+    </w:p>
+    <w:p>
+      <w:pPr>
+        <w:spacing w:before="100" w:beforeAutospacing="1" w:after="100" w:afterAutospacing="1" w:line="240" w:lineRule="auto"/>
         <w:outlineLvl w:val="2"/>
         <w:rPr>
           <w:rFonts w:ascii="Times New Roman" w:eastAsia="Times New Roman" w:hAnsi="Times New Roman" w:cs="Times New Roman"/>
           <w:b/>
           <w:bCs/>
+          <w:kern w:val="0"/>
           <w:sz w:val="27"/>
           <w:szCs w:val="27"/>
           <w:lang w:eastAsia="en-IN"/>
+          <w14:ligatures w14:val="none"/>
         </w:rPr>
       </w:pPr>
       <w:r>
@@ -4392,9 +7895,11 @@
           <w:rFonts w:ascii="Times New Roman" w:eastAsia="Times New Roman" w:hAnsi="Times New Roman" w:cs="Times New Roman"/>
           <w:b/>
           <w:bCs/>
+          <w:kern w:val="0"/>
           <w:sz w:val="27"/>
           <w:szCs w:val="27"/>
           <w:lang w:eastAsia="en-IN"/>
+          <w14:ligatures w14:val="none"/>
         </w:rPr>
         <w:t>2. What information does an offset provide?</w:t>
       </w:r>
@@ -4402,19 +7907,42 @@
     <w:p>
       <w:pPr>
         <w:spacing w:after="0" w:line="240" w:lineRule="auto"/>
-      </w:pPr>
-    </w:p>
-    <w:p>
-      <w:pPr>
-        <w:spacing w:beforeAutospacing="1" w:afterAutospacing="1" w:line="240" w:lineRule="auto"/>
+        <w:rPr>
+          <w:rFonts w:ascii="Times New Roman" w:eastAsia="Times New Roman" w:hAnsi="Times New Roman" w:cs="Times New Roman"/>
+          <w:kern w:val="0"/>
+          <w:sz w:val="24"/>
+          <w:szCs w:val="24"/>
+          <w:lang w:eastAsia="en-IN"/>
+          <w14:ligatures w14:val="none"/>
+        </w:rPr>
+      </w:pPr>
+      <w:r>
+        <w:rPr>
+          <w:rFonts w:ascii="Times New Roman" w:eastAsia="Times New Roman" w:hAnsi="Times New Roman" w:cs="Times New Roman"/>
+          <w:noProof/>
+          <w:kern w:val="0"/>
+          <w:sz w:val="24"/>
+          <w:szCs w:val="24"/>
+          <w:lang w:eastAsia="en-IN"/>
+        </w:rPr>
+        <w:pict w14:anchorId="774EF5C4">
+          <v:rect id="_x0000_i1027" alt="" style="width:451.3pt;height:.05pt;mso-width-percent:0;mso-height-percent:0;mso-width-percent:0;mso-height-percent:0" o:hralign="center" o:hrstd="t" o:hr="t" fillcolor="#a0a0a0" stroked="f"/>
+        </w:pict>
+      </w:r>
+    </w:p>
+    <w:p>
+      <w:pPr>
+        <w:spacing w:before="100" w:beforeAutospacing="1" w:after="100" w:afterAutospacing="1" w:line="240" w:lineRule="auto"/>
         <w:outlineLvl w:val="2"/>
         <w:rPr>
           <w:rFonts w:ascii="Times New Roman" w:eastAsia="Times New Roman" w:hAnsi="Times New Roman" w:cs="Times New Roman"/>
           <w:b/>
           <w:bCs/>
+          <w:kern w:val="0"/>
           <w:sz w:val="27"/>
           <w:szCs w:val="27"/>
           <w:lang w:eastAsia="en-IN"/>
+          <w14:ligatures w14:val="none"/>
         </w:rPr>
       </w:pPr>
       <w:r>
@@ -4422,9 +7950,11 @@
           <w:rFonts w:ascii="Times New Roman" w:eastAsia="Times New Roman" w:hAnsi="Times New Roman" w:cs="Times New Roman"/>
           <w:b/>
           <w:bCs/>
+          <w:kern w:val="0"/>
           <w:sz w:val="27"/>
           <w:szCs w:val="27"/>
           <w:lang w:eastAsia="en-IN"/>
+          <w14:ligatures w14:val="none"/>
         </w:rPr>
         <w:t>3. Why are file signatures more reliable than filenames?</w:t>
       </w:r>
@@ -4432,19 +7962,42 @@
     <w:p>
       <w:pPr>
         <w:spacing w:after="0" w:line="240" w:lineRule="auto"/>
-      </w:pPr>
-    </w:p>
-    <w:p>
-      <w:pPr>
-        <w:spacing w:beforeAutospacing="1" w:afterAutospacing="1" w:line="240" w:lineRule="auto"/>
+        <w:rPr>
+          <w:rFonts w:ascii="Times New Roman" w:eastAsia="Times New Roman" w:hAnsi="Times New Roman" w:cs="Times New Roman"/>
+          <w:kern w:val="0"/>
+          <w:sz w:val="24"/>
+          <w:szCs w:val="24"/>
+          <w:lang w:eastAsia="en-IN"/>
+          <w14:ligatures w14:val="none"/>
+        </w:rPr>
+      </w:pPr>
+      <w:r>
+        <w:rPr>
+          <w:rFonts w:ascii="Times New Roman" w:eastAsia="Times New Roman" w:hAnsi="Times New Roman" w:cs="Times New Roman"/>
+          <w:noProof/>
+          <w:kern w:val="0"/>
+          <w:sz w:val="24"/>
+          <w:szCs w:val="24"/>
+          <w:lang w:eastAsia="en-IN"/>
+        </w:rPr>
+        <w:pict w14:anchorId="5869CD76">
+          <v:rect id="_x0000_i1026" alt="" style="width:451.3pt;height:.05pt;mso-width-percent:0;mso-height-percent:0;mso-width-percent:0;mso-height-percent:0" o:hralign="center" o:hrstd="t" o:hr="t" fillcolor="#a0a0a0" stroked="f"/>
+        </w:pict>
+      </w:r>
+    </w:p>
+    <w:p>
+      <w:pPr>
+        <w:spacing w:before="100" w:beforeAutospacing="1" w:after="100" w:afterAutospacing="1" w:line="240" w:lineRule="auto"/>
         <w:outlineLvl w:val="2"/>
         <w:rPr>
           <w:rFonts w:ascii="Times New Roman" w:eastAsia="Times New Roman" w:hAnsi="Times New Roman" w:cs="Times New Roman"/>
           <w:b/>
           <w:bCs/>
+          <w:kern w:val="0"/>
           <w:sz w:val="27"/>
           <w:szCs w:val="27"/>
           <w:lang w:eastAsia="en-IN"/>
+          <w14:ligatures w14:val="none"/>
         </w:rPr>
       </w:pPr>
       <w:r>
@@ -4452,29 +8005,35 @@
           <w:rFonts w:ascii="Times New Roman" w:eastAsia="Times New Roman" w:hAnsi="Times New Roman" w:cs="Times New Roman"/>
           <w:b/>
           <w:bCs/>
+          <w:kern w:val="0"/>
           <w:sz w:val="27"/>
           <w:szCs w:val="27"/>
           <w:lang w:eastAsia="en-IN"/>
+          <w14:ligatures w14:val="none"/>
         </w:rPr>
         <w:t>4. Can readable text exist inside binary files?</w:t>
       </w:r>
     </w:p>
     <w:p>
       <w:pPr>
-        <w:spacing w:beforeAutospacing="1" w:afterAutospacing="1" w:line="240" w:lineRule="auto"/>
-        <w:rPr>
-          <w:rFonts w:ascii="Times New Roman" w:eastAsia="Times New Roman" w:hAnsi="Times New Roman" w:cs="Times New Roman"/>
-          <w:sz w:val="24"/>
-          <w:szCs w:val="24"/>
-          <w:lang w:eastAsia="en-IN"/>
-        </w:rPr>
-      </w:pPr>
-      <w:r>
-        <w:rPr>
-          <w:rFonts w:ascii="Times New Roman" w:eastAsia="Times New Roman" w:hAnsi="Times New Roman" w:cs="Times New Roman"/>
-          <w:sz w:val="24"/>
-          <w:szCs w:val="24"/>
-          <w:lang w:eastAsia="en-IN"/>
+        <w:spacing w:before="100" w:beforeAutospacing="1" w:after="100" w:afterAutospacing="1" w:line="240" w:lineRule="auto"/>
+        <w:rPr>
+          <w:rFonts w:ascii="Times New Roman" w:eastAsia="Times New Roman" w:hAnsi="Times New Roman" w:cs="Times New Roman"/>
+          <w:kern w:val="0"/>
+          <w:sz w:val="24"/>
+          <w:szCs w:val="24"/>
+          <w:lang w:eastAsia="en-IN"/>
+          <w14:ligatures w14:val="none"/>
+        </w:rPr>
+      </w:pPr>
+      <w:r>
+        <w:rPr>
+          <w:rFonts w:ascii="Times New Roman" w:eastAsia="Times New Roman" w:hAnsi="Times New Roman" w:cs="Times New Roman"/>
+          <w:kern w:val="0"/>
+          <w:sz w:val="24"/>
+          <w:szCs w:val="24"/>
+          <w:lang w:eastAsia="en-IN"/>
+          <w14:ligatures w14:val="none"/>
         </w:rPr>
         <w:t>Explain.</w:t>
       </w:r>
@@ -4482,19 +8041,42 @@
     <w:p>
       <w:pPr>
         <w:spacing w:after="0" w:line="240" w:lineRule="auto"/>
-      </w:pPr>
-    </w:p>
-    <w:p>
-      <w:pPr>
-        <w:spacing w:beforeAutospacing="1" w:afterAutospacing="1" w:line="240" w:lineRule="auto"/>
+        <w:rPr>
+          <w:rFonts w:ascii="Times New Roman" w:eastAsia="Times New Roman" w:hAnsi="Times New Roman" w:cs="Times New Roman"/>
+          <w:kern w:val="0"/>
+          <w:sz w:val="24"/>
+          <w:szCs w:val="24"/>
+          <w:lang w:eastAsia="en-IN"/>
+          <w14:ligatures w14:val="none"/>
+        </w:rPr>
+      </w:pPr>
+      <w:r>
+        <w:rPr>
+          <w:rFonts w:ascii="Times New Roman" w:eastAsia="Times New Roman" w:hAnsi="Times New Roman" w:cs="Times New Roman"/>
+          <w:noProof/>
+          <w:kern w:val="0"/>
+          <w:sz w:val="24"/>
+          <w:szCs w:val="24"/>
+          <w:lang w:eastAsia="en-IN"/>
+        </w:rPr>
+        <w:pict w14:anchorId="77DB8BEC">
+          <v:rect id="_x0000_i1025" alt="" style="width:451.3pt;height:.05pt;mso-width-percent:0;mso-height-percent:0;mso-width-percent:0;mso-height-percent:0" o:hralign="center" o:hrstd="t" o:hr="t" fillcolor="#a0a0a0" stroked="f"/>
+        </w:pict>
+      </w:r>
+    </w:p>
+    <w:p>
+      <w:pPr>
+        <w:spacing w:before="100" w:beforeAutospacing="1" w:after="100" w:afterAutospacing="1" w:line="240" w:lineRule="auto"/>
         <w:outlineLvl w:val="2"/>
         <w:rPr>
           <w:rFonts w:ascii="Times New Roman" w:eastAsia="Times New Roman" w:hAnsi="Times New Roman" w:cs="Times New Roman"/>
           <w:b/>
           <w:bCs/>
+          <w:kern w:val="0"/>
           <w:sz w:val="27"/>
           <w:szCs w:val="27"/>
           <w:lang w:eastAsia="en-IN"/>
+          <w14:ligatures w14:val="none"/>
         </w:rPr>
       </w:pPr>
       <w:r>
@@ -4502,19 +8084,14 @@
           <w:rFonts w:ascii="Times New Roman" w:eastAsia="Times New Roman" w:hAnsi="Times New Roman" w:cs="Times New Roman"/>
           <w:b/>
           <w:bCs/>
+          <w:kern w:val="0"/>
           <w:sz w:val="27"/>
           <w:szCs w:val="27"/>
           <w:lang w:eastAsia="en-IN"/>
+          <w14:ligatures w14:val="none"/>
         </w:rPr>
         <w:t>5. What could an embedded PDF inside another file indicate?</w:t>
       </w:r>
-    </w:p>
-    <w:p>
-      <w:pPr>
-        <w:rPr>
-          <w:rFonts w:ascii="Times New Roman" w:hAnsi="Times New Roman" w:cs="Times New Roman"/>
-        </w:rPr>
-      </w:pPr>
     </w:p>
     <w:p>
       <w:pPr>
@@ -4664,7 +8241,7 @@
         <w:ind w:left="720" w:hanging="360"/>
       </w:pPr>
     </w:lvl>
-    <w:lvl w:ilvl="1" w:tentative="1">
+    <w:lvl w:ilvl="1">
       <w:start w:val="1"/>
       <w:numFmt w:val="decimal"/>
       <w:lvlText w:val="%2."/>
@@ -5003,7 +8580,7 @@
         <w:ind w:left="720" w:hanging="360"/>
       </w:pPr>
     </w:lvl>
-    <w:lvl w:ilvl="1" w:tentative="1">
+    <w:lvl w:ilvl="1">
       <w:start w:val="1"/>
       <w:numFmt w:val="decimal"/>
       <w:lvlText w:val="%2."/>
@@ -5809,35 +9386,35 @@
       </w:pPr>
     </w:lvl>
   </w:abstractNum>
-  <w:num w:numId="1" w16cid:durableId="1061756322">
+  <w:num w:numId="1" w16cid:durableId="1962028530">
+    <w:abstractNumId w:val="8"/>
+  </w:num>
+  <w:num w:numId="2" w16cid:durableId="1061756322">
     <w:abstractNumId w:val="6"/>
   </w:num>
-  <w:num w:numId="2" w16cid:durableId="1178931389">
-    <w:abstractNumId w:val="9"/>
+  <w:num w:numId="3" w16cid:durableId="1520895914">
+    <w:abstractNumId w:val="0"/>
   </w:num>
-  <w:num w:numId="3" w16cid:durableId="126629906">
+  <w:num w:numId="4" w16cid:durableId="439884118">
+    <w:abstractNumId w:val="3"/>
+  </w:num>
+  <w:num w:numId="5" w16cid:durableId="2061854944">
+    <w:abstractNumId w:val="2"/>
+  </w:num>
+  <w:num w:numId="6" w16cid:durableId="1654018402">
+    <w:abstractNumId w:val="5"/>
+  </w:num>
+  <w:num w:numId="7" w16cid:durableId="126629906">
     <w:abstractNumId w:val="7"/>
   </w:num>
-  <w:num w:numId="4" w16cid:durableId="1520895914">
-    <w:abstractNumId w:val="0"/>
+  <w:num w:numId="8" w16cid:durableId="387608670">
+    <w:abstractNumId w:val="4"/>
   </w:num>
-  <w:num w:numId="5" w16cid:durableId="1654018402">
-    <w:abstractNumId w:val="5"/>
-  </w:num>
-  <w:num w:numId="6" w16cid:durableId="1816407652">
+  <w:num w:numId="9" w16cid:durableId="1816407652">
     <w:abstractNumId w:val="1"/>
   </w:num>
-  <w:num w:numId="7" w16cid:durableId="1962028530">
-    <w:abstractNumId w:val="8"/>
-  </w:num>
-  <w:num w:numId="8" w16cid:durableId="2061854944">
-    <w:abstractNumId w:val="2"/>
-  </w:num>
-  <w:num w:numId="9" w16cid:durableId="387608670">
-    <w:abstractNumId w:val="4"/>
-  </w:num>
-  <w:num w:numId="10" w16cid:durableId="439884118">
-    <w:abstractNumId w:val="3"/>
+  <w:num w:numId="10" w16cid:durableId="1178931389">
+    <w:abstractNumId w:val="9"/>
   </w:num>
 </w:numbering>
 </file>
@@ -6445,7 +10022,6 @@
   <w:style w:type="character" w:default="1" w:styleId="DefaultParagraphFont">
     <w:name w:val="Default Paragraph Font"/>
     <w:uiPriority w:val="1"/>
-    <w:semiHidden/>
     <w:unhideWhenUsed/>
   </w:style>
   <w:style w:type="table" w:default="1" w:styleId="TableNormal">
@@ -6759,25 +10335,6 @@
       <w:spacing w:val="5"/>
     </w:rPr>
   </w:style>
-  <w:style w:type="table" w:styleId="TableGrid">
-    <w:name w:val="Table Grid"/>
-    <w:basedOn w:val="TableNormal"/>
-    <w:uiPriority w:val="59"/>
-    <w:rsid w:val="00FB4123"/>
-    <w:pPr>
-      <w:spacing w:after="0" w:line="240" w:lineRule="auto"/>
-    </w:pPr>
-    <w:tblPr>
-      <w:tblBorders>
-        <w:top w:val="single" w:sz="4" w:space="0" w:color="000000" w:themeColor="text1"/>
-        <w:left w:val="single" w:sz="4" w:space="0" w:color="000000" w:themeColor="text1"/>
-        <w:bottom w:val="single" w:sz="4" w:space="0" w:color="000000" w:themeColor="text1"/>
-        <w:right w:val="single" w:sz="4" w:space="0" w:color="000000" w:themeColor="text1"/>
-        <w:insideH w:val="single" w:sz="4" w:space="0" w:color="000000" w:themeColor="text1"/>
-        <w:insideV w:val="single" w:sz="4" w:space="0" w:color="000000" w:themeColor="text1"/>
-      </w:tblBorders>
-    </w:tblPr>
-  </w:style>
 </w:styles>
 </file>
 
@@ -7077,26 +10634,6 @@
 </file>
 
 <file path=customXml/item1.xml><?xml version="1.0" encoding="utf-8"?>
-<p:properties xmlns:p="http://schemas.microsoft.com/office/2006/metadata/properties" xmlns:xsi="http://www.w3.org/2001/XMLSchema-instance" xmlns:pc="http://schemas.microsoft.com/office/infopath/2007/PartnerControls">
-  <documentManagement>
-    <TaxCatchAll xmlns="8d7b7e3b-dde7-4727-849a-7c2a62b59c83" xsi:nil="true"/>
-    <lcf76f155ced4ddcb4097134ff3c332f xmlns="3b805ea8-0214-4864-9a31-ee483b0ece1a">
-      <Terms xmlns="http://schemas.microsoft.com/office/infopath/2007/PartnerControls"/>
-    </lcf76f155ced4ddcb4097134ff3c332f>
-  </documentManagement>
-</p:properties>
-</file>
-
-<file path=customXml/item2.xml><?xml version="1.0" encoding="utf-8"?>
-<?mso-contentType ?>
-<FormTemplates xmlns="http://schemas.microsoft.com/sharepoint/v3/contenttype/forms">
-  <Display>DocumentLibraryForm</Display>
-  <Edit>DocumentLibraryForm</Edit>
-  <New>DocumentLibraryForm</New>
-</FormTemplates>
-</file>
-
-<file path=customXml/item3.xml><?xml version="1.0" encoding="utf-8"?>
 <ct:contentTypeSchema xmlns:ct="http://schemas.microsoft.com/office/2006/metadata/contentType" xmlns:ma="http://schemas.microsoft.com/office/2006/metadata/properties/metaAttributes" ct:_="" ma:_="" ma:contentTypeName="Document" ma:contentTypeID="0x0101005C01F7F5CF4DBF4EA0504CCC478097C3" ma:contentTypeVersion="10" ma:contentTypeDescription="Create a new document." ma:contentTypeScope="" ma:versionID="675ebf9e72fef05d616c0b7431a2086a">
   <xsd:schema xmlns:xsd="http://www.w3.org/2001/XMLSchema" xmlns:xs="http://www.w3.org/2001/XMLSchema" xmlns:p="http://schemas.microsoft.com/office/2006/metadata/properties" xmlns:ns2="3b805ea8-0214-4864-9a31-ee483b0ece1a" xmlns:ns3="8d7b7e3b-dde7-4727-849a-7c2a62b59c83" targetNamespace="http://schemas.microsoft.com/office/2006/metadata/properties" ma:root="true" ma:fieldsID="7d0ae6fecb6475da5d1452113e7415bb" ns2:_="" ns3:_="">
     <xsd:import namespace="3b805ea8-0214-4864-9a31-ee483b0ece1a"/>
@@ -7285,26 +10822,27 @@
 </ct:contentTypeSchema>
 </file>
 
-<file path=customXml/itemProps1.xml><?xml version="1.0" encoding="utf-8"?>
-<ds:datastoreItem xmlns:ds="http://schemas.openxmlformats.org/officeDocument/2006/customXml" ds:itemID="{D8371907-FF9C-468A-AF7A-025F6FF1022E}">
-  <ds:schemaRefs>
-    <ds:schemaRef ds:uri="http://schemas.microsoft.com/office/2006/metadata/properties"/>
-    <ds:schemaRef ds:uri="http://schemas.microsoft.com/office/infopath/2007/PartnerControls"/>
-    <ds:schemaRef ds:uri="8d7b7e3b-dde7-4727-849a-7c2a62b59c83"/>
-    <ds:schemaRef ds:uri="3b805ea8-0214-4864-9a31-ee483b0ece1a"/>
-  </ds:schemaRefs>
-</ds:datastoreItem>
+<file path=customXml/item2.xml><?xml version="1.0" encoding="utf-8"?>
+<?mso-contentType ?>
+<FormTemplates xmlns="http://schemas.microsoft.com/sharepoint/v3/contenttype/forms">
+  <Display>DocumentLibraryForm</Display>
+  <Edit>DocumentLibraryForm</Edit>
+  <New>DocumentLibraryForm</New>
+</FormTemplates>
 </file>
 
-<file path=customXml/itemProps2.xml><?xml version="1.0" encoding="utf-8"?>
-<ds:datastoreItem xmlns:ds="http://schemas.openxmlformats.org/officeDocument/2006/customXml" ds:itemID="{94154E3B-1AC2-4A46-917B-BEBFB70DD836}">
-  <ds:schemaRefs>
-    <ds:schemaRef ds:uri="http://schemas.microsoft.com/sharepoint/v3/contenttype/forms"/>
-  </ds:schemaRefs>
-</ds:datastoreItem>
+<file path=customXml/item3.xml><?xml version="1.0" encoding="utf-8"?>
+<p:properties xmlns:p="http://schemas.microsoft.com/office/2006/metadata/properties" xmlns:xsi="http://www.w3.org/2001/XMLSchema-instance" xmlns:pc="http://schemas.microsoft.com/office/infopath/2007/PartnerControls">
+  <documentManagement>
+    <TaxCatchAll xmlns="8d7b7e3b-dde7-4727-849a-7c2a62b59c83" xsi:nil="true"/>
+    <lcf76f155ced4ddcb4097134ff3c332f xmlns="3b805ea8-0214-4864-9a31-ee483b0ece1a">
+      <Terms xmlns="http://schemas.microsoft.com/office/infopath/2007/PartnerControls"/>
+    </lcf76f155ced4ddcb4097134ff3c332f>
+  </documentManagement>
+</p:properties>
 </file>
 
-<file path=customXml/itemProps3.xml><?xml version="1.0" encoding="utf-8"?>
+<file path=customXml/itemProps1.xml><?xml version="1.0" encoding="utf-8"?>
 <ds:datastoreItem xmlns:ds="http://schemas.openxmlformats.org/officeDocument/2006/customXml" ds:itemID="{1C7EE6AB-B53B-45CE-B056-38BBA60DD55C}">
   <ds:schemaRefs>
     <ds:schemaRef ds:uri="http://schemas.microsoft.com/office/2006/metadata/contentType"/>
@@ -7321,4 +10859,23 @@
     <ds:schemaRef ds:uri="http://schemas.microsoft.com/internal/obd"/>
   </ds:schemaRefs>
 </ds:datastoreItem>
+</file>
+
+<file path=customXml/itemProps2.xml><?xml version="1.0" encoding="utf-8"?>
+<ds:datastoreItem xmlns:ds="http://schemas.openxmlformats.org/officeDocument/2006/customXml" ds:itemID="{94154E3B-1AC2-4A46-917B-BEBFB70DD836}">
+  <ds:schemaRefs>
+    <ds:schemaRef ds:uri="http://schemas.microsoft.com/sharepoint/v3/contenttype/forms"/>
+  </ds:schemaRefs>
+</ds:datastoreItem>
+</file>
+
+<file path=customXml/itemProps3.xml><?xml version="1.0" encoding="utf-8"?>
+<ds:datastoreItem xmlns:ds="http://schemas.openxmlformats.org/officeDocument/2006/customXml" ds:itemID="{D8371907-FF9C-468A-AF7A-025F6FF1022E}">
+  <ds:schemaRefs>
+    <ds:schemaRef ds:uri="http://schemas.microsoft.com/office/2006/metadata/properties"/>
+    <ds:schemaRef ds:uri="http://schemas.microsoft.com/office/infopath/2007/PartnerControls"/>
+    <ds:schemaRef ds:uri="8d7b7e3b-dde7-4727-849a-7c2a62b59c83"/>
+    <ds:schemaRef ds:uri="3b805ea8-0214-4864-9a31-ee483b0ece1a"/>
+  </ds:schemaRefs>
+</ds:datastoreItem>
 </file>